--- a/SSU/Pravljenje_Izlozbi.docx
+++ b/SSU/Pravljenje_Izlozbi.docx
@@ -8,53 +8,12 @@
         <w:ind w:left="426" w:hanging="10"/>
         <w:jc w:val="center"/>
       </w:pPr>
-      <w:proofErr w:type="spellStart"/>
       <w:r>
         <w:rPr>
           <w:rFonts w:ascii="Arial" w:eastAsia="Arial" w:hAnsi="Arial" w:cs="Arial"/>
           <w:sz w:val="24"/>
         </w:rPr>
-        <w:t>Elektrotehnički</w:t>
-      </w:r>
-      <w:proofErr w:type="spellEnd"/>
-      <w:r>
-        <w:rPr>
-          <w:rFonts w:ascii="Arial" w:eastAsia="Arial" w:hAnsi="Arial" w:cs="Arial"/>
-          <w:sz w:val="24"/>
-        </w:rPr>
-        <w:t xml:space="preserve"> </w:t>
-      </w:r>
-      <w:proofErr w:type="spellStart"/>
-      <w:r>
-        <w:rPr>
-          <w:rFonts w:ascii="Arial" w:eastAsia="Arial" w:hAnsi="Arial" w:cs="Arial"/>
-          <w:sz w:val="24"/>
-        </w:rPr>
-        <w:t>fakultet</w:t>
-      </w:r>
-      <w:proofErr w:type="spellEnd"/>
-      <w:r>
-        <w:rPr>
-          <w:rFonts w:ascii="Arial" w:eastAsia="Arial" w:hAnsi="Arial" w:cs="Arial"/>
-          <w:sz w:val="24"/>
-        </w:rPr>
-        <w:t xml:space="preserve"> u </w:t>
-      </w:r>
-      <w:proofErr w:type="spellStart"/>
-      <w:r>
-        <w:rPr>
-          <w:rFonts w:ascii="Arial" w:eastAsia="Arial" w:hAnsi="Arial" w:cs="Arial"/>
-          <w:sz w:val="24"/>
-        </w:rPr>
-        <w:t>Beogradu</w:t>
-      </w:r>
-      <w:proofErr w:type="spellEnd"/>
-      <w:r>
-        <w:rPr>
-          <w:rFonts w:ascii="Arial" w:eastAsia="Arial" w:hAnsi="Arial" w:cs="Arial"/>
-          <w:sz w:val="24"/>
-        </w:rPr>
-        <w:t xml:space="preserve"> </w:t>
+        <w:t xml:space="preserve">Elektrotehnički fakultet u Beogradu </w:t>
       </w:r>
     </w:p>
     <w:p>
@@ -82,39 +41,7 @@
           <w:rFonts w:ascii="Arial" w:eastAsia="Arial" w:hAnsi="Arial" w:cs="Arial"/>
           <w:sz w:val="24"/>
         </w:rPr>
-        <w:t xml:space="preserve">SI3PSI Principi </w:t>
-      </w:r>
-      <w:proofErr w:type="spellStart"/>
-      <w:r>
-        <w:rPr>
-          <w:rFonts w:ascii="Arial" w:eastAsia="Arial" w:hAnsi="Arial" w:cs="Arial"/>
-          <w:sz w:val="24"/>
-        </w:rPr>
-        <w:t>Softverskog</w:t>
-      </w:r>
-      <w:proofErr w:type="spellEnd"/>
-      <w:r>
-        <w:rPr>
-          <w:rFonts w:ascii="Arial" w:eastAsia="Arial" w:hAnsi="Arial" w:cs="Arial"/>
-          <w:sz w:val="24"/>
-        </w:rPr>
-        <w:t xml:space="preserve"> </w:t>
-      </w:r>
-      <w:proofErr w:type="spellStart"/>
-      <w:r>
-        <w:rPr>
-          <w:rFonts w:ascii="Arial" w:eastAsia="Arial" w:hAnsi="Arial" w:cs="Arial"/>
-          <w:sz w:val="24"/>
-        </w:rPr>
-        <w:t>Inženjerstva</w:t>
-      </w:r>
-      <w:proofErr w:type="spellEnd"/>
-      <w:r>
-        <w:rPr>
-          <w:rFonts w:ascii="Arial" w:eastAsia="Arial" w:hAnsi="Arial" w:cs="Arial"/>
-          <w:sz w:val="24"/>
-        </w:rPr>
-        <w:t xml:space="preserve"> </w:t>
+        <w:t xml:space="preserve">SI3PSI Principi Softverskog Inženjerstva </w:t>
       </w:r>
     </w:p>
     <w:p>
@@ -221,31 +148,20 @@
         <w:ind w:left="414"/>
         <w:jc w:val="center"/>
       </w:pPr>
-      <w:proofErr w:type="spellStart"/>
       <w:r>
         <w:rPr>
           <w:rFonts w:ascii="Arial" w:eastAsia="Arial" w:hAnsi="Arial" w:cs="Arial"/>
           <w:sz w:val="36"/>
         </w:rPr>
-        <w:t>Projekat</w:t>
-      </w:r>
-      <w:proofErr w:type="spellEnd"/>
+        <w:t xml:space="preserve">Projekat </w:t>
+      </w:r>
       <w:r>
         <w:rPr>
           <w:rFonts w:ascii="Arial" w:eastAsia="Arial" w:hAnsi="Arial" w:cs="Arial"/>
           <w:sz w:val="36"/>
         </w:rPr>
-        <w:t xml:space="preserve"> </w:t>
-      </w:r>
-      <w:proofErr w:type="spellStart"/>
-      <w:r>
-        <w:rPr>
-          <w:rFonts w:ascii="Arial" w:eastAsia="Arial" w:hAnsi="Arial" w:cs="Arial"/>
-          <w:sz w:val="36"/>
-        </w:rPr>
         <w:t>RealArt</w:t>
       </w:r>
-      <w:proofErr w:type="spellEnd"/>
       <w:r>
         <w:rPr>
           <w:rFonts w:ascii="Arial" w:eastAsia="Arial" w:hAnsi="Arial" w:cs="Arial"/>
@@ -375,49 +291,21 @@
         <w:pStyle w:val="Title"/>
         <w:jc w:val="center"/>
       </w:pPr>
-      <w:proofErr w:type="spellStart"/>
-      <w:r>
-        <w:t>Specifikacija</w:t>
-      </w:r>
-      <w:proofErr w:type="spellEnd"/>
-      <w:r>
-        <w:t xml:space="preserve"> </w:t>
-      </w:r>
-      <w:proofErr w:type="spellStart"/>
-      <w:r>
-        <w:t>scenarija</w:t>
-      </w:r>
-      <w:proofErr w:type="spellEnd"/>
-      <w:r>
-        <w:t xml:space="preserve"> </w:t>
-      </w:r>
-      <w:proofErr w:type="spellStart"/>
-      <w:r>
-        <w:t>upotrebe</w:t>
-      </w:r>
-      <w:proofErr w:type="spellEnd"/>
+      <w:r>
+        <w:t>Specifikacija scenarija upotrebe</w:t>
+      </w:r>
     </w:p>
     <w:p>
       <w:pPr>
         <w:pStyle w:val="Title"/>
         <w:jc w:val="center"/>
       </w:pPr>
-      <w:proofErr w:type="spellStart"/>
       <w:r>
         <w:t>P</w:t>
       </w:r>
       <w:r>
-        <w:t>ravljenje</w:t>
-      </w:r>
-      <w:proofErr w:type="spellEnd"/>
-      <w:r>
-        <w:t xml:space="preserve"> </w:t>
-      </w:r>
-      <w:proofErr w:type="spellStart"/>
-      <w:r>
-        <w:t>izložbi</w:t>
-      </w:r>
-      <w:proofErr w:type="spellEnd"/>
+        <w:t>ravljenje izložbi</w:t>
+      </w:r>
     </w:p>
     <w:p/>
     <w:p/>
@@ -427,23 +315,13 @@
         <w:ind w:left="417"/>
         <w:jc w:val="center"/>
       </w:pPr>
-      <w:proofErr w:type="spellStart"/>
       <w:r>
         <w:rPr>
           <w:rFonts w:ascii="Arial" w:eastAsia="Arial" w:hAnsi="Arial" w:cs="Arial"/>
           <w:b/>
           <w:sz w:val="28"/>
         </w:rPr>
-        <w:t>Verzija</w:t>
-      </w:r>
-      <w:proofErr w:type="spellEnd"/>
-      <w:r>
-        <w:rPr>
-          <w:rFonts w:ascii="Arial" w:eastAsia="Arial" w:hAnsi="Arial" w:cs="Arial"/>
-          <w:b/>
-          <w:sz w:val="28"/>
-        </w:rPr>
-        <w:t xml:space="preserve"> 1.0 </w:t>
+        <w:t xml:space="preserve">Verzija 1.0 </w:t>
       </w:r>
     </w:p>
     <w:p>
@@ -462,7 +340,6 @@
         <w:ind w:right="3702"/>
         <w:jc w:val="right"/>
       </w:pPr>
-      <w:proofErr w:type="spellStart"/>
       <w:r>
         <w:rPr>
           <w:rFonts w:ascii="Arial" w:eastAsia="Arial" w:hAnsi="Arial" w:cs="Arial"/>
@@ -470,34 +347,7 @@
           <w:sz w:val="36"/>
         </w:rPr>
         <w:lastRenderedPageBreak/>
-        <w:t>Istorija</w:t>
-      </w:r>
-      <w:proofErr w:type="spellEnd"/>
-      <w:r>
-        <w:rPr>
-          <w:rFonts w:ascii="Arial" w:eastAsia="Arial" w:hAnsi="Arial" w:cs="Arial"/>
-          <w:b/>
-          <w:sz w:val="36"/>
-        </w:rPr>
-        <w:t xml:space="preserve"> </w:t>
-      </w:r>
-      <w:proofErr w:type="spellStart"/>
-      <w:r>
-        <w:rPr>
-          <w:rFonts w:ascii="Arial" w:eastAsia="Arial" w:hAnsi="Arial" w:cs="Arial"/>
-          <w:b/>
-          <w:sz w:val="36"/>
-        </w:rPr>
-        <w:t>izmena</w:t>
-      </w:r>
-      <w:proofErr w:type="spellEnd"/>
-      <w:r>
-        <w:rPr>
-          <w:rFonts w:ascii="Arial" w:eastAsia="Arial" w:hAnsi="Arial" w:cs="Arial"/>
-          <w:b/>
-          <w:sz w:val="36"/>
-        </w:rPr>
-        <w:t xml:space="preserve"> </w:t>
+        <w:t xml:space="preserve">Istorija izmena </w:t>
       </w:r>
     </w:p>
     <w:tbl>
@@ -562,23 +412,13 @@
               <w:ind w:left="5"/>
               <w:jc w:val="center"/>
             </w:pPr>
-            <w:proofErr w:type="spellStart"/>
             <w:r>
               <w:rPr>
                 <w:rFonts w:ascii="Times New Roman" w:eastAsia="Times New Roman" w:hAnsi="Times New Roman" w:cs="Times New Roman"/>
                 <w:b/>
                 <w:sz w:val="20"/>
               </w:rPr>
-              <w:t>Verzija</w:t>
-            </w:r>
-            <w:proofErr w:type="spellEnd"/>
-            <w:r>
-              <w:rPr>
-                <w:rFonts w:ascii="Times New Roman" w:eastAsia="Times New Roman" w:hAnsi="Times New Roman" w:cs="Times New Roman"/>
-                <w:b/>
-                <w:sz w:val="20"/>
-              </w:rPr>
-              <w:t xml:space="preserve"> </w:t>
+              <w:t xml:space="preserve">Verzija </w:t>
             </w:r>
           </w:p>
         </w:tc>
@@ -597,41 +437,13 @@
               <w:ind w:left="5"/>
               <w:jc w:val="center"/>
             </w:pPr>
-            <w:proofErr w:type="spellStart"/>
             <w:r>
               <w:rPr>
                 <w:rFonts w:ascii="Times New Roman" w:eastAsia="Times New Roman" w:hAnsi="Times New Roman" w:cs="Times New Roman"/>
                 <w:b/>
                 <w:sz w:val="20"/>
               </w:rPr>
-              <w:t>Kratak</w:t>
-            </w:r>
-            <w:proofErr w:type="spellEnd"/>
-            <w:r>
-              <w:rPr>
-                <w:rFonts w:ascii="Times New Roman" w:eastAsia="Times New Roman" w:hAnsi="Times New Roman" w:cs="Times New Roman"/>
-                <w:b/>
-                <w:sz w:val="20"/>
-              </w:rPr>
-              <w:t xml:space="preserve"> </w:t>
-            </w:r>
-            <w:proofErr w:type="spellStart"/>
-            <w:r>
-              <w:rPr>
-                <w:rFonts w:ascii="Times New Roman" w:eastAsia="Times New Roman" w:hAnsi="Times New Roman" w:cs="Times New Roman"/>
-                <w:b/>
-                <w:sz w:val="20"/>
-              </w:rPr>
-              <w:t>opis</w:t>
-            </w:r>
-            <w:proofErr w:type="spellEnd"/>
-            <w:r>
-              <w:rPr>
-                <w:rFonts w:ascii="Times New Roman" w:eastAsia="Times New Roman" w:hAnsi="Times New Roman" w:cs="Times New Roman"/>
-                <w:b/>
-                <w:sz w:val="20"/>
-              </w:rPr>
-              <w:t xml:space="preserve"> </w:t>
+              <w:t xml:space="preserve">Kratak opis </w:t>
             </w:r>
           </w:p>
         </w:tc>
@@ -748,37 +560,12 @@
                 <w:szCs w:val="22"/>
               </w:rPr>
             </w:pPr>
-            <w:proofErr w:type="spellStart"/>
             <w:r>
               <w:rPr>
                 <w:rFonts w:ascii="Times New Roman" w:eastAsia="Times New Roman" w:hAnsi="Times New Roman" w:cs="Times New Roman"/>
                 <w:szCs w:val="22"/>
               </w:rPr>
-              <w:t>inicijalna</w:t>
-            </w:r>
-            <w:proofErr w:type="spellEnd"/>
-            <w:r>
-              <w:rPr>
-                <w:rFonts w:ascii="Times New Roman" w:eastAsia="Times New Roman" w:hAnsi="Times New Roman" w:cs="Times New Roman"/>
-                <w:szCs w:val="22"/>
-              </w:rPr>
-              <w:t xml:space="preserve"> </w:t>
-            </w:r>
-            <w:proofErr w:type="spellStart"/>
-            <w:r>
-              <w:rPr>
-                <w:rFonts w:ascii="Times New Roman" w:eastAsia="Times New Roman" w:hAnsi="Times New Roman" w:cs="Times New Roman"/>
-                <w:szCs w:val="22"/>
-              </w:rPr>
-              <w:t>verzija</w:t>
-            </w:r>
-            <w:proofErr w:type="spellEnd"/>
-            <w:r>
-              <w:rPr>
-                <w:rFonts w:ascii="Times New Roman" w:eastAsia="Times New Roman" w:hAnsi="Times New Roman" w:cs="Times New Roman"/>
-                <w:szCs w:val="22"/>
-              </w:rPr>
-              <w:t xml:space="preserve"> </w:t>
+              <w:t xml:space="preserve">inicijalna verzija </w:t>
             </w:r>
           </w:p>
         </w:tc>
@@ -1103,23 +890,13 @@
         <w:ind w:right="2"/>
         <w:jc w:val="center"/>
       </w:pPr>
-      <w:proofErr w:type="spellStart"/>
       <w:r>
         <w:rPr>
           <w:rFonts w:ascii="Arial" w:eastAsia="Arial" w:hAnsi="Arial" w:cs="Arial"/>
           <w:b/>
           <w:sz w:val="36"/>
         </w:rPr>
-        <w:t>Sadržaj</w:t>
-      </w:r>
-      <w:proofErr w:type="spellEnd"/>
-      <w:r>
-        <w:rPr>
-          <w:rFonts w:ascii="Arial" w:eastAsia="Arial" w:hAnsi="Arial" w:cs="Arial"/>
-          <w:b/>
-          <w:sz w:val="36"/>
-        </w:rPr>
-        <w:t xml:space="preserve">  </w:t>
+        <w:t xml:space="preserve">Sadržaj  </w:t>
       </w:r>
     </w:p>
     <w:sdt>
@@ -1708,7 +1485,31 @@
                 <w:rFonts w:eastAsiaTheme="majorEastAsia"/>
                 <w:noProof/>
               </w:rPr>
-              <w:t>Scenario popunjavanja ankete</w:t>
+              <w:t>Scenario p</w:t>
+            </w:r>
+            <w:r>
+              <w:rPr>
+                <w:rStyle w:val="Hyperlink"/>
+                <w:rFonts w:eastAsiaTheme="majorEastAsia"/>
+                <w:noProof/>
+              </w:rPr>
+              <w:t>ri</w:t>
+            </w:r>
+            <w:r>
+              <w:rPr>
+                <w:rStyle w:val="Hyperlink"/>
+                <w:rFonts w:eastAsiaTheme="majorEastAsia"/>
+                <w:noProof/>
+              </w:rPr>
+              <w:t>avljenja</w:t>
+            </w:r>
+            <w:r>
+              <w:rPr>
+                <w:rStyle w:val="Hyperlink"/>
+                <w:rFonts w:eastAsiaTheme="majorEastAsia"/>
+                <w:noProof/>
+              </w:rPr>
+              <w:t xml:space="preserve"> izložbi</w:t>
             </w:r>
             <w:r>
               <w:rPr>
@@ -2554,12 +2355,10 @@
         <w:ind w:left="705" w:hanging="720"/>
       </w:pPr>
       <w:bookmarkStart w:id="0" w:name="_Toc205762423"/>
-      <w:proofErr w:type="spellStart"/>
       <w:r>
         <w:t>Uvod</w:t>
       </w:r>
       <w:bookmarkEnd w:id="0"/>
-      <w:proofErr w:type="spellEnd"/>
       <w:r>
         <w:t xml:space="preserve"> </w:t>
       </w:r>
@@ -2570,12 +2369,10 @@
         <w:ind w:left="705" w:hanging="720"/>
       </w:pPr>
       <w:bookmarkStart w:id="1" w:name="_Toc205762424"/>
-      <w:proofErr w:type="spellStart"/>
       <w:r>
         <w:t>Rezime</w:t>
       </w:r>
       <w:bookmarkEnd w:id="1"/>
-      <w:proofErr w:type="spellEnd"/>
       <w:r>
         <w:t xml:space="preserve"> </w:t>
       </w:r>
@@ -2589,309 +2386,12 @@
           <w:sz w:val="20"/>
         </w:rPr>
       </w:pPr>
-      <w:proofErr w:type="spellStart"/>
-      <w:r>
-        <w:rPr>
-          <w:rFonts w:ascii="Times New Roman" w:eastAsia="Times New Roman" w:hAnsi="Times New Roman" w:cs="Times New Roman"/>
-          <w:sz w:val="20"/>
-        </w:rPr>
-        <w:t>Definisanje</w:t>
-      </w:r>
-      <w:proofErr w:type="spellEnd"/>
-      <w:r>
-        <w:rPr>
-          <w:rFonts w:ascii="Times New Roman" w:eastAsia="Times New Roman" w:hAnsi="Times New Roman" w:cs="Times New Roman"/>
-          <w:sz w:val="20"/>
-        </w:rPr>
-        <w:t xml:space="preserve"> </w:t>
-      </w:r>
-      <w:proofErr w:type="spellStart"/>
-      <w:r>
-        <w:rPr>
-          <w:rFonts w:ascii="Times New Roman" w:eastAsia="Times New Roman" w:hAnsi="Times New Roman" w:cs="Times New Roman"/>
-          <w:sz w:val="20"/>
-        </w:rPr>
-        <w:t>scenarija</w:t>
-      </w:r>
-      <w:proofErr w:type="spellEnd"/>
-      <w:r>
-        <w:rPr>
-          <w:rFonts w:ascii="Times New Roman" w:eastAsia="Times New Roman" w:hAnsi="Times New Roman" w:cs="Times New Roman"/>
-          <w:sz w:val="20"/>
-        </w:rPr>
-        <w:t xml:space="preserve"> </w:t>
-      </w:r>
-      <w:proofErr w:type="spellStart"/>
-      <w:r>
-        <w:rPr>
-          <w:rFonts w:ascii="Times New Roman" w:eastAsia="Times New Roman" w:hAnsi="Times New Roman" w:cs="Times New Roman"/>
-          <w:sz w:val="20"/>
-        </w:rPr>
-        <w:t>upotrebe</w:t>
-      </w:r>
-      <w:proofErr w:type="spellEnd"/>
-      <w:r>
-        <w:rPr>
-          <w:rFonts w:ascii="Times New Roman" w:eastAsia="Times New Roman" w:hAnsi="Times New Roman" w:cs="Times New Roman"/>
-          <w:sz w:val="20"/>
-        </w:rPr>
-        <w:t xml:space="preserve"> za </w:t>
-      </w:r>
-      <w:proofErr w:type="spellStart"/>
-      <w:r>
-        <w:rPr>
-          <w:rFonts w:ascii="Times New Roman" w:eastAsia="Times New Roman" w:hAnsi="Times New Roman" w:cs="Times New Roman"/>
-          <w:sz w:val="20"/>
-        </w:rPr>
-        <w:t>funkcionalnost</w:t>
-      </w:r>
-      <w:proofErr w:type="spellEnd"/>
-      <w:r>
-        <w:rPr>
-          <w:rFonts w:ascii="Times New Roman" w:eastAsia="Times New Roman" w:hAnsi="Times New Roman" w:cs="Times New Roman"/>
-          <w:sz w:val="20"/>
-        </w:rPr>
-        <w:t xml:space="preserve"> </w:t>
-      </w:r>
-      <w:proofErr w:type="spellStart"/>
-      <w:r>
-        <w:rPr>
-          <w:rFonts w:ascii="Times New Roman" w:eastAsia="Times New Roman" w:hAnsi="Times New Roman" w:cs="Times New Roman"/>
-          <w:sz w:val="20"/>
-        </w:rPr>
-        <w:t>kreiranja</w:t>
-      </w:r>
-      <w:proofErr w:type="spellEnd"/>
-      <w:r>
-        <w:rPr>
-          <w:rFonts w:ascii="Times New Roman" w:eastAsia="Times New Roman" w:hAnsi="Times New Roman" w:cs="Times New Roman"/>
-          <w:sz w:val="20"/>
-        </w:rPr>
-        <w:t xml:space="preserve"> </w:t>
-      </w:r>
-      <w:proofErr w:type="spellStart"/>
-      <w:r>
-        <w:rPr>
-          <w:rFonts w:ascii="Times New Roman" w:eastAsia="Times New Roman" w:hAnsi="Times New Roman" w:cs="Times New Roman"/>
-          <w:sz w:val="20"/>
-        </w:rPr>
-        <w:t>nove</w:t>
-      </w:r>
-      <w:proofErr w:type="spellEnd"/>
-      <w:r>
-        <w:rPr>
-          <w:rFonts w:ascii="Times New Roman" w:eastAsia="Times New Roman" w:hAnsi="Times New Roman" w:cs="Times New Roman"/>
-          <w:sz w:val="20"/>
-        </w:rPr>
-        <w:t xml:space="preserve"> </w:t>
-      </w:r>
-      <w:proofErr w:type="spellStart"/>
-      <w:r>
-        <w:rPr>
-          <w:rFonts w:ascii="Times New Roman" w:eastAsia="Times New Roman" w:hAnsi="Times New Roman" w:cs="Times New Roman"/>
-          <w:sz w:val="20"/>
-        </w:rPr>
-        <w:t>izložbe</w:t>
-      </w:r>
-      <w:proofErr w:type="spellEnd"/>
-      <w:r>
-        <w:rPr>
-          <w:rFonts w:ascii="Times New Roman" w:eastAsia="Times New Roman" w:hAnsi="Times New Roman" w:cs="Times New Roman"/>
-          <w:sz w:val="20"/>
-        </w:rPr>
-        <w:t xml:space="preserve">, </w:t>
-      </w:r>
-      <w:proofErr w:type="spellStart"/>
-      <w:r>
-        <w:rPr>
-          <w:rFonts w:ascii="Times New Roman" w:eastAsia="Times New Roman" w:hAnsi="Times New Roman" w:cs="Times New Roman"/>
-          <w:sz w:val="20"/>
-        </w:rPr>
-        <w:t>sa</w:t>
-      </w:r>
-      <w:proofErr w:type="spellEnd"/>
-      <w:r>
-        <w:rPr>
-          <w:rFonts w:ascii="Times New Roman" w:eastAsia="Times New Roman" w:hAnsi="Times New Roman" w:cs="Times New Roman"/>
-          <w:sz w:val="20"/>
-        </w:rPr>
-        <w:t xml:space="preserve"> </w:t>
-      </w:r>
-      <w:proofErr w:type="spellStart"/>
-      <w:r>
-        <w:rPr>
-          <w:rFonts w:ascii="Times New Roman" w:eastAsia="Times New Roman" w:hAnsi="Times New Roman" w:cs="Times New Roman"/>
-          <w:sz w:val="20"/>
-        </w:rPr>
-        <w:t>primerima</w:t>
-      </w:r>
-      <w:proofErr w:type="spellEnd"/>
-      <w:r>
-        <w:rPr>
-          <w:rFonts w:ascii="Times New Roman" w:eastAsia="Times New Roman" w:hAnsi="Times New Roman" w:cs="Times New Roman"/>
-          <w:sz w:val="20"/>
-        </w:rPr>
-        <w:t xml:space="preserve"> </w:t>
-      </w:r>
-      <w:proofErr w:type="spellStart"/>
-      <w:r>
-        <w:rPr>
-          <w:rFonts w:ascii="Times New Roman" w:eastAsia="Times New Roman" w:hAnsi="Times New Roman" w:cs="Times New Roman"/>
-          <w:sz w:val="20"/>
-        </w:rPr>
-        <w:t>unosa</w:t>
-      </w:r>
-      <w:proofErr w:type="spellEnd"/>
-      <w:r>
-        <w:rPr>
-          <w:rFonts w:ascii="Times New Roman" w:eastAsia="Times New Roman" w:hAnsi="Times New Roman" w:cs="Times New Roman"/>
-          <w:sz w:val="20"/>
-        </w:rPr>
-        <w:t xml:space="preserve"> </w:t>
-      </w:r>
-      <w:proofErr w:type="spellStart"/>
-      <w:r>
-        <w:rPr>
-          <w:rFonts w:ascii="Times New Roman" w:eastAsia="Times New Roman" w:hAnsi="Times New Roman" w:cs="Times New Roman"/>
-          <w:sz w:val="20"/>
-        </w:rPr>
-        <w:t>potrebnih</w:t>
-      </w:r>
-      <w:proofErr w:type="spellEnd"/>
-      <w:r>
-        <w:rPr>
-          <w:rFonts w:ascii="Times New Roman" w:eastAsia="Times New Roman" w:hAnsi="Times New Roman" w:cs="Times New Roman"/>
-          <w:sz w:val="20"/>
-        </w:rPr>
-        <w:t xml:space="preserve"> </w:t>
-      </w:r>
-      <w:proofErr w:type="spellStart"/>
-      <w:r>
-        <w:rPr>
-          <w:rFonts w:ascii="Times New Roman" w:eastAsia="Times New Roman" w:hAnsi="Times New Roman" w:cs="Times New Roman"/>
-          <w:sz w:val="20"/>
-        </w:rPr>
-        <w:t>podataka</w:t>
-      </w:r>
-      <w:proofErr w:type="spellEnd"/>
-      <w:r>
-        <w:rPr>
-          <w:rFonts w:ascii="Times New Roman" w:eastAsia="Times New Roman" w:hAnsi="Times New Roman" w:cs="Times New Roman"/>
-          <w:sz w:val="20"/>
-        </w:rPr>
-        <w:t xml:space="preserve"> </w:t>
-      </w:r>
-      <w:proofErr w:type="spellStart"/>
-      <w:r>
-        <w:rPr>
-          <w:rFonts w:ascii="Times New Roman" w:eastAsia="Times New Roman" w:hAnsi="Times New Roman" w:cs="Times New Roman"/>
-          <w:sz w:val="20"/>
-        </w:rPr>
-        <w:t>kao</w:t>
-      </w:r>
-      <w:proofErr w:type="spellEnd"/>
-      <w:r>
-        <w:rPr>
-          <w:rFonts w:ascii="Times New Roman" w:eastAsia="Times New Roman" w:hAnsi="Times New Roman" w:cs="Times New Roman"/>
-          <w:sz w:val="20"/>
-        </w:rPr>
-        <w:t xml:space="preserve"> </w:t>
-      </w:r>
-      <w:proofErr w:type="spellStart"/>
-      <w:r>
-        <w:rPr>
-          <w:rFonts w:ascii="Times New Roman" w:eastAsia="Times New Roman" w:hAnsi="Times New Roman" w:cs="Times New Roman"/>
-          <w:sz w:val="20"/>
-        </w:rPr>
-        <w:t>što</w:t>
-      </w:r>
-      <w:proofErr w:type="spellEnd"/>
-      <w:r>
-        <w:rPr>
-          <w:rFonts w:ascii="Times New Roman" w:eastAsia="Times New Roman" w:hAnsi="Times New Roman" w:cs="Times New Roman"/>
-          <w:sz w:val="20"/>
-        </w:rPr>
-        <w:t xml:space="preserve"> </w:t>
-      </w:r>
-      <w:proofErr w:type="spellStart"/>
-      <w:r>
-        <w:rPr>
-          <w:rFonts w:ascii="Times New Roman" w:eastAsia="Times New Roman" w:hAnsi="Times New Roman" w:cs="Times New Roman"/>
-          <w:sz w:val="20"/>
-        </w:rPr>
-        <w:t>su</w:t>
-      </w:r>
-      <w:proofErr w:type="spellEnd"/>
-      <w:r>
-        <w:rPr>
-          <w:rFonts w:ascii="Times New Roman" w:eastAsia="Times New Roman" w:hAnsi="Times New Roman" w:cs="Times New Roman"/>
-          <w:sz w:val="20"/>
-        </w:rPr>
-        <w:t xml:space="preserve"> </w:t>
-      </w:r>
-      <w:proofErr w:type="spellStart"/>
-      <w:r>
-        <w:rPr>
-          <w:rFonts w:ascii="Times New Roman" w:eastAsia="Times New Roman" w:hAnsi="Times New Roman" w:cs="Times New Roman"/>
-          <w:sz w:val="20"/>
-        </w:rPr>
-        <w:t>naziv</w:t>
-      </w:r>
-      <w:proofErr w:type="spellEnd"/>
-      <w:r>
-        <w:rPr>
-          <w:rFonts w:ascii="Times New Roman" w:eastAsia="Times New Roman" w:hAnsi="Times New Roman" w:cs="Times New Roman"/>
-          <w:sz w:val="20"/>
-        </w:rPr>
-        <w:t xml:space="preserve">, </w:t>
-      </w:r>
-      <w:proofErr w:type="spellStart"/>
-      <w:r>
-        <w:rPr>
-          <w:rFonts w:ascii="Times New Roman" w:eastAsia="Times New Roman" w:hAnsi="Times New Roman" w:cs="Times New Roman"/>
-          <w:sz w:val="20"/>
-        </w:rPr>
-        <w:t>tema</w:t>
-      </w:r>
-      <w:proofErr w:type="spellEnd"/>
-      <w:r>
-        <w:rPr>
-          <w:rFonts w:ascii="Times New Roman" w:eastAsia="Times New Roman" w:hAnsi="Times New Roman" w:cs="Times New Roman"/>
-          <w:sz w:val="20"/>
-        </w:rPr>
-        <w:t xml:space="preserve"> </w:t>
-      </w:r>
-      <w:proofErr w:type="spellStart"/>
-      <w:r>
-        <w:rPr>
-          <w:rFonts w:ascii="Times New Roman" w:eastAsia="Times New Roman" w:hAnsi="Times New Roman" w:cs="Times New Roman"/>
-          <w:sz w:val="20"/>
-        </w:rPr>
-        <w:t>i</w:t>
-      </w:r>
-      <w:proofErr w:type="spellEnd"/>
-      <w:r>
-        <w:rPr>
-          <w:rFonts w:ascii="Times New Roman" w:eastAsia="Times New Roman" w:hAnsi="Times New Roman" w:cs="Times New Roman"/>
-          <w:sz w:val="20"/>
-        </w:rPr>
-        <w:t xml:space="preserve"> </w:t>
-      </w:r>
-      <w:proofErr w:type="spellStart"/>
-      <w:r>
-        <w:rPr>
-          <w:rFonts w:ascii="Times New Roman" w:eastAsia="Times New Roman" w:hAnsi="Times New Roman" w:cs="Times New Roman"/>
-          <w:sz w:val="20"/>
-        </w:rPr>
-        <w:t>trajanje</w:t>
-      </w:r>
-      <w:proofErr w:type="spellEnd"/>
-      <w:r>
-        <w:rPr>
-          <w:rFonts w:ascii="Times New Roman" w:eastAsia="Times New Roman" w:hAnsi="Times New Roman" w:cs="Times New Roman"/>
-          <w:sz w:val="20"/>
-        </w:rPr>
-        <w:t>.</w:t>
+      <w:r>
+        <w:rPr>
+          <w:rFonts w:ascii="Times New Roman" w:eastAsia="Times New Roman" w:hAnsi="Times New Roman" w:cs="Times New Roman"/>
+          <w:sz w:val="20"/>
+        </w:rPr>
+        <w:t>Definisanje scenarija upotrebe za funkcionalnost kreiranja nove izložbe, sa primerima unosa potrebnih podataka kao što su naziv, tema i trajanje.</w:t>
       </w:r>
     </w:p>
     <w:p>
@@ -2911,44 +2411,10 @@
         <w:ind w:left="705" w:hanging="720"/>
       </w:pPr>
       <w:bookmarkStart w:id="2" w:name="_Toc205762425"/>
-      <w:proofErr w:type="spellStart"/>
-      <w:r>
-        <w:t>Namena</w:t>
-      </w:r>
-      <w:proofErr w:type="spellEnd"/>
-      <w:r>
-        <w:t xml:space="preserve"> </w:t>
-      </w:r>
-      <w:proofErr w:type="spellStart"/>
-      <w:r>
-        <w:t>dokumenta</w:t>
-      </w:r>
-      <w:proofErr w:type="spellEnd"/>
-      <w:r>
-        <w:t xml:space="preserve"> </w:t>
-      </w:r>
-      <w:proofErr w:type="spellStart"/>
-      <w:r>
-        <w:t>i</w:t>
-      </w:r>
-      <w:proofErr w:type="spellEnd"/>
-      <w:r>
-        <w:t xml:space="preserve"> </w:t>
-      </w:r>
-      <w:proofErr w:type="spellStart"/>
-      <w:r>
-        <w:t>ciljne</w:t>
-      </w:r>
-      <w:proofErr w:type="spellEnd"/>
-      <w:r>
-        <w:t xml:space="preserve"> </w:t>
-      </w:r>
-      <w:proofErr w:type="spellStart"/>
-      <w:r>
-        <w:t>grupe</w:t>
+      <w:r>
+        <w:t>Namena dokumenta i ciljne grupe</w:t>
       </w:r>
       <w:bookmarkEnd w:id="2"/>
-      <w:proofErr w:type="spellEnd"/>
       <w:r>
         <w:t xml:space="preserve"> </w:t>
       </w:r>
@@ -2963,309 +2429,12 @@
         <w:ind w:left="705"/>
       </w:pPr>
       <w:bookmarkStart w:id="3" w:name="_Toc205762426"/>
-      <w:proofErr w:type="spellStart"/>
       <w:r>
         <w:rPr>
           <w:rFonts w:ascii="Times New Roman" w:eastAsia="Times New Roman" w:hAnsi="Times New Roman" w:cs="Times New Roman"/>
           <w:b w:val="0"/>
         </w:rPr>
-        <w:t>Dokument</w:t>
-      </w:r>
-      <w:proofErr w:type="spellEnd"/>
-      <w:r>
-        <w:rPr>
-          <w:rFonts w:ascii="Times New Roman" w:eastAsia="Times New Roman" w:hAnsi="Times New Roman" w:cs="Times New Roman"/>
-          <w:b w:val="0"/>
-        </w:rPr>
-        <w:t xml:space="preserve"> </w:t>
-      </w:r>
-      <w:proofErr w:type="spellStart"/>
-      <w:r>
-        <w:rPr>
-          <w:rFonts w:ascii="Times New Roman" w:eastAsia="Times New Roman" w:hAnsi="Times New Roman" w:cs="Times New Roman"/>
-          <w:b w:val="0"/>
-        </w:rPr>
-        <w:t>će</w:t>
-      </w:r>
-      <w:proofErr w:type="spellEnd"/>
-      <w:r>
-        <w:rPr>
-          <w:rFonts w:ascii="Times New Roman" w:eastAsia="Times New Roman" w:hAnsi="Times New Roman" w:cs="Times New Roman"/>
-          <w:b w:val="0"/>
-        </w:rPr>
-        <w:t xml:space="preserve"> </w:t>
-      </w:r>
-      <w:proofErr w:type="spellStart"/>
-      <w:r>
-        <w:rPr>
-          <w:rFonts w:ascii="Times New Roman" w:eastAsia="Times New Roman" w:hAnsi="Times New Roman" w:cs="Times New Roman"/>
-          <w:b w:val="0"/>
-        </w:rPr>
-        <w:t>koristiti</w:t>
-      </w:r>
-      <w:proofErr w:type="spellEnd"/>
-      <w:r>
-        <w:rPr>
-          <w:rFonts w:ascii="Times New Roman" w:eastAsia="Times New Roman" w:hAnsi="Times New Roman" w:cs="Times New Roman"/>
-          <w:b w:val="0"/>
-        </w:rPr>
-        <w:t xml:space="preserve"> </w:t>
-      </w:r>
-      <w:proofErr w:type="spellStart"/>
-      <w:r>
-        <w:rPr>
-          <w:rFonts w:ascii="Times New Roman" w:eastAsia="Times New Roman" w:hAnsi="Times New Roman" w:cs="Times New Roman"/>
-          <w:b w:val="0"/>
-        </w:rPr>
-        <w:t>svi</w:t>
-      </w:r>
-      <w:proofErr w:type="spellEnd"/>
-      <w:r>
-        <w:rPr>
-          <w:rFonts w:ascii="Times New Roman" w:eastAsia="Times New Roman" w:hAnsi="Times New Roman" w:cs="Times New Roman"/>
-          <w:b w:val="0"/>
-        </w:rPr>
-        <w:t xml:space="preserve"> </w:t>
-      </w:r>
-      <w:proofErr w:type="spellStart"/>
-      <w:r>
-        <w:rPr>
-          <w:rFonts w:ascii="Times New Roman" w:eastAsia="Times New Roman" w:hAnsi="Times New Roman" w:cs="Times New Roman"/>
-          <w:b w:val="0"/>
-        </w:rPr>
-        <w:t>članovi</w:t>
-      </w:r>
-      <w:proofErr w:type="spellEnd"/>
-      <w:r>
-        <w:rPr>
-          <w:rFonts w:ascii="Times New Roman" w:eastAsia="Times New Roman" w:hAnsi="Times New Roman" w:cs="Times New Roman"/>
-          <w:b w:val="0"/>
-        </w:rPr>
-        <w:t xml:space="preserve"> </w:t>
-      </w:r>
-      <w:proofErr w:type="spellStart"/>
-      <w:r>
-        <w:rPr>
-          <w:rFonts w:ascii="Times New Roman" w:eastAsia="Times New Roman" w:hAnsi="Times New Roman" w:cs="Times New Roman"/>
-          <w:b w:val="0"/>
-        </w:rPr>
-        <w:t>projektnog</w:t>
-      </w:r>
-      <w:proofErr w:type="spellEnd"/>
-      <w:r>
-        <w:rPr>
-          <w:rFonts w:ascii="Times New Roman" w:eastAsia="Times New Roman" w:hAnsi="Times New Roman" w:cs="Times New Roman"/>
-          <w:b w:val="0"/>
-        </w:rPr>
-        <w:t xml:space="preserve"> </w:t>
-      </w:r>
-      <w:proofErr w:type="spellStart"/>
-      <w:r>
-        <w:rPr>
-          <w:rFonts w:ascii="Times New Roman" w:eastAsia="Times New Roman" w:hAnsi="Times New Roman" w:cs="Times New Roman"/>
-          <w:b w:val="0"/>
-        </w:rPr>
-        <w:t>tima</w:t>
-      </w:r>
-      <w:proofErr w:type="spellEnd"/>
-      <w:r>
-        <w:rPr>
-          <w:rFonts w:ascii="Times New Roman" w:eastAsia="Times New Roman" w:hAnsi="Times New Roman" w:cs="Times New Roman"/>
-          <w:b w:val="0"/>
-        </w:rPr>
-        <w:t xml:space="preserve"> u </w:t>
-      </w:r>
-      <w:proofErr w:type="spellStart"/>
-      <w:r>
-        <w:rPr>
-          <w:rFonts w:ascii="Times New Roman" w:eastAsia="Times New Roman" w:hAnsi="Times New Roman" w:cs="Times New Roman"/>
-          <w:b w:val="0"/>
-        </w:rPr>
-        <w:t>razvoju</w:t>
-      </w:r>
-      <w:proofErr w:type="spellEnd"/>
-      <w:r>
-        <w:rPr>
-          <w:rFonts w:ascii="Times New Roman" w:eastAsia="Times New Roman" w:hAnsi="Times New Roman" w:cs="Times New Roman"/>
-          <w:b w:val="0"/>
-        </w:rPr>
-        <w:t xml:space="preserve"> </w:t>
-      </w:r>
-      <w:proofErr w:type="spellStart"/>
-      <w:r>
-        <w:rPr>
-          <w:rFonts w:ascii="Times New Roman" w:eastAsia="Times New Roman" w:hAnsi="Times New Roman" w:cs="Times New Roman"/>
-          <w:b w:val="0"/>
-        </w:rPr>
-        <w:t>i</w:t>
-      </w:r>
-      <w:proofErr w:type="spellEnd"/>
-      <w:r>
-        <w:rPr>
-          <w:rFonts w:ascii="Times New Roman" w:eastAsia="Times New Roman" w:hAnsi="Times New Roman" w:cs="Times New Roman"/>
-          <w:b w:val="0"/>
-        </w:rPr>
-        <w:t xml:space="preserve"> </w:t>
-      </w:r>
-      <w:proofErr w:type="spellStart"/>
-      <w:r>
-        <w:rPr>
-          <w:rFonts w:ascii="Times New Roman" w:eastAsia="Times New Roman" w:hAnsi="Times New Roman" w:cs="Times New Roman"/>
-          <w:b w:val="0"/>
-        </w:rPr>
-        <w:t>testiranju</w:t>
-      </w:r>
-      <w:proofErr w:type="spellEnd"/>
-      <w:r>
-        <w:rPr>
-          <w:rFonts w:ascii="Times New Roman" w:eastAsia="Times New Roman" w:hAnsi="Times New Roman" w:cs="Times New Roman"/>
-          <w:b w:val="0"/>
-        </w:rPr>
-        <w:t xml:space="preserve"> </w:t>
-      </w:r>
-      <w:proofErr w:type="spellStart"/>
-      <w:r>
-        <w:rPr>
-          <w:rFonts w:ascii="Times New Roman" w:eastAsia="Times New Roman" w:hAnsi="Times New Roman" w:cs="Times New Roman"/>
-          <w:b w:val="0"/>
-        </w:rPr>
-        <w:t>funkcionalnosti</w:t>
-      </w:r>
-      <w:proofErr w:type="spellEnd"/>
-      <w:r>
-        <w:rPr>
-          <w:rFonts w:ascii="Times New Roman" w:eastAsia="Times New Roman" w:hAnsi="Times New Roman" w:cs="Times New Roman"/>
-          <w:b w:val="0"/>
-        </w:rPr>
-        <w:t xml:space="preserve"> </w:t>
-      </w:r>
-      <w:proofErr w:type="spellStart"/>
-      <w:r>
-        <w:rPr>
-          <w:rFonts w:ascii="Times New Roman" w:eastAsia="Times New Roman" w:hAnsi="Times New Roman" w:cs="Times New Roman"/>
-          <w:b w:val="0"/>
-        </w:rPr>
-        <w:t>prijave</w:t>
-      </w:r>
-      <w:proofErr w:type="spellEnd"/>
-      <w:r>
-        <w:rPr>
-          <w:rFonts w:ascii="Times New Roman" w:eastAsia="Times New Roman" w:hAnsi="Times New Roman" w:cs="Times New Roman"/>
-          <w:b w:val="0"/>
-        </w:rPr>
-        <w:t xml:space="preserve">, a </w:t>
-      </w:r>
-      <w:proofErr w:type="spellStart"/>
-      <w:r>
-        <w:rPr>
-          <w:rFonts w:ascii="Times New Roman" w:eastAsia="Times New Roman" w:hAnsi="Times New Roman" w:cs="Times New Roman"/>
-          <w:b w:val="0"/>
-        </w:rPr>
-        <w:t>može</w:t>
-      </w:r>
-      <w:proofErr w:type="spellEnd"/>
-      <w:r>
-        <w:rPr>
-          <w:rFonts w:ascii="Times New Roman" w:eastAsia="Times New Roman" w:hAnsi="Times New Roman" w:cs="Times New Roman"/>
-          <w:b w:val="0"/>
-        </w:rPr>
-        <w:t xml:space="preserve"> se </w:t>
-      </w:r>
-      <w:proofErr w:type="spellStart"/>
-      <w:r>
-        <w:rPr>
-          <w:rFonts w:ascii="Times New Roman" w:eastAsia="Times New Roman" w:hAnsi="Times New Roman" w:cs="Times New Roman"/>
-          <w:b w:val="0"/>
-        </w:rPr>
-        <w:t>koristiti</w:t>
-      </w:r>
-      <w:proofErr w:type="spellEnd"/>
-      <w:r>
-        <w:rPr>
-          <w:rFonts w:ascii="Times New Roman" w:eastAsia="Times New Roman" w:hAnsi="Times New Roman" w:cs="Times New Roman"/>
-          <w:b w:val="0"/>
-        </w:rPr>
-        <w:t xml:space="preserve"> </w:t>
-      </w:r>
-      <w:proofErr w:type="spellStart"/>
-      <w:r>
-        <w:rPr>
-          <w:rFonts w:ascii="Times New Roman" w:eastAsia="Times New Roman" w:hAnsi="Times New Roman" w:cs="Times New Roman"/>
-          <w:b w:val="0"/>
-        </w:rPr>
-        <w:t>i</w:t>
-      </w:r>
-      <w:proofErr w:type="spellEnd"/>
-      <w:r>
-        <w:rPr>
-          <w:rFonts w:ascii="Times New Roman" w:eastAsia="Times New Roman" w:hAnsi="Times New Roman" w:cs="Times New Roman"/>
-          <w:b w:val="0"/>
-        </w:rPr>
-        <w:t xml:space="preserve"> </w:t>
-      </w:r>
-      <w:proofErr w:type="spellStart"/>
-      <w:r>
-        <w:rPr>
-          <w:rFonts w:ascii="Times New Roman" w:eastAsia="Times New Roman" w:hAnsi="Times New Roman" w:cs="Times New Roman"/>
-          <w:b w:val="0"/>
-        </w:rPr>
-        <w:t>pri</w:t>
-      </w:r>
-      <w:proofErr w:type="spellEnd"/>
-      <w:r>
-        <w:rPr>
-          <w:rFonts w:ascii="Times New Roman" w:eastAsia="Times New Roman" w:hAnsi="Times New Roman" w:cs="Times New Roman"/>
-          <w:b w:val="0"/>
-        </w:rPr>
-        <w:t xml:space="preserve"> </w:t>
-      </w:r>
-      <w:proofErr w:type="spellStart"/>
-      <w:r>
-        <w:rPr>
-          <w:rFonts w:ascii="Times New Roman" w:eastAsia="Times New Roman" w:hAnsi="Times New Roman" w:cs="Times New Roman"/>
-          <w:b w:val="0"/>
-        </w:rPr>
-        <w:t>pisanju</w:t>
-      </w:r>
-      <w:proofErr w:type="spellEnd"/>
-      <w:r>
-        <w:rPr>
-          <w:rFonts w:ascii="Times New Roman" w:eastAsia="Times New Roman" w:hAnsi="Times New Roman" w:cs="Times New Roman"/>
-          <w:b w:val="0"/>
-        </w:rPr>
-        <w:t xml:space="preserve"> </w:t>
-      </w:r>
-      <w:proofErr w:type="spellStart"/>
-      <w:r>
-        <w:rPr>
-          <w:rFonts w:ascii="Times New Roman" w:eastAsia="Times New Roman" w:hAnsi="Times New Roman" w:cs="Times New Roman"/>
-          <w:b w:val="0"/>
-        </w:rPr>
-        <w:t>uputstva</w:t>
-      </w:r>
-      <w:proofErr w:type="spellEnd"/>
-      <w:r>
-        <w:rPr>
-          <w:rFonts w:ascii="Times New Roman" w:eastAsia="Times New Roman" w:hAnsi="Times New Roman" w:cs="Times New Roman"/>
-          <w:b w:val="0"/>
-        </w:rPr>
-        <w:t xml:space="preserve"> za </w:t>
-      </w:r>
-      <w:proofErr w:type="spellStart"/>
-      <w:r>
-        <w:rPr>
-          <w:rFonts w:ascii="Times New Roman" w:eastAsia="Times New Roman" w:hAnsi="Times New Roman" w:cs="Times New Roman"/>
-          <w:b w:val="0"/>
-        </w:rPr>
-        <w:t>korisnike</w:t>
-      </w:r>
-      <w:proofErr w:type="spellEnd"/>
-      <w:r>
-        <w:rPr>
-          <w:rFonts w:ascii="Times New Roman" w:eastAsia="Times New Roman" w:hAnsi="Times New Roman" w:cs="Times New Roman"/>
-          <w:b w:val="0"/>
-        </w:rPr>
-        <w:t>.</w:t>
+        <w:t>Dokument će koristiti svi članovi projektnog tima u razvoju i testiranju funkcionalnosti prijave, a može se koristiti i pri pisanju uputstva za korisnike.</w:t>
       </w:r>
       <w:bookmarkEnd w:id="3"/>
     </w:p>
@@ -3292,37 +2461,12 @@
         <w:spacing w:after="3" w:line="252" w:lineRule="auto"/>
         <w:ind w:hanging="360"/>
       </w:pPr>
-      <w:proofErr w:type="spellStart"/>
-      <w:r>
-        <w:rPr>
-          <w:rFonts w:ascii="Times New Roman" w:eastAsia="Times New Roman" w:hAnsi="Times New Roman" w:cs="Times New Roman"/>
-          <w:sz w:val="20"/>
-        </w:rPr>
-        <w:t>Projektni</w:t>
-      </w:r>
-      <w:proofErr w:type="spellEnd"/>
-      <w:r>
-        <w:rPr>
-          <w:rFonts w:ascii="Times New Roman" w:eastAsia="Times New Roman" w:hAnsi="Times New Roman" w:cs="Times New Roman"/>
-          <w:sz w:val="20"/>
-        </w:rPr>
-        <w:t xml:space="preserve"> </w:t>
-      </w:r>
-      <w:proofErr w:type="spellStart"/>
-      <w:r>
-        <w:rPr>
-          <w:rFonts w:ascii="Times New Roman" w:eastAsia="Times New Roman" w:hAnsi="Times New Roman" w:cs="Times New Roman"/>
-          <w:sz w:val="20"/>
-        </w:rPr>
-        <w:t>zadatak</w:t>
-      </w:r>
-      <w:proofErr w:type="spellEnd"/>
-      <w:r>
-        <w:rPr>
-          <w:rFonts w:ascii="Times New Roman" w:eastAsia="Times New Roman" w:hAnsi="Times New Roman" w:cs="Times New Roman"/>
-          <w:sz w:val="20"/>
-        </w:rPr>
-        <w:t xml:space="preserve"> </w:t>
+      <w:r>
+        <w:rPr>
+          <w:rFonts w:ascii="Times New Roman" w:eastAsia="Times New Roman" w:hAnsi="Times New Roman" w:cs="Times New Roman"/>
+          <w:sz w:val="20"/>
+        </w:rPr>
+        <w:t xml:space="preserve">Projektni zadatak </w:t>
       </w:r>
     </w:p>
     <w:p>
@@ -3334,101 +2478,12 @@
         <w:spacing w:after="3" w:line="252" w:lineRule="auto"/>
         <w:ind w:hanging="360"/>
       </w:pPr>
-      <w:proofErr w:type="spellStart"/>
-      <w:r>
-        <w:rPr>
-          <w:rFonts w:ascii="Times New Roman" w:eastAsia="Times New Roman" w:hAnsi="Times New Roman" w:cs="Times New Roman"/>
-          <w:sz w:val="20"/>
-        </w:rPr>
-        <w:t>Uputstvo</w:t>
-      </w:r>
-      <w:proofErr w:type="spellEnd"/>
-      <w:r>
-        <w:rPr>
-          <w:rFonts w:ascii="Times New Roman" w:eastAsia="Times New Roman" w:hAnsi="Times New Roman" w:cs="Times New Roman"/>
-          <w:sz w:val="20"/>
-        </w:rPr>
-        <w:t xml:space="preserve"> za </w:t>
-      </w:r>
-      <w:proofErr w:type="spellStart"/>
-      <w:r>
-        <w:rPr>
-          <w:rFonts w:ascii="Times New Roman" w:eastAsia="Times New Roman" w:hAnsi="Times New Roman" w:cs="Times New Roman"/>
-          <w:sz w:val="20"/>
-        </w:rPr>
-        <w:t>pisanje</w:t>
-      </w:r>
-      <w:proofErr w:type="spellEnd"/>
-      <w:r>
-        <w:rPr>
-          <w:rFonts w:ascii="Times New Roman" w:eastAsia="Times New Roman" w:hAnsi="Times New Roman" w:cs="Times New Roman"/>
-          <w:sz w:val="20"/>
-        </w:rPr>
-        <w:t xml:space="preserve"> </w:t>
-      </w:r>
-      <w:proofErr w:type="spellStart"/>
-      <w:r>
-        <w:rPr>
-          <w:rFonts w:ascii="Times New Roman" w:eastAsia="Times New Roman" w:hAnsi="Times New Roman" w:cs="Times New Roman"/>
-          <w:sz w:val="20"/>
-        </w:rPr>
-        <w:t>specifikacije</w:t>
-      </w:r>
-      <w:proofErr w:type="spellEnd"/>
-      <w:r>
-        <w:rPr>
-          <w:rFonts w:ascii="Times New Roman" w:eastAsia="Times New Roman" w:hAnsi="Times New Roman" w:cs="Times New Roman"/>
-          <w:sz w:val="20"/>
-        </w:rPr>
-        <w:t xml:space="preserve"> </w:t>
-      </w:r>
-      <w:proofErr w:type="spellStart"/>
-      <w:r>
-        <w:rPr>
-          <w:rFonts w:ascii="Times New Roman" w:eastAsia="Times New Roman" w:hAnsi="Times New Roman" w:cs="Times New Roman"/>
-          <w:sz w:val="20"/>
-        </w:rPr>
-        <w:t>scenarija</w:t>
-      </w:r>
-      <w:proofErr w:type="spellEnd"/>
-      <w:r>
-        <w:rPr>
-          <w:rFonts w:ascii="Times New Roman" w:eastAsia="Times New Roman" w:hAnsi="Times New Roman" w:cs="Times New Roman"/>
-          <w:sz w:val="20"/>
-        </w:rPr>
-        <w:t xml:space="preserve"> </w:t>
-      </w:r>
-      <w:proofErr w:type="spellStart"/>
-      <w:r>
-        <w:rPr>
-          <w:rFonts w:ascii="Times New Roman" w:eastAsia="Times New Roman" w:hAnsi="Times New Roman" w:cs="Times New Roman"/>
-          <w:sz w:val="20"/>
-        </w:rPr>
-        <w:t>upotrebe</w:t>
-      </w:r>
-      <w:proofErr w:type="spellEnd"/>
-      <w:r>
-        <w:rPr>
-          <w:rFonts w:ascii="Times New Roman" w:eastAsia="Times New Roman" w:hAnsi="Times New Roman" w:cs="Times New Roman"/>
-          <w:sz w:val="20"/>
-        </w:rPr>
-        <w:t xml:space="preserve"> </w:t>
-      </w:r>
-      <w:proofErr w:type="spellStart"/>
-      <w:r>
-        <w:rPr>
-          <w:rFonts w:ascii="Times New Roman" w:eastAsia="Times New Roman" w:hAnsi="Times New Roman" w:cs="Times New Roman"/>
-          <w:sz w:val="20"/>
-        </w:rPr>
-        <w:t>funkcionalnosti</w:t>
-      </w:r>
-      <w:proofErr w:type="spellEnd"/>
-      <w:r>
-        <w:rPr>
-          <w:rFonts w:ascii="Times New Roman" w:eastAsia="Times New Roman" w:hAnsi="Times New Roman" w:cs="Times New Roman"/>
-          <w:sz w:val="20"/>
-        </w:rPr>
-        <w:t xml:space="preserve">  </w:t>
+      <w:r>
+        <w:rPr>
+          <w:rFonts w:ascii="Times New Roman" w:eastAsia="Times New Roman" w:hAnsi="Times New Roman" w:cs="Times New Roman"/>
+          <w:sz w:val="20"/>
+        </w:rPr>
+        <w:t xml:space="preserve">Uputstvo za pisanje specifikacije scenarija upotrebe funkcionalnosti  </w:t>
       </w:r>
     </w:p>
     <w:p>
@@ -3473,14 +2528,9 @@
       </w:pPr>
       <w:bookmarkStart w:id="5" w:name="_Toc205762428"/>
       <w:r>
-        <w:t xml:space="preserve">Otvorena </w:t>
-      </w:r>
-      <w:proofErr w:type="spellStart"/>
-      <w:r>
-        <w:t>pitanja</w:t>
+        <w:t>Otvorena pitanja</w:t>
       </w:r>
       <w:bookmarkEnd w:id="5"/>
-      <w:proofErr w:type="spellEnd"/>
       <w:r>
         <w:t xml:space="preserve"> </w:t>
       </w:r>
@@ -3517,37 +2567,12 @@
             </w:tcBorders>
           </w:tcPr>
           <w:p>
-            <w:proofErr w:type="spellStart"/>
             <w:r>
               <w:rPr>
                 <w:rFonts w:ascii="Times New Roman" w:eastAsia="Times New Roman" w:hAnsi="Times New Roman" w:cs="Times New Roman"/>
                 <w:sz w:val="20"/>
               </w:rPr>
-              <w:t>Redni</w:t>
-            </w:r>
-            <w:proofErr w:type="spellEnd"/>
-            <w:r>
-              <w:rPr>
-                <w:rFonts w:ascii="Times New Roman" w:eastAsia="Times New Roman" w:hAnsi="Times New Roman" w:cs="Times New Roman"/>
-                <w:sz w:val="20"/>
-              </w:rPr>
-              <w:t xml:space="preserve"> </w:t>
-            </w:r>
-            <w:proofErr w:type="spellStart"/>
-            <w:r>
-              <w:rPr>
-                <w:rFonts w:ascii="Times New Roman" w:eastAsia="Times New Roman" w:hAnsi="Times New Roman" w:cs="Times New Roman"/>
-                <w:sz w:val="20"/>
-              </w:rPr>
-              <w:t>broj</w:t>
-            </w:r>
-            <w:proofErr w:type="spellEnd"/>
-            <w:r>
-              <w:rPr>
-                <w:rFonts w:ascii="Times New Roman" w:eastAsia="Times New Roman" w:hAnsi="Times New Roman" w:cs="Times New Roman"/>
-                <w:sz w:val="20"/>
-              </w:rPr>
-              <w:t xml:space="preserve"> </w:t>
+              <w:t xml:space="preserve">Redni broj </w:t>
             </w:r>
           </w:p>
         </w:tc>
@@ -3562,21 +2587,12 @@
             </w:tcBorders>
           </w:tcPr>
           <w:p>
-            <w:proofErr w:type="spellStart"/>
             <w:r>
               <w:rPr>
                 <w:rFonts w:ascii="Times New Roman" w:eastAsia="Times New Roman" w:hAnsi="Times New Roman" w:cs="Times New Roman"/>
                 <w:sz w:val="20"/>
               </w:rPr>
-              <w:t>Opis</w:t>
-            </w:r>
-            <w:proofErr w:type="spellEnd"/>
-            <w:r>
-              <w:rPr>
-                <w:rFonts w:ascii="Times New Roman" w:eastAsia="Times New Roman" w:hAnsi="Times New Roman" w:cs="Times New Roman"/>
-                <w:sz w:val="20"/>
-              </w:rPr>
-              <w:t xml:space="preserve"> </w:t>
+              <w:t xml:space="preserve">Opis </w:t>
             </w:r>
           </w:p>
         </w:tc>
@@ -3591,21 +2607,12 @@
             </w:tcBorders>
           </w:tcPr>
           <w:p>
-            <w:proofErr w:type="spellStart"/>
             <w:r>
               <w:rPr>
                 <w:rFonts w:ascii="Times New Roman" w:eastAsia="Times New Roman" w:hAnsi="Times New Roman" w:cs="Times New Roman"/>
                 <w:sz w:val="20"/>
               </w:rPr>
-              <w:t>Rešenje</w:t>
-            </w:r>
-            <w:proofErr w:type="spellEnd"/>
-            <w:r>
-              <w:rPr>
-                <w:rFonts w:ascii="Times New Roman" w:eastAsia="Times New Roman" w:hAnsi="Times New Roman" w:cs="Times New Roman"/>
-                <w:sz w:val="20"/>
-              </w:rPr>
-              <w:t xml:space="preserve"> </w:t>
+              <w:t xml:space="preserve">Rešenje </w:t>
             </w:r>
           </w:p>
         </w:tc>
@@ -3654,97 +2661,8 @@
                 <w:rFonts w:ascii="Times New Roman" w:eastAsia="Times New Roman" w:hAnsi="Times New Roman" w:cs="Times New Roman"/>
                 <w:sz w:val="20"/>
               </w:rPr>
-              <w:t xml:space="preserve">Da li </w:t>
-            </w:r>
-            <w:proofErr w:type="spellStart"/>
-            <w:r>
-              <w:rPr>
-                <w:rFonts w:ascii="Times New Roman" w:eastAsia="Times New Roman" w:hAnsi="Times New Roman" w:cs="Times New Roman"/>
-                <w:sz w:val="20"/>
-              </w:rPr>
-              <w:t>postoji</w:t>
-            </w:r>
-            <w:proofErr w:type="spellEnd"/>
-            <w:r>
-              <w:rPr>
-                <w:rFonts w:ascii="Times New Roman" w:eastAsia="Times New Roman" w:hAnsi="Times New Roman" w:cs="Times New Roman"/>
-                <w:sz w:val="20"/>
-              </w:rPr>
-              <w:t xml:space="preserve"> </w:t>
-            </w:r>
-            <w:proofErr w:type="spellStart"/>
-            <w:r>
-              <w:rPr>
-                <w:rFonts w:ascii="Times New Roman" w:eastAsia="Times New Roman" w:hAnsi="Times New Roman" w:cs="Times New Roman"/>
-                <w:sz w:val="20"/>
-              </w:rPr>
-              <w:t>opcija</w:t>
-            </w:r>
-            <w:proofErr w:type="spellEnd"/>
-            <w:r>
-              <w:rPr>
-                <w:rFonts w:ascii="Times New Roman" w:eastAsia="Times New Roman" w:hAnsi="Times New Roman" w:cs="Times New Roman"/>
-                <w:sz w:val="20"/>
-              </w:rPr>
-              <w:t xml:space="preserve"> za </w:t>
-            </w:r>
-            <w:proofErr w:type="spellStart"/>
-            <w:r>
-              <w:rPr>
-                <w:rFonts w:ascii="Times New Roman" w:eastAsia="Times New Roman" w:hAnsi="Times New Roman" w:cs="Times New Roman"/>
-                <w:sz w:val="20"/>
-              </w:rPr>
-              <w:t>dodavanje</w:t>
-            </w:r>
-            <w:proofErr w:type="spellEnd"/>
-            <w:r>
-              <w:rPr>
-                <w:rFonts w:ascii="Times New Roman" w:eastAsia="Times New Roman" w:hAnsi="Times New Roman" w:cs="Times New Roman"/>
-                <w:sz w:val="20"/>
-              </w:rPr>
-              <w:t xml:space="preserve"> </w:t>
-            </w:r>
-            <w:proofErr w:type="spellStart"/>
-            <w:r>
-              <w:rPr>
-                <w:rFonts w:ascii="Times New Roman" w:eastAsia="Times New Roman" w:hAnsi="Times New Roman" w:cs="Times New Roman"/>
-                <w:sz w:val="20"/>
-              </w:rPr>
-              <w:t>slika</w:t>
-            </w:r>
-            <w:proofErr w:type="spellEnd"/>
-            <w:r>
-              <w:rPr>
-                <w:rFonts w:ascii="Times New Roman" w:eastAsia="Times New Roman" w:hAnsi="Times New Roman" w:cs="Times New Roman"/>
-                <w:sz w:val="20"/>
-              </w:rPr>
-              <w:t xml:space="preserve"> </w:t>
-            </w:r>
-            <w:proofErr w:type="spellStart"/>
-            <w:r>
-              <w:rPr>
-                <w:rFonts w:ascii="Times New Roman" w:eastAsia="Times New Roman" w:hAnsi="Times New Roman" w:cs="Times New Roman"/>
-                <w:sz w:val="20"/>
-              </w:rPr>
-              <w:t>odmah</w:t>
-            </w:r>
-            <w:proofErr w:type="spellEnd"/>
-            <w:r>
-              <w:rPr>
-                <w:rFonts w:ascii="Times New Roman" w:eastAsia="Times New Roman" w:hAnsi="Times New Roman" w:cs="Times New Roman"/>
-                <w:sz w:val="20"/>
-              </w:rPr>
-              <w:t xml:space="preserve"> po </w:t>
-            </w:r>
-            <w:proofErr w:type="spellStart"/>
-            <w:r>
-              <w:rPr>
-                <w:rFonts w:ascii="Times New Roman" w:eastAsia="Times New Roman" w:hAnsi="Times New Roman" w:cs="Times New Roman"/>
-                <w:sz w:val="20"/>
-              </w:rPr>
-              <w:t>kreiranju?S</w:t>
-            </w:r>
-            <w:proofErr w:type="spellEnd"/>
+              <w:t>Da li postoji opcija za dodavanje slika odmah po kreiranju?S</w:t>
+            </w:r>
           </w:p>
         </w:tc>
         <w:tc>
@@ -3894,133 +2812,12 @@
                     </w:rPr>
                     <w:t xml:space="preserve">Da li </w:t>
                   </w:r>
-                  <w:proofErr w:type="spellStart"/>
                   <w:r>
                     <w:rPr>
                       <w:rFonts w:ascii="Times New Roman" w:eastAsia="Times New Roman" w:hAnsi="Times New Roman" w:cs="Times New Roman"/>
                       <w:sz w:val="20"/>
                     </w:rPr>
-                    <w:t>korisnik</w:t>
-                  </w:r>
-                  <w:proofErr w:type="spellEnd"/>
-                  <w:r>
-                    <w:rPr>
-                      <w:rFonts w:ascii="Times New Roman" w:eastAsia="Times New Roman" w:hAnsi="Times New Roman" w:cs="Times New Roman"/>
-                      <w:sz w:val="20"/>
-                    </w:rPr>
-                    <w:t xml:space="preserve"> </w:t>
-                  </w:r>
-                  <w:proofErr w:type="spellStart"/>
-                  <w:r>
-                    <w:rPr>
-                      <w:rFonts w:ascii="Times New Roman" w:eastAsia="Times New Roman" w:hAnsi="Times New Roman" w:cs="Times New Roman"/>
-                      <w:sz w:val="20"/>
-                    </w:rPr>
-                    <w:t>može</w:t>
-                  </w:r>
-                  <w:proofErr w:type="spellEnd"/>
-                  <w:r>
-                    <w:rPr>
-                      <w:rFonts w:ascii="Times New Roman" w:eastAsia="Times New Roman" w:hAnsi="Times New Roman" w:cs="Times New Roman"/>
-                      <w:sz w:val="20"/>
-                    </w:rPr>
-                    <w:t xml:space="preserve"> da </w:t>
-                  </w:r>
-                  <w:proofErr w:type="spellStart"/>
-                  <w:r>
-                    <w:rPr>
-                      <w:rFonts w:ascii="Times New Roman" w:eastAsia="Times New Roman" w:hAnsi="Times New Roman" w:cs="Times New Roman"/>
-                      <w:sz w:val="20"/>
-                    </w:rPr>
-                    <w:t>menja</w:t>
-                  </w:r>
-                  <w:proofErr w:type="spellEnd"/>
-                  <w:r>
-                    <w:rPr>
-                      <w:rFonts w:ascii="Times New Roman" w:eastAsia="Times New Roman" w:hAnsi="Times New Roman" w:cs="Times New Roman"/>
-                      <w:sz w:val="20"/>
-                    </w:rPr>
-                    <w:t xml:space="preserve"> </w:t>
-                  </w:r>
-                  <w:proofErr w:type="spellStart"/>
-                  <w:r>
-                    <w:rPr>
-                      <w:rFonts w:ascii="Times New Roman" w:eastAsia="Times New Roman" w:hAnsi="Times New Roman" w:cs="Times New Roman"/>
-                      <w:sz w:val="20"/>
-                    </w:rPr>
-                    <w:t>trajanje</w:t>
-                  </w:r>
-                  <w:proofErr w:type="spellEnd"/>
-                  <w:r>
-                    <w:rPr>
-                      <w:rFonts w:ascii="Times New Roman" w:eastAsia="Times New Roman" w:hAnsi="Times New Roman" w:cs="Times New Roman"/>
-                      <w:sz w:val="20"/>
-                    </w:rPr>
-                    <w:t xml:space="preserve"> </w:t>
-                  </w:r>
-                  <w:proofErr w:type="spellStart"/>
-                  <w:r>
-                    <w:rPr>
-                      <w:rFonts w:ascii="Times New Roman" w:eastAsia="Times New Roman" w:hAnsi="Times New Roman" w:cs="Times New Roman"/>
-                      <w:sz w:val="20"/>
-                    </w:rPr>
-                    <w:t>izložbe</w:t>
-                  </w:r>
-                  <w:proofErr w:type="spellEnd"/>
-                  <w:r>
-                    <w:rPr>
-                      <w:rFonts w:ascii="Times New Roman" w:eastAsia="Times New Roman" w:hAnsi="Times New Roman" w:cs="Times New Roman"/>
-                      <w:sz w:val="20"/>
-                    </w:rPr>
-                    <w:t xml:space="preserve"> </w:t>
-                  </w:r>
-                  <w:proofErr w:type="spellStart"/>
-                  <w:r>
-                    <w:rPr>
-                      <w:rFonts w:ascii="Times New Roman" w:eastAsia="Times New Roman" w:hAnsi="Times New Roman" w:cs="Times New Roman"/>
-                      <w:sz w:val="20"/>
-                    </w:rPr>
-                    <w:t>nakon</w:t>
-                  </w:r>
-                  <w:proofErr w:type="spellEnd"/>
-                  <w:r>
-                    <w:rPr>
-                      <w:rFonts w:ascii="Times New Roman" w:eastAsia="Times New Roman" w:hAnsi="Times New Roman" w:cs="Times New Roman"/>
-                      <w:sz w:val="20"/>
-                    </w:rPr>
-                    <w:t xml:space="preserve"> </w:t>
-                  </w:r>
-                  <w:proofErr w:type="spellStart"/>
-                  <w:r>
-                    <w:rPr>
-                      <w:rFonts w:ascii="Times New Roman" w:eastAsia="Times New Roman" w:hAnsi="Times New Roman" w:cs="Times New Roman"/>
-                      <w:sz w:val="20"/>
-                    </w:rPr>
-                    <w:t>što</w:t>
-                  </w:r>
-                  <w:proofErr w:type="spellEnd"/>
-                  <w:r>
-                    <w:rPr>
-                      <w:rFonts w:ascii="Times New Roman" w:eastAsia="Times New Roman" w:hAnsi="Times New Roman" w:cs="Times New Roman"/>
-                      <w:sz w:val="20"/>
-                    </w:rPr>
-                    <w:t xml:space="preserve"> je </w:t>
-                  </w:r>
-                  <w:proofErr w:type="spellStart"/>
-                  <w:r>
-                    <w:rPr>
-                      <w:rFonts w:ascii="Times New Roman" w:eastAsia="Times New Roman" w:hAnsi="Times New Roman" w:cs="Times New Roman"/>
-                      <w:sz w:val="20"/>
-                    </w:rPr>
-                    <w:t>kreirana</w:t>
-                  </w:r>
-                  <w:proofErr w:type="spellEnd"/>
-                  <w:r>
-                    <w:rPr>
-                      <w:rFonts w:ascii="Times New Roman" w:eastAsia="Times New Roman" w:hAnsi="Times New Roman" w:cs="Times New Roman"/>
-                      <w:sz w:val="20"/>
-                    </w:rPr>
-                    <w:t>?</w:t>
+                    <w:t>korisnik može da menja trajanje izložbe nakon što je kreirana?</w:t>
                   </w:r>
                 </w:p>
               </w:tc>
@@ -4110,133 +2907,12 @@
               </w:rPr>
               <w:t xml:space="preserve">Da li </w:t>
             </w:r>
-            <w:proofErr w:type="spellStart"/>
             <w:r>
               <w:rPr>
                 <w:rFonts w:ascii="Times New Roman" w:eastAsia="Times New Roman" w:hAnsi="Times New Roman" w:cs="Times New Roman"/>
                 <w:sz w:val="20"/>
               </w:rPr>
-              <w:t>korisnik</w:t>
-            </w:r>
-            <w:proofErr w:type="spellEnd"/>
-            <w:r>
-              <w:rPr>
-                <w:rFonts w:ascii="Times New Roman" w:eastAsia="Times New Roman" w:hAnsi="Times New Roman" w:cs="Times New Roman"/>
-                <w:sz w:val="20"/>
-              </w:rPr>
-              <w:t xml:space="preserve"> </w:t>
-            </w:r>
-            <w:proofErr w:type="spellStart"/>
-            <w:r>
-              <w:rPr>
-                <w:rFonts w:ascii="Times New Roman" w:eastAsia="Times New Roman" w:hAnsi="Times New Roman" w:cs="Times New Roman"/>
-                <w:sz w:val="20"/>
-              </w:rPr>
-              <w:t>može</w:t>
-            </w:r>
-            <w:proofErr w:type="spellEnd"/>
-            <w:r>
-              <w:rPr>
-                <w:rFonts w:ascii="Times New Roman" w:eastAsia="Times New Roman" w:hAnsi="Times New Roman" w:cs="Times New Roman"/>
-                <w:sz w:val="20"/>
-              </w:rPr>
-              <w:t xml:space="preserve"> da </w:t>
-            </w:r>
-            <w:proofErr w:type="spellStart"/>
-            <w:r>
-              <w:rPr>
-                <w:rFonts w:ascii="Times New Roman" w:eastAsia="Times New Roman" w:hAnsi="Times New Roman" w:cs="Times New Roman"/>
-                <w:sz w:val="20"/>
-              </w:rPr>
-              <w:t>menja</w:t>
-            </w:r>
-            <w:proofErr w:type="spellEnd"/>
-            <w:r>
-              <w:rPr>
-                <w:rFonts w:ascii="Times New Roman" w:eastAsia="Times New Roman" w:hAnsi="Times New Roman" w:cs="Times New Roman"/>
-                <w:sz w:val="20"/>
-              </w:rPr>
-              <w:t xml:space="preserve"> </w:t>
-            </w:r>
-            <w:proofErr w:type="spellStart"/>
-            <w:r>
-              <w:rPr>
-                <w:rFonts w:ascii="Times New Roman" w:eastAsia="Times New Roman" w:hAnsi="Times New Roman" w:cs="Times New Roman"/>
-                <w:sz w:val="20"/>
-              </w:rPr>
-              <w:t>ime</w:t>
-            </w:r>
-            <w:proofErr w:type="spellEnd"/>
-            <w:r>
-              <w:rPr>
-                <w:rFonts w:ascii="Times New Roman" w:eastAsia="Times New Roman" w:hAnsi="Times New Roman" w:cs="Times New Roman"/>
-                <w:sz w:val="20"/>
-              </w:rPr>
-              <w:t xml:space="preserve"> </w:t>
-            </w:r>
-            <w:proofErr w:type="spellStart"/>
-            <w:r>
-              <w:rPr>
-                <w:rFonts w:ascii="Times New Roman" w:eastAsia="Times New Roman" w:hAnsi="Times New Roman" w:cs="Times New Roman"/>
-                <w:sz w:val="20"/>
-              </w:rPr>
-              <w:t>izložbe</w:t>
-            </w:r>
-            <w:proofErr w:type="spellEnd"/>
-            <w:r>
-              <w:rPr>
-                <w:rFonts w:ascii="Times New Roman" w:eastAsia="Times New Roman" w:hAnsi="Times New Roman" w:cs="Times New Roman"/>
-                <w:sz w:val="20"/>
-              </w:rPr>
-              <w:t xml:space="preserve"> </w:t>
-            </w:r>
-            <w:proofErr w:type="spellStart"/>
-            <w:r>
-              <w:rPr>
-                <w:rFonts w:ascii="Times New Roman" w:eastAsia="Times New Roman" w:hAnsi="Times New Roman" w:cs="Times New Roman"/>
-                <w:sz w:val="20"/>
-              </w:rPr>
-              <w:t>nakon</w:t>
-            </w:r>
-            <w:proofErr w:type="spellEnd"/>
-            <w:r>
-              <w:rPr>
-                <w:rFonts w:ascii="Times New Roman" w:eastAsia="Times New Roman" w:hAnsi="Times New Roman" w:cs="Times New Roman"/>
-                <w:sz w:val="20"/>
-              </w:rPr>
-              <w:t xml:space="preserve"> </w:t>
-            </w:r>
-            <w:proofErr w:type="spellStart"/>
-            <w:r>
-              <w:rPr>
-                <w:rFonts w:ascii="Times New Roman" w:eastAsia="Times New Roman" w:hAnsi="Times New Roman" w:cs="Times New Roman"/>
-                <w:sz w:val="20"/>
-              </w:rPr>
-              <w:t>što</w:t>
-            </w:r>
-            <w:proofErr w:type="spellEnd"/>
-            <w:r>
-              <w:rPr>
-                <w:rFonts w:ascii="Times New Roman" w:eastAsia="Times New Roman" w:hAnsi="Times New Roman" w:cs="Times New Roman"/>
-                <w:sz w:val="20"/>
-              </w:rPr>
-              <w:t xml:space="preserve"> je </w:t>
-            </w:r>
-            <w:proofErr w:type="spellStart"/>
-            <w:r>
-              <w:rPr>
-                <w:rFonts w:ascii="Times New Roman" w:eastAsia="Times New Roman" w:hAnsi="Times New Roman" w:cs="Times New Roman"/>
-                <w:sz w:val="20"/>
-              </w:rPr>
-              <w:t>kreirana</w:t>
-            </w:r>
-            <w:proofErr w:type="spellEnd"/>
-            <w:r>
-              <w:rPr>
-                <w:rFonts w:ascii="Times New Roman" w:eastAsia="Times New Roman" w:hAnsi="Times New Roman" w:cs="Times New Roman"/>
-                <w:sz w:val="20"/>
-              </w:rPr>
-              <w:t>?</w:t>
+              <w:t>korisnik može da menja ime izložbe nakon što je kreirana?</w:t>
             </w:r>
           </w:p>
         </w:tc>
@@ -4317,133 +2993,12 @@
               </w:rPr>
               <w:t xml:space="preserve">Da li </w:t>
             </w:r>
-            <w:proofErr w:type="spellStart"/>
             <w:r>
               <w:rPr>
                 <w:rFonts w:ascii="Times New Roman" w:eastAsia="Times New Roman" w:hAnsi="Times New Roman" w:cs="Times New Roman"/>
                 <w:sz w:val="20"/>
               </w:rPr>
-              <w:t>korisnik</w:t>
-            </w:r>
-            <w:proofErr w:type="spellEnd"/>
-            <w:r>
-              <w:rPr>
-                <w:rFonts w:ascii="Times New Roman" w:eastAsia="Times New Roman" w:hAnsi="Times New Roman" w:cs="Times New Roman"/>
-                <w:sz w:val="20"/>
-              </w:rPr>
-              <w:t xml:space="preserve"> </w:t>
-            </w:r>
-            <w:proofErr w:type="spellStart"/>
-            <w:r>
-              <w:rPr>
-                <w:rFonts w:ascii="Times New Roman" w:eastAsia="Times New Roman" w:hAnsi="Times New Roman" w:cs="Times New Roman"/>
-                <w:sz w:val="20"/>
-              </w:rPr>
-              <w:t>može</w:t>
-            </w:r>
-            <w:proofErr w:type="spellEnd"/>
-            <w:r>
-              <w:rPr>
-                <w:rFonts w:ascii="Times New Roman" w:eastAsia="Times New Roman" w:hAnsi="Times New Roman" w:cs="Times New Roman"/>
-                <w:sz w:val="20"/>
-              </w:rPr>
-              <w:t xml:space="preserve"> da </w:t>
-            </w:r>
-            <w:proofErr w:type="spellStart"/>
-            <w:r>
-              <w:rPr>
-                <w:rFonts w:ascii="Times New Roman" w:eastAsia="Times New Roman" w:hAnsi="Times New Roman" w:cs="Times New Roman"/>
-                <w:sz w:val="20"/>
-              </w:rPr>
-              <w:t>menja</w:t>
-            </w:r>
-            <w:proofErr w:type="spellEnd"/>
-            <w:r>
-              <w:rPr>
-                <w:rFonts w:ascii="Times New Roman" w:eastAsia="Times New Roman" w:hAnsi="Times New Roman" w:cs="Times New Roman"/>
-                <w:sz w:val="20"/>
-              </w:rPr>
-              <w:t xml:space="preserve"> </w:t>
-            </w:r>
-            <w:proofErr w:type="spellStart"/>
-            <w:r>
-              <w:rPr>
-                <w:rFonts w:ascii="Times New Roman" w:eastAsia="Times New Roman" w:hAnsi="Times New Roman" w:cs="Times New Roman"/>
-                <w:sz w:val="20"/>
-              </w:rPr>
-              <w:t>temu</w:t>
-            </w:r>
-            <w:proofErr w:type="spellEnd"/>
-            <w:r>
-              <w:rPr>
-                <w:rFonts w:ascii="Times New Roman" w:eastAsia="Times New Roman" w:hAnsi="Times New Roman" w:cs="Times New Roman"/>
-                <w:sz w:val="20"/>
-              </w:rPr>
-              <w:t xml:space="preserve"> </w:t>
-            </w:r>
-            <w:proofErr w:type="spellStart"/>
-            <w:r>
-              <w:rPr>
-                <w:rFonts w:ascii="Times New Roman" w:eastAsia="Times New Roman" w:hAnsi="Times New Roman" w:cs="Times New Roman"/>
-                <w:sz w:val="20"/>
-              </w:rPr>
-              <w:t>izložbe</w:t>
-            </w:r>
-            <w:proofErr w:type="spellEnd"/>
-            <w:r>
-              <w:rPr>
-                <w:rFonts w:ascii="Times New Roman" w:eastAsia="Times New Roman" w:hAnsi="Times New Roman" w:cs="Times New Roman"/>
-                <w:sz w:val="20"/>
-              </w:rPr>
-              <w:t xml:space="preserve"> </w:t>
-            </w:r>
-            <w:proofErr w:type="spellStart"/>
-            <w:r>
-              <w:rPr>
-                <w:rFonts w:ascii="Times New Roman" w:eastAsia="Times New Roman" w:hAnsi="Times New Roman" w:cs="Times New Roman"/>
-                <w:sz w:val="20"/>
-              </w:rPr>
-              <w:t>nakon</w:t>
-            </w:r>
-            <w:proofErr w:type="spellEnd"/>
-            <w:r>
-              <w:rPr>
-                <w:rFonts w:ascii="Times New Roman" w:eastAsia="Times New Roman" w:hAnsi="Times New Roman" w:cs="Times New Roman"/>
-                <w:sz w:val="20"/>
-              </w:rPr>
-              <w:t xml:space="preserve"> </w:t>
-            </w:r>
-            <w:proofErr w:type="spellStart"/>
-            <w:r>
-              <w:rPr>
-                <w:rFonts w:ascii="Times New Roman" w:eastAsia="Times New Roman" w:hAnsi="Times New Roman" w:cs="Times New Roman"/>
-                <w:sz w:val="20"/>
-              </w:rPr>
-              <w:t>što</w:t>
-            </w:r>
-            <w:proofErr w:type="spellEnd"/>
-            <w:r>
-              <w:rPr>
-                <w:rFonts w:ascii="Times New Roman" w:eastAsia="Times New Roman" w:hAnsi="Times New Roman" w:cs="Times New Roman"/>
-                <w:sz w:val="20"/>
-              </w:rPr>
-              <w:t xml:space="preserve"> je </w:t>
-            </w:r>
-            <w:proofErr w:type="spellStart"/>
-            <w:r>
-              <w:rPr>
-                <w:rFonts w:ascii="Times New Roman" w:eastAsia="Times New Roman" w:hAnsi="Times New Roman" w:cs="Times New Roman"/>
-                <w:sz w:val="20"/>
-              </w:rPr>
-              <w:t>kreirana</w:t>
-            </w:r>
-            <w:proofErr w:type="spellEnd"/>
-            <w:r>
-              <w:rPr>
-                <w:rFonts w:ascii="Times New Roman" w:eastAsia="Times New Roman" w:hAnsi="Times New Roman" w:cs="Times New Roman"/>
-                <w:sz w:val="20"/>
-              </w:rPr>
-              <w:t>?</w:t>
+              <w:t>korisnik može da menja temu izložbe nakon što je kreirana?</w:t>
             </w:r>
           </w:p>
         </w:tc>
@@ -4503,22 +3058,15 @@
       <w:r>
         <w:t xml:space="preserve">Scenario </w:t>
       </w:r>
-      <w:proofErr w:type="spellStart"/>
-      <w:r>
-        <w:t>popunjavanja</w:t>
-      </w:r>
-      <w:proofErr w:type="spellEnd"/>
-      <w:r>
-        <w:t xml:space="preserve"> </w:t>
-      </w:r>
-      <w:proofErr w:type="spellStart"/>
-      <w:r>
-        <w:t>ankete</w:t>
-      </w:r>
       <w:bookmarkEnd w:id="6"/>
-      <w:proofErr w:type="spellEnd"/>
-      <w:r>
-        <w:t xml:space="preserve"> </w:t>
+      <w:r>
+        <w:t>pr</w:t>
+      </w:r>
+      <w:r>
+        <w:t>avljenja</w:t>
+      </w:r>
+      <w:r>
+        <w:t xml:space="preserve"> izložbi</w:t>
       </w:r>
     </w:p>
     <w:p>
@@ -4540,29 +3088,13 @@
         <w:ind w:left="705" w:hanging="720"/>
       </w:pPr>
       <w:bookmarkStart w:id="7" w:name="_Toc205762430"/>
-      <w:proofErr w:type="spellStart"/>
       <w:r>
         <w:rPr>
           <w:u w:val="single" w:color="000000"/>
         </w:rPr>
-        <w:t>Kratak</w:t>
-      </w:r>
-      <w:proofErr w:type="spellEnd"/>
-      <w:r>
-        <w:rPr>
-          <w:u w:val="single" w:color="000000"/>
-        </w:rPr>
-        <w:t xml:space="preserve"> </w:t>
-      </w:r>
-      <w:proofErr w:type="spellStart"/>
-      <w:r>
-        <w:rPr>
-          <w:u w:val="single" w:color="000000"/>
-        </w:rPr>
-        <w:t>opis</w:t>
+        <w:t>Kratak opis</w:t>
       </w:r>
       <w:bookmarkEnd w:id="7"/>
-      <w:proofErr w:type="spellEnd"/>
       <w:r>
         <w:t xml:space="preserve"> </w:t>
       </w:r>
@@ -4576,501 +3108,12 @@
           <w:sz w:val="20"/>
         </w:rPr>
       </w:pPr>
-      <w:proofErr w:type="spellStart"/>
-      <w:r>
-        <w:rPr>
-          <w:rFonts w:ascii="Times New Roman" w:eastAsia="Times New Roman" w:hAnsi="Times New Roman" w:cs="Times New Roman"/>
-          <w:sz w:val="20"/>
-        </w:rPr>
-        <w:t>Korisnik</w:t>
-      </w:r>
-      <w:proofErr w:type="spellEnd"/>
-      <w:r>
-        <w:rPr>
-          <w:rFonts w:ascii="Times New Roman" w:eastAsia="Times New Roman" w:hAnsi="Times New Roman" w:cs="Times New Roman"/>
-          <w:sz w:val="20"/>
-        </w:rPr>
-        <w:t xml:space="preserve"> </w:t>
-      </w:r>
-      <w:proofErr w:type="spellStart"/>
-      <w:r>
-        <w:rPr>
-          <w:rFonts w:ascii="Times New Roman" w:eastAsia="Times New Roman" w:hAnsi="Times New Roman" w:cs="Times New Roman"/>
-          <w:sz w:val="20"/>
-        </w:rPr>
-        <w:t>ima</w:t>
-      </w:r>
-      <w:proofErr w:type="spellEnd"/>
-      <w:r>
-        <w:rPr>
-          <w:rFonts w:ascii="Times New Roman" w:eastAsia="Times New Roman" w:hAnsi="Times New Roman" w:cs="Times New Roman"/>
-          <w:sz w:val="20"/>
-        </w:rPr>
-        <w:t xml:space="preserve"> </w:t>
-      </w:r>
-      <w:proofErr w:type="spellStart"/>
-      <w:r>
-        <w:rPr>
-          <w:rFonts w:ascii="Times New Roman" w:eastAsia="Times New Roman" w:hAnsi="Times New Roman" w:cs="Times New Roman"/>
-          <w:sz w:val="20"/>
-        </w:rPr>
-        <w:t>mogućnost</w:t>
-      </w:r>
-      <w:proofErr w:type="spellEnd"/>
-      <w:r>
-        <w:rPr>
-          <w:rFonts w:ascii="Times New Roman" w:eastAsia="Times New Roman" w:hAnsi="Times New Roman" w:cs="Times New Roman"/>
-          <w:sz w:val="20"/>
-        </w:rPr>
-        <w:t xml:space="preserve"> da </w:t>
-      </w:r>
-      <w:proofErr w:type="spellStart"/>
-      <w:r>
-        <w:rPr>
-          <w:rFonts w:ascii="Times New Roman" w:eastAsia="Times New Roman" w:hAnsi="Times New Roman" w:cs="Times New Roman"/>
-          <w:sz w:val="20"/>
-        </w:rPr>
-        <w:t>kreira</w:t>
-      </w:r>
-      <w:proofErr w:type="spellEnd"/>
-      <w:r>
-        <w:rPr>
-          <w:rFonts w:ascii="Times New Roman" w:eastAsia="Times New Roman" w:hAnsi="Times New Roman" w:cs="Times New Roman"/>
-          <w:sz w:val="20"/>
-        </w:rPr>
-        <w:t xml:space="preserve"> </w:t>
-      </w:r>
-      <w:proofErr w:type="spellStart"/>
-      <w:r>
-        <w:rPr>
-          <w:rFonts w:ascii="Times New Roman" w:eastAsia="Times New Roman" w:hAnsi="Times New Roman" w:cs="Times New Roman"/>
-          <w:sz w:val="20"/>
-        </w:rPr>
-        <w:t>novu</w:t>
-      </w:r>
-      <w:proofErr w:type="spellEnd"/>
-      <w:r>
-        <w:rPr>
-          <w:rFonts w:ascii="Times New Roman" w:eastAsia="Times New Roman" w:hAnsi="Times New Roman" w:cs="Times New Roman"/>
-          <w:sz w:val="20"/>
-        </w:rPr>
-        <w:t xml:space="preserve"> </w:t>
-      </w:r>
-      <w:proofErr w:type="spellStart"/>
-      <w:r>
-        <w:rPr>
-          <w:rFonts w:ascii="Times New Roman" w:eastAsia="Times New Roman" w:hAnsi="Times New Roman" w:cs="Times New Roman"/>
-          <w:sz w:val="20"/>
-        </w:rPr>
-        <w:t>izložbu</w:t>
-      </w:r>
-      <w:proofErr w:type="spellEnd"/>
-      <w:r>
-        <w:rPr>
-          <w:rFonts w:ascii="Times New Roman" w:eastAsia="Times New Roman" w:hAnsi="Times New Roman" w:cs="Times New Roman"/>
-          <w:sz w:val="20"/>
-        </w:rPr>
-        <w:t xml:space="preserve"> </w:t>
-      </w:r>
-      <w:proofErr w:type="spellStart"/>
-      <w:r>
-        <w:rPr>
-          <w:rFonts w:ascii="Times New Roman" w:eastAsia="Times New Roman" w:hAnsi="Times New Roman" w:cs="Times New Roman"/>
-          <w:sz w:val="20"/>
-        </w:rPr>
-        <w:t>putem</w:t>
-      </w:r>
-      <w:proofErr w:type="spellEnd"/>
-      <w:r>
-        <w:rPr>
-          <w:rFonts w:ascii="Times New Roman" w:eastAsia="Times New Roman" w:hAnsi="Times New Roman" w:cs="Times New Roman"/>
-          <w:sz w:val="20"/>
-        </w:rPr>
-        <w:t xml:space="preserve"> </w:t>
-      </w:r>
-      <w:proofErr w:type="spellStart"/>
-      <w:r>
-        <w:rPr>
-          <w:rFonts w:ascii="Times New Roman" w:eastAsia="Times New Roman" w:hAnsi="Times New Roman" w:cs="Times New Roman"/>
-          <w:sz w:val="20"/>
-        </w:rPr>
-        <w:t>odgovarajuće</w:t>
-      </w:r>
-      <w:proofErr w:type="spellEnd"/>
-      <w:r>
-        <w:rPr>
-          <w:rFonts w:ascii="Times New Roman" w:eastAsia="Times New Roman" w:hAnsi="Times New Roman" w:cs="Times New Roman"/>
-          <w:sz w:val="20"/>
-        </w:rPr>
-        <w:t xml:space="preserve"> </w:t>
-      </w:r>
-      <w:proofErr w:type="spellStart"/>
-      <w:r>
-        <w:rPr>
-          <w:rFonts w:ascii="Times New Roman" w:eastAsia="Times New Roman" w:hAnsi="Times New Roman" w:cs="Times New Roman"/>
-          <w:sz w:val="20"/>
-        </w:rPr>
-        <w:t>forme</w:t>
-      </w:r>
-      <w:proofErr w:type="spellEnd"/>
-      <w:r>
-        <w:rPr>
-          <w:rFonts w:ascii="Times New Roman" w:eastAsia="Times New Roman" w:hAnsi="Times New Roman" w:cs="Times New Roman"/>
-          <w:sz w:val="20"/>
-        </w:rPr>
-        <w:t xml:space="preserve">. Tom </w:t>
-      </w:r>
-      <w:proofErr w:type="spellStart"/>
-      <w:r>
-        <w:rPr>
-          <w:rFonts w:ascii="Times New Roman" w:eastAsia="Times New Roman" w:hAnsi="Times New Roman" w:cs="Times New Roman"/>
-          <w:sz w:val="20"/>
-        </w:rPr>
-        <w:t>prilikom</w:t>
-      </w:r>
-      <w:proofErr w:type="spellEnd"/>
-      <w:r>
-        <w:rPr>
-          <w:rFonts w:ascii="Times New Roman" w:eastAsia="Times New Roman" w:hAnsi="Times New Roman" w:cs="Times New Roman"/>
-          <w:sz w:val="20"/>
-        </w:rPr>
-        <w:t xml:space="preserve"> </w:t>
-      </w:r>
-      <w:proofErr w:type="spellStart"/>
-      <w:r>
-        <w:rPr>
-          <w:rFonts w:ascii="Times New Roman" w:eastAsia="Times New Roman" w:hAnsi="Times New Roman" w:cs="Times New Roman"/>
-          <w:sz w:val="20"/>
-        </w:rPr>
-        <w:t>unosi</w:t>
-      </w:r>
-      <w:proofErr w:type="spellEnd"/>
-      <w:r>
-        <w:rPr>
-          <w:rFonts w:ascii="Times New Roman" w:eastAsia="Times New Roman" w:hAnsi="Times New Roman" w:cs="Times New Roman"/>
-          <w:sz w:val="20"/>
-        </w:rPr>
-        <w:t xml:space="preserve"> se </w:t>
-      </w:r>
-      <w:proofErr w:type="spellStart"/>
-      <w:r>
-        <w:rPr>
-          <w:rFonts w:ascii="Times New Roman" w:eastAsia="Times New Roman" w:hAnsi="Times New Roman" w:cs="Times New Roman"/>
-          <w:sz w:val="20"/>
-        </w:rPr>
-        <w:t>naziv</w:t>
-      </w:r>
-      <w:proofErr w:type="spellEnd"/>
-      <w:r>
-        <w:rPr>
-          <w:rFonts w:ascii="Times New Roman" w:eastAsia="Times New Roman" w:hAnsi="Times New Roman" w:cs="Times New Roman"/>
-          <w:sz w:val="20"/>
-        </w:rPr>
-        <w:t xml:space="preserve">, </w:t>
-      </w:r>
-      <w:proofErr w:type="spellStart"/>
-      <w:r>
-        <w:rPr>
-          <w:rFonts w:ascii="Times New Roman" w:eastAsia="Times New Roman" w:hAnsi="Times New Roman" w:cs="Times New Roman"/>
-          <w:sz w:val="20"/>
-        </w:rPr>
-        <w:t>bira</w:t>
-      </w:r>
-      <w:proofErr w:type="spellEnd"/>
-      <w:r>
-        <w:rPr>
-          <w:rFonts w:ascii="Times New Roman" w:eastAsia="Times New Roman" w:hAnsi="Times New Roman" w:cs="Times New Roman"/>
-          <w:sz w:val="20"/>
-        </w:rPr>
-        <w:t xml:space="preserve"> </w:t>
-      </w:r>
-      <w:proofErr w:type="spellStart"/>
-      <w:r>
-        <w:rPr>
-          <w:rFonts w:ascii="Times New Roman" w:eastAsia="Times New Roman" w:hAnsi="Times New Roman" w:cs="Times New Roman"/>
-          <w:sz w:val="20"/>
-        </w:rPr>
-        <w:t>tema</w:t>
-      </w:r>
-      <w:proofErr w:type="spellEnd"/>
-      <w:r>
-        <w:rPr>
-          <w:rFonts w:ascii="Times New Roman" w:eastAsia="Times New Roman" w:hAnsi="Times New Roman" w:cs="Times New Roman"/>
-          <w:sz w:val="20"/>
-        </w:rPr>
-        <w:t xml:space="preserve"> </w:t>
-      </w:r>
-      <w:proofErr w:type="spellStart"/>
-      <w:r>
-        <w:rPr>
-          <w:rFonts w:ascii="Times New Roman" w:eastAsia="Times New Roman" w:hAnsi="Times New Roman" w:cs="Times New Roman"/>
-          <w:sz w:val="20"/>
-        </w:rPr>
-        <w:t>iz</w:t>
-      </w:r>
-      <w:proofErr w:type="spellEnd"/>
-      <w:r>
-        <w:rPr>
-          <w:rFonts w:ascii="Times New Roman" w:eastAsia="Times New Roman" w:hAnsi="Times New Roman" w:cs="Times New Roman"/>
-          <w:sz w:val="20"/>
-        </w:rPr>
-        <w:t xml:space="preserve"> </w:t>
-      </w:r>
-      <w:proofErr w:type="spellStart"/>
-      <w:r>
-        <w:rPr>
-          <w:rFonts w:ascii="Times New Roman" w:eastAsia="Times New Roman" w:hAnsi="Times New Roman" w:cs="Times New Roman"/>
-          <w:sz w:val="20"/>
-        </w:rPr>
-        <w:t>unapred</w:t>
-      </w:r>
-      <w:proofErr w:type="spellEnd"/>
-      <w:r>
-        <w:rPr>
-          <w:rFonts w:ascii="Times New Roman" w:eastAsia="Times New Roman" w:hAnsi="Times New Roman" w:cs="Times New Roman"/>
-          <w:sz w:val="20"/>
-        </w:rPr>
-        <w:t xml:space="preserve"> </w:t>
-      </w:r>
-      <w:proofErr w:type="spellStart"/>
-      <w:r>
-        <w:rPr>
-          <w:rFonts w:ascii="Times New Roman" w:eastAsia="Times New Roman" w:hAnsi="Times New Roman" w:cs="Times New Roman"/>
-          <w:sz w:val="20"/>
-        </w:rPr>
-        <w:t>definisane</w:t>
-      </w:r>
-      <w:proofErr w:type="spellEnd"/>
-      <w:r>
-        <w:rPr>
-          <w:rFonts w:ascii="Times New Roman" w:eastAsia="Times New Roman" w:hAnsi="Times New Roman" w:cs="Times New Roman"/>
-          <w:sz w:val="20"/>
-        </w:rPr>
-        <w:t xml:space="preserve"> </w:t>
-      </w:r>
-      <w:proofErr w:type="spellStart"/>
-      <w:r>
-        <w:rPr>
-          <w:rFonts w:ascii="Times New Roman" w:eastAsia="Times New Roman" w:hAnsi="Times New Roman" w:cs="Times New Roman"/>
-          <w:sz w:val="20"/>
-        </w:rPr>
-        <w:t>liste</w:t>
-      </w:r>
-      <w:proofErr w:type="spellEnd"/>
-      <w:r>
-        <w:rPr>
-          <w:rFonts w:ascii="Times New Roman" w:eastAsia="Times New Roman" w:hAnsi="Times New Roman" w:cs="Times New Roman"/>
-          <w:sz w:val="20"/>
-        </w:rPr>
-        <w:t xml:space="preserve"> (</w:t>
-      </w:r>
-      <w:proofErr w:type="spellStart"/>
-      <w:r>
-        <w:rPr>
-          <w:rFonts w:ascii="Times New Roman" w:eastAsia="Times New Roman" w:hAnsi="Times New Roman" w:cs="Times New Roman"/>
-          <w:sz w:val="20"/>
-        </w:rPr>
-        <w:t>Priroda</w:t>
-      </w:r>
-      <w:proofErr w:type="spellEnd"/>
-      <w:r>
-        <w:rPr>
-          <w:rFonts w:ascii="Times New Roman" w:eastAsia="Times New Roman" w:hAnsi="Times New Roman" w:cs="Times New Roman"/>
-          <w:sz w:val="20"/>
-        </w:rPr>
-        <w:t xml:space="preserve">, </w:t>
-      </w:r>
-      <w:proofErr w:type="spellStart"/>
-      <w:r>
-        <w:rPr>
-          <w:rFonts w:ascii="Times New Roman" w:eastAsia="Times New Roman" w:hAnsi="Times New Roman" w:cs="Times New Roman"/>
-          <w:sz w:val="20"/>
-        </w:rPr>
-        <w:t>Portret</w:t>
-      </w:r>
-      <w:proofErr w:type="spellEnd"/>
-      <w:r>
-        <w:rPr>
-          <w:rFonts w:ascii="Times New Roman" w:eastAsia="Times New Roman" w:hAnsi="Times New Roman" w:cs="Times New Roman"/>
-          <w:sz w:val="20"/>
-        </w:rPr>
-        <w:t xml:space="preserve">, </w:t>
-      </w:r>
-      <w:proofErr w:type="spellStart"/>
-      <w:r>
-        <w:rPr>
-          <w:rFonts w:ascii="Times New Roman" w:eastAsia="Times New Roman" w:hAnsi="Times New Roman" w:cs="Times New Roman"/>
-          <w:sz w:val="20"/>
-        </w:rPr>
-        <w:t>Arhitektura</w:t>
-      </w:r>
-      <w:proofErr w:type="spellEnd"/>
-      <w:r>
-        <w:rPr>
-          <w:rFonts w:ascii="Times New Roman" w:eastAsia="Times New Roman" w:hAnsi="Times New Roman" w:cs="Times New Roman"/>
-          <w:sz w:val="20"/>
-        </w:rPr>
-        <w:t xml:space="preserve">, </w:t>
-      </w:r>
-      <w:proofErr w:type="spellStart"/>
-      <w:r>
-        <w:rPr>
-          <w:rFonts w:ascii="Times New Roman" w:eastAsia="Times New Roman" w:hAnsi="Times New Roman" w:cs="Times New Roman"/>
-          <w:sz w:val="20"/>
-        </w:rPr>
-        <w:t>Slobodna</w:t>
-      </w:r>
-      <w:proofErr w:type="spellEnd"/>
-      <w:r>
-        <w:rPr>
-          <w:rFonts w:ascii="Times New Roman" w:eastAsia="Times New Roman" w:hAnsi="Times New Roman" w:cs="Times New Roman"/>
-          <w:sz w:val="20"/>
-        </w:rPr>
-        <w:t xml:space="preserve"> </w:t>
-      </w:r>
-      <w:proofErr w:type="spellStart"/>
-      <w:r>
-        <w:rPr>
-          <w:rFonts w:ascii="Times New Roman" w:eastAsia="Times New Roman" w:hAnsi="Times New Roman" w:cs="Times New Roman"/>
-          <w:sz w:val="20"/>
-        </w:rPr>
-        <w:t>tema</w:t>
-      </w:r>
-      <w:proofErr w:type="spellEnd"/>
-      <w:r>
-        <w:rPr>
-          <w:rFonts w:ascii="Times New Roman" w:eastAsia="Times New Roman" w:hAnsi="Times New Roman" w:cs="Times New Roman"/>
-          <w:sz w:val="20"/>
-        </w:rPr>
-        <w:t xml:space="preserve">) </w:t>
-      </w:r>
-      <w:proofErr w:type="spellStart"/>
-      <w:r>
-        <w:rPr>
-          <w:rFonts w:ascii="Times New Roman" w:eastAsia="Times New Roman" w:hAnsi="Times New Roman" w:cs="Times New Roman"/>
-          <w:sz w:val="20"/>
-        </w:rPr>
-        <w:t>i</w:t>
-      </w:r>
-      <w:proofErr w:type="spellEnd"/>
-      <w:r>
-        <w:rPr>
-          <w:rFonts w:ascii="Times New Roman" w:eastAsia="Times New Roman" w:hAnsi="Times New Roman" w:cs="Times New Roman"/>
-          <w:sz w:val="20"/>
-        </w:rPr>
-        <w:t xml:space="preserve"> </w:t>
-      </w:r>
-      <w:proofErr w:type="spellStart"/>
-      <w:r>
-        <w:rPr>
-          <w:rFonts w:ascii="Times New Roman" w:eastAsia="Times New Roman" w:hAnsi="Times New Roman" w:cs="Times New Roman"/>
-          <w:sz w:val="20"/>
-        </w:rPr>
-        <w:t>unosi</w:t>
-      </w:r>
-      <w:proofErr w:type="spellEnd"/>
-      <w:r>
-        <w:rPr>
-          <w:rFonts w:ascii="Times New Roman" w:eastAsia="Times New Roman" w:hAnsi="Times New Roman" w:cs="Times New Roman"/>
-          <w:sz w:val="20"/>
-        </w:rPr>
-        <w:t xml:space="preserve"> se </w:t>
-      </w:r>
-      <w:proofErr w:type="spellStart"/>
-      <w:r>
-        <w:rPr>
-          <w:rFonts w:ascii="Times New Roman" w:eastAsia="Times New Roman" w:hAnsi="Times New Roman" w:cs="Times New Roman"/>
-          <w:sz w:val="20"/>
-        </w:rPr>
-        <w:t>trajanje</w:t>
-      </w:r>
-      <w:proofErr w:type="spellEnd"/>
-      <w:r>
-        <w:rPr>
-          <w:rFonts w:ascii="Times New Roman" w:eastAsia="Times New Roman" w:hAnsi="Times New Roman" w:cs="Times New Roman"/>
-          <w:sz w:val="20"/>
-        </w:rPr>
-        <w:t xml:space="preserve"> </w:t>
-      </w:r>
-      <w:proofErr w:type="spellStart"/>
-      <w:r>
-        <w:rPr>
-          <w:rFonts w:ascii="Times New Roman" w:eastAsia="Times New Roman" w:hAnsi="Times New Roman" w:cs="Times New Roman"/>
-          <w:sz w:val="20"/>
-        </w:rPr>
-        <w:t>izložbe</w:t>
-      </w:r>
-      <w:proofErr w:type="spellEnd"/>
-      <w:r>
-        <w:rPr>
-          <w:rFonts w:ascii="Times New Roman" w:eastAsia="Times New Roman" w:hAnsi="Times New Roman" w:cs="Times New Roman"/>
-          <w:sz w:val="20"/>
-        </w:rPr>
-        <w:t xml:space="preserve"> u </w:t>
-      </w:r>
-      <w:proofErr w:type="spellStart"/>
-      <w:r>
-        <w:rPr>
-          <w:rFonts w:ascii="Times New Roman" w:eastAsia="Times New Roman" w:hAnsi="Times New Roman" w:cs="Times New Roman"/>
-          <w:sz w:val="20"/>
-        </w:rPr>
-        <w:t>satima</w:t>
-      </w:r>
-      <w:proofErr w:type="spellEnd"/>
-      <w:r>
-        <w:rPr>
-          <w:rFonts w:ascii="Times New Roman" w:eastAsia="Times New Roman" w:hAnsi="Times New Roman" w:cs="Times New Roman"/>
-          <w:sz w:val="20"/>
-        </w:rPr>
-        <w:t xml:space="preserve">, </w:t>
-      </w:r>
-      <w:proofErr w:type="spellStart"/>
-      <w:r>
-        <w:rPr>
-          <w:rFonts w:ascii="Times New Roman" w:eastAsia="Times New Roman" w:hAnsi="Times New Roman" w:cs="Times New Roman"/>
-          <w:sz w:val="20"/>
-        </w:rPr>
-        <w:t>sa</w:t>
-      </w:r>
-      <w:proofErr w:type="spellEnd"/>
-      <w:r>
-        <w:rPr>
-          <w:rFonts w:ascii="Times New Roman" w:eastAsia="Times New Roman" w:hAnsi="Times New Roman" w:cs="Times New Roman"/>
-          <w:sz w:val="20"/>
-        </w:rPr>
-        <w:t xml:space="preserve"> </w:t>
-      </w:r>
-      <w:proofErr w:type="spellStart"/>
-      <w:r>
-        <w:rPr>
-          <w:rFonts w:ascii="Times New Roman" w:eastAsia="Times New Roman" w:hAnsi="Times New Roman" w:cs="Times New Roman"/>
-          <w:sz w:val="20"/>
-        </w:rPr>
-        <w:t>maksimalnim</w:t>
-      </w:r>
-      <w:proofErr w:type="spellEnd"/>
-      <w:r>
-        <w:rPr>
-          <w:rFonts w:ascii="Times New Roman" w:eastAsia="Times New Roman" w:hAnsi="Times New Roman" w:cs="Times New Roman"/>
-          <w:sz w:val="20"/>
-        </w:rPr>
-        <w:t xml:space="preserve"> </w:t>
-      </w:r>
-      <w:proofErr w:type="spellStart"/>
-      <w:r>
-        <w:rPr>
-          <w:rFonts w:ascii="Times New Roman" w:eastAsia="Times New Roman" w:hAnsi="Times New Roman" w:cs="Times New Roman"/>
-          <w:sz w:val="20"/>
-        </w:rPr>
-        <w:t>trajanjem</w:t>
-      </w:r>
-      <w:proofErr w:type="spellEnd"/>
-      <w:r>
-        <w:rPr>
-          <w:rFonts w:ascii="Times New Roman" w:eastAsia="Times New Roman" w:hAnsi="Times New Roman" w:cs="Times New Roman"/>
-          <w:sz w:val="20"/>
-        </w:rPr>
-        <w:t xml:space="preserve"> od 168 sati.</w:t>
+      <w:r>
+        <w:rPr>
+          <w:rFonts w:ascii="Times New Roman" w:eastAsia="Times New Roman" w:hAnsi="Times New Roman" w:cs="Times New Roman"/>
+          <w:sz w:val="20"/>
+        </w:rPr>
+        <w:t>Korisnik ima mogućnost da kreira novu izložbu putem odgovarajuće forme. Tom prilikom unosi se naziv, bira tema iz unapred definisane liste (Priroda, Portret, Arhitektura, Slobodna tema) i unosi se trajanje izložbe u satima, sa maksimalnim trajanjem od 168 sati.</w:t>
       </w:r>
     </w:p>
     <w:p>
@@ -5090,17 +3133,9 @@
         <w:rPr>
           <w:u w:val="single" w:color="000000"/>
         </w:rPr>
-        <w:t xml:space="preserve">Tok </w:t>
-      </w:r>
-      <w:proofErr w:type="spellStart"/>
-      <w:r>
-        <w:rPr>
-          <w:u w:val="single" w:color="000000"/>
-        </w:rPr>
-        <w:t>dogadjaja</w:t>
+        <w:t>Tok dogadjaja</w:t>
       </w:r>
       <w:bookmarkEnd w:id="8"/>
-      <w:proofErr w:type="spellEnd"/>
       <w:r>
         <w:t xml:space="preserve"> </w:t>
       </w:r>
@@ -5112,57 +3147,19 @@
         <w:ind w:left="720" w:hanging="720"/>
       </w:pPr>
       <w:bookmarkStart w:id="9" w:name="_Toc205762432"/>
-      <w:proofErr w:type="spellStart"/>
       <w:r>
         <w:rPr>
           <w:i/>
         </w:rPr>
-        <w:t>Korisnik</w:t>
-      </w:r>
-      <w:proofErr w:type="spellEnd"/>
+        <w:t xml:space="preserve">Korisnik uspešno </w:t>
+      </w:r>
+      <w:bookmarkEnd w:id="9"/>
       <w:r>
         <w:rPr>
           <w:i/>
         </w:rPr>
-        <w:t xml:space="preserve"> </w:t>
-      </w:r>
-      <w:proofErr w:type="spellStart"/>
-      <w:r>
-        <w:rPr>
-          <w:i/>
-        </w:rPr>
-        <w:t>uspešno</w:t>
-      </w:r>
-      <w:proofErr w:type="spellEnd"/>
-      <w:r>
-        <w:rPr>
-          <w:i/>
-        </w:rPr>
-        <w:t xml:space="preserve"> </w:t>
-      </w:r>
-      <w:bookmarkEnd w:id="9"/>
-      <w:proofErr w:type="spellStart"/>
-      <w:r>
-        <w:rPr>
-          <w:i/>
-        </w:rPr>
-        <w:t>kreira</w:t>
-      </w:r>
-      <w:proofErr w:type="spellEnd"/>
-      <w:r>
-        <w:rPr>
-          <w:i/>
-        </w:rPr>
-        <w:t xml:space="preserve"> </w:t>
-      </w:r>
-      <w:proofErr w:type="spellStart"/>
-      <w:r>
-        <w:rPr>
-          <w:i/>
-        </w:rPr>
-        <w:t>izložbu</w:t>
-      </w:r>
-      <w:proofErr w:type="spellEnd"/>
+        <w:t>kreira izložbu</w:t>
+      </w:r>
     </w:p>
     <w:p>
       <w:pPr>
@@ -5178,133 +3175,19 @@
           <w:sz w:val="20"/>
         </w:rPr>
       </w:pPr>
-      <w:proofErr w:type="spellStart"/>
-      <w:r>
-        <w:rPr>
-          <w:rFonts w:ascii="Times New Roman" w:eastAsia="Times New Roman" w:hAnsi="Times New Roman" w:cs="Times New Roman"/>
-          <w:sz w:val="20"/>
-        </w:rPr>
-        <w:t>Korisnik</w:t>
-      </w:r>
-      <w:proofErr w:type="spellEnd"/>
-      <w:r>
-        <w:rPr>
-          <w:rFonts w:ascii="Times New Roman" w:eastAsia="Times New Roman" w:hAnsi="Times New Roman" w:cs="Times New Roman"/>
-          <w:sz w:val="20"/>
-        </w:rPr>
-        <w:t xml:space="preserve"> </w:t>
-      </w:r>
-      <w:proofErr w:type="spellStart"/>
-      <w:r>
-        <w:rPr>
-          <w:rFonts w:ascii="Times New Roman" w:eastAsia="Times New Roman" w:hAnsi="Times New Roman" w:cs="Times New Roman"/>
-          <w:sz w:val="20"/>
-        </w:rPr>
-        <w:t>pritisne</w:t>
-      </w:r>
-      <w:proofErr w:type="spellEnd"/>
-      <w:r>
-        <w:rPr>
-          <w:rFonts w:ascii="Times New Roman" w:eastAsia="Times New Roman" w:hAnsi="Times New Roman" w:cs="Times New Roman"/>
-          <w:sz w:val="20"/>
-        </w:rPr>
-        <w:t xml:space="preserve"> </w:t>
-      </w:r>
-      <w:proofErr w:type="spellStart"/>
-      <w:r>
-        <w:rPr>
-          <w:rFonts w:ascii="Times New Roman" w:eastAsia="Times New Roman" w:hAnsi="Times New Roman" w:cs="Times New Roman"/>
-          <w:sz w:val="20"/>
-        </w:rPr>
-        <w:t>dugme</w:t>
-      </w:r>
-      <w:proofErr w:type="spellEnd"/>
-      <w:r>
-        <w:rPr>
-          <w:rFonts w:ascii="Times New Roman" w:eastAsia="Times New Roman" w:hAnsi="Times New Roman" w:cs="Times New Roman"/>
-          <w:sz w:val="20"/>
-        </w:rPr>
-        <w:t xml:space="preserve"> "</w:t>
-      </w:r>
-      <w:proofErr w:type="spellStart"/>
-      <w:r>
-        <w:rPr>
-          <w:rFonts w:ascii="Times New Roman" w:eastAsia="Times New Roman" w:hAnsi="Times New Roman" w:cs="Times New Roman"/>
-          <w:sz w:val="20"/>
-        </w:rPr>
-        <w:t>Napravi</w:t>
-      </w:r>
-      <w:proofErr w:type="spellEnd"/>
-      <w:r>
-        <w:rPr>
-          <w:rFonts w:ascii="Times New Roman" w:eastAsia="Times New Roman" w:hAnsi="Times New Roman" w:cs="Times New Roman"/>
-          <w:sz w:val="20"/>
-        </w:rPr>
-        <w:t xml:space="preserve"> </w:t>
-      </w:r>
-      <w:proofErr w:type="spellStart"/>
-      <w:r>
-        <w:rPr>
-          <w:rFonts w:ascii="Times New Roman" w:eastAsia="Times New Roman" w:hAnsi="Times New Roman" w:cs="Times New Roman"/>
-          <w:sz w:val="20"/>
-        </w:rPr>
-        <w:t>izložbu</w:t>
-      </w:r>
-      <w:proofErr w:type="spellEnd"/>
-      <w:r>
-        <w:rPr>
-          <w:rFonts w:ascii="Times New Roman" w:eastAsia="Times New Roman" w:hAnsi="Times New Roman" w:cs="Times New Roman"/>
-          <w:sz w:val="20"/>
-        </w:rPr>
-        <w:t xml:space="preserve">" </w:t>
-      </w:r>
-      <w:proofErr w:type="spellStart"/>
-      <w:r>
-        <w:rPr>
-          <w:rFonts w:ascii="Times New Roman" w:eastAsia="Times New Roman" w:hAnsi="Times New Roman" w:cs="Times New Roman"/>
-          <w:sz w:val="20"/>
-        </w:rPr>
-        <w:t>na</w:t>
-      </w:r>
-      <w:proofErr w:type="spellEnd"/>
-      <w:r>
-        <w:rPr>
-          <w:rFonts w:ascii="Times New Roman" w:eastAsia="Times New Roman" w:hAnsi="Times New Roman" w:cs="Times New Roman"/>
-          <w:sz w:val="20"/>
-        </w:rPr>
-        <w:t xml:space="preserve"> </w:t>
-      </w:r>
-      <w:proofErr w:type="spellStart"/>
-      <w:r>
-        <w:rPr>
-          <w:rFonts w:ascii="Times New Roman" w:eastAsia="Times New Roman" w:hAnsi="Times New Roman" w:cs="Times New Roman"/>
-          <w:sz w:val="20"/>
-        </w:rPr>
-        <w:t>stranici</w:t>
-      </w:r>
-      <w:proofErr w:type="spellEnd"/>
-      <w:r>
-        <w:rPr>
-          <w:rFonts w:ascii="Times New Roman" w:eastAsia="Times New Roman" w:hAnsi="Times New Roman" w:cs="Times New Roman"/>
-          <w:sz w:val="20"/>
-        </w:rPr>
-        <w:t xml:space="preserve"> za </w:t>
-      </w:r>
-      <w:proofErr w:type="spellStart"/>
-      <w:r>
-        <w:rPr>
-          <w:rFonts w:ascii="Times New Roman" w:eastAsia="Times New Roman" w:hAnsi="Times New Roman" w:cs="Times New Roman"/>
-          <w:sz w:val="20"/>
-        </w:rPr>
-        <w:t>izložbe</w:t>
-      </w:r>
-      <w:proofErr w:type="spellEnd"/>
-      <w:r>
-        <w:rPr>
-          <w:rFonts w:ascii="Times New Roman" w:eastAsia="Times New Roman" w:hAnsi="Times New Roman" w:cs="Times New Roman"/>
-          <w:sz w:val="20"/>
-        </w:rPr>
-        <w:t>.</w:t>
+      <w:r>
+        <w:rPr>
+          <w:rFonts w:ascii="Times New Roman" w:eastAsia="Times New Roman" w:hAnsi="Times New Roman" w:cs="Times New Roman"/>
+          <w:sz w:val="20"/>
+        </w:rPr>
+        <w:t xml:space="preserve">Korisnik pritisne dugme "Napravi izložbu" na </w:t>
+      </w:r>
+      <w:r>
+        <w:rPr>
+          <w:rFonts w:ascii="Times New Roman" w:eastAsia="Times New Roman" w:hAnsi="Times New Roman" w:cs="Times New Roman"/>
+          <w:sz w:val="20"/>
+        </w:rPr>
+        <w:t>stranici za izložbe.</w:t>
       </w:r>
     </w:p>
     <w:p>
@@ -5321,229 +3204,12 @@
           <w:sz w:val="20"/>
         </w:rPr>
       </w:pPr>
-      <w:proofErr w:type="spellStart"/>
-      <w:r>
-        <w:rPr>
-          <w:rFonts w:ascii="Times New Roman" w:eastAsia="Times New Roman" w:hAnsi="Times New Roman" w:cs="Times New Roman"/>
-          <w:sz w:val="20"/>
-        </w:rPr>
-        <w:t>Prikazuje</w:t>
-      </w:r>
-      <w:proofErr w:type="spellEnd"/>
-      <w:r>
-        <w:rPr>
-          <w:rFonts w:ascii="Times New Roman" w:eastAsia="Times New Roman" w:hAnsi="Times New Roman" w:cs="Times New Roman"/>
-          <w:sz w:val="20"/>
-        </w:rPr>
-        <w:t xml:space="preserve"> se forma za </w:t>
-      </w:r>
-      <w:proofErr w:type="spellStart"/>
-      <w:r>
-        <w:rPr>
-          <w:rFonts w:ascii="Times New Roman" w:eastAsia="Times New Roman" w:hAnsi="Times New Roman" w:cs="Times New Roman"/>
-          <w:sz w:val="20"/>
-        </w:rPr>
-        <w:t>kreiranje</w:t>
-      </w:r>
-      <w:proofErr w:type="spellEnd"/>
-      <w:r>
-        <w:rPr>
-          <w:rFonts w:ascii="Times New Roman" w:eastAsia="Times New Roman" w:hAnsi="Times New Roman" w:cs="Times New Roman"/>
-          <w:sz w:val="20"/>
-        </w:rPr>
-        <w:t xml:space="preserve"> </w:t>
-      </w:r>
-      <w:proofErr w:type="spellStart"/>
-      <w:r>
-        <w:rPr>
-          <w:rFonts w:ascii="Times New Roman" w:eastAsia="Times New Roman" w:hAnsi="Times New Roman" w:cs="Times New Roman"/>
-          <w:sz w:val="20"/>
-        </w:rPr>
-        <w:t>izložbe</w:t>
-      </w:r>
-      <w:proofErr w:type="spellEnd"/>
-      <w:r>
-        <w:rPr>
-          <w:rFonts w:ascii="Times New Roman" w:eastAsia="Times New Roman" w:hAnsi="Times New Roman" w:cs="Times New Roman"/>
-          <w:sz w:val="20"/>
-        </w:rPr>
-        <w:t xml:space="preserve"> </w:t>
-      </w:r>
-      <w:proofErr w:type="spellStart"/>
-      <w:r>
-        <w:rPr>
-          <w:rFonts w:ascii="Times New Roman" w:eastAsia="Times New Roman" w:hAnsi="Times New Roman" w:cs="Times New Roman"/>
-          <w:sz w:val="20"/>
-        </w:rPr>
-        <w:t>koja</w:t>
-      </w:r>
-      <w:proofErr w:type="spellEnd"/>
-      <w:r>
-        <w:rPr>
-          <w:rFonts w:ascii="Times New Roman" w:eastAsia="Times New Roman" w:hAnsi="Times New Roman" w:cs="Times New Roman"/>
-          <w:sz w:val="20"/>
-        </w:rPr>
-        <w:t xml:space="preserve"> </w:t>
-      </w:r>
-      <w:proofErr w:type="spellStart"/>
-      <w:r>
-        <w:rPr>
-          <w:rFonts w:ascii="Times New Roman" w:eastAsia="Times New Roman" w:hAnsi="Times New Roman" w:cs="Times New Roman"/>
-          <w:sz w:val="20"/>
-        </w:rPr>
-        <w:t>sadrži</w:t>
-      </w:r>
-      <w:proofErr w:type="spellEnd"/>
-      <w:r>
-        <w:rPr>
-          <w:rFonts w:ascii="Times New Roman" w:eastAsia="Times New Roman" w:hAnsi="Times New Roman" w:cs="Times New Roman"/>
-          <w:sz w:val="20"/>
-        </w:rPr>
-        <w:t xml:space="preserve"> </w:t>
-      </w:r>
-      <w:proofErr w:type="spellStart"/>
-      <w:r>
-        <w:rPr>
-          <w:rFonts w:ascii="Times New Roman" w:eastAsia="Times New Roman" w:hAnsi="Times New Roman" w:cs="Times New Roman"/>
-          <w:sz w:val="20"/>
-        </w:rPr>
-        <w:t>polja</w:t>
-      </w:r>
-      <w:proofErr w:type="spellEnd"/>
-      <w:r>
-        <w:rPr>
-          <w:rFonts w:ascii="Times New Roman" w:eastAsia="Times New Roman" w:hAnsi="Times New Roman" w:cs="Times New Roman"/>
-          <w:sz w:val="20"/>
-        </w:rPr>
-        <w:t xml:space="preserve"> za: </w:t>
-      </w:r>
-      <w:proofErr w:type="spellStart"/>
-      <w:r>
-        <w:rPr>
-          <w:rFonts w:ascii="Times New Roman" w:eastAsia="Times New Roman" w:hAnsi="Times New Roman" w:cs="Times New Roman"/>
-          <w:sz w:val="20"/>
-        </w:rPr>
-        <w:t>naziv</w:t>
-      </w:r>
-      <w:proofErr w:type="spellEnd"/>
-      <w:r>
-        <w:rPr>
-          <w:rFonts w:ascii="Times New Roman" w:eastAsia="Times New Roman" w:hAnsi="Times New Roman" w:cs="Times New Roman"/>
-          <w:sz w:val="20"/>
-        </w:rPr>
-        <w:t xml:space="preserve">, </w:t>
-      </w:r>
-      <w:proofErr w:type="spellStart"/>
-      <w:r>
-        <w:rPr>
-          <w:rFonts w:ascii="Times New Roman" w:eastAsia="Times New Roman" w:hAnsi="Times New Roman" w:cs="Times New Roman"/>
-          <w:sz w:val="20"/>
-        </w:rPr>
-        <w:t>padajući</w:t>
-      </w:r>
-      <w:proofErr w:type="spellEnd"/>
-      <w:r>
-        <w:rPr>
-          <w:rFonts w:ascii="Times New Roman" w:eastAsia="Times New Roman" w:hAnsi="Times New Roman" w:cs="Times New Roman"/>
-          <w:sz w:val="20"/>
-        </w:rPr>
-        <w:t xml:space="preserve"> </w:t>
-      </w:r>
-      <w:proofErr w:type="spellStart"/>
-      <w:r>
-        <w:rPr>
-          <w:rFonts w:ascii="Times New Roman" w:eastAsia="Times New Roman" w:hAnsi="Times New Roman" w:cs="Times New Roman"/>
-          <w:sz w:val="20"/>
-        </w:rPr>
-        <w:t>meni</w:t>
-      </w:r>
-      <w:proofErr w:type="spellEnd"/>
-      <w:r>
-        <w:rPr>
-          <w:rFonts w:ascii="Times New Roman" w:eastAsia="Times New Roman" w:hAnsi="Times New Roman" w:cs="Times New Roman"/>
-          <w:sz w:val="20"/>
-        </w:rPr>
-        <w:t xml:space="preserve"> za </w:t>
-      </w:r>
-      <w:proofErr w:type="spellStart"/>
-      <w:r>
-        <w:rPr>
-          <w:rFonts w:ascii="Times New Roman" w:eastAsia="Times New Roman" w:hAnsi="Times New Roman" w:cs="Times New Roman"/>
-          <w:sz w:val="20"/>
-        </w:rPr>
-        <w:t>temu</w:t>
-      </w:r>
-      <w:proofErr w:type="spellEnd"/>
-      <w:r>
-        <w:rPr>
-          <w:rFonts w:ascii="Times New Roman" w:eastAsia="Times New Roman" w:hAnsi="Times New Roman" w:cs="Times New Roman"/>
-          <w:sz w:val="20"/>
-        </w:rPr>
-        <w:t xml:space="preserve">, </w:t>
-      </w:r>
-      <w:proofErr w:type="spellStart"/>
-      <w:r>
-        <w:rPr>
-          <w:rFonts w:ascii="Times New Roman" w:eastAsia="Times New Roman" w:hAnsi="Times New Roman" w:cs="Times New Roman"/>
-          <w:sz w:val="20"/>
-        </w:rPr>
-        <w:t>i</w:t>
-      </w:r>
-      <w:proofErr w:type="spellEnd"/>
-      <w:r>
-        <w:rPr>
-          <w:rFonts w:ascii="Times New Roman" w:eastAsia="Times New Roman" w:hAnsi="Times New Roman" w:cs="Times New Roman"/>
-          <w:sz w:val="20"/>
-        </w:rPr>
-        <w:t xml:space="preserve"> polje za </w:t>
-      </w:r>
-      <w:proofErr w:type="spellStart"/>
-      <w:r>
-        <w:rPr>
-          <w:rFonts w:ascii="Times New Roman" w:eastAsia="Times New Roman" w:hAnsi="Times New Roman" w:cs="Times New Roman"/>
-          <w:sz w:val="20"/>
-        </w:rPr>
-        <w:t>unos</w:t>
-      </w:r>
-      <w:proofErr w:type="spellEnd"/>
-      <w:r>
-        <w:rPr>
-          <w:rFonts w:ascii="Times New Roman" w:eastAsia="Times New Roman" w:hAnsi="Times New Roman" w:cs="Times New Roman"/>
-          <w:sz w:val="20"/>
-        </w:rPr>
-        <w:t xml:space="preserve"> </w:t>
-      </w:r>
-      <w:proofErr w:type="spellStart"/>
-      <w:r>
-        <w:rPr>
-          <w:rFonts w:ascii="Times New Roman" w:eastAsia="Times New Roman" w:hAnsi="Times New Roman" w:cs="Times New Roman"/>
-          <w:sz w:val="20"/>
-        </w:rPr>
-        <w:t>trajanja</w:t>
-      </w:r>
-      <w:proofErr w:type="spellEnd"/>
-      <w:r>
-        <w:rPr>
-          <w:rFonts w:ascii="Times New Roman" w:eastAsia="Times New Roman" w:hAnsi="Times New Roman" w:cs="Times New Roman"/>
-          <w:sz w:val="20"/>
-        </w:rPr>
-        <w:t xml:space="preserve"> u </w:t>
-      </w:r>
-      <w:proofErr w:type="spellStart"/>
-      <w:r>
-        <w:rPr>
-          <w:rFonts w:ascii="Times New Roman" w:eastAsia="Times New Roman" w:hAnsi="Times New Roman" w:cs="Times New Roman"/>
-          <w:sz w:val="20"/>
-        </w:rPr>
-        <w:t>satima</w:t>
-      </w:r>
-      <w:proofErr w:type="spellEnd"/>
-      <w:r>
-        <w:rPr>
-          <w:rFonts w:ascii="Times New Roman" w:eastAsia="Times New Roman" w:hAnsi="Times New Roman" w:cs="Times New Roman"/>
-          <w:sz w:val="20"/>
-        </w:rPr>
-        <w:t>.</w:t>
+      <w:r>
+        <w:rPr>
+          <w:rFonts w:ascii="Times New Roman" w:eastAsia="Times New Roman" w:hAnsi="Times New Roman" w:cs="Times New Roman"/>
+          <w:sz w:val="20"/>
+        </w:rPr>
+        <w:t>Prikazuje se forma za kreiranje izložbe koja sadrži polja za: naziv, padajući meni za temu, i polje za unos trajanja u satima.</w:t>
       </w:r>
     </w:p>
     <w:p>
@@ -5560,300 +3226,19 @@
           <w:sz w:val="20"/>
         </w:rPr>
       </w:pPr>
-      <w:proofErr w:type="spellStart"/>
-      <w:r>
-        <w:rPr>
-          <w:rFonts w:ascii="Times New Roman" w:eastAsia="Times New Roman" w:hAnsi="Times New Roman" w:cs="Times New Roman"/>
-          <w:sz w:val="20"/>
-        </w:rPr>
-        <w:t>Korisnik</w:t>
-      </w:r>
-      <w:proofErr w:type="spellEnd"/>
-      <w:r>
-        <w:rPr>
-          <w:rFonts w:ascii="Times New Roman" w:eastAsia="Times New Roman" w:hAnsi="Times New Roman" w:cs="Times New Roman"/>
-          <w:sz w:val="20"/>
-        </w:rPr>
-        <w:t xml:space="preserve"> </w:t>
-      </w:r>
-      <w:proofErr w:type="spellStart"/>
-      <w:r>
-        <w:rPr>
-          <w:rFonts w:ascii="Times New Roman" w:eastAsia="Times New Roman" w:hAnsi="Times New Roman" w:cs="Times New Roman"/>
-          <w:sz w:val="20"/>
-        </w:rPr>
-        <w:t>unosi</w:t>
-      </w:r>
-      <w:proofErr w:type="spellEnd"/>
-      <w:r>
-        <w:rPr>
-          <w:rFonts w:ascii="Times New Roman" w:eastAsia="Times New Roman" w:hAnsi="Times New Roman" w:cs="Times New Roman"/>
-          <w:sz w:val="20"/>
-        </w:rPr>
-        <w:t xml:space="preserve"> </w:t>
-      </w:r>
-      <w:proofErr w:type="spellStart"/>
-      <w:r>
-        <w:rPr>
-          <w:rFonts w:ascii="Times New Roman" w:eastAsia="Times New Roman" w:hAnsi="Times New Roman" w:cs="Times New Roman"/>
-          <w:sz w:val="20"/>
-        </w:rPr>
-        <w:t>naziv</w:t>
-      </w:r>
-      <w:proofErr w:type="spellEnd"/>
-      <w:r>
-        <w:rPr>
-          <w:rFonts w:ascii="Times New Roman" w:eastAsia="Times New Roman" w:hAnsi="Times New Roman" w:cs="Times New Roman"/>
-          <w:sz w:val="20"/>
-        </w:rPr>
-        <w:t xml:space="preserve"> </w:t>
-      </w:r>
-      <w:proofErr w:type="spellStart"/>
-      <w:r>
-        <w:rPr>
-          <w:rFonts w:ascii="Times New Roman" w:eastAsia="Times New Roman" w:hAnsi="Times New Roman" w:cs="Times New Roman"/>
-          <w:sz w:val="20"/>
-        </w:rPr>
-        <w:t>izložbe</w:t>
-      </w:r>
-      <w:proofErr w:type="spellEnd"/>
-      <w:r>
-        <w:rPr>
-          <w:rFonts w:ascii="Times New Roman" w:eastAsia="Times New Roman" w:hAnsi="Times New Roman" w:cs="Times New Roman"/>
-          <w:sz w:val="20"/>
-        </w:rPr>
-        <w:t xml:space="preserve"> (</w:t>
-      </w:r>
-      <w:proofErr w:type="spellStart"/>
-      <w:r>
-        <w:rPr>
-          <w:rFonts w:ascii="Times New Roman" w:eastAsia="Times New Roman" w:hAnsi="Times New Roman" w:cs="Times New Roman"/>
-          <w:sz w:val="20"/>
-        </w:rPr>
-        <w:t>npr</w:t>
-      </w:r>
-      <w:proofErr w:type="spellEnd"/>
-      <w:r>
-        <w:rPr>
-          <w:rFonts w:ascii="Times New Roman" w:eastAsia="Times New Roman" w:hAnsi="Times New Roman" w:cs="Times New Roman"/>
-          <w:sz w:val="20"/>
-        </w:rPr>
-        <w:t xml:space="preserve">. "Jesen u </w:t>
-      </w:r>
-      <w:proofErr w:type="spellStart"/>
-      <w:r>
-        <w:rPr>
-          <w:rFonts w:ascii="Times New Roman" w:eastAsia="Times New Roman" w:hAnsi="Times New Roman" w:cs="Times New Roman"/>
-          <w:sz w:val="20"/>
-        </w:rPr>
-        <w:t>Beogradu</w:t>
-      </w:r>
-      <w:proofErr w:type="spellEnd"/>
-      <w:r>
-        <w:rPr>
-          <w:rFonts w:ascii="Times New Roman" w:eastAsia="Times New Roman" w:hAnsi="Times New Roman" w:cs="Times New Roman"/>
-          <w:sz w:val="20"/>
-        </w:rPr>
-        <w:t>")</w:t>
-      </w:r>
-      <w:r>
-        <w:rPr>
-          <w:rFonts w:ascii="Times New Roman" w:eastAsia="Times New Roman" w:hAnsi="Times New Roman" w:cs="Times New Roman"/>
-          <w:sz w:val="20"/>
-        </w:rPr>
-        <w:t xml:space="preserve">, </w:t>
-      </w:r>
-      <w:proofErr w:type="spellStart"/>
-      <w:r>
-        <w:rPr>
-          <w:rFonts w:ascii="Times New Roman" w:eastAsia="Times New Roman" w:hAnsi="Times New Roman" w:cs="Times New Roman"/>
-          <w:sz w:val="20"/>
-        </w:rPr>
-        <w:t>bira</w:t>
-      </w:r>
-      <w:proofErr w:type="spellEnd"/>
-      <w:r>
-        <w:rPr>
-          <w:rFonts w:ascii="Times New Roman" w:eastAsia="Times New Roman" w:hAnsi="Times New Roman" w:cs="Times New Roman"/>
-          <w:sz w:val="20"/>
-        </w:rPr>
-        <w:t xml:space="preserve"> </w:t>
-      </w:r>
-      <w:proofErr w:type="spellStart"/>
-      <w:r>
-        <w:rPr>
-          <w:rFonts w:ascii="Times New Roman" w:eastAsia="Times New Roman" w:hAnsi="Times New Roman" w:cs="Times New Roman"/>
-          <w:sz w:val="20"/>
-        </w:rPr>
-        <w:t>temu</w:t>
-      </w:r>
-      <w:proofErr w:type="spellEnd"/>
-      <w:r>
-        <w:rPr>
-          <w:rFonts w:ascii="Times New Roman" w:eastAsia="Times New Roman" w:hAnsi="Times New Roman" w:cs="Times New Roman"/>
-          <w:sz w:val="20"/>
-        </w:rPr>
-        <w:t xml:space="preserve"> </w:t>
-      </w:r>
-      <w:proofErr w:type="spellStart"/>
-      <w:r>
-        <w:rPr>
-          <w:rFonts w:ascii="Times New Roman" w:eastAsia="Times New Roman" w:hAnsi="Times New Roman" w:cs="Times New Roman"/>
-          <w:sz w:val="20"/>
-        </w:rPr>
-        <w:t>iz</w:t>
-      </w:r>
-      <w:proofErr w:type="spellEnd"/>
-      <w:r>
-        <w:rPr>
-          <w:rFonts w:ascii="Times New Roman" w:eastAsia="Times New Roman" w:hAnsi="Times New Roman" w:cs="Times New Roman"/>
-          <w:sz w:val="20"/>
-        </w:rPr>
-        <w:t xml:space="preserve"> </w:t>
-      </w:r>
-      <w:proofErr w:type="spellStart"/>
-      <w:r>
-        <w:rPr>
-          <w:rFonts w:ascii="Times New Roman" w:eastAsia="Times New Roman" w:hAnsi="Times New Roman" w:cs="Times New Roman"/>
-          <w:sz w:val="20"/>
-        </w:rPr>
-        <w:t>padajućeg</w:t>
-      </w:r>
-      <w:proofErr w:type="spellEnd"/>
-      <w:r>
-        <w:rPr>
-          <w:rFonts w:ascii="Times New Roman" w:eastAsia="Times New Roman" w:hAnsi="Times New Roman" w:cs="Times New Roman"/>
-          <w:sz w:val="20"/>
-        </w:rPr>
-        <w:t xml:space="preserve"> </w:t>
-      </w:r>
-      <w:proofErr w:type="spellStart"/>
-      <w:r>
-        <w:rPr>
-          <w:rFonts w:ascii="Times New Roman" w:eastAsia="Times New Roman" w:hAnsi="Times New Roman" w:cs="Times New Roman"/>
-          <w:sz w:val="20"/>
-        </w:rPr>
-        <w:t>menija</w:t>
-      </w:r>
-      <w:proofErr w:type="spellEnd"/>
-      <w:r>
-        <w:rPr>
-          <w:rFonts w:ascii="Times New Roman" w:eastAsia="Times New Roman" w:hAnsi="Times New Roman" w:cs="Times New Roman"/>
-          <w:sz w:val="20"/>
-        </w:rPr>
-        <w:t xml:space="preserve"> (</w:t>
-      </w:r>
-      <w:proofErr w:type="spellStart"/>
-      <w:r>
-        <w:rPr>
-          <w:rFonts w:ascii="Times New Roman" w:eastAsia="Times New Roman" w:hAnsi="Times New Roman" w:cs="Times New Roman"/>
-          <w:sz w:val="20"/>
-        </w:rPr>
-        <w:t>npr</w:t>
-      </w:r>
-      <w:proofErr w:type="spellEnd"/>
-      <w:r>
-        <w:rPr>
-          <w:rFonts w:ascii="Times New Roman" w:eastAsia="Times New Roman" w:hAnsi="Times New Roman" w:cs="Times New Roman"/>
-          <w:sz w:val="20"/>
-        </w:rPr>
-        <w:t xml:space="preserve"> </w:t>
-      </w:r>
-      <w:proofErr w:type="spellStart"/>
-      <w:r>
-        <w:rPr>
-          <w:rFonts w:ascii="Times New Roman" w:eastAsia="Times New Roman" w:hAnsi="Times New Roman" w:cs="Times New Roman"/>
-          <w:sz w:val="20"/>
-        </w:rPr>
-        <w:t>Priroda</w:t>
-      </w:r>
-      <w:proofErr w:type="spellEnd"/>
-      <w:r>
-        <w:rPr>
-          <w:rFonts w:ascii="Times New Roman" w:eastAsia="Times New Roman" w:hAnsi="Times New Roman" w:cs="Times New Roman"/>
-          <w:sz w:val="20"/>
-        </w:rPr>
-        <w:t xml:space="preserve">) I </w:t>
-      </w:r>
-      <w:proofErr w:type="spellStart"/>
-      <w:r>
-        <w:rPr>
-          <w:rFonts w:ascii="Times New Roman" w:eastAsia="Times New Roman" w:hAnsi="Times New Roman" w:cs="Times New Roman"/>
-          <w:sz w:val="20"/>
-        </w:rPr>
-        <w:t>bira</w:t>
-      </w:r>
-      <w:proofErr w:type="spellEnd"/>
-      <w:r>
-        <w:rPr>
-          <w:rFonts w:ascii="Times New Roman" w:eastAsia="Times New Roman" w:hAnsi="Times New Roman" w:cs="Times New Roman"/>
-          <w:sz w:val="20"/>
-        </w:rPr>
-        <w:t xml:space="preserve"> </w:t>
-      </w:r>
-      <w:proofErr w:type="spellStart"/>
-      <w:r>
-        <w:rPr>
-          <w:rFonts w:ascii="Times New Roman" w:eastAsia="Times New Roman" w:hAnsi="Times New Roman" w:cs="Times New Roman"/>
-          <w:sz w:val="20"/>
-        </w:rPr>
-        <w:t>trajanje</w:t>
-      </w:r>
-      <w:proofErr w:type="spellEnd"/>
-      <w:r>
-        <w:rPr>
-          <w:rFonts w:ascii="Times New Roman" w:eastAsia="Times New Roman" w:hAnsi="Times New Roman" w:cs="Times New Roman"/>
-          <w:sz w:val="20"/>
-        </w:rPr>
-        <w:t xml:space="preserve"> </w:t>
-      </w:r>
-      <w:proofErr w:type="spellStart"/>
-      <w:r>
-        <w:rPr>
-          <w:rFonts w:ascii="Times New Roman" w:eastAsia="Times New Roman" w:hAnsi="Times New Roman" w:cs="Times New Roman"/>
-          <w:sz w:val="20"/>
-        </w:rPr>
-        <w:t>izložbe</w:t>
-      </w:r>
-      <w:proofErr w:type="spellEnd"/>
-      <w:r>
-        <w:rPr>
-          <w:rFonts w:ascii="Times New Roman" w:eastAsia="Times New Roman" w:hAnsi="Times New Roman" w:cs="Times New Roman"/>
-          <w:sz w:val="20"/>
-        </w:rPr>
-        <w:t xml:space="preserve"> (</w:t>
-      </w:r>
-      <w:proofErr w:type="spellStart"/>
-      <w:r>
-        <w:rPr>
-          <w:rFonts w:ascii="Times New Roman" w:eastAsia="Times New Roman" w:hAnsi="Times New Roman" w:cs="Times New Roman"/>
-          <w:sz w:val="20"/>
-        </w:rPr>
-        <w:t>npr</w:t>
-      </w:r>
-      <w:proofErr w:type="spellEnd"/>
-      <w:r>
-        <w:rPr>
-          <w:rFonts w:ascii="Times New Roman" w:eastAsia="Times New Roman" w:hAnsi="Times New Roman" w:cs="Times New Roman"/>
-          <w:sz w:val="20"/>
-        </w:rPr>
-        <w:t xml:space="preserve"> 72 </w:t>
-      </w:r>
-      <w:proofErr w:type="spellStart"/>
-      <w:r>
-        <w:rPr>
-          <w:rFonts w:ascii="Times New Roman" w:eastAsia="Times New Roman" w:hAnsi="Times New Roman" w:cs="Times New Roman"/>
-          <w:sz w:val="20"/>
-        </w:rPr>
-        <w:t>sata</w:t>
-      </w:r>
-      <w:proofErr w:type="spellEnd"/>
-      <w:r>
-        <w:rPr>
-          <w:rFonts w:ascii="Times New Roman" w:eastAsia="Times New Roman" w:hAnsi="Times New Roman" w:cs="Times New Roman"/>
-          <w:sz w:val="20"/>
-        </w:rPr>
-        <w:t>).</w:t>
+      <w:r>
+        <w:rPr>
+          <w:rFonts w:ascii="Times New Roman" w:eastAsia="Times New Roman" w:hAnsi="Times New Roman" w:cs="Times New Roman"/>
+          <w:sz w:val="20"/>
+        </w:rPr>
+        <w:t>Korisnik unosi naziv izložbe (npr. "Jesen u Beogradu")</w:t>
+      </w:r>
+      <w:r>
+        <w:rPr>
+          <w:rFonts w:ascii="Times New Roman" w:eastAsia="Times New Roman" w:hAnsi="Times New Roman" w:cs="Times New Roman"/>
+          <w:sz w:val="20"/>
+        </w:rPr>
+        <w:t>, bira temu iz padajućeg menija (npr Priroda) I bira trajanje izložbe (npr 72 sata).</w:t>
       </w:r>
     </w:p>
     <w:p>
@@ -5885,7 +3270,6 @@
         <w:lastRenderedPageBreak/>
         <w:t xml:space="preserve"> </w:t>
       </w:r>
-      <w:proofErr w:type="spellStart"/>
       <w:r>
         <w:rPr>
           <w:rFonts w:ascii="Times New Roman" w:eastAsia="Times New Roman" w:hAnsi="Times New Roman" w:cs="Times New Roman"/>
@@ -5896,306 +3280,7 @@
           <w:lang w:val="en-GB" w:eastAsia="en-GB"/>
           <w14:ligatures w14:val="none"/>
         </w:rPr>
-        <w:t>Sistem</w:t>
-      </w:r>
-      <w:proofErr w:type="spellEnd"/>
-      <w:r>
-        <w:rPr>
-          <w:rFonts w:ascii="Times New Roman" w:eastAsia="Times New Roman" w:hAnsi="Times New Roman" w:cs="Times New Roman"/>
-          <w:color w:val="auto"/>
-          <w:kern w:val="0"/>
-          <w:sz w:val="20"/>
-          <w:szCs w:val="20"/>
-          <w:lang w:val="en-GB" w:eastAsia="en-GB"/>
-          <w14:ligatures w14:val="none"/>
-        </w:rPr>
-        <w:t xml:space="preserve"> </w:t>
-      </w:r>
-      <w:proofErr w:type="spellStart"/>
-      <w:r>
-        <w:rPr>
-          <w:rFonts w:ascii="Times New Roman" w:eastAsia="Times New Roman" w:hAnsi="Times New Roman" w:cs="Times New Roman"/>
-          <w:color w:val="auto"/>
-          <w:kern w:val="0"/>
-          <w:sz w:val="20"/>
-          <w:szCs w:val="20"/>
-          <w:lang w:val="en-GB" w:eastAsia="en-GB"/>
-          <w14:ligatures w14:val="none"/>
-        </w:rPr>
-        <w:t>validira</w:t>
-      </w:r>
-      <w:proofErr w:type="spellEnd"/>
-      <w:r>
-        <w:rPr>
-          <w:rFonts w:ascii="Times New Roman" w:eastAsia="Times New Roman" w:hAnsi="Times New Roman" w:cs="Times New Roman"/>
-          <w:color w:val="auto"/>
-          <w:kern w:val="0"/>
-          <w:sz w:val="20"/>
-          <w:szCs w:val="20"/>
-          <w:lang w:val="en-GB" w:eastAsia="en-GB"/>
-          <w14:ligatures w14:val="none"/>
-        </w:rPr>
-        <w:t xml:space="preserve"> </w:t>
-      </w:r>
-      <w:proofErr w:type="spellStart"/>
-      <w:r>
-        <w:rPr>
-          <w:rFonts w:ascii="Times New Roman" w:eastAsia="Times New Roman" w:hAnsi="Times New Roman" w:cs="Times New Roman"/>
-          <w:color w:val="auto"/>
-          <w:kern w:val="0"/>
-          <w:sz w:val="20"/>
-          <w:szCs w:val="20"/>
-          <w:lang w:val="en-GB" w:eastAsia="en-GB"/>
-          <w14:ligatures w14:val="none"/>
-        </w:rPr>
-        <w:t>unete</w:t>
-      </w:r>
-      <w:proofErr w:type="spellEnd"/>
-      <w:r>
-        <w:rPr>
-          <w:rFonts w:ascii="Times New Roman" w:eastAsia="Times New Roman" w:hAnsi="Times New Roman" w:cs="Times New Roman"/>
-          <w:color w:val="auto"/>
-          <w:kern w:val="0"/>
-          <w:sz w:val="20"/>
-          <w:szCs w:val="20"/>
-          <w:lang w:val="en-GB" w:eastAsia="en-GB"/>
-          <w14:ligatures w14:val="none"/>
-        </w:rPr>
-        <w:t xml:space="preserve"> </w:t>
-      </w:r>
-      <w:proofErr w:type="spellStart"/>
-      <w:r>
-        <w:rPr>
-          <w:rFonts w:ascii="Times New Roman" w:eastAsia="Times New Roman" w:hAnsi="Times New Roman" w:cs="Times New Roman"/>
-          <w:color w:val="auto"/>
-          <w:kern w:val="0"/>
-          <w:sz w:val="20"/>
-          <w:szCs w:val="20"/>
-          <w:lang w:val="en-GB" w:eastAsia="en-GB"/>
-          <w14:ligatures w14:val="none"/>
-        </w:rPr>
-        <w:t>podatke</w:t>
-      </w:r>
-      <w:proofErr w:type="spellEnd"/>
-      <w:r>
-        <w:rPr>
-          <w:rFonts w:ascii="Times New Roman" w:eastAsia="Times New Roman" w:hAnsi="Times New Roman" w:cs="Times New Roman"/>
-          <w:color w:val="auto"/>
-          <w:kern w:val="0"/>
-          <w:sz w:val="20"/>
-          <w:szCs w:val="20"/>
-          <w:lang w:val="en-GB" w:eastAsia="en-GB"/>
-          <w14:ligatures w14:val="none"/>
-        </w:rPr>
-        <w:t xml:space="preserve"> </w:t>
-      </w:r>
-      <w:proofErr w:type="spellStart"/>
-      <w:r>
-        <w:rPr>
-          <w:rFonts w:ascii="Times New Roman" w:eastAsia="Times New Roman" w:hAnsi="Times New Roman" w:cs="Times New Roman"/>
-          <w:color w:val="auto"/>
-          <w:kern w:val="0"/>
-          <w:sz w:val="20"/>
-          <w:szCs w:val="20"/>
-          <w:lang w:val="en-GB" w:eastAsia="en-GB"/>
-          <w14:ligatures w14:val="none"/>
-        </w:rPr>
-        <w:t>i</w:t>
-      </w:r>
-      <w:proofErr w:type="spellEnd"/>
-      <w:r>
-        <w:rPr>
-          <w:rFonts w:ascii="Times New Roman" w:eastAsia="Times New Roman" w:hAnsi="Times New Roman" w:cs="Times New Roman"/>
-          <w:color w:val="auto"/>
-          <w:kern w:val="0"/>
-          <w:sz w:val="20"/>
-          <w:szCs w:val="20"/>
-          <w:lang w:val="en-GB" w:eastAsia="en-GB"/>
-          <w14:ligatures w14:val="none"/>
-        </w:rPr>
-        <w:t xml:space="preserve"> </w:t>
-      </w:r>
-      <w:proofErr w:type="spellStart"/>
-      <w:r>
-        <w:rPr>
-          <w:rFonts w:ascii="Times New Roman" w:eastAsia="Times New Roman" w:hAnsi="Times New Roman" w:cs="Times New Roman"/>
-          <w:color w:val="auto"/>
-          <w:kern w:val="0"/>
-          <w:sz w:val="20"/>
-          <w:szCs w:val="20"/>
-          <w:lang w:val="en-GB" w:eastAsia="en-GB"/>
-          <w14:ligatures w14:val="none"/>
-        </w:rPr>
-        <w:t>potvrđuje</w:t>
-      </w:r>
-      <w:proofErr w:type="spellEnd"/>
-      <w:r>
-        <w:rPr>
-          <w:rFonts w:ascii="Times New Roman" w:eastAsia="Times New Roman" w:hAnsi="Times New Roman" w:cs="Times New Roman"/>
-          <w:color w:val="auto"/>
-          <w:kern w:val="0"/>
-          <w:sz w:val="20"/>
-          <w:szCs w:val="20"/>
-          <w:lang w:val="en-GB" w:eastAsia="en-GB"/>
-          <w14:ligatures w14:val="none"/>
-        </w:rPr>
-        <w:t xml:space="preserve"> da je </w:t>
-      </w:r>
-      <w:proofErr w:type="spellStart"/>
-      <w:r>
-        <w:rPr>
-          <w:rFonts w:ascii="Times New Roman" w:eastAsia="Times New Roman" w:hAnsi="Times New Roman" w:cs="Times New Roman"/>
-          <w:color w:val="auto"/>
-          <w:kern w:val="0"/>
-          <w:sz w:val="20"/>
-          <w:szCs w:val="20"/>
-          <w:lang w:val="en-GB" w:eastAsia="en-GB"/>
-          <w14:ligatures w14:val="none"/>
-        </w:rPr>
-        <w:t>trajanje</w:t>
-      </w:r>
-      <w:proofErr w:type="spellEnd"/>
-      <w:r>
-        <w:rPr>
-          <w:rFonts w:ascii="Times New Roman" w:eastAsia="Times New Roman" w:hAnsi="Times New Roman" w:cs="Times New Roman"/>
-          <w:color w:val="auto"/>
-          <w:kern w:val="0"/>
-          <w:sz w:val="20"/>
-          <w:szCs w:val="20"/>
-          <w:lang w:val="en-GB" w:eastAsia="en-GB"/>
-          <w14:ligatures w14:val="none"/>
-        </w:rPr>
-        <w:t xml:space="preserve"> </w:t>
-      </w:r>
-      <w:proofErr w:type="spellStart"/>
-      <w:r>
-        <w:rPr>
-          <w:rFonts w:ascii="Times New Roman" w:eastAsia="Times New Roman" w:hAnsi="Times New Roman" w:cs="Times New Roman"/>
-          <w:color w:val="auto"/>
-          <w:kern w:val="0"/>
-          <w:sz w:val="20"/>
-          <w:szCs w:val="20"/>
-          <w:lang w:val="en-GB" w:eastAsia="en-GB"/>
-          <w14:ligatures w14:val="none"/>
-        </w:rPr>
-        <w:t>izložbe</w:t>
-      </w:r>
-      <w:proofErr w:type="spellEnd"/>
-      <w:r>
-        <w:rPr>
-          <w:rFonts w:ascii="Times New Roman" w:eastAsia="Times New Roman" w:hAnsi="Times New Roman" w:cs="Times New Roman"/>
-          <w:color w:val="auto"/>
-          <w:kern w:val="0"/>
-          <w:sz w:val="20"/>
-          <w:szCs w:val="20"/>
-          <w:lang w:val="en-GB" w:eastAsia="en-GB"/>
-          <w14:ligatures w14:val="none"/>
-        </w:rPr>
-        <w:t xml:space="preserve"> </w:t>
-      </w:r>
-      <w:proofErr w:type="spellStart"/>
-      <w:r>
-        <w:rPr>
-          <w:rFonts w:ascii="Times New Roman" w:eastAsia="Times New Roman" w:hAnsi="Times New Roman" w:cs="Times New Roman"/>
-          <w:color w:val="auto"/>
-          <w:kern w:val="0"/>
-          <w:sz w:val="20"/>
-          <w:szCs w:val="20"/>
-          <w:lang w:val="en-GB" w:eastAsia="en-GB"/>
-          <w14:ligatures w14:val="none"/>
-        </w:rPr>
-        <w:t>unutar</w:t>
-      </w:r>
-      <w:proofErr w:type="spellEnd"/>
-      <w:r>
-        <w:rPr>
-          <w:rFonts w:ascii="Times New Roman" w:eastAsia="Times New Roman" w:hAnsi="Times New Roman" w:cs="Times New Roman"/>
-          <w:color w:val="auto"/>
-          <w:kern w:val="0"/>
-          <w:sz w:val="20"/>
-          <w:szCs w:val="20"/>
-          <w:lang w:val="en-GB" w:eastAsia="en-GB"/>
-          <w14:ligatures w14:val="none"/>
-        </w:rPr>
-        <w:t xml:space="preserve"> </w:t>
-      </w:r>
-      <w:proofErr w:type="spellStart"/>
-      <w:r>
-        <w:rPr>
-          <w:rFonts w:ascii="Times New Roman" w:eastAsia="Times New Roman" w:hAnsi="Times New Roman" w:cs="Times New Roman"/>
-          <w:color w:val="auto"/>
-          <w:kern w:val="0"/>
-          <w:sz w:val="20"/>
-          <w:szCs w:val="20"/>
-          <w:lang w:val="en-GB" w:eastAsia="en-GB"/>
-          <w14:ligatures w14:val="none"/>
-        </w:rPr>
-        <w:t>dozvoljenih</w:t>
-      </w:r>
-      <w:proofErr w:type="spellEnd"/>
-      <w:r>
-        <w:rPr>
-          <w:rFonts w:ascii="Times New Roman" w:eastAsia="Times New Roman" w:hAnsi="Times New Roman" w:cs="Times New Roman"/>
-          <w:color w:val="auto"/>
-          <w:kern w:val="0"/>
-          <w:sz w:val="20"/>
-          <w:szCs w:val="20"/>
-          <w:lang w:val="en-GB" w:eastAsia="en-GB"/>
-          <w14:ligatures w14:val="none"/>
-        </w:rPr>
-        <w:t xml:space="preserve"> </w:t>
-      </w:r>
-      <w:proofErr w:type="spellStart"/>
-      <w:r>
-        <w:rPr>
-          <w:rFonts w:ascii="Times New Roman" w:eastAsia="Times New Roman" w:hAnsi="Times New Roman" w:cs="Times New Roman"/>
-          <w:color w:val="auto"/>
-          <w:kern w:val="0"/>
-          <w:sz w:val="20"/>
-          <w:szCs w:val="20"/>
-          <w:lang w:val="en-GB" w:eastAsia="en-GB"/>
-          <w14:ligatures w14:val="none"/>
-        </w:rPr>
-        <w:t>granica</w:t>
-      </w:r>
-      <w:proofErr w:type="spellEnd"/>
-      <w:r>
-        <w:rPr>
-          <w:rFonts w:ascii="Times New Roman" w:eastAsia="Times New Roman" w:hAnsi="Times New Roman" w:cs="Times New Roman"/>
-          <w:color w:val="auto"/>
-          <w:kern w:val="0"/>
-          <w:sz w:val="20"/>
-          <w:szCs w:val="20"/>
-          <w:lang w:val="en-GB" w:eastAsia="en-GB"/>
-          <w14:ligatures w14:val="none"/>
-        </w:rPr>
-        <w:t xml:space="preserve"> (</w:t>
-      </w:r>
-      <w:proofErr w:type="spellStart"/>
-      <w:r>
-        <w:rPr>
-          <w:rFonts w:ascii="Times New Roman" w:eastAsia="Times New Roman" w:hAnsi="Times New Roman" w:cs="Times New Roman"/>
-          <w:color w:val="auto"/>
-          <w:kern w:val="0"/>
-          <w:sz w:val="20"/>
-          <w:szCs w:val="20"/>
-          <w:lang w:val="en-GB" w:eastAsia="en-GB"/>
-          <w14:ligatures w14:val="none"/>
-        </w:rPr>
-        <w:t>maksimalno</w:t>
-      </w:r>
-      <w:proofErr w:type="spellEnd"/>
-      <w:r>
-        <w:rPr>
-          <w:rFonts w:ascii="Times New Roman" w:eastAsia="Times New Roman" w:hAnsi="Times New Roman" w:cs="Times New Roman"/>
-          <w:color w:val="auto"/>
-          <w:kern w:val="0"/>
-          <w:sz w:val="20"/>
-          <w:szCs w:val="20"/>
-          <w:lang w:val="en-GB" w:eastAsia="en-GB"/>
-          <w14:ligatures w14:val="none"/>
-        </w:rPr>
-        <w:t xml:space="preserve"> 168 sati).</w:t>
+        <w:t>Sistem validira unete podatke i potvrđuje da je trajanje izložbe unutar dozvoljenih granica (maksimalno 168 sati).</w:t>
       </w:r>
     </w:p>
     <w:p>
@@ -6212,117 +3297,12 @@
           <w:sz w:val="20"/>
         </w:rPr>
       </w:pPr>
-      <w:proofErr w:type="spellStart"/>
-      <w:r>
-        <w:rPr>
-          <w:rFonts w:ascii="Times New Roman" w:eastAsia="Times New Roman" w:hAnsi="Times New Roman" w:cs="Times New Roman"/>
-          <w:sz w:val="20"/>
-        </w:rPr>
-        <w:t>Sistem</w:t>
-      </w:r>
-      <w:proofErr w:type="spellEnd"/>
-      <w:r>
-        <w:rPr>
-          <w:rFonts w:ascii="Times New Roman" w:eastAsia="Times New Roman" w:hAnsi="Times New Roman" w:cs="Times New Roman"/>
-          <w:sz w:val="20"/>
-        </w:rPr>
-        <w:t xml:space="preserve"> </w:t>
-      </w:r>
-      <w:proofErr w:type="spellStart"/>
-      <w:r>
-        <w:rPr>
-          <w:rFonts w:ascii="Times New Roman" w:eastAsia="Times New Roman" w:hAnsi="Times New Roman" w:cs="Times New Roman"/>
-          <w:sz w:val="20"/>
-        </w:rPr>
-        <w:t>kreira</w:t>
-      </w:r>
-      <w:proofErr w:type="spellEnd"/>
-      <w:r>
-        <w:rPr>
-          <w:rFonts w:ascii="Times New Roman" w:eastAsia="Times New Roman" w:hAnsi="Times New Roman" w:cs="Times New Roman"/>
-          <w:sz w:val="20"/>
-        </w:rPr>
-        <w:t xml:space="preserve"> </w:t>
-      </w:r>
-      <w:proofErr w:type="spellStart"/>
-      <w:r>
-        <w:rPr>
-          <w:rFonts w:ascii="Times New Roman" w:eastAsia="Times New Roman" w:hAnsi="Times New Roman" w:cs="Times New Roman"/>
-          <w:sz w:val="20"/>
-        </w:rPr>
-        <w:t>novu</w:t>
-      </w:r>
-      <w:proofErr w:type="spellEnd"/>
-      <w:r>
-        <w:rPr>
-          <w:rFonts w:ascii="Times New Roman" w:eastAsia="Times New Roman" w:hAnsi="Times New Roman" w:cs="Times New Roman"/>
-          <w:sz w:val="20"/>
-        </w:rPr>
-        <w:t xml:space="preserve"> </w:t>
-      </w:r>
-      <w:proofErr w:type="spellStart"/>
-      <w:r>
-        <w:rPr>
-          <w:rFonts w:ascii="Times New Roman" w:eastAsia="Times New Roman" w:hAnsi="Times New Roman" w:cs="Times New Roman"/>
-          <w:sz w:val="20"/>
-        </w:rPr>
-        <w:t>izložbu</w:t>
-      </w:r>
-      <w:proofErr w:type="spellEnd"/>
-      <w:r>
-        <w:rPr>
-          <w:rFonts w:ascii="Times New Roman" w:eastAsia="Times New Roman" w:hAnsi="Times New Roman" w:cs="Times New Roman"/>
-          <w:sz w:val="20"/>
-        </w:rPr>
-        <w:t xml:space="preserve"> </w:t>
-      </w:r>
-      <w:proofErr w:type="spellStart"/>
-      <w:r>
-        <w:rPr>
-          <w:rFonts w:ascii="Times New Roman" w:eastAsia="Times New Roman" w:hAnsi="Times New Roman" w:cs="Times New Roman"/>
-          <w:sz w:val="20"/>
-        </w:rPr>
-        <w:t>sa</w:t>
-      </w:r>
-      <w:proofErr w:type="spellEnd"/>
-      <w:r>
-        <w:rPr>
-          <w:rFonts w:ascii="Times New Roman" w:eastAsia="Times New Roman" w:hAnsi="Times New Roman" w:cs="Times New Roman"/>
-          <w:sz w:val="20"/>
-        </w:rPr>
-        <w:t xml:space="preserve"> </w:t>
-      </w:r>
-      <w:proofErr w:type="spellStart"/>
-      <w:r>
-        <w:rPr>
-          <w:rFonts w:ascii="Times New Roman" w:eastAsia="Times New Roman" w:hAnsi="Times New Roman" w:cs="Times New Roman"/>
-          <w:sz w:val="20"/>
-        </w:rPr>
-        <w:t>statusom</w:t>
-      </w:r>
-      <w:proofErr w:type="spellEnd"/>
-      <w:r>
-        <w:rPr>
-          <w:rFonts w:ascii="Times New Roman" w:eastAsia="Times New Roman" w:hAnsi="Times New Roman" w:cs="Times New Roman"/>
-          <w:sz w:val="20"/>
-        </w:rPr>
-        <w:t xml:space="preserve"> "</w:t>
-      </w:r>
-      <w:proofErr w:type="spellStart"/>
-      <w:r>
-        <w:rPr>
-          <w:rFonts w:ascii="Times New Roman" w:eastAsia="Times New Roman" w:hAnsi="Times New Roman" w:cs="Times New Roman"/>
-          <w:sz w:val="20"/>
-        </w:rPr>
-        <w:t>aktivna</w:t>
-      </w:r>
-      <w:proofErr w:type="spellEnd"/>
-      <w:r>
-        <w:rPr>
-          <w:rFonts w:ascii="Times New Roman" w:eastAsia="Times New Roman" w:hAnsi="Times New Roman" w:cs="Times New Roman"/>
-          <w:sz w:val="20"/>
-        </w:rPr>
-        <w:t>".</w:t>
+      <w:r>
+        <w:rPr>
+          <w:rFonts w:ascii="Times New Roman" w:eastAsia="Times New Roman" w:hAnsi="Times New Roman" w:cs="Times New Roman"/>
+          <w:sz w:val="20"/>
+        </w:rPr>
+        <w:t>Sistem kreira novu izložbu sa statusom "aktivna".</w:t>
       </w:r>
     </w:p>
     <w:p>
@@ -6361,71 +3341,21 @@
         </w:rPr>
       </w:pPr>
       <w:bookmarkStart w:id="10" w:name="_Toc205762433"/>
-      <w:proofErr w:type="spellStart"/>
       <w:r>
         <w:rPr>
           <w:i/>
           <w:iCs/>
         </w:rPr>
-        <w:t>Korisnik</w:t>
-      </w:r>
-      <w:proofErr w:type="spellEnd"/>
+        <w:t xml:space="preserve">Korisnik </w:t>
+      </w:r>
+      <w:bookmarkEnd w:id="10"/>
       <w:r>
         <w:rPr>
           <w:i/>
           <w:iCs/>
         </w:rPr>
-        <w:t xml:space="preserve"> </w:t>
-      </w:r>
-      <w:bookmarkEnd w:id="10"/>
-      <w:r>
-        <w:rPr>
-          <w:i/>
-          <w:iCs/>
-        </w:rPr>
-        <w:t xml:space="preserve">ne </w:t>
-      </w:r>
-      <w:proofErr w:type="spellStart"/>
-      <w:r>
-        <w:rPr>
-          <w:i/>
-          <w:iCs/>
-        </w:rPr>
-        <w:t>unosi</w:t>
-      </w:r>
-      <w:proofErr w:type="spellEnd"/>
-      <w:r>
-        <w:rPr>
-          <w:i/>
-          <w:iCs/>
-        </w:rPr>
-        <w:t xml:space="preserve"> </w:t>
-      </w:r>
-      <w:proofErr w:type="spellStart"/>
-      <w:r>
-        <w:rPr>
-          <w:i/>
-          <w:iCs/>
-        </w:rPr>
-        <w:t>obavezna</w:t>
-      </w:r>
-      <w:proofErr w:type="spellEnd"/>
-      <w:r>
-        <w:rPr>
-          <w:i/>
-          <w:iCs/>
-        </w:rPr>
-        <w:t xml:space="preserve"> </w:t>
-      </w:r>
-      <w:proofErr w:type="spellStart"/>
-      <w:r>
-        <w:rPr>
-          <w:i/>
-          <w:iCs/>
-        </w:rPr>
-        <w:t>polja</w:t>
-      </w:r>
-      <w:proofErr w:type="spellEnd"/>
+        <w:t>ne unosi obavezna polja</w:t>
+      </w:r>
       <w:r>
         <w:rPr>
           <w:i/>
@@ -6448,53 +3378,12 @@
           <w:sz w:val="20"/>
         </w:rPr>
       </w:pPr>
-      <w:proofErr w:type="spellStart"/>
-      <w:r>
-        <w:rPr>
-          <w:rFonts w:ascii="Times New Roman" w:eastAsia="Times New Roman" w:hAnsi="Times New Roman" w:cs="Times New Roman"/>
-          <w:sz w:val="20"/>
-        </w:rPr>
-        <w:t>Akcija</w:t>
-      </w:r>
-      <w:proofErr w:type="spellEnd"/>
-      <w:r>
-        <w:rPr>
-          <w:rFonts w:ascii="Times New Roman" w:eastAsia="Times New Roman" w:hAnsi="Times New Roman" w:cs="Times New Roman"/>
-          <w:sz w:val="20"/>
-        </w:rPr>
-        <w:t xml:space="preserve"> 1 </w:t>
-      </w:r>
-      <w:proofErr w:type="spellStart"/>
-      <w:r>
-        <w:rPr>
-          <w:rFonts w:ascii="Times New Roman" w:eastAsia="Times New Roman" w:hAnsi="Times New Roman" w:cs="Times New Roman"/>
-          <w:sz w:val="20"/>
-        </w:rPr>
-        <w:t>iz</w:t>
-      </w:r>
-      <w:proofErr w:type="spellEnd"/>
-      <w:r>
-        <w:rPr>
-          <w:rFonts w:ascii="Times New Roman" w:eastAsia="Times New Roman" w:hAnsi="Times New Roman" w:cs="Times New Roman"/>
-          <w:sz w:val="20"/>
-        </w:rPr>
-        <w:t xml:space="preserve"> </w:t>
-      </w:r>
-      <w:proofErr w:type="spellStart"/>
-      <w:r>
-        <w:rPr>
-          <w:rFonts w:ascii="Times New Roman" w:eastAsia="Times New Roman" w:hAnsi="Times New Roman" w:cs="Times New Roman"/>
-          <w:sz w:val="20"/>
-        </w:rPr>
-        <w:t>scenarija</w:t>
-      </w:r>
-      <w:proofErr w:type="spellEnd"/>
-      <w:r>
-        <w:rPr>
-          <w:rFonts w:ascii="Times New Roman" w:eastAsia="Times New Roman" w:hAnsi="Times New Roman" w:cs="Times New Roman"/>
-          <w:sz w:val="20"/>
-        </w:rPr>
-        <w:t xml:space="preserve"> 2.2.1.</w:t>
+      <w:r>
+        <w:rPr>
+          <w:rFonts w:ascii="Times New Roman" w:eastAsia="Times New Roman" w:hAnsi="Times New Roman" w:cs="Times New Roman"/>
+          <w:sz w:val="20"/>
+        </w:rPr>
+        <w:t>Akcija 1 iz scenarija 2.2.1.</w:t>
       </w:r>
     </w:p>
     <w:p>
@@ -6511,101 +3400,12 @@
           <w:sz w:val="20"/>
         </w:rPr>
       </w:pPr>
-      <w:proofErr w:type="spellStart"/>
-      <w:r>
-        <w:rPr>
-          <w:rFonts w:ascii="Times New Roman" w:eastAsia="Times New Roman" w:hAnsi="Times New Roman" w:cs="Times New Roman"/>
-          <w:sz w:val="20"/>
-        </w:rPr>
-        <w:t>Korisnik</w:t>
-      </w:r>
-      <w:proofErr w:type="spellEnd"/>
-      <w:r>
-        <w:rPr>
-          <w:rFonts w:ascii="Times New Roman" w:eastAsia="Times New Roman" w:hAnsi="Times New Roman" w:cs="Times New Roman"/>
-          <w:sz w:val="20"/>
-        </w:rPr>
-        <w:t xml:space="preserve"> </w:t>
-      </w:r>
-      <w:proofErr w:type="spellStart"/>
-      <w:r>
-        <w:rPr>
-          <w:rFonts w:ascii="Times New Roman" w:eastAsia="Times New Roman" w:hAnsi="Times New Roman" w:cs="Times New Roman"/>
-          <w:sz w:val="20"/>
-        </w:rPr>
-        <w:t>pokuša</w:t>
-      </w:r>
-      <w:proofErr w:type="spellEnd"/>
-      <w:r>
-        <w:rPr>
-          <w:rFonts w:ascii="Times New Roman" w:eastAsia="Times New Roman" w:hAnsi="Times New Roman" w:cs="Times New Roman"/>
-          <w:sz w:val="20"/>
-        </w:rPr>
-        <w:t xml:space="preserve"> da </w:t>
-      </w:r>
-      <w:proofErr w:type="spellStart"/>
-      <w:r>
-        <w:rPr>
-          <w:rFonts w:ascii="Times New Roman" w:eastAsia="Times New Roman" w:hAnsi="Times New Roman" w:cs="Times New Roman"/>
-          <w:sz w:val="20"/>
-        </w:rPr>
-        <w:t>kreira</w:t>
-      </w:r>
-      <w:proofErr w:type="spellEnd"/>
-      <w:r>
-        <w:rPr>
-          <w:rFonts w:ascii="Times New Roman" w:eastAsia="Times New Roman" w:hAnsi="Times New Roman" w:cs="Times New Roman"/>
-          <w:sz w:val="20"/>
-        </w:rPr>
-        <w:t xml:space="preserve"> </w:t>
-      </w:r>
-      <w:proofErr w:type="spellStart"/>
-      <w:r>
-        <w:rPr>
-          <w:rFonts w:ascii="Times New Roman" w:eastAsia="Times New Roman" w:hAnsi="Times New Roman" w:cs="Times New Roman"/>
-          <w:sz w:val="20"/>
-        </w:rPr>
-        <w:t>izložbu</w:t>
-      </w:r>
-      <w:proofErr w:type="spellEnd"/>
-      <w:r>
-        <w:rPr>
-          <w:rFonts w:ascii="Times New Roman" w:eastAsia="Times New Roman" w:hAnsi="Times New Roman" w:cs="Times New Roman"/>
-          <w:sz w:val="20"/>
-        </w:rPr>
-        <w:t xml:space="preserve"> bez </w:t>
-      </w:r>
-      <w:proofErr w:type="spellStart"/>
-      <w:r>
-        <w:rPr>
-          <w:rFonts w:ascii="Times New Roman" w:eastAsia="Times New Roman" w:hAnsi="Times New Roman" w:cs="Times New Roman"/>
-          <w:sz w:val="20"/>
-        </w:rPr>
-        <w:t>unosa</w:t>
-      </w:r>
-      <w:proofErr w:type="spellEnd"/>
-      <w:r>
-        <w:rPr>
-          <w:rFonts w:ascii="Times New Roman" w:eastAsia="Times New Roman" w:hAnsi="Times New Roman" w:cs="Times New Roman"/>
-          <w:sz w:val="20"/>
-        </w:rPr>
-        <w:t xml:space="preserve"> </w:t>
-      </w:r>
-      <w:proofErr w:type="spellStart"/>
-      <w:r>
-        <w:rPr>
-          <w:rFonts w:ascii="Times New Roman" w:eastAsia="Times New Roman" w:hAnsi="Times New Roman" w:cs="Times New Roman"/>
-          <w:sz w:val="20"/>
-        </w:rPr>
-        <w:t>naziva</w:t>
-      </w:r>
-      <w:proofErr w:type="spellEnd"/>
-      <w:r>
-        <w:rPr>
-          <w:rFonts w:ascii="Times New Roman" w:eastAsia="Times New Roman" w:hAnsi="Times New Roman" w:cs="Times New Roman"/>
-          <w:sz w:val="20"/>
-        </w:rPr>
-        <w:t>.</w:t>
+      <w:r>
+        <w:rPr>
+          <w:rFonts w:ascii="Times New Roman" w:eastAsia="Times New Roman" w:hAnsi="Times New Roman" w:cs="Times New Roman"/>
+          <w:sz w:val="20"/>
+        </w:rPr>
+        <w:t>Korisnik pokuša da kreira izložbu bez unosa naziva.</w:t>
       </w:r>
     </w:p>
     <w:p>
@@ -6622,133 +3422,19 @@
           <w:sz w:val="20"/>
         </w:rPr>
       </w:pPr>
-      <w:proofErr w:type="spellStart"/>
-      <w:r>
-        <w:rPr>
-          <w:rFonts w:ascii="Times New Roman" w:eastAsia="Times New Roman" w:hAnsi="Times New Roman" w:cs="Times New Roman"/>
-          <w:sz w:val="20"/>
-        </w:rPr>
-        <w:t>Sistem</w:t>
-      </w:r>
-      <w:proofErr w:type="spellEnd"/>
-      <w:r>
-        <w:rPr>
-          <w:rFonts w:ascii="Times New Roman" w:eastAsia="Times New Roman" w:hAnsi="Times New Roman" w:cs="Times New Roman"/>
-          <w:sz w:val="20"/>
-        </w:rPr>
-        <w:t xml:space="preserve"> </w:t>
-      </w:r>
-      <w:proofErr w:type="spellStart"/>
-      <w:r>
-        <w:rPr>
-          <w:rFonts w:ascii="Times New Roman" w:eastAsia="Times New Roman" w:hAnsi="Times New Roman" w:cs="Times New Roman"/>
-          <w:sz w:val="20"/>
-        </w:rPr>
-        <w:t>vraća</w:t>
-      </w:r>
-      <w:proofErr w:type="spellEnd"/>
-      <w:r>
-        <w:rPr>
-          <w:rFonts w:ascii="Times New Roman" w:eastAsia="Times New Roman" w:hAnsi="Times New Roman" w:cs="Times New Roman"/>
-          <w:sz w:val="20"/>
-        </w:rPr>
-        <w:t xml:space="preserve"> </w:t>
-      </w:r>
-      <w:proofErr w:type="spellStart"/>
-      <w:r>
-        <w:rPr>
-          <w:rFonts w:ascii="Times New Roman" w:eastAsia="Times New Roman" w:hAnsi="Times New Roman" w:cs="Times New Roman"/>
-          <w:sz w:val="20"/>
-        </w:rPr>
-        <w:t>formu</w:t>
-      </w:r>
-      <w:proofErr w:type="spellEnd"/>
-      <w:r>
-        <w:rPr>
-          <w:rFonts w:ascii="Times New Roman" w:eastAsia="Times New Roman" w:hAnsi="Times New Roman" w:cs="Times New Roman"/>
-          <w:sz w:val="20"/>
-        </w:rPr>
-        <w:t xml:space="preserve"> </w:t>
-      </w:r>
-      <w:proofErr w:type="spellStart"/>
-      <w:r>
-        <w:rPr>
-          <w:rFonts w:ascii="Times New Roman" w:eastAsia="Times New Roman" w:hAnsi="Times New Roman" w:cs="Times New Roman"/>
-          <w:sz w:val="20"/>
-        </w:rPr>
-        <w:t>sa</w:t>
-      </w:r>
-      <w:proofErr w:type="spellEnd"/>
-      <w:r>
-        <w:rPr>
-          <w:rFonts w:ascii="Times New Roman" w:eastAsia="Times New Roman" w:hAnsi="Times New Roman" w:cs="Times New Roman"/>
-          <w:sz w:val="20"/>
-        </w:rPr>
-        <w:t xml:space="preserve"> </w:t>
-      </w:r>
-      <w:proofErr w:type="spellStart"/>
-      <w:r>
-        <w:rPr>
-          <w:rFonts w:ascii="Times New Roman" w:eastAsia="Times New Roman" w:hAnsi="Times New Roman" w:cs="Times New Roman"/>
-          <w:sz w:val="20"/>
-        </w:rPr>
-        <w:t>porukom</w:t>
-      </w:r>
-      <w:proofErr w:type="spellEnd"/>
-      <w:r>
-        <w:rPr>
-          <w:rFonts w:ascii="Times New Roman" w:eastAsia="Times New Roman" w:hAnsi="Times New Roman" w:cs="Times New Roman"/>
-          <w:sz w:val="20"/>
-        </w:rPr>
-        <w:t xml:space="preserve"> "</w:t>
-      </w:r>
-      <w:proofErr w:type="spellStart"/>
-      <w:r>
-        <w:rPr>
-          <w:rFonts w:ascii="Times New Roman" w:eastAsia="Times New Roman" w:hAnsi="Times New Roman" w:cs="Times New Roman"/>
-          <w:sz w:val="20"/>
-        </w:rPr>
-        <w:t>Molim</w:t>
-      </w:r>
-      <w:proofErr w:type="spellEnd"/>
-      <w:r>
-        <w:rPr>
-          <w:rFonts w:ascii="Times New Roman" w:eastAsia="Times New Roman" w:hAnsi="Times New Roman" w:cs="Times New Roman"/>
-          <w:sz w:val="20"/>
-        </w:rPr>
-        <w:t xml:space="preserve"> Vas </w:t>
-      </w:r>
-      <w:proofErr w:type="spellStart"/>
-      <w:r>
-        <w:rPr>
-          <w:rFonts w:ascii="Times New Roman" w:eastAsia="Times New Roman" w:hAnsi="Times New Roman" w:cs="Times New Roman"/>
-          <w:sz w:val="20"/>
-        </w:rPr>
-        <w:t>popunite</w:t>
-      </w:r>
-      <w:proofErr w:type="spellEnd"/>
-      <w:r>
-        <w:rPr>
-          <w:rFonts w:ascii="Times New Roman" w:eastAsia="Times New Roman" w:hAnsi="Times New Roman" w:cs="Times New Roman"/>
-          <w:sz w:val="20"/>
-        </w:rPr>
-        <w:t xml:space="preserve"> </w:t>
-      </w:r>
-      <w:proofErr w:type="spellStart"/>
-      <w:r>
-        <w:rPr>
-          <w:rFonts w:ascii="Times New Roman" w:eastAsia="Times New Roman" w:hAnsi="Times New Roman" w:cs="Times New Roman"/>
-          <w:sz w:val="20"/>
-        </w:rPr>
-        <w:t>ovo</w:t>
-      </w:r>
-      <w:proofErr w:type="spellEnd"/>
-      <w:r>
-        <w:rPr>
-          <w:rFonts w:ascii="Times New Roman" w:eastAsia="Times New Roman" w:hAnsi="Times New Roman" w:cs="Times New Roman"/>
-          <w:sz w:val="20"/>
-        </w:rPr>
-        <w:t xml:space="preserve"> polje</w:t>
+      <w:r>
+        <w:rPr>
+          <w:rFonts w:ascii="Times New Roman" w:eastAsia="Times New Roman" w:hAnsi="Times New Roman" w:cs="Times New Roman"/>
+          <w:sz w:val="20"/>
+        </w:rPr>
+        <w:t>Sistem vraća formu sa porukom "</w:t>
+      </w:r>
+      <w:r>
+        <w:rPr>
+          <w:rFonts w:ascii="Times New Roman" w:eastAsia="Times New Roman" w:hAnsi="Times New Roman" w:cs="Times New Roman"/>
+          <w:sz w:val="20"/>
+        </w:rPr>
+        <w:t>Molim Vas popunite ovo polje</w:t>
       </w:r>
       <w:r>
         <w:rPr>
@@ -6772,127 +3458,13 @@
           <w:sz w:val="20"/>
         </w:rPr>
       </w:pPr>
-      <w:proofErr w:type="spellStart"/>
-      <w:r>
-        <w:rPr>
-          <w:rFonts w:ascii="Times New Roman" w:eastAsia="Times New Roman" w:hAnsi="Times New Roman" w:cs="Times New Roman"/>
-          <w:sz w:val="20"/>
-        </w:rPr>
-        <w:t>Korisnik</w:t>
-      </w:r>
-      <w:proofErr w:type="spellEnd"/>
-      <w:r>
-        <w:rPr>
-          <w:rFonts w:ascii="Times New Roman" w:eastAsia="Times New Roman" w:hAnsi="Times New Roman" w:cs="Times New Roman"/>
-          <w:sz w:val="20"/>
-        </w:rPr>
-        <w:t xml:space="preserve"> </w:t>
-      </w:r>
-      <w:proofErr w:type="spellStart"/>
-      <w:r>
-        <w:rPr>
-          <w:rFonts w:ascii="Times New Roman" w:eastAsia="Times New Roman" w:hAnsi="Times New Roman" w:cs="Times New Roman"/>
-          <w:sz w:val="20"/>
-        </w:rPr>
-        <w:t>pokuša</w:t>
-      </w:r>
-      <w:proofErr w:type="spellEnd"/>
-      <w:r>
-        <w:rPr>
-          <w:rFonts w:ascii="Times New Roman" w:eastAsia="Times New Roman" w:hAnsi="Times New Roman" w:cs="Times New Roman"/>
-          <w:sz w:val="20"/>
-        </w:rPr>
-        <w:t xml:space="preserve"> da </w:t>
-      </w:r>
-      <w:proofErr w:type="spellStart"/>
-      <w:r>
-        <w:rPr>
-          <w:rFonts w:ascii="Times New Roman" w:eastAsia="Times New Roman" w:hAnsi="Times New Roman" w:cs="Times New Roman"/>
-          <w:sz w:val="20"/>
-        </w:rPr>
-        <w:t>napravi</w:t>
-      </w:r>
-      <w:proofErr w:type="spellEnd"/>
-      <w:r>
-        <w:rPr>
-          <w:rFonts w:ascii="Times New Roman" w:eastAsia="Times New Roman" w:hAnsi="Times New Roman" w:cs="Times New Roman"/>
-          <w:sz w:val="20"/>
-        </w:rPr>
-        <w:t xml:space="preserve"> </w:t>
-      </w:r>
-      <w:proofErr w:type="spellStart"/>
-      <w:r>
-        <w:rPr>
-          <w:rFonts w:ascii="Times New Roman" w:eastAsia="Times New Roman" w:hAnsi="Times New Roman" w:cs="Times New Roman"/>
-          <w:sz w:val="20"/>
-        </w:rPr>
-        <w:t>izložbu</w:t>
-      </w:r>
-      <w:proofErr w:type="spellEnd"/>
-      <w:r>
-        <w:rPr>
-          <w:rFonts w:ascii="Times New Roman" w:eastAsia="Times New Roman" w:hAnsi="Times New Roman" w:cs="Times New Roman"/>
-          <w:sz w:val="20"/>
-        </w:rPr>
-        <w:t xml:space="preserve"> pre </w:t>
-      </w:r>
-      <w:proofErr w:type="spellStart"/>
-      <w:r>
-        <w:rPr>
-          <w:rFonts w:ascii="Times New Roman" w:eastAsia="Times New Roman" w:hAnsi="Times New Roman" w:cs="Times New Roman"/>
-          <w:sz w:val="20"/>
-        </w:rPr>
-        <w:t>nego</w:t>
-      </w:r>
-      <w:proofErr w:type="spellEnd"/>
-      <w:r>
-        <w:rPr>
-          <w:rFonts w:ascii="Times New Roman" w:eastAsia="Times New Roman" w:hAnsi="Times New Roman" w:cs="Times New Roman"/>
-          <w:sz w:val="20"/>
-        </w:rPr>
-        <w:t xml:space="preserve"> </w:t>
-      </w:r>
-      <w:proofErr w:type="spellStart"/>
-      <w:r>
-        <w:rPr>
-          <w:rFonts w:ascii="Times New Roman" w:eastAsia="Times New Roman" w:hAnsi="Times New Roman" w:cs="Times New Roman"/>
-          <w:sz w:val="20"/>
-        </w:rPr>
-        <w:t>što</w:t>
-      </w:r>
-      <w:proofErr w:type="spellEnd"/>
-      <w:r>
-        <w:rPr>
-          <w:rFonts w:ascii="Times New Roman" w:eastAsia="Times New Roman" w:hAnsi="Times New Roman" w:cs="Times New Roman"/>
-          <w:sz w:val="20"/>
-        </w:rPr>
-        <w:t xml:space="preserve"> je </w:t>
-      </w:r>
-      <w:proofErr w:type="spellStart"/>
-      <w:r>
-        <w:rPr>
-          <w:rFonts w:ascii="Times New Roman" w:eastAsia="Times New Roman" w:hAnsi="Times New Roman" w:cs="Times New Roman"/>
-          <w:sz w:val="20"/>
-        </w:rPr>
-        <w:t>odabrao</w:t>
-      </w:r>
-      <w:proofErr w:type="spellEnd"/>
-      <w:r>
-        <w:rPr>
-          <w:rFonts w:ascii="Times New Roman" w:eastAsia="Times New Roman" w:hAnsi="Times New Roman" w:cs="Times New Roman"/>
-          <w:sz w:val="20"/>
-        </w:rPr>
-        <w:t xml:space="preserve"> </w:t>
-      </w:r>
-      <w:proofErr w:type="spellStart"/>
-      <w:r>
-        <w:rPr>
-          <w:rFonts w:ascii="Times New Roman" w:eastAsia="Times New Roman" w:hAnsi="Times New Roman" w:cs="Times New Roman"/>
-          <w:sz w:val="20"/>
-        </w:rPr>
-        <w:t>temu</w:t>
-      </w:r>
-      <w:proofErr w:type="spellEnd"/>
+      <w:r>
+        <w:rPr>
+          <w:rFonts w:ascii="Times New Roman" w:eastAsia="Times New Roman" w:hAnsi="Times New Roman" w:cs="Times New Roman"/>
+          <w:sz w:val="20"/>
+        </w:rPr>
+        <w:t>Korisnik pokuša da napravi izložbu pre nego što je odabrao temu</w:t>
+      </w:r>
     </w:p>
     <w:p>
       <w:pPr>
@@ -6908,101 +3480,12 @@
           <w:sz w:val="20"/>
         </w:rPr>
       </w:pPr>
-      <w:proofErr w:type="spellStart"/>
-      <w:r>
-        <w:rPr>
-          <w:rFonts w:ascii="Times New Roman" w:eastAsia="Times New Roman" w:hAnsi="Times New Roman" w:cs="Times New Roman"/>
-          <w:sz w:val="20"/>
-        </w:rPr>
-        <w:t>Sistem</w:t>
-      </w:r>
-      <w:proofErr w:type="spellEnd"/>
-      <w:r>
-        <w:rPr>
-          <w:rFonts w:ascii="Times New Roman" w:eastAsia="Times New Roman" w:hAnsi="Times New Roman" w:cs="Times New Roman"/>
-          <w:sz w:val="20"/>
-        </w:rPr>
-        <w:t xml:space="preserve"> </w:t>
-      </w:r>
-      <w:proofErr w:type="spellStart"/>
-      <w:r>
-        <w:rPr>
-          <w:rFonts w:ascii="Times New Roman" w:eastAsia="Times New Roman" w:hAnsi="Times New Roman" w:cs="Times New Roman"/>
-          <w:sz w:val="20"/>
-        </w:rPr>
-        <w:t>vraća</w:t>
-      </w:r>
-      <w:proofErr w:type="spellEnd"/>
-      <w:r>
-        <w:rPr>
-          <w:rFonts w:ascii="Times New Roman" w:eastAsia="Times New Roman" w:hAnsi="Times New Roman" w:cs="Times New Roman"/>
-          <w:sz w:val="20"/>
-        </w:rPr>
-        <w:t xml:space="preserve"> </w:t>
-      </w:r>
-      <w:proofErr w:type="spellStart"/>
-      <w:r>
-        <w:rPr>
-          <w:rFonts w:ascii="Times New Roman" w:eastAsia="Times New Roman" w:hAnsi="Times New Roman" w:cs="Times New Roman"/>
-          <w:sz w:val="20"/>
-        </w:rPr>
-        <w:t>formu</w:t>
-      </w:r>
-      <w:proofErr w:type="spellEnd"/>
-      <w:r>
-        <w:rPr>
-          <w:rFonts w:ascii="Times New Roman" w:eastAsia="Times New Roman" w:hAnsi="Times New Roman" w:cs="Times New Roman"/>
-          <w:sz w:val="20"/>
-        </w:rPr>
-        <w:t xml:space="preserve"> </w:t>
-      </w:r>
-      <w:proofErr w:type="spellStart"/>
-      <w:r>
-        <w:rPr>
-          <w:rFonts w:ascii="Times New Roman" w:eastAsia="Times New Roman" w:hAnsi="Times New Roman" w:cs="Times New Roman"/>
-          <w:sz w:val="20"/>
-        </w:rPr>
-        <w:t>sa</w:t>
-      </w:r>
-      <w:proofErr w:type="spellEnd"/>
-      <w:r>
-        <w:rPr>
-          <w:rFonts w:ascii="Times New Roman" w:eastAsia="Times New Roman" w:hAnsi="Times New Roman" w:cs="Times New Roman"/>
-          <w:sz w:val="20"/>
-        </w:rPr>
-        <w:t xml:space="preserve"> </w:t>
-      </w:r>
-      <w:proofErr w:type="spellStart"/>
-      <w:r>
-        <w:rPr>
-          <w:rFonts w:ascii="Times New Roman" w:eastAsia="Times New Roman" w:hAnsi="Times New Roman" w:cs="Times New Roman"/>
-          <w:sz w:val="20"/>
-        </w:rPr>
-        <w:t>porukom</w:t>
-      </w:r>
-      <w:proofErr w:type="spellEnd"/>
-      <w:r>
-        <w:rPr>
-          <w:rFonts w:ascii="Times New Roman" w:eastAsia="Times New Roman" w:hAnsi="Times New Roman" w:cs="Times New Roman"/>
-          <w:sz w:val="20"/>
-        </w:rPr>
-        <w:t xml:space="preserve"> “</w:t>
-      </w:r>
-      <w:proofErr w:type="spellStart"/>
-      <w:r>
-        <w:rPr>
-          <w:rFonts w:ascii="Times New Roman" w:eastAsia="Times New Roman" w:hAnsi="Times New Roman" w:cs="Times New Roman"/>
-          <w:sz w:val="20"/>
-        </w:rPr>
-        <w:t>Molim</w:t>
-      </w:r>
-      <w:proofErr w:type="spellEnd"/>
-      <w:r>
-        <w:rPr>
-          <w:rFonts w:ascii="Times New Roman" w:eastAsia="Times New Roman" w:hAnsi="Times New Roman" w:cs="Times New Roman"/>
-          <w:sz w:val="20"/>
-        </w:rPr>
-        <w:t xml:space="preserve"> Vas </w:t>
+      <w:r>
+        <w:rPr>
+          <w:rFonts w:ascii="Times New Roman" w:eastAsia="Times New Roman" w:hAnsi="Times New Roman" w:cs="Times New Roman"/>
+          <w:sz w:val="20"/>
+        </w:rPr>
+        <w:t xml:space="preserve">Sistem vraća formu sa porukom “Molim Vas </w:t>
       </w:r>
       <w:r>
         <w:rPr>
@@ -7034,101 +3517,12 @@
           <w:sz w:val="20"/>
         </w:rPr>
       </w:pPr>
-      <w:proofErr w:type="spellStart"/>
-      <w:r>
-        <w:rPr>
-          <w:rFonts w:ascii="Times New Roman" w:eastAsia="Times New Roman" w:hAnsi="Times New Roman" w:cs="Times New Roman"/>
-          <w:sz w:val="20"/>
-        </w:rPr>
-        <w:t>Korisnik</w:t>
-      </w:r>
-      <w:proofErr w:type="spellEnd"/>
-      <w:r>
-        <w:rPr>
-          <w:rFonts w:ascii="Times New Roman" w:eastAsia="Times New Roman" w:hAnsi="Times New Roman" w:cs="Times New Roman"/>
-          <w:sz w:val="20"/>
-        </w:rPr>
-        <w:t xml:space="preserve"> </w:t>
-      </w:r>
-      <w:proofErr w:type="spellStart"/>
-      <w:r>
-        <w:rPr>
-          <w:rFonts w:ascii="Times New Roman" w:eastAsia="Times New Roman" w:hAnsi="Times New Roman" w:cs="Times New Roman"/>
-          <w:sz w:val="20"/>
-        </w:rPr>
-        <w:t>pokuša</w:t>
-      </w:r>
-      <w:proofErr w:type="spellEnd"/>
-      <w:r>
-        <w:rPr>
-          <w:rFonts w:ascii="Times New Roman" w:eastAsia="Times New Roman" w:hAnsi="Times New Roman" w:cs="Times New Roman"/>
-          <w:sz w:val="20"/>
-        </w:rPr>
-        <w:t xml:space="preserve"> da </w:t>
-      </w:r>
-      <w:proofErr w:type="spellStart"/>
-      <w:r>
-        <w:rPr>
-          <w:rFonts w:ascii="Times New Roman" w:eastAsia="Times New Roman" w:hAnsi="Times New Roman" w:cs="Times New Roman"/>
-          <w:sz w:val="20"/>
-        </w:rPr>
-        <w:t>kreira</w:t>
-      </w:r>
-      <w:proofErr w:type="spellEnd"/>
-      <w:r>
-        <w:rPr>
-          <w:rFonts w:ascii="Times New Roman" w:eastAsia="Times New Roman" w:hAnsi="Times New Roman" w:cs="Times New Roman"/>
-          <w:sz w:val="20"/>
-        </w:rPr>
-        <w:t xml:space="preserve"> </w:t>
-      </w:r>
-      <w:proofErr w:type="spellStart"/>
-      <w:r>
-        <w:rPr>
-          <w:rFonts w:ascii="Times New Roman" w:eastAsia="Times New Roman" w:hAnsi="Times New Roman" w:cs="Times New Roman"/>
-          <w:sz w:val="20"/>
-        </w:rPr>
-        <w:t>izložbu</w:t>
-      </w:r>
-      <w:proofErr w:type="spellEnd"/>
-      <w:r>
-        <w:rPr>
-          <w:rFonts w:ascii="Times New Roman" w:eastAsia="Times New Roman" w:hAnsi="Times New Roman" w:cs="Times New Roman"/>
-          <w:sz w:val="20"/>
-        </w:rPr>
-        <w:t xml:space="preserve"> bez </w:t>
-      </w:r>
-      <w:proofErr w:type="spellStart"/>
-      <w:r>
-        <w:rPr>
-          <w:rFonts w:ascii="Times New Roman" w:eastAsia="Times New Roman" w:hAnsi="Times New Roman" w:cs="Times New Roman"/>
-          <w:sz w:val="20"/>
-        </w:rPr>
-        <w:t>unosa</w:t>
-      </w:r>
-      <w:proofErr w:type="spellEnd"/>
-      <w:r>
-        <w:rPr>
-          <w:rFonts w:ascii="Times New Roman" w:eastAsia="Times New Roman" w:hAnsi="Times New Roman" w:cs="Times New Roman"/>
-          <w:sz w:val="20"/>
-        </w:rPr>
-        <w:t xml:space="preserve"> </w:t>
-      </w:r>
-      <w:proofErr w:type="spellStart"/>
-      <w:r>
-        <w:rPr>
-          <w:rFonts w:ascii="Times New Roman" w:eastAsia="Times New Roman" w:hAnsi="Times New Roman" w:cs="Times New Roman"/>
-          <w:sz w:val="20"/>
-        </w:rPr>
-        <w:t>trajanja</w:t>
-      </w:r>
-      <w:proofErr w:type="spellEnd"/>
-      <w:r>
-        <w:rPr>
-          <w:rFonts w:ascii="Times New Roman" w:eastAsia="Times New Roman" w:hAnsi="Times New Roman" w:cs="Times New Roman"/>
-          <w:sz w:val="20"/>
-        </w:rPr>
-        <w:t>.</w:t>
+      <w:r>
+        <w:rPr>
+          <w:rFonts w:ascii="Times New Roman" w:eastAsia="Times New Roman" w:hAnsi="Times New Roman" w:cs="Times New Roman"/>
+          <w:sz w:val="20"/>
+        </w:rPr>
+        <w:t>Korisnik pokuša da kreira izložbu bez unosa trajanja.</w:t>
       </w:r>
     </w:p>
     <w:p>
@@ -7145,133 +3539,19 @@
           <w:sz w:val="20"/>
         </w:rPr>
       </w:pPr>
-      <w:proofErr w:type="spellStart"/>
-      <w:r>
-        <w:rPr>
-          <w:rFonts w:ascii="Times New Roman" w:eastAsia="Times New Roman" w:hAnsi="Times New Roman" w:cs="Times New Roman"/>
-          <w:sz w:val="20"/>
-        </w:rPr>
-        <w:t>Sistem</w:t>
-      </w:r>
-      <w:proofErr w:type="spellEnd"/>
-      <w:r>
-        <w:rPr>
-          <w:rFonts w:ascii="Times New Roman" w:eastAsia="Times New Roman" w:hAnsi="Times New Roman" w:cs="Times New Roman"/>
-          <w:sz w:val="20"/>
-        </w:rPr>
-        <w:t xml:space="preserve"> </w:t>
-      </w:r>
-      <w:proofErr w:type="spellStart"/>
-      <w:r>
-        <w:rPr>
-          <w:rFonts w:ascii="Times New Roman" w:eastAsia="Times New Roman" w:hAnsi="Times New Roman" w:cs="Times New Roman"/>
-          <w:sz w:val="20"/>
-        </w:rPr>
-        <w:t>vraća</w:t>
-      </w:r>
-      <w:proofErr w:type="spellEnd"/>
-      <w:r>
-        <w:rPr>
-          <w:rFonts w:ascii="Times New Roman" w:eastAsia="Times New Roman" w:hAnsi="Times New Roman" w:cs="Times New Roman"/>
-          <w:sz w:val="20"/>
-        </w:rPr>
-        <w:t xml:space="preserve"> </w:t>
-      </w:r>
-      <w:proofErr w:type="spellStart"/>
-      <w:r>
-        <w:rPr>
-          <w:rFonts w:ascii="Times New Roman" w:eastAsia="Times New Roman" w:hAnsi="Times New Roman" w:cs="Times New Roman"/>
-          <w:sz w:val="20"/>
-        </w:rPr>
-        <w:t>formu</w:t>
-      </w:r>
-      <w:proofErr w:type="spellEnd"/>
-      <w:r>
-        <w:rPr>
-          <w:rFonts w:ascii="Times New Roman" w:eastAsia="Times New Roman" w:hAnsi="Times New Roman" w:cs="Times New Roman"/>
-          <w:sz w:val="20"/>
-        </w:rPr>
-        <w:t xml:space="preserve"> </w:t>
-      </w:r>
-      <w:proofErr w:type="spellStart"/>
-      <w:r>
-        <w:rPr>
-          <w:rFonts w:ascii="Times New Roman" w:eastAsia="Times New Roman" w:hAnsi="Times New Roman" w:cs="Times New Roman"/>
-          <w:sz w:val="20"/>
-        </w:rPr>
-        <w:t>sa</w:t>
-      </w:r>
-      <w:proofErr w:type="spellEnd"/>
-      <w:r>
-        <w:rPr>
-          <w:rFonts w:ascii="Times New Roman" w:eastAsia="Times New Roman" w:hAnsi="Times New Roman" w:cs="Times New Roman"/>
-          <w:sz w:val="20"/>
-        </w:rPr>
-        <w:t xml:space="preserve"> </w:t>
-      </w:r>
-      <w:proofErr w:type="spellStart"/>
-      <w:r>
-        <w:rPr>
-          <w:rFonts w:ascii="Times New Roman" w:eastAsia="Times New Roman" w:hAnsi="Times New Roman" w:cs="Times New Roman"/>
-          <w:sz w:val="20"/>
-        </w:rPr>
-        <w:t>porukom</w:t>
-      </w:r>
-      <w:proofErr w:type="spellEnd"/>
-      <w:r>
-        <w:rPr>
-          <w:rFonts w:ascii="Times New Roman" w:eastAsia="Times New Roman" w:hAnsi="Times New Roman" w:cs="Times New Roman"/>
-          <w:sz w:val="20"/>
-        </w:rPr>
-        <w:t xml:space="preserve"> "</w:t>
-      </w:r>
-      <w:proofErr w:type="spellStart"/>
-      <w:r>
-        <w:rPr>
-          <w:rFonts w:ascii="Times New Roman" w:eastAsia="Times New Roman" w:hAnsi="Times New Roman" w:cs="Times New Roman"/>
-          <w:sz w:val="20"/>
-        </w:rPr>
-        <w:t>Molim</w:t>
-      </w:r>
-      <w:proofErr w:type="spellEnd"/>
-      <w:r>
-        <w:rPr>
-          <w:rFonts w:ascii="Times New Roman" w:eastAsia="Times New Roman" w:hAnsi="Times New Roman" w:cs="Times New Roman"/>
-          <w:sz w:val="20"/>
-        </w:rPr>
-        <w:t xml:space="preserve"> Vas </w:t>
-      </w:r>
-      <w:proofErr w:type="spellStart"/>
-      <w:r>
-        <w:rPr>
-          <w:rFonts w:ascii="Times New Roman" w:eastAsia="Times New Roman" w:hAnsi="Times New Roman" w:cs="Times New Roman"/>
-          <w:sz w:val="20"/>
-        </w:rPr>
-        <w:t>popunite</w:t>
-      </w:r>
-      <w:proofErr w:type="spellEnd"/>
-      <w:r>
-        <w:rPr>
-          <w:rFonts w:ascii="Times New Roman" w:eastAsia="Times New Roman" w:hAnsi="Times New Roman" w:cs="Times New Roman"/>
-          <w:sz w:val="20"/>
-        </w:rPr>
-        <w:t xml:space="preserve"> </w:t>
-      </w:r>
-      <w:proofErr w:type="spellStart"/>
-      <w:r>
-        <w:rPr>
-          <w:rFonts w:ascii="Times New Roman" w:eastAsia="Times New Roman" w:hAnsi="Times New Roman" w:cs="Times New Roman"/>
-          <w:sz w:val="20"/>
-        </w:rPr>
-        <w:t>ovo</w:t>
-      </w:r>
-      <w:proofErr w:type="spellEnd"/>
-      <w:r>
-        <w:rPr>
-          <w:rFonts w:ascii="Times New Roman" w:eastAsia="Times New Roman" w:hAnsi="Times New Roman" w:cs="Times New Roman"/>
-          <w:sz w:val="20"/>
-        </w:rPr>
-        <w:t xml:space="preserve"> polje</w:t>
+      <w:r>
+        <w:rPr>
+          <w:rFonts w:ascii="Times New Roman" w:eastAsia="Times New Roman" w:hAnsi="Times New Roman" w:cs="Times New Roman"/>
+          <w:sz w:val="20"/>
+        </w:rPr>
+        <w:t>Sistem vraća formu sa porukom "</w:t>
+      </w:r>
+      <w:r>
+        <w:rPr>
+          <w:rFonts w:ascii="Times New Roman" w:eastAsia="Times New Roman" w:hAnsi="Times New Roman" w:cs="Times New Roman"/>
+          <w:sz w:val="20"/>
+        </w:rPr>
+        <w:t>Molim Vas popunite ovo polje</w:t>
       </w:r>
       <w:r>
         <w:rPr>
@@ -7302,80 +3582,21 @@
         </w:rPr>
       </w:pPr>
       <w:bookmarkStart w:id="11" w:name="_Toc205762434"/>
-      <w:proofErr w:type="spellStart"/>
       <w:r>
         <w:rPr>
           <w:i/>
           <w:iCs/>
         </w:rPr>
-        <w:t>Korisnik</w:t>
-      </w:r>
-      <w:proofErr w:type="spellEnd"/>
+        <w:t xml:space="preserve">Korisnik </w:t>
+      </w:r>
+      <w:bookmarkEnd w:id="11"/>
       <w:r>
         <w:rPr>
           <w:i/>
           <w:iCs/>
         </w:rPr>
-        <w:t xml:space="preserve"> </w:t>
-      </w:r>
-      <w:bookmarkEnd w:id="11"/>
-      <w:proofErr w:type="spellStart"/>
-      <w:r>
-        <w:rPr>
-          <w:i/>
-          <w:iCs/>
-        </w:rPr>
-        <w:t>unosi</w:t>
-      </w:r>
-      <w:proofErr w:type="spellEnd"/>
-      <w:r>
-        <w:rPr>
-          <w:i/>
-          <w:iCs/>
-        </w:rPr>
-        <w:t xml:space="preserve"> </w:t>
-      </w:r>
-      <w:proofErr w:type="spellStart"/>
-      <w:r>
-        <w:rPr>
-          <w:i/>
-          <w:iCs/>
-        </w:rPr>
-        <w:t>neispravno</w:t>
-      </w:r>
-      <w:proofErr w:type="spellEnd"/>
-      <w:r>
-        <w:rPr>
-          <w:i/>
-          <w:iCs/>
-        </w:rPr>
-        <w:t xml:space="preserve"> </w:t>
-      </w:r>
-      <w:proofErr w:type="spellStart"/>
-      <w:r>
-        <w:rPr>
-          <w:i/>
-          <w:iCs/>
-        </w:rPr>
-        <w:t>trajanje</w:t>
-      </w:r>
-      <w:proofErr w:type="spellEnd"/>
-      <w:r>
-        <w:rPr>
-          <w:i/>
-          <w:iCs/>
-        </w:rPr>
-        <w:t xml:space="preserve"> </w:t>
-      </w:r>
-      <w:proofErr w:type="spellStart"/>
-      <w:r>
-        <w:rPr>
-          <w:i/>
-          <w:iCs/>
-        </w:rPr>
-        <w:t>izložbe</w:t>
-      </w:r>
-      <w:proofErr w:type="spellEnd"/>
+        <w:t>unosi neispravno trajanje izložbe</w:t>
+      </w:r>
     </w:p>
     <w:p>
       <w:pPr>
@@ -7391,53 +3612,12 @@
           <w:sz w:val="20"/>
         </w:rPr>
       </w:pPr>
-      <w:proofErr w:type="spellStart"/>
-      <w:r>
-        <w:rPr>
-          <w:rFonts w:ascii="Times New Roman" w:eastAsia="Times New Roman" w:hAnsi="Times New Roman" w:cs="Times New Roman"/>
-          <w:sz w:val="20"/>
-        </w:rPr>
-        <w:t>Akcija</w:t>
-      </w:r>
-      <w:proofErr w:type="spellEnd"/>
-      <w:r>
-        <w:rPr>
-          <w:rFonts w:ascii="Times New Roman" w:eastAsia="Times New Roman" w:hAnsi="Times New Roman" w:cs="Times New Roman"/>
-          <w:sz w:val="20"/>
-        </w:rPr>
-        <w:t xml:space="preserve"> 1 </w:t>
-      </w:r>
-      <w:proofErr w:type="spellStart"/>
-      <w:r>
-        <w:rPr>
-          <w:rFonts w:ascii="Times New Roman" w:eastAsia="Times New Roman" w:hAnsi="Times New Roman" w:cs="Times New Roman"/>
-          <w:sz w:val="20"/>
-        </w:rPr>
-        <w:t>iz</w:t>
-      </w:r>
-      <w:proofErr w:type="spellEnd"/>
-      <w:r>
-        <w:rPr>
-          <w:rFonts w:ascii="Times New Roman" w:eastAsia="Times New Roman" w:hAnsi="Times New Roman" w:cs="Times New Roman"/>
-          <w:sz w:val="20"/>
-        </w:rPr>
-        <w:t xml:space="preserve"> </w:t>
-      </w:r>
-      <w:proofErr w:type="spellStart"/>
-      <w:r>
-        <w:rPr>
-          <w:rFonts w:ascii="Times New Roman" w:eastAsia="Times New Roman" w:hAnsi="Times New Roman" w:cs="Times New Roman"/>
-          <w:sz w:val="20"/>
-        </w:rPr>
-        <w:t>scenarija</w:t>
-      </w:r>
-      <w:proofErr w:type="spellEnd"/>
-      <w:r>
-        <w:rPr>
-          <w:rFonts w:ascii="Times New Roman" w:eastAsia="Times New Roman" w:hAnsi="Times New Roman" w:cs="Times New Roman"/>
-          <w:sz w:val="20"/>
-        </w:rPr>
-        <w:t xml:space="preserve"> 2.2.1.</w:t>
+      <w:r>
+        <w:rPr>
+          <w:rFonts w:ascii="Times New Roman" w:eastAsia="Times New Roman" w:hAnsi="Times New Roman" w:cs="Times New Roman"/>
+          <w:sz w:val="20"/>
+        </w:rPr>
+        <w:t>Akcija 1 iz scenarija 2.2.1.</w:t>
       </w:r>
     </w:p>
     <w:p>
@@ -7454,101 +3634,12 @@
           <w:sz w:val="20"/>
         </w:rPr>
       </w:pPr>
-      <w:proofErr w:type="spellStart"/>
-      <w:r>
-        <w:rPr>
-          <w:rFonts w:ascii="Times New Roman" w:eastAsia="Times New Roman" w:hAnsi="Times New Roman" w:cs="Times New Roman"/>
-          <w:sz w:val="20"/>
-        </w:rPr>
-        <w:t>Korisnik</w:t>
-      </w:r>
-      <w:proofErr w:type="spellEnd"/>
-      <w:r>
-        <w:rPr>
-          <w:rFonts w:ascii="Times New Roman" w:eastAsia="Times New Roman" w:hAnsi="Times New Roman" w:cs="Times New Roman"/>
-          <w:sz w:val="20"/>
-        </w:rPr>
-        <w:t xml:space="preserve"> </w:t>
-      </w:r>
-      <w:proofErr w:type="spellStart"/>
-      <w:r>
-        <w:rPr>
-          <w:rFonts w:ascii="Times New Roman" w:eastAsia="Times New Roman" w:hAnsi="Times New Roman" w:cs="Times New Roman"/>
-          <w:sz w:val="20"/>
-        </w:rPr>
-        <w:t>unosi</w:t>
-      </w:r>
-      <w:proofErr w:type="spellEnd"/>
-      <w:r>
-        <w:rPr>
-          <w:rFonts w:ascii="Times New Roman" w:eastAsia="Times New Roman" w:hAnsi="Times New Roman" w:cs="Times New Roman"/>
-          <w:sz w:val="20"/>
-        </w:rPr>
-        <w:t xml:space="preserve"> </w:t>
-      </w:r>
-      <w:proofErr w:type="spellStart"/>
-      <w:r>
-        <w:rPr>
-          <w:rFonts w:ascii="Times New Roman" w:eastAsia="Times New Roman" w:hAnsi="Times New Roman" w:cs="Times New Roman"/>
-          <w:sz w:val="20"/>
-        </w:rPr>
-        <w:t>naziv</w:t>
-      </w:r>
-      <w:proofErr w:type="spellEnd"/>
-      <w:r>
-        <w:rPr>
-          <w:rFonts w:ascii="Times New Roman" w:eastAsia="Times New Roman" w:hAnsi="Times New Roman" w:cs="Times New Roman"/>
-          <w:sz w:val="20"/>
-        </w:rPr>
-        <w:t xml:space="preserve"> </w:t>
-      </w:r>
-      <w:proofErr w:type="spellStart"/>
-      <w:r>
-        <w:rPr>
-          <w:rFonts w:ascii="Times New Roman" w:eastAsia="Times New Roman" w:hAnsi="Times New Roman" w:cs="Times New Roman"/>
-          <w:sz w:val="20"/>
-        </w:rPr>
-        <w:t>i</w:t>
-      </w:r>
-      <w:proofErr w:type="spellEnd"/>
-      <w:r>
-        <w:rPr>
-          <w:rFonts w:ascii="Times New Roman" w:eastAsia="Times New Roman" w:hAnsi="Times New Roman" w:cs="Times New Roman"/>
-          <w:sz w:val="20"/>
-        </w:rPr>
-        <w:t xml:space="preserve"> </w:t>
-      </w:r>
-      <w:proofErr w:type="spellStart"/>
-      <w:r>
-        <w:rPr>
-          <w:rFonts w:ascii="Times New Roman" w:eastAsia="Times New Roman" w:hAnsi="Times New Roman" w:cs="Times New Roman"/>
-          <w:sz w:val="20"/>
-        </w:rPr>
-        <w:t>bira</w:t>
-      </w:r>
-      <w:proofErr w:type="spellEnd"/>
-      <w:r>
-        <w:rPr>
-          <w:rFonts w:ascii="Times New Roman" w:eastAsia="Times New Roman" w:hAnsi="Times New Roman" w:cs="Times New Roman"/>
-          <w:sz w:val="20"/>
-        </w:rPr>
-        <w:t xml:space="preserve"> </w:t>
-      </w:r>
-      <w:proofErr w:type="spellStart"/>
-      <w:r>
-        <w:rPr>
-          <w:rFonts w:ascii="Times New Roman" w:eastAsia="Times New Roman" w:hAnsi="Times New Roman" w:cs="Times New Roman"/>
-          <w:sz w:val="20"/>
-        </w:rPr>
-        <w:t>temu</w:t>
-      </w:r>
-      <w:proofErr w:type="spellEnd"/>
-      <w:r>
-        <w:rPr>
-          <w:rFonts w:ascii="Times New Roman" w:eastAsia="Times New Roman" w:hAnsi="Times New Roman" w:cs="Times New Roman"/>
-          <w:sz w:val="20"/>
-        </w:rPr>
-        <w:t>.</w:t>
+      <w:r>
+        <w:rPr>
+          <w:rFonts w:ascii="Times New Roman" w:eastAsia="Times New Roman" w:hAnsi="Times New Roman" w:cs="Times New Roman"/>
+          <w:sz w:val="20"/>
+        </w:rPr>
+        <w:t>Korisnik unosi naziv i bira temu.</w:t>
       </w:r>
     </w:p>
     <w:p>
@@ -7565,172 +3656,19 @@
           <w:sz w:val="20"/>
         </w:rPr>
       </w:pPr>
-      <w:proofErr w:type="spellStart"/>
-      <w:r>
-        <w:rPr>
-          <w:rFonts w:ascii="Times New Roman" w:eastAsia="Times New Roman" w:hAnsi="Times New Roman" w:cs="Times New Roman"/>
-          <w:sz w:val="20"/>
-        </w:rPr>
-        <w:t>Korisnik</w:t>
-      </w:r>
-      <w:proofErr w:type="spellEnd"/>
-      <w:r>
-        <w:rPr>
-          <w:rFonts w:ascii="Times New Roman" w:eastAsia="Times New Roman" w:hAnsi="Times New Roman" w:cs="Times New Roman"/>
-          <w:sz w:val="20"/>
-        </w:rPr>
-        <w:t xml:space="preserve"> </w:t>
-      </w:r>
-      <w:proofErr w:type="spellStart"/>
-      <w:r>
-        <w:rPr>
-          <w:rFonts w:ascii="Times New Roman" w:eastAsia="Times New Roman" w:hAnsi="Times New Roman" w:cs="Times New Roman"/>
-          <w:sz w:val="20"/>
-        </w:rPr>
-        <w:t>unosi</w:t>
-      </w:r>
-      <w:proofErr w:type="spellEnd"/>
-      <w:r>
-        <w:rPr>
-          <w:rFonts w:ascii="Times New Roman" w:eastAsia="Times New Roman" w:hAnsi="Times New Roman" w:cs="Times New Roman"/>
-          <w:sz w:val="20"/>
-        </w:rPr>
-        <w:t xml:space="preserve"> </w:t>
-      </w:r>
-      <w:proofErr w:type="spellStart"/>
-      <w:r>
-        <w:rPr>
-          <w:rFonts w:ascii="Times New Roman" w:eastAsia="Times New Roman" w:hAnsi="Times New Roman" w:cs="Times New Roman"/>
-          <w:sz w:val="20"/>
-        </w:rPr>
-        <w:t>trajanje</w:t>
-      </w:r>
-      <w:proofErr w:type="spellEnd"/>
-      <w:r>
-        <w:rPr>
-          <w:rFonts w:ascii="Times New Roman" w:eastAsia="Times New Roman" w:hAnsi="Times New Roman" w:cs="Times New Roman"/>
-          <w:sz w:val="20"/>
-        </w:rPr>
-        <w:t xml:space="preserve"> </w:t>
-      </w:r>
-      <w:proofErr w:type="spellStart"/>
-      <w:r>
-        <w:rPr>
-          <w:rFonts w:ascii="Times New Roman" w:eastAsia="Times New Roman" w:hAnsi="Times New Roman" w:cs="Times New Roman"/>
-          <w:sz w:val="20"/>
-        </w:rPr>
-        <w:t>izložbe</w:t>
-      </w:r>
-      <w:proofErr w:type="spellEnd"/>
-      <w:r>
-        <w:rPr>
-          <w:rFonts w:ascii="Times New Roman" w:eastAsia="Times New Roman" w:hAnsi="Times New Roman" w:cs="Times New Roman"/>
-          <w:sz w:val="20"/>
-        </w:rPr>
-        <w:t xml:space="preserve"> </w:t>
-      </w:r>
-      <w:proofErr w:type="spellStart"/>
-      <w:r>
-        <w:rPr>
-          <w:rFonts w:ascii="Times New Roman" w:eastAsia="Times New Roman" w:hAnsi="Times New Roman" w:cs="Times New Roman"/>
-          <w:sz w:val="20"/>
-        </w:rPr>
-        <w:t>koje</w:t>
-      </w:r>
-      <w:proofErr w:type="spellEnd"/>
-      <w:r>
-        <w:rPr>
-          <w:rFonts w:ascii="Times New Roman" w:eastAsia="Times New Roman" w:hAnsi="Times New Roman" w:cs="Times New Roman"/>
-          <w:sz w:val="20"/>
-        </w:rPr>
-        <w:t xml:space="preserve"> je </w:t>
-      </w:r>
-      <w:proofErr w:type="spellStart"/>
-      <w:r>
-        <w:rPr>
-          <w:rFonts w:ascii="Times New Roman" w:eastAsia="Times New Roman" w:hAnsi="Times New Roman" w:cs="Times New Roman"/>
-          <w:sz w:val="20"/>
-        </w:rPr>
-        <w:t>veće</w:t>
-      </w:r>
-      <w:proofErr w:type="spellEnd"/>
-      <w:r>
-        <w:rPr>
-          <w:rFonts w:ascii="Times New Roman" w:eastAsia="Times New Roman" w:hAnsi="Times New Roman" w:cs="Times New Roman"/>
-          <w:sz w:val="20"/>
-        </w:rPr>
-        <w:t xml:space="preserve"> od 168 sati (</w:t>
-      </w:r>
-      <w:proofErr w:type="spellStart"/>
-      <w:r>
-        <w:rPr>
-          <w:rFonts w:ascii="Times New Roman" w:eastAsia="Times New Roman" w:hAnsi="Times New Roman" w:cs="Times New Roman"/>
-          <w:sz w:val="20"/>
-        </w:rPr>
-        <w:t>npr</w:t>
-      </w:r>
-      <w:proofErr w:type="spellEnd"/>
-      <w:r>
-        <w:rPr>
-          <w:rFonts w:ascii="Times New Roman" w:eastAsia="Times New Roman" w:hAnsi="Times New Roman" w:cs="Times New Roman"/>
-          <w:sz w:val="20"/>
-        </w:rPr>
-        <w:t>. "200")</w:t>
-      </w:r>
-      <w:r>
-        <w:rPr>
-          <w:rFonts w:ascii="Times New Roman" w:eastAsia="Times New Roman" w:hAnsi="Times New Roman" w:cs="Times New Roman"/>
-          <w:sz w:val="20"/>
-        </w:rPr>
-        <w:t xml:space="preserve"> </w:t>
-      </w:r>
-      <w:proofErr w:type="spellStart"/>
-      <w:r>
-        <w:rPr>
-          <w:rFonts w:ascii="Times New Roman" w:eastAsia="Times New Roman" w:hAnsi="Times New Roman" w:cs="Times New Roman"/>
-          <w:sz w:val="20"/>
-        </w:rPr>
-        <w:t>ili</w:t>
-      </w:r>
-      <w:proofErr w:type="spellEnd"/>
-      <w:r>
-        <w:rPr>
-          <w:rFonts w:ascii="Times New Roman" w:eastAsia="Times New Roman" w:hAnsi="Times New Roman" w:cs="Times New Roman"/>
-          <w:sz w:val="20"/>
-        </w:rPr>
-        <w:t xml:space="preserve"> </w:t>
-      </w:r>
-      <w:proofErr w:type="spellStart"/>
-      <w:r>
-        <w:rPr>
-          <w:rFonts w:ascii="Times New Roman" w:eastAsia="Times New Roman" w:hAnsi="Times New Roman" w:cs="Times New Roman"/>
-          <w:sz w:val="20"/>
-        </w:rPr>
-        <w:t>manje</w:t>
-      </w:r>
-      <w:proofErr w:type="spellEnd"/>
-      <w:r>
-        <w:rPr>
-          <w:rFonts w:ascii="Times New Roman" w:eastAsia="Times New Roman" w:hAnsi="Times New Roman" w:cs="Times New Roman"/>
-          <w:sz w:val="20"/>
-        </w:rPr>
-        <w:t xml:space="preserve"> od 1 (</w:t>
-      </w:r>
-      <w:proofErr w:type="spellStart"/>
-      <w:r>
-        <w:rPr>
-          <w:rFonts w:ascii="Times New Roman" w:eastAsia="Times New Roman" w:hAnsi="Times New Roman" w:cs="Times New Roman"/>
-          <w:sz w:val="20"/>
-        </w:rPr>
-        <w:t>npr</w:t>
-      </w:r>
-      <w:proofErr w:type="spellEnd"/>
-      <w:r>
-        <w:rPr>
-          <w:rFonts w:ascii="Times New Roman" w:eastAsia="Times New Roman" w:hAnsi="Times New Roman" w:cs="Times New Roman"/>
-          <w:sz w:val="20"/>
-        </w:rPr>
-        <w:t xml:space="preserve"> -1)</w:t>
+      <w:r>
+        <w:rPr>
+          <w:rFonts w:ascii="Times New Roman" w:eastAsia="Times New Roman" w:hAnsi="Times New Roman" w:cs="Times New Roman"/>
+          <w:sz w:val="20"/>
+        </w:rPr>
+        <w:t>Korisnik unosi trajanje izložbe koje je veće od 168 sati (npr. "200")</w:t>
+      </w:r>
+      <w:r>
+        <w:rPr>
+          <w:rFonts w:ascii="Times New Roman" w:eastAsia="Times New Roman" w:hAnsi="Times New Roman" w:cs="Times New Roman"/>
+          <w:sz w:val="20"/>
+        </w:rPr>
+        <w:t xml:space="preserve"> ili manje od 1 (npr -1)</w:t>
       </w:r>
     </w:p>
     <w:p>
@@ -7747,117 +3685,12 @@
           <w:sz w:val="20"/>
         </w:rPr>
       </w:pPr>
-      <w:proofErr w:type="spellStart"/>
-      <w:r>
-        <w:rPr>
-          <w:rFonts w:ascii="Times New Roman" w:eastAsia="Times New Roman" w:hAnsi="Times New Roman" w:cs="Times New Roman"/>
-          <w:sz w:val="20"/>
-        </w:rPr>
-        <w:t>Sistem</w:t>
-      </w:r>
-      <w:proofErr w:type="spellEnd"/>
-      <w:r>
-        <w:rPr>
-          <w:rFonts w:ascii="Times New Roman" w:eastAsia="Times New Roman" w:hAnsi="Times New Roman" w:cs="Times New Roman"/>
-          <w:sz w:val="20"/>
-        </w:rPr>
-        <w:t xml:space="preserve"> </w:t>
-      </w:r>
-      <w:proofErr w:type="spellStart"/>
-      <w:r>
-        <w:rPr>
-          <w:rFonts w:ascii="Times New Roman" w:eastAsia="Times New Roman" w:hAnsi="Times New Roman" w:cs="Times New Roman"/>
-          <w:sz w:val="20"/>
-        </w:rPr>
-        <w:t>validira</w:t>
-      </w:r>
-      <w:proofErr w:type="spellEnd"/>
-      <w:r>
-        <w:rPr>
-          <w:rFonts w:ascii="Times New Roman" w:eastAsia="Times New Roman" w:hAnsi="Times New Roman" w:cs="Times New Roman"/>
-          <w:sz w:val="20"/>
-        </w:rPr>
-        <w:t xml:space="preserve"> </w:t>
-      </w:r>
-      <w:proofErr w:type="spellStart"/>
-      <w:r>
-        <w:rPr>
-          <w:rFonts w:ascii="Times New Roman" w:eastAsia="Times New Roman" w:hAnsi="Times New Roman" w:cs="Times New Roman"/>
-          <w:sz w:val="20"/>
-        </w:rPr>
-        <w:t>trajanje</w:t>
-      </w:r>
-      <w:proofErr w:type="spellEnd"/>
-      <w:r>
-        <w:rPr>
-          <w:rFonts w:ascii="Times New Roman" w:eastAsia="Times New Roman" w:hAnsi="Times New Roman" w:cs="Times New Roman"/>
-          <w:sz w:val="20"/>
-        </w:rPr>
-        <w:t xml:space="preserve"> I </w:t>
-      </w:r>
-      <w:proofErr w:type="spellStart"/>
-      <w:r>
-        <w:rPr>
-          <w:rFonts w:ascii="Times New Roman" w:eastAsia="Times New Roman" w:hAnsi="Times New Roman" w:cs="Times New Roman"/>
-          <w:sz w:val="20"/>
-        </w:rPr>
-        <w:t>vraća</w:t>
-      </w:r>
-      <w:proofErr w:type="spellEnd"/>
-      <w:r>
-        <w:rPr>
-          <w:rFonts w:ascii="Times New Roman" w:eastAsia="Times New Roman" w:hAnsi="Times New Roman" w:cs="Times New Roman"/>
-          <w:sz w:val="20"/>
-        </w:rPr>
-        <w:t xml:space="preserve"> </w:t>
-      </w:r>
-      <w:proofErr w:type="spellStart"/>
-      <w:r>
-        <w:rPr>
-          <w:rFonts w:ascii="Times New Roman" w:eastAsia="Times New Roman" w:hAnsi="Times New Roman" w:cs="Times New Roman"/>
-          <w:sz w:val="20"/>
-        </w:rPr>
-        <w:t>formu</w:t>
-      </w:r>
-      <w:proofErr w:type="spellEnd"/>
-      <w:r>
-        <w:rPr>
-          <w:rFonts w:ascii="Times New Roman" w:eastAsia="Times New Roman" w:hAnsi="Times New Roman" w:cs="Times New Roman"/>
-          <w:sz w:val="20"/>
-        </w:rPr>
-        <w:t xml:space="preserve"> </w:t>
-      </w:r>
-      <w:proofErr w:type="spellStart"/>
-      <w:r>
-        <w:rPr>
-          <w:rFonts w:ascii="Times New Roman" w:eastAsia="Times New Roman" w:hAnsi="Times New Roman" w:cs="Times New Roman"/>
-          <w:sz w:val="20"/>
-        </w:rPr>
-        <w:t>sa</w:t>
-      </w:r>
-      <w:proofErr w:type="spellEnd"/>
-      <w:r>
-        <w:rPr>
-          <w:rFonts w:ascii="Times New Roman" w:eastAsia="Times New Roman" w:hAnsi="Times New Roman" w:cs="Times New Roman"/>
-          <w:sz w:val="20"/>
-        </w:rPr>
-        <w:t xml:space="preserve"> </w:t>
-      </w:r>
-      <w:proofErr w:type="spellStart"/>
-      <w:r>
-        <w:rPr>
-          <w:rFonts w:ascii="Times New Roman" w:eastAsia="Times New Roman" w:hAnsi="Times New Roman" w:cs="Times New Roman"/>
-          <w:sz w:val="20"/>
-        </w:rPr>
-        <w:t>proukom</w:t>
-      </w:r>
-      <w:proofErr w:type="spellEnd"/>
-      <w:r>
-        <w:rPr>
-          <w:rFonts w:ascii="Times New Roman" w:eastAsia="Times New Roman" w:hAnsi="Times New Roman" w:cs="Times New Roman"/>
-          <w:sz w:val="20"/>
-        </w:rPr>
-        <w:t xml:space="preserve"> </w:t>
+      <w:r>
+        <w:rPr>
+          <w:rFonts w:ascii="Times New Roman" w:eastAsia="Times New Roman" w:hAnsi="Times New Roman" w:cs="Times New Roman"/>
+          <w:sz w:val="20"/>
+        </w:rPr>
+        <w:t xml:space="preserve">Sistem validira trajanje I vraća formu sa proukom </w:t>
       </w:r>
       <w:r>
         <w:rPr>
@@ -7866,102 +3699,20 @@
         </w:rPr>
         <w:t>"</w:t>
       </w:r>
-      <w:proofErr w:type="spellStart"/>
-      <w:r>
-        <w:rPr>
-          <w:rFonts w:ascii="Times New Roman" w:eastAsia="Times New Roman" w:hAnsi="Times New Roman" w:cs="Times New Roman"/>
-          <w:sz w:val="20"/>
-        </w:rPr>
-        <w:t>Vrednost</w:t>
-      </w:r>
-      <w:proofErr w:type="spellEnd"/>
-      <w:r>
-        <w:rPr>
-          <w:rFonts w:ascii="Times New Roman" w:eastAsia="Times New Roman" w:hAnsi="Times New Roman" w:cs="Times New Roman"/>
-          <w:sz w:val="20"/>
-        </w:rPr>
-        <w:t xml:space="preserve"> </w:t>
-      </w:r>
-      <w:proofErr w:type="spellStart"/>
-      <w:r>
-        <w:rPr>
-          <w:rFonts w:ascii="Times New Roman" w:eastAsia="Times New Roman" w:hAnsi="Times New Roman" w:cs="Times New Roman"/>
-          <w:sz w:val="20"/>
-        </w:rPr>
-        <w:t>ovoga</w:t>
-      </w:r>
-      <w:proofErr w:type="spellEnd"/>
-      <w:r>
-        <w:rPr>
-          <w:rFonts w:ascii="Times New Roman" w:eastAsia="Times New Roman" w:hAnsi="Times New Roman" w:cs="Times New Roman"/>
-          <w:sz w:val="20"/>
-        </w:rPr>
-        <w:t xml:space="preserve"> </w:t>
-      </w:r>
-      <w:r>
-        <w:rPr>
-          <w:rFonts w:ascii="Times New Roman" w:eastAsia="Times New Roman" w:hAnsi="Times New Roman" w:cs="Times New Roman"/>
-          <w:sz w:val="20"/>
-        </w:rPr>
-        <w:t xml:space="preserve">mora </w:t>
-      </w:r>
-      <w:proofErr w:type="spellStart"/>
-      <w:r>
-        <w:rPr>
-          <w:rFonts w:ascii="Times New Roman" w:eastAsia="Times New Roman" w:hAnsi="Times New Roman" w:cs="Times New Roman"/>
-          <w:sz w:val="20"/>
-        </w:rPr>
-        <w:t>biti</w:t>
-      </w:r>
-      <w:proofErr w:type="spellEnd"/>
-      <w:r>
-        <w:rPr>
-          <w:rFonts w:ascii="Times New Roman" w:eastAsia="Times New Roman" w:hAnsi="Times New Roman" w:cs="Times New Roman"/>
-          <w:sz w:val="20"/>
-        </w:rPr>
-        <w:t xml:space="preserve"> </w:t>
-      </w:r>
-      <w:proofErr w:type="spellStart"/>
-      <w:r>
-        <w:rPr>
-          <w:rFonts w:ascii="Times New Roman" w:eastAsia="Times New Roman" w:hAnsi="Times New Roman" w:cs="Times New Roman"/>
-          <w:sz w:val="20"/>
-        </w:rPr>
-        <w:t>jednaka</w:t>
-      </w:r>
-      <w:proofErr w:type="spellEnd"/>
-      <w:r>
-        <w:rPr>
-          <w:rFonts w:ascii="Times New Roman" w:eastAsia="Times New Roman" w:hAnsi="Times New Roman" w:cs="Times New Roman"/>
-          <w:sz w:val="20"/>
-        </w:rPr>
-        <w:t xml:space="preserve"> </w:t>
-      </w:r>
-      <w:proofErr w:type="spellStart"/>
-      <w:r>
-        <w:rPr>
-          <w:rFonts w:ascii="Times New Roman" w:eastAsia="Times New Roman" w:hAnsi="Times New Roman" w:cs="Times New Roman"/>
-          <w:sz w:val="20"/>
-        </w:rPr>
-        <w:t>ili</w:t>
-      </w:r>
-      <w:proofErr w:type="spellEnd"/>
-      <w:r>
-        <w:rPr>
-          <w:rFonts w:ascii="Times New Roman" w:eastAsia="Times New Roman" w:hAnsi="Times New Roman" w:cs="Times New Roman"/>
-          <w:sz w:val="20"/>
-        </w:rPr>
-        <w:t xml:space="preserve"> </w:t>
-      </w:r>
-      <w:proofErr w:type="spellStart"/>
-      <w:r>
-        <w:rPr>
-          <w:rFonts w:ascii="Times New Roman" w:eastAsia="Times New Roman" w:hAnsi="Times New Roman" w:cs="Times New Roman"/>
-          <w:sz w:val="20"/>
-        </w:rPr>
-        <w:t>manja</w:t>
-      </w:r>
-      <w:proofErr w:type="spellEnd"/>
+      <w:r>
+        <w:rPr>
+          <w:rFonts w:ascii="Times New Roman" w:eastAsia="Times New Roman" w:hAnsi="Times New Roman" w:cs="Times New Roman"/>
+          <w:sz w:val="20"/>
+        </w:rPr>
+        <w:t xml:space="preserve">Vrednost ovoga </w:t>
+      </w:r>
+      <w:r>
+        <w:rPr>
+          <w:rFonts w:ascii="Times New Roman" w:eastAsia="Times New Roman" w:hAnsi="Times New Roman" w:cs="Times New Roman"/>
+          <w:sz w:val="20"/>
+        </w:rPr>
+        <w:t>mora biti jednaka ili manja</w:t>
+      </w:r>
       <w:r>
         <w:rPr>
           <w:rFonts w:ascii="Times New Roman" w:eastAsia="Times New Roman" w:hAnsi="Times New Roman" w:cs="Times New Roman"/>
@@ -7990,101 +3741,12 @@
         </w:rPr>
         <w:t>"</w:t>
       </w:r>
-      <w:proofErr w:type="spellStart"/>
-      <w:r>
-        <w:rPr>
-          <w:rFonts w:ascii="Times New Roman" w:eastAsia="Times New Roman" w:hAnsi="Times New Roman" w:cs="Times New Roman"/>
-          <w:sz w:val="20"/>
-        </w:rPr>
-        <w:t>Vrednost</w:t>
-      </w:r>
-      <w:proofErr w:type="spellEnd"/>
-      <w:r>
-        <w:rPr>
-          <w:rFonts w:ascii="Times New Roman" w:eastAsia="Times New Roman" w:hAnsi="Times New Roman" w:cs="Times New Roman"/>
-          <w:sz w:val="20"/>
-        </w:rPr>
-        <w:t xml:space="preserve"> </w:t>
-      </w:r>
-      <w:proofErr w:type="spellStart"/>
-      <w:r>
-        <w:rPr>
-          <w:rFonts w:ascii="Times New Roman" w:eastAsia="Times New Roman" w:hAnsi="Times New Roman" w:cs="Times New Roman"/>
-          <w:sz w:val="20"/>
-        </w:rPr>
-        <w:t>ovoga</w:t>
-      </w:r>
-      <w:proofErr w:type="spellEnd"/>
-      <w:r>
-        <w:rPr>
-          <w:rFonts w:ascii="Times New Roman" w:eastAsia="Times New Roman" w:hAnsi="Times New Roman" w:cs="Times New Roman"/>
-          <w:sz w:val="20"/>
-        </w:rPr>
-        <w:t xml:space="preserve"> mora da </w:t>
-      </w:r>
-      <w:proofErr w:type="spellStart"/>
-      <w:r>
-        <w:rPr>
-          <w:rFonts w:ascii="Times New Roman" w:eastAsia="Times New Roman" w:hAnsi="Times New Roman" w:cs="Times New Roman"/>
-          <w:sz w:val="20"/>
-        </w:rPr>
-        <w:t>buda</w:t>
-      </w:r>
-      <w:proofErr w:type="spellEnd"/>
-      <w:r>
-        <w:rPr>
-          <w:rFonts w:ascii="Times New Roman" w:eastAsia="Times New Roman" w:hAnsi="Times New Roman" w:cs="Times New Roman"/>
-          <w:sz w:val="20"/>
-        </w:rPr>
-        <w:t xml:space="preserve"> </w:t>
-      </w:r>
-      <w:proofErr w:type="spellStart"/>
-      <w:r>
-        <w:rPr>
-          <w:rFonts w:ascii="Times New Roman" w:eastAsia="Times New Roman" w:hAnsi="Times New Roman" w:cs="Times New Roman"/>
-          <w:sz w:val="20"/>
-        </w:rPr>
-        <w:t>veća</w:t>
-      </w:r>
-      <w:proofErr w:type="spellEnd"/>
-      <w:r>
-        <w:rPr>
-          <w:rFonts w:ascii="Times New Roman" w:eastAsia="Times New Roman" w:hAnsi="Times New Roman" w:cs="Times New Roman"/>
-          <w:sz w:val="20"/>
-        </w:rPr>
-        <w:t xml:space="preserve"> </w:t>
-      </w:r>
-      <w:proofErr w:type="spellStart"/>
-      <w:r>
-        <w:rPr>
-          <w:rFonts w:ascii="Times New Roman" w:eastAsia="Times New Roman" w:hAnsi="Times New Roman" w:cs="Times New Roman"/>
-          <w:sz w:val="20"/>
-        </w:rPr>
-        <w:t>ili</w:t>
-      </w:r>
-      <w:proofErr w:type="spellEnd"/>
-      <w:r>
-        <w:rPr>
-          <w:rFonts w:ascii="Times New Roman" w:eastAsia="Times New Roman" w:hAnsi="Times New Roman" w:cs="Times New Roman"/>
-          <w:sz w:val="20"/>
-        </w:rPr>
-        <w:t xml:space="preserve"> </w:t>
-      </w:r>
-      <w:proofErr w:type="spellStart"/>
-      <w:r>
-        <w:rPr>
-          <w:rFonts w:ascii="Times New Roman" w:eastAsia="Times New Roman" w:hAnsi="Times New Roman" w:cs="Times New Roman"/>
-          <w:sz w:val="20"/>
-        </w:rPr>
-        <w:t>jednaka</w:t>
-      </w:r>
-      <w:proofErr w:type="spellEnd"/>
-      <w:r>
-        <w:rPr>
-          <w:rFonts w:ascii="Times New Roman" w:eastAsia="Times New Roman" w:hAnsi="Times New Roman" w:cs="Times New Roman"/>
-          <w:sz w:val="20"/>
-        </w:rPr>
-        <w:t xml:space="preserve"> 1</w:t>
+      <w:r>
+        <w:rPr>
+          <w:rFonts w:ascii="Times New Roman" w:eastAsia="Times New Roman" w:hAnsi="Times New Roman" w:cs="Times New Roman"/>
+          <w:sz w:val="20"/>
+        </w:rPr>
+        <w:t>Vrednost ovoga mora da buda veća ili jednaka 1</w:t>
       </w:r>
       <w:r>
         <w:rPr>
@@ -8114,20 +3776,10 @@
         <w:ind w:left="705" w:hanging="720"/>
       </w:pPr>
       <w:bookmarkStart w:id="12" w:name="_Toc205762436"/>
-      <w:proofErr w:type="spellStart"/>
-      <w:r>
-        <w:t>Posebni</w:t>
-      </w:r>
-      <w:proofErr w:type="spellEnd"/>
-      <w:r>
-        <w:t xml:space="preserve"> </w:t>
-      </w:r>
-      <w:proofErr w:type="spellStart"/>
-      <w:r>
-        <w:t>zahtevi</w:t>
+      <w:r>
+        <w:t>Posebni zahtevi</w:t>
       </w:r>
       <w:bookmarkEnd w:id="12"/>
-      <w:proofErr w:type="spellEnd"/>
       <w:r>
         <w:t xml:space="preserve"> </w:t>
       </w:r>
@@ -8146,165 +3798,12 @@
           <w:sz w:val="20"/>
         </w:rPr>
       </w:pPr>
-      <w:proofErr w:type="spellStart"/>
-      <w:r>
-        <w:rPr>
-          <w:rFonts w:ascii="Times New Roman" w:eastAsia="Times New Roman" w:hAnsi="Times New Roman" w:cs="Times New Roman"/>
-          <w:sz w:val="20"/>
-        </w:rPr>
-        <w:t>Proces</w:t>
-      </w:r>
-      <w:proofErr w:type="spellEnd"/>
-      <w:r>
-        <w:rPr>
-          <w:rFonts w:ascii="Times New Roman" w:eastAsia="Times New Roman" w:hAnsi="Times New Roman" w:cs="Times New Roman"/>
-          <w:sz w:val="20"/>
-        </w:rPr>
-        <w:t xml:space="preserve"> </w:t>
-      </w:r>
-      <w:proofErr w:type="spellStart"/>
-      <w:r>
-        <w:rPr>
-          <w:rFonts w:ascii="Times New Roman" w:eastAsia="Times New Roman" w:hAnsi="Times New Roman" w:cs="Times New Roman"/>
-          <w:sz w:val="20"/>
-        </w:rPr>
-        <w:t>kreiranja</w:t>
-      </w:r>
-      <w:proofErr w:type="spellEnd"/>
-      <w:r>
-        <w:rPr>
-          <w:rFonts w:ascii="Times New Roman" w:eastAsia="Times New Roman" w:hAnsi="Times New Roman" w:cs="Times New Roman"/>
-          <w:sz w:val="20"/>
-        </w:rPr>
-        <w:t xml:space="preserve"> </w:t>
-      </w:r>
-      <w:proofErr w:type="spellStart"/>
-      <w:r>
-        <w:rPr>
-          <w:rFonts w:ascii="Times New Roman" w:eastAsia="Times New Roman" w:hAnsi="Times New Roman" w:cs="Times New Roman"/>
-          <w:sz w:val="20"/>
-        </w:rPr>
-        <w:t>izložbe</w:t>
-      </w:r>
-      <w:proofErr w:type="spellEnd"/>
-      <w:r>
-        <w:rPr>
-          <w:rFonts w:ascii="Times New Roman" w:eastAsia="Times New Roman" w:hAnsi="Times New Roman" w:cs="Times New Roman"/>
-          <w:sz w:val="20"/>
-        </w:rPr>
-        <w:t xml:space="preserve"> mora </w:t>
-      </w:r>
-      <w:proofErr w:type="spellStart"/>
-      <w:r>
-        <w:rPr>
-          <w:rFonts w:ascii="Times New Roman" w:eastAsia="Times New Roman" w:hAnsi="Times New Roman" w:cs="Times New Roman"/>
-          <w:sz w:val="20"/>
-        </w:rPr>
-        <w:t>biti</w:t>
-      </w:r>
-      <w:proofErr w:type="spellEnd"/>
-      <w:r>
-        <w:rPr>
-          <w:rFonts w:ascii="Times New Roman" w:eastAsia="Times New Roman" w:hAnsi="Times New Roman" w:cs="Times New Roman"/>
-          <w:sz w:val="20"/>
-        </w:rPr>
-        <w:t xml:space="preserve"> </w:t>
-      </w:r>
-      <w:proofErr w:type="spellStart"/>
-      <w:r>
-        <w:rPr>
-          <w:rFonts w:ascii="Times New Roman" w:eastAsia="Times New Roman" w:hAnsi="Times New Roman" w:cs="Times New Roman"/>
-          <w:sz w:val="20"/>
-        </w:rPr>
-        <w:t>brz</w:t>
-      </w:r>
-      <w:proofErr w:type="spellEnd"/>
-      <w:r>
-        <w:rPr>
-          <w:rFonts w:ascii="Times New Roman" w:eastAsia="Times New Roman" w:hAnsi="Times New Roman" w:cs="Times New Roman"/>
-          <w:sz w:val="20"/>
-        </w:rPr>
-        <w:t xml:space="preserve"> </w:t>
-      </w:r>
-      <w:proofErr w:type="spellStart"/>
-      <w:r>
-        <w:rPr>
-          <w:rFonts w:ascii="Times New Roman" w:eastAsia="Times New Roman" w:hAnsi="Times New Roman" w:cs="Times New Roman"/>
-          <w:sz w:val="20"/>
-        </w:rPr>
-        <w:t>i</w:t>
-      </w:r>
-      <w:proofErr w:type="spellEnd"/>
-      <w:r>
-        <w:rPr>
-          <w:rFonts w:ascii="Times New Roman" w:eastAsia="Times New Roman" w:hAnsi="Times New Roman" w:cs="Times New Roman"/>
-          <w:sz w:val="20"/>
-        </w:rPr>
-        <w:t xml:space="preserve"> </w:t>
-      </w:r>
-      <w:proofErr w:type="spellStart"/>
-      <w:r>
-        <w:rPr>
-          <w:rFonts w:ascii="Times New Roman" w:eastAsia="Times New Roman" w:hAnsi="Times New Roman" w:cs="Times New Roman"/>
-          <w:sz w:val="20"/>
-        </w:rPr>
-        <w:t>jednostavan</w:t>
-      </w:r>
-      <w:proofErr w:type="spellEnd"/>
-      <w:r>
-        <w:rPr>
-          <w:rFonts w:ascii="Times New Roman" w:eastAsia="Times New Roman" w:hAnsi="Times New Roman" w:cs="Times New Roman"/>
-          <w:sz w:val="20"/>
-        </w:rPr>
-        <w:t xml:space="preserve">, </w:t>
-      </w:r>
-      <w:proofErr w:type="spellStart"/>
-      <w:r>
-        <w:rPr>
-          <w:rFonts w:ascii="Times New Roman" w:eastAsia="Times New Roman" w:hAnsi="Times New Roman" w:cs="Times New Roman"/>
-          <w:sz w:val="20"/>
-        </w:rPr>
-        <w:t>sa</w:t>
-      </w:r>
-      <w:proofErr w:type="spellEnd"/>
-      <w:r>
-        <w:rPr>
-          <w:rFonts w:ascii="Times New Roman" w:eastAsia="Times New Roman" w:hAnsi="Times New Roman" w:cs="Times New Roman"/>
-          <w:sz w:val="20"/>
-        </w:rPr>
-        <w:t xml:space="preserve"> </w:t>
-      </w:r>
-      <w:proofErr w:type="spellStart"/>
-      <w:r>
-        <w:rPr>
-          <w:rFonts w:ascii="Times New Roman" w:eastAsia="Times New Roman" w:hAnsi="Times New Roman" w:cs="Times New Roman"/>
-          <w:sz w:val="20"/>
-        </w:rPr>
-        <w:t>jasnim</w:t>
-      </w:r>
-      <w:proofErr w:type="spellEnd"/>
-      <w:r>
-        <w:rPr>
-          <w:rFonts w:ascii="Times New Roman" w:eastAsia="Times New Roman" w:hAnsi="Times New Roman" w:cs="Times New Roman"/>
-          <w:sz w:val="20"/>
-        </w:rPr>
-        <w:t xml:space="preserve"> </w:t>
-      </w:r>
-      <w:proofErr w:type="spellStart"/>
-      <w:r>
-        <w:rPr>
-          <w:rFonts w:ascii="Times New Roman" w:eastAsia="Times New Roman" w:hAnsi="Times New Roman" w:cs="Times New Roman"/>
-          <w:sz w:val="20"/>
-        </w:rPr>
-        <w:t>instrukcijama</w:t>
-      </w:r>
-      <w:proofErr w:type="spellEnd"/>
-      <w:r>
-        <w:rPr>
-          <w:rFonts w:ascii="Times New Roman" w:eastAsia="Times New Roman" w:hAnsi="Times New Roman" w:cs="Times New Roman"/>
-          <w:sz w:val="20"/>
-        </w:rPr>
-        <w:t>.</w:t>
+      <w:r>
+        <w:rPr>
+          <w:rFonts w:ascii="Times New Roman" w:eastAsia="Times New Roman" w:hAnsi="Times New Roman" w:cs="Times New Roman"/>
+          <w:sz w:val="20"/>
+        </w:rPr>
+        <w:t>Proces kreiranja izložbe mora biti brz i jednostavan, sa jasnim instrukcijama.</w:t>
       </w:r>
     </w:p>
     <w:p>
@@ -8321,133 +3820,12 @@
           <w:sz w:val="20"/>
         </w:rPr>
       </w:pPr>
-      <w:proofErr w:type="spellStart"/>
-      <w:r>
-        <w:rPr>
-          <w:rFonts w:ascii="Times New Roman" w:eastAsia="Times New Roman" w:hAnsi="Times New Roman" w:cs="Times New Roman"/>
-          <w:sz w:val="20"/>
-        </w:rPr>
-        <w:t>Validacija</w:t>
-      </w:r>
-      <w:proofErr w:type="spellEnd"/>
-      <w:r>
-        <w:rPr>
-          <w:rFonts w:ascii="Times New Roman" w:eastAsia="Times New Roman" w:hAnsi="Times New Roman" w:cs="Times New Roman"/>
-          <w:sz w:val="20"/>
-        </w:rPr>
-        <w:t xml:space="preserve"> </w:t>
-      </w:r>
-      <w:proofErr w:type="spellStart"/>
-      <w:r>
-        <w:rPr>
-          <w:rFonts w:ascii="Times New Roman" w:eastAsia="Times New Roman" w:hAnsi="Times New Roman" w:cs="Times New Roman"/>
-          <w:sz w:val="20"/>
-        </w:rPr>
-        <w:t>unosa</w:t>
-      </w:r>
-      <w:proofErr w:type="spellEnd"/>
-      <w:r>
-        <w:rPr>
-          <w:rFonts w:ascii="Times New Roman" w:eastAsia="Times New Roman" w:hAnsi="Times New Roman" w:cs="Times New Roman"/>
-          <w:sz w:val="20"/>
-        </w:rPr>
-        <w:t xml:space="preserve"> mora se </w:t>
-      </w:r>
-      <w:proofErr w:type="spellStart"/>
-      <w:r>
-        <w:rPr>
-          <w:rFonts w:ascii="Times New Roman" w:eastAsia="Times New Roman" w:hAnsi="Times New Roman" w:cs="Times New Roman"/>
-          <w:sz w:val="20"/>
-        </w:rPr>
-        <w:t>vršiti</w:t>
-      </w:r>
-      <w:proofErr w:type="spellEnd"/>
-      <w:r>
-        <w:rPr>
-          <w:rFonts w:ascii="Times New Roman" w:eastAsia="Times New Roman" w:hAnsi="Times New Roman" w:cs="Times New Roman"/>
-          <w:sz w:val="20"/>
-        </w:rPr>
-        <w:t xml:space="preserve"> </w:t>
-      </w:r>
-      <w:proofErr w:type="spellStart"/>
-      <w:r>
-        <w:rPr>
-          <w:rFonts w:ascii="Times New Roman" w:eastAsia="Times New Roman" w:hAnsi="Times New Roman" w:cs="Times New Roman"/>
-          <w:sz w:val="20"/>
-        </w:rPr>
-        <w:t>na</w:t>
-      </w:r>
-      <w:proofErr w:type="spellEnd"/>
-      <w:r>
-        <w:rPr>
-          <w:rFonts w:ascii="Times New Roman" w:eastAsia="Times New Roman" w:hAnsi="Times New Roman" w:cs="Times New Roman"/>
-          <w:sz w:val="20"/>
-        </w:rPr>
-        <w:t xml:space="preserve"> </w:t>
-      </w:r>
-      <w:proofErr w:type="spellStart"/>
-      <w:r>
-        <w:rPr>
-          <w:rFonts w:ascii="Times New Roman" w:eastAsia="Times New Roman" w:hAnsi="Times New Roman" w:cs="Times New Roman"/>
-          <w:sz w:val="20"/>
-        </w:rPr>
-        <w:t>klijentskoj</w:t>
-      </w:r>
-      <w:proofErr w:type="spellEnd"/>
-      <w:r>
-        <w:rPr>
-          <w:rFonts w:ascii="Times New Roman" w:eastAsia="Times New Roman" w:hAnsi="Times New Roman" w:cs="Times New Roman"/>
-          <w:sz w:val="20"/>
-        </w:rPr>
-        <w:t xml:space="preserve"> </w:t>
-      </w:r>
-      <w:proofErr w:type="spellStart"/>
-      <w:r>
-        <w:rPr>
-          <w:rFonts w:ascii="Times New Roman" w:eastAsia="Times New Roman" w:hAnsi="Times New Roman" w:cs="Times New Roman"/>
-          <w:sz w:val="20"/>
-        </w:rPr>
-        <w:t>i</w:t>
-      </w:r>
-      <w:proofErr w:type="spellEnd"/>
-      <w:r>
-        <w:rPr>
-          <w:rFonts w:ascii="Times New Roman" w:eastAsia="Times New Roman" w:hAnsi="Times New Roman" w:cs="Times New Roman"/>
-          <w:sz w:val="20"/>
-        </w:rPr>
-        <w:t xml:space="preserve"> </w:t>
-      </w:r>
-      <w:proofErr w:type="spellStart"/>
-      <w:r>
-        <w:rPr>
-          <w:rFonts w:ascii="Times New Roman" w:eastAsia="Times New Roman" w:hAnsi="Times New Roman" w:cs="Times New Roman"/>
-          <w:sz w:val="20"/>
-        </w:rPr>
-        <w:t>serverskoj</w:t>
-      </w:r>
-      <w:proofErr w:type="spellEnd"/>
-      <w:r>
-        <w:rPr>
-          <w:rFonts w:ascii="Times New Roman" w:eastAsia="Times New Roman" w:hAnsi="Times New Roman" w:cs="Times New Roman"/>
-          <w:sz w:val="20"/>
-        </w:rPr>
-        <w:t xml:space="preserve"> </w:t>
-      </w:r>
-      <w:proofErr w:type="spellStart"/>
-      <w:r>
-        <w:rPr>
-          <w:rFonts w:ascii="Times New Roman" w:eastAsia="Times New Roman" w:hAnsi="Times New Roman" w:cs="Times New Roman"/>
-          <w:sz w:val="20"/>
-        </w:rPr>
-        <w:t>strani</w:t>
-      </w:r>
-      <w:proofErr w:type="spellEnd"/>
-      <w:r>
-        <w:rPr>
-          <w:rFonts w:ascii="Times New Roman" w:eastAsia="Times New Roman" w:hAnsi="Times New Roman" w:cs="Times New Roman"/>
-          <w:sz w:val="20"/>
-        </w:rPr>
-        <w:t>.</w:t>
+      <w:r>
+        <w:rPr>
+          <w:rFonts w:ascii="Times New Roman" w:eastAsia="Times New Roman" w:hAnsi="Times New Roman" w:cs="Times New Roman"/>
+          <w:sz w:val="20"/>
+        </w:rPr>
+        <w:t>Validacija unosa mora se vršiti na klijentskoj i serverskoj strani.</w:t>
       </w:r>
     </w:p>
     <w:p>
@@ -8468,12 +3846,10 @@
         <w:ind w:left="705" w:hanging="720"/>
       </w:pPr>
       <w:bookmarkStart w:id="13" w:name="_Toc205762437"/>
-      <w:proofErr w:type="spellStart"/>
       <w:r>
         <w:t>Preduslovi</w:t>
       </w:r>
       <w:bookmarkEnd w:id="13"/>
-      <w:proofErr w:type="spellEnd"/>
       <w:r>
         <w:t xml:space="preserve">  </w:t>
       </w:r>
@@ -8492,85 +3868,12 @@
           <w:sz w:val="20"/>
         </w:rPr>
       </w:pPr>
-      <w:proofErr w:type="spellStart"/>
-      <w:r>
-        <w:rPr>
-          <w:rFonts w:ascii="Times New Roman" w:eastAsia="Times New Roman" w:hAnsi="Times New Roman" w:cs="Times New Roman"/>
-          <w:sz w:val="20"/>
-        </w:rPr>
-        <w:t>Korisnik</w:t>
-      </w:r>
-      <w:proofErr w:type="spellEnd"/>
-      <w:r>
-        <w:rPr>
-          <w:rFonts w:ascii="Times New Roman" w:eastAsia="Times New Roman" w:hAnsi="Times New Roman" w:cs="Times New Roman"/>
-          <w:sz w:val="20"/>
-        </w:rPr>
-        <w:t xml:space="preserve"> mora </w:t>
-      </w:r>
-      <w:proofErr w:type="spellStart"/>
-      <w:r>
-        <w:rPr>
-          <w:rFonts w:ascii="Times New Roman" w:eastAsia="Times New Roman" w:hAnsi="Times New Roman" w:cs="Times New Roman"/>
-          <w:sz w:val="20"/>
-        </w:rPr>
-        <w:t>biti</w:t>
-      </w:r>
-      <w:proofErr w:type="spellEnd"/>
-      <w:r>
-        <w:rPr>
-          <w:rFonts w:ascii="Times New Roman" w:eastAsia="Times New Roman" w:hAnsi="Times New Roman" w:cs="Times New Roman"/>
-          <w:sz w:val="20"/>
-        </w:rPr>
-        <w:t xml:space="preserve"> </w:t>
-      </w:r>
-      <w:proofErr w:type="spellStart"/>
-      <w:r>
-        <w:rPr>
-          <w:rFonts w:ascii="Times New Roman" w:eastAsia="Times New Roman" w:hAnsi="Times New Roman" w:cs="Times New Roman"/>
-          <w:sz w:val="20"/>
-        </w:rPr>
-        <w:t>prijavljen</w:t>
-      </w:r>
-      <w:proofErr w:type="spellEnd"/>
-      <w:r>
-        <w:rPr>
-          <w:rFonts w:ascii="Times New Roman" w:eastAsia="Times New Roman" w:hAnsi="Times New Roman" w:cs="Times New Roman"/>
-          <w:sz w:val="20"/>
-        </w:rPr>
-        <w:t xml:space="preserve"> </w:t>
-      </w:r>
-      <w:proofErr w:type="spellStart"/>
-      <w:r>
-        <w:rPr>
-          <w:rFonts w:ascii="Times New Roman" w:eastAsia="Times New Roman" w:hAnsi="Times New Roman" w:cs="Times New Roman"/>
-          <w:sz w:val="20"/>
-        </w:rPr>
-        <w:t>na</w:t>
-      </w:r>
-      <w:proofErr w:type="spellEnd"/>
-      <w:r>
-        <w:rPr>
-          <w:rFonts w:ascii="Times New Roman" w:eastAsia="Times New Roman" w:hAnsi="Times New Roman" w:cs="Times New Roman"/>
-          <w:sz w:val="20"/>
-        </w:rPr>
-        <w:t xml:space="preserve"> </w:t>
-      </w:r>
-      <w:proofErr w:type="spellStart"/>
-      <w:r>
-        <w:rPr>
-          <w:rFonts w:ascii="Times New Roman" w:eastAsia="Times New Roman" w:hAnsi="Times New Roman" w:cs="Times New Roman"/>
-          <w:sz w:val="20"/>
-        </w:rPr>
-        <w:t>sistem</w:t>
-      </w:r>
-      <w:proofErr w:type="spellEnd"/>
-      <w:r>
-        <w:rPr>
-          <w:rFonts w:ascii="Times New Roman" w:eastAsia="Times New Roman" w:hAnsi="Times New Roman" w:cs="Times New Roman"/>
-          <w:sz w:val="20"/>
-        </w:rPr>
-        <w:t>.</w:t>
+      <w:r>
+        <w:rPr>
+          <w:rFonts w:ascii="Times New Roman" w:eastAsia="Times New Roman" w:hAnsi="Times New Roman" w:cs="Times New Roman"/>
+          <w:sz w:val="20"/>
+        </w:rPr>
+        <w:t>Korisnik mora biti prijavljen na sistem.</w:t>
       </w:r>
     </w:p>
     <w:p>
@@ -8587,133 +3890,12 @@
           <w:sz w:val="20"/>
         </w:rPr>
       </w:pPr>
-      <w:proofErr w:type="spellStart"/>
-      <w:r>
-        <w:rPr>
-          <w:rFonts w:ascii="Times New Roman" w:eastAsia="Times New Roman" w:hAnsi="Times New Roman" w:cs="Times New Roman"/>
-          <w:sz w:val="20"/>
-        </w:rPr>
-        <w:t>Korisnik</w:t>
-      </w:r>
-      <w:proofErr w:type="spellEnd"/>
-      <w:r>
-        <w:rPr>
-          <w:rFonts w:ascii="Times New Roman" w:eastAsia="Times New Roman" w:hAnsi="Times New Roman" w:cs="Times New Roman"/>
-          <w:sz w:val="20"/>
-        </w:rPr>
-        <w:t xml:space="preserve"> mora </w:t>
-      </w:r>
-      <w:proofErr w:type="spellStart"/>
-      <w:r>
-        <w:rPr>
-          <w:rFonts w:ascii="Times New Roman" w:eastAsia="Times New Roman" w:hAnsi="Times New Roman" w:cs="Times New Roman"/>
-          <w:sz w:val="20"/>
-        </w:rPr>
-        <w:t>biti</w:t>
-      </w:r>
-      <w:proofErr w:type="spellEnd"/>
-      <w:r>
-        <w:rPr>
-          <w:rFonts w:ascii="Times New Roman" w:eastAsia="Times New Roman" w:hAnsi="Times New Roman" w:cs="Times New Roman"/>
-          <w:sz w:val="20"/>
-        </w:rPr>
-        <w:t xml:space="preserve"> </w:t>
-      </w:r>
-      <w:proofErr w:type="spellStart"/>
-      <w:r>
-        <w:rPr>
-          <w:rFonts w:ascii="Times New Roman" w:eastAsia="Times New Roman" w:hAnsi="Times New Roman" w:cs="Times New Roman"/>
-          <w:sz w:val="20"/>
-        </w:rPr>
-        <w:t>žiri</w:t>
-      </w:r>
-      <w:proofErr w:type="spellEnd"/>
-      <w:r>
-        <w:rPr>
-          <w:rFonts w:ascii="Times New Roman" w:eastAsia="Times New Roman" w:hAnsi="Times New Roman" w:cs="Times New Roman"/>
-          <w:sz w:val="20"/>
-        </w:rPr>
-        <w:t xml:space="preserve">, </w:t>
-      </w:r>
-      <w:proofErr w:type="spellStart"/>
-      <w:r>
-        <w:rPr>
-          <w:rFonts w:ascii="Times New Roman" w:eastAsia="Times New Roman" w:hAnsi="Times New Roman" w:cs="Times New Roman"/>
-          <w:sz w:val="20"/>
-        </w:rPr>
-        <w:t>običan</w:t>
-      </w:r>
-      <w:proofErr w:type="spellEnd"/>
-      <w:r>
-        <w:rPr>
-          <w:rFonts w:ascii="Times New Roman" w:eastAsia="Times New Roman" w:hAnsi="Times New Roman" w:cs="Times New Roman"/>
-          <w:sz w:val="20"/>
-        </w:rPr>
-        <w:t xml:space="preserve"> </w:t>
-      </w:r>
-      <w:proofErr w:type="spellStart"/>
-      <w:r>
-        <w:rPr>
-          <w:rFonts w:ascii="Times New Roman" w:eastAsia="Times New Roman" w:hAnsi="Times New Roman" w:cs="Times New Roman"/>
-          <w:sz w:val="20"/>
-        </w:rPr>
-        <w:t>korisnik</w:t>
-      </w:r>
-      <w:proofErr w:type="spellEnd"/>
-      <w:r>
-        <w:rPr>
-          <w:rFonts w:ascii="Times New Roman" w:eastAsia="Times New Roman" w:hAnsi="Times New Roman" w:cs="Times New Roman"/>
-          <w:sz w:val="20"/>
-        </w:rPr>
-        <w:t xml:space="preserve"> ne </w:t>
-      </w:r>
-      <w:proofErr w:type="spellStart"/>
-      <w:r>
-        <w:rPr>
-          <w:rFonts w:ascii="Times New Roman" w:eastAsia="Times New Roman" w:hAnsi="Times New Roman" w:cs="Times New Roman"/>
-          <w:sz w:val="20"/>
-        </w:rPr>
-        <w:t>može</w:t>
-      </w:r>
-      <w:proofErr w:type="spellEnd"/>
-      <w:r>
-        <w:rPr>
-          <w:rFonts w:ascii="Times New Roman" w:eastAsia="Times New Roman" w:hAnsi="Times New Roman" w:cs="Times New Roman"/>
-          <w:sz w:val="20"/>
-        </w:rPr>
-        <w:t xml:space="preserve"> da </w:t>
-      </w:r>
-      <w:proofErr w:type="spellStart"/>
-      <w:r>
-        <w:rPr>
-          <w:rFonts w:ascii="Times New Roman" w:eastAsia="Times New Roman" w:hAnsi="Times New Roman" w:cs="Times New Roman"/>
-          <w:sz w:val="20"/>
-        </w:rPr>
-        <w:t>napravi</w:t>
-      </w:r>
-      <w:proofErr w:type="spellEnd"/>
-      <w:r>
-        <w:rPr>
-          <w:rFonts w:ascii="Times New Roman" w:eastAsia="Times New Roman" w:hAnsi="Times New Roman" w:cs="Times New Roman"/>
-          <w:sz w:val="20"/>
-        </w:rPr>
-        <w:t xml:space="preserve"> </w:t>
-      </w:r>
-      <w:proofErr w:type="spellStart"/>
-      <w:r>
-        <w:rPr>
-          <w:rFonts w:ascii="Times New Roman" w:eastAsia="Times New Roman" w:hAnsi="Times New Roman" w:cs="Times New Roman"/>
-          <w:sz w:val="20"/>
-        </w:rPr>
-        <w:t>izložbu</w:t>
-      </w:r>
-      <w:proofErr w:type="spellEnd"/>
-      <w:r>
-        <w:rPr>
-          <w:rFonts w:ascii="Times New Roman" w:eastAsia="Times New Roman" w:hAnsi="Times New Roman" w:cs="Times New Roman"/>
-          <w:sz w:val="20"/>
-        </w:rPr>
-        <w:t>.</w:t>
+      <w:r>
+        <w:rPr>
+          <w:rFonts w:ascii="Times New Roman" w:eastAsia="Times New Roman" w:hAnsi="Times New Roman" w:cs="Times New Roman"/>
+          <w:sz w:val="20"/>
+        </w:rPr>
+        <w:t>Korisnik mora biti žiri, običan korisnik ne može da napravi izložbu.</w:t>
       </w:r>
     </w:p>
     <w:p>
@@ -8726,85 +3908,12 @@
           <w:sz w:val="20"/>
         </w:rPr>
       </w:pPr>
-      <w:proofErr w:type="spellStart"/>
-      <w:r>
-        <w:rPr>
-          <w:rFonts w:ascii="Times New Roman" w:eastAsia="Times New Roman" w:hAnsi="Times New Roman" w:cs="Times New Roman"/>
-          <w:sz w:val="20"/>
-        </w:rPr>
-        <w:t>Korisnik</w:t>
-      </w:r>
-      <w:proofErr w:type="spellEnd"/>
-      <w:r>
-        <w:rPr>
-          <w:rFonts w:ascii="Times New Roman" w:eastAsia="Times New Roman" w:hAnsi="Times New Roman" w:cs="Times New Roman"/>
-          <w:sz w:val="20"/>
-        </w:rPr>
-        <w:t xml:space="preserve"> mora </w:t>
-      </w:r>
-      <w:proofErr w:type="spellStart"/>
-      <w:r>
-        <w:rPr>
-          <w:rFonts w:ascii="Times New Roman" w:eastAsia="Times New Roman" w:hAnsi="Times New Roman" w:cs="Times New Roman"/>
-          <w:sz w:val="20"/>
-        </w:rPr>
-        <w:t>imati</w:t>
-      </w:r>
-      <w:proofErr w:type="spellEnd"/>
-      <w:r>
-        <w:rPr>
-          <w:rFonts w:ascii="Times New Roman" w:eastAsia="Times New Roman" w:hAnsi="Times New Roman" w:cs="Times New Roman"/>
-          <w:sz w:val="20"/>
-        </w:rPr>
-        <w:t xml:space="preserve"> </w:t>
-      </w:r>
-      <w:proofErr w:type="spellStart"/>
-      <w:r>
-        <w:rPr>
-          <w:rFonts w:ascii="Times New Roman" w:eastAsia="Times New Roman" w:hAnsi="Times New Roman" w:cs="Times New Roman"/>
-          <w:sz w:val="20"/>
-        </w:rPr>
-        <w:t>dozvolu</w:t>
-      </w:r>
-      <w:proofErr w:type="spellEnd"/>
-      <w:r>
-        <w:rPr>
-          <w:rFonts w:ascii="Times New Roman" w:eastAsia="Times New Roman" w:hAnsi="Times New Roman" w:cs="Times New Roman"/>
-          <w:sz w:val="20"/>
-        </w:rPr>
-        <w:t xml:space="preserve"> za </w:t>
-      </w:r>
-      <w:proofErr w:type="spellStart"/>
-      <w:r>
-        <w:rPr>
-          <w:rFonts w:ascii="Times New Roman" w:eastAsia="Times New Roman" w:hAnsi="Times New Roman" w:cs="Times New Roman"/>
-          <w:sz w:val="20"/>
-        </w:rPr>
-        <w:t>kreiranje</w:t>
-      </w:r>
-      <w:proofErr w:type="spellEnd"/>
-      <w:r>
-        <w:rPr>
-          <w:rFonts w:ascii="Times New Roman" w:eastAsia="Times New Roman" w:hAnsi="Times New Roman" w:cs="Times New Roman"/>
-          <w:sz w:val="20"/>
-        </w:rPr>
-        <w:t xml:space="preserve"> </w:t>
-      </w:r>
-      <w:proofErr w:type="spellStart"/>
-      <w:r>
-        <w:rPr>
-          <w:rFonts w:ascii="Times New Roman" w:eastAsia="Times New Roman" w:hAnsi="Times New Roman" w:cs="Times New Roman"/>
-          <w:sz w:val="20"/>
-        </w:rPr>
-        <w:t>izložbi</w:t>
-      </w:r>
-      <w:proofErr w:type="spellEnd"/>
-      <w:r>
-        <w:rPr>
-          <w:rFonts w:ascii="Times New Roman" w:eastAsia="Times New Roman" w:hAnsi="Times New Roman" w:cs="Times New Roman"/>
-          <w:sz w:val="20"/>
-        </w:rPr>
-        <w:t>.</w:t>
+      <w:r>
+        <w:rPr>
+          <w:rFonts w:ascii="Times New Roman" w:eastAsia="Times New Roman" w:hAnsi="Times New Roman" w:cs="Times New Roman"/>
+          <w:sz w:val="20"/>
+        </w:rPr>
+        <w:t>Korisnik mora imati dozvolu za kreiranje izložbi.</w:t>
       </w:r>
     </w:p>
     <w:p>
@@ -8825,12 +3934,10 @@
         <w:ind w:left="705" w:hanging="720"/>
       </w:pPr>
       <w:bookmarkStart w:id="14" w:name="_Toc205762438"/>
-      <w:proofErr w:type="spellStart"/>
       <w:r>
         <w:t>Posledice</w:t>
       </w:r>
       <w:bookmarkEnd w:id="14"/>
-      <w:proofErr w:type="spellEnd"/>
       <w:r>
         <w:t xml:space="preserve"> </w:t>
       </w:r>
@@ -8854,183 +3961,7 @@
           <w:rFonts w:ascii="Times New Roman" w:eastAsia="Times New Roman" w:hAnsi="Times New Roman" w:cs="Times New Roman"/>
           <w:sz w:val="20"/>
         </w:rPr>
-        <w:t xml:space="preserve">U </w:t>
-      </w:r>
-      <w:proofErr w:type="spellStart"/>
-      <w:r>
-        <w:rPr>
-          <w:rFonts w:ascii="Times New Roman" w:eastAsia="Times New Roman" w:hAnsi="Times New Roman" w:cs="Times New Roman"/>
-          <w:sz w:val="20"/>
-        </w:rPr>
-        <w:t>slučaju</w:t>
-      </w:r>
-      <w:proofErr w:type="spellEnd"/>
-      <w:r>
-        <w:rPr>
-          <w:rFonts w:ascii="Times New Roman" w:eastAsia="Times New Roman" w:hAnsi="Times New Roman" w:cs="Times New Roman"/>
-          <w:sz w:val="20"/>
-        </w:rPr>
-        <w:t xml:space="preserve"> </w:t>
-      </w:r>
-      <w:proofErr w:type="spellStart"/>
-      <w:r>
-        <w:rPr>
-          <w:rFonts w:ascii="Times New Roman" w:eastAsia="Times New Roman" w:hAnsi="Times New Roman" w:cs="Times New Roman"/>
-          <w:sz w:val="20"/>
-        </w:rPr>
-        <w:t>uspešnog</w:t>
-      </w:r>
-      <w:proofErr w:type="spellEnd"/>
-      <w:r>
-        <w:rPr>
-          <w:rFonts w:ascii="Times New Roman" w:eastAsia="Times New Roman" w:hAnsi="Times New Roman" w:cs="Times New Roman"/>
-          <w:sz w:val="20"/>
-        </w:rPr>
-        <w:t xml:space="preserve"> </w:t>
-      </w:r>
-      <w:proofErr w:type="spellStart"/>
-      <w:r>
-        <w:rPr>
-          <w:rFonts w:ascii="Times New Roman" w:eastAsia="Times New Roman" w:hAnsi="Times New Roman" w:cs="Times New Roman"/>
-          <w:sz w:val="20"/>
-        </w:rPr>
-        <w:t>kreiranja</w:t>
-      </w:r>
-      <w:proofErr w:type="spellEnd"/>
-      <w:r>
-        <w:rPr>
-          <w:rFonts w:ascii="Times New Roman" w:eastAsia="Times New Roman" w:hAnsi="Times New Roman" w:cs="Times New Roman"/>
-          <w:sz w:val="20"/>
-        </w:rPr>
-        <w:t xml:space="preserve">, nova </w:t>
-      </w:r>
-      <w:proofErr w:type="spellStart"/>
-      <w:r>
-        <w:rPr>
-          <w:rFonts w:ascii="Times New Roman" w:eastAsia="Times New Roman" w:hAnsi="Times New Roman" w:cs="Times New Roman"/>
-          <w:sz w:val="20"/>
-        </w:rPr>
-        <w:t>izložba</w:t>
-      </w:r>
-      <w:proofErr w:type="spellEnd"/>
-      <w:r>
-        <w:rPr>
-          <w:rFonts w:ascii="Times New Roman" w:eastAsia="Times New Roman" w:hAnsi="Times New Roman" w:cs="Times New Roman"/>
-          <w:sz w:val="20"/>
-        </w:rPr>
-        <w:t xml:space="preserve"> se </w:t>
-      </w:r>
-      <w:proofErr w:type="spellStart"/>
-      <w:r>
-        <w:rPr>
-          <w:rFonts w:ascii="Times New Roman" w:eastAsia="Times New Roman" w:hAnsi="Times New Roman" w:cs="Times New Roman"/>
-          <w:sz w:val="20"/>
-        </w:rPr>
-        <w:t>dodaje</w:t>
-      </w:r>
-      <w:proofErr w:type="spellEnd"/>
-      <w:r>
-        <w:rPr>
-          <w:rFonts w:ascii="Times New Roman" w:eastAsia="Times New Roman" w:hAnsi="Times New Roman" w:cs="Times New Roman"/>
-          <w:sz w:val="20"/>
-        </w:rPr>
-        <w:t xml:space="preserve"> u </w:t>
-      </w:r>
-      <w:proofErr w:type="spellStart"/>
-      <w:r>
-        <w:rPr>
-          <w:rFonts w:ascii="Times New Roman" w:eastAsia="Times New Roman" w:hAnsi="Times New Roman" w:cs="Times New Roman"/>
-          <w:sz w:val="20"/>
-        </w:rPr>
-        <w:t>bazu</w:t>
-      </w:r>
-      <w:proofErr w:type="spellEnd"/>
-      <w:r>
-        <w:rPr>
-          <w:rFonts w:ascii="Times New Roman" w:eastAsia="Times New Roman" w:hAnsi="Times New Roman" w:cs="Times New Roman"/>
-          <w:sz w:val="20"/>
-        </w:rPr>
-        <w:t xml:space="preserve"> </w:t>
-      </w:r>
-      <w:proofErr w:type="spellStart"/>
-      <w:r>
-        <w:rPr>
-          <w:rFonts w:ascii="Times New Roman" w:eastAsia="Times New Roman" w:hAnsi="Times New Roman" w:cs="Times New Roman"/>
-          <w:sz w:val="20"/>
-        </w:rPr>
-        <w:t>podataka</w:t>
-      </w:r>
-      <w:proofErr w:type="spellEnd"/>
-      <w:r>
-        <w:rPr>
-          <w:rFonts w:ascii="Times New Roman" w:eastAsia="Times New Roman" w:hAnsi="Times New Roman" w:cs="Times New Roman"/>
-          <w:sz w:val="20"/>
-        </w:rPr>
-        <w:t xml:space="preserve"> </w:t>
-      </w:r>
-      <w:proofErr w:type="spellStart"/>
-      <w:r>
-        <w:rPr>
-          <w:rFonts w:ascii="Times New Roman" w:eastAsia="Times New Roman" w:hAnsi="Times New Roman" w:cs="Times New Roman"/>
-          <w:sz w:val="20"/>
-        </w:rPr>
-        <w:t>sa</w:t>
-      </w:r>
-      <w:proofErr w:type="spellEnd"/>
-      <w:r>
-        <w:rPr>
-          <w:rFonts w:ascii="Times New Roman" w:eastAsia="Times New Roman" w:hAnsi="Times New Roman" w:cs="Times New Roman"/>
-          <w:sz w:val="20"/>
-        </w:rPr>
-        <w:t xml:space="preserve"> </w:t>
-      </w:r>
-      <w:proofErr w:type="spellStart"/>
-      <w:r>
-        <w:rPr>
-          <w:rFonts w:ascii="Times New Roman" w:eastAsia="Times New Roman" w:hAnsi="Times New Roman" w:cs="Times New Roman"/>
-          <w:sz w:val="20"/>
-        </w:rPr>
-        <w:t>svim</w:t>
-      </w:r>
-      <w:proofErr w:type="spellEnd"/>
-      <w:r>
-        <w:rPr>
-          <w:rFonts w:ascii="Times New Roman" w:eastAsia="Times New Roman" w:hAnsi="Times New Roman" w:cs="Times New Roman"/>
-          <w:sz w:val="20"/>
-        </w:rPr>
-        <w:t xml:space="preserve"> </w:t>
-      </w:r>
-      <w:proofErr w:type="spellStart"/>
-      <w:r>
-        <w:rPr>
-          <w:rFonts w:ascii="Times New Roman" w:eastAsia="Times New Roman" w:hAnsi="Times New Roman" w:cs="Times New Roman"/>
-          <w:sz w:val="20"/>
-        </w:rPr>
-        <w:t>unetim</w:t>
-      </w:r>
-      <w:proofErr w:type="spellEnd"/>
-      <w:r>
-        <w:rPr>
-          <w:rFonts w:ascii="Times New Roman" w:eastAsia="Times New Roman" w:hAnsi="Times New Roman" w:cs="Times New Roman"/>
-          <w:sz w:val="20"/>
-        </w:rPr>
-        <w:t xml:space="preserve"> </w:t>
-      </w:r>
-      <w:proofErr w:type="spellStart"/>
-      <w:r>
-        <w:rPr>
-          <w:rFonts w:ascii="Times New Roman" w:eastAsia="Times New Roman" w:hAnsi="Times New Roman" w:cs="Times New Roman"/>
-          <w:sz w:val="20"/>
-        </w:rPr>
-        <w:t>informacijama</w:t>
-      </w:r>
-      <w:proofErr w:type="spellEnd"/>
-      <w:r>
-        <w:rPr>
-          <w:rFonts w:ascii="Times New Roman" w:eastAsia="Times New Roman" w:hAnsi="Times New Roman" w:cs="Times New Roman"/>
-          <w:sz w:val="20"/>
-        </w:rPr>
-        <w:t>.</w:t>
+        <w:t>U slučaju uspešnog kreiranja, nova izložba se dodaje u bazu podataka sa svim unetim informacijama.</w:t>
       </w:r>
     </w:p>
     <w:p>
@@ -9047,229 +3978,12 @@
           <w:sz w:val="20"/>
         </w:rPr>
       </w:pPr>
-      <w:proofErr w:type="spellStart"/>
-      <w:r>
-        <w:rPr>
-          <w:rFonts w:ascii="Times New Roman" w:eastAsia="Times New Roman" w:hAnsi="Times New Roman" w:cs="Times New Roman"/>
-          <w:sz w:val="20"/>
-        </w:rPr>
-        <w:t>Kreiranje</w:t>
-      </w:r>
-      <w:proofErr w:type="spellEnd"/>
-      <w:r>
-        <w:rPr>
-          <w:rFonts w:ascii="Times New Roman" w:eastAsia="Times New Roman" w:hAnsi="Times New Roman" w:cs="Times New Roman"/>
-          <w:sz w:val="20"/>
-        </w:rPr>
-        <w:t xml:space="preserve"> </w:t>
-      </w:r>
-      <w:proofErr w:type="spellStart"/>
-      <w:r>
-        <w:rPr>
-          <w:rFonts w:ascii="Times New Roman" w:eastAsia="Times New Roman" w:hAnsi="Times New Roman" w:cs="Times New Roman"/>
-          <w:sz w:val="20"/>
-        </w:rPr>
-        <w:t>izložbe</w:t>
-      </w:r>
-      <w:proofErr w:type="spellEnd"/>
-      <w:r>
-        <w:rPr>
-          <w:rFonts w:ascii="Times New Roman" w:eastAsia="Times New Roman" w:hAnsi="Times New Roman" w:cs="Times New Roman"/>
-          <w:sz w:val="20"/>
-        </w:rPr>
-        <w:t xml:space="preserve"> </w:t>
-      </w:r>
-      <w:proofErr w:type="spellStart"/>
-      <w:r>
-        <w:rPr>
-          <w:rFonts w:ascii="Times New Roman" w:eastAsia="Times New Roman" w:hAnsi="Times New Roman" w:cs="Times New Roman"/>
-          <w:sz w:val="20"/>
-        </w:rPr>
-        <w:t>može</w:t>
-      </w:r>
-      <w:proofErr w:type="spellEnd"/>
-      <w:r>
-        <w:rPr>
-          <w:rFonts w:ascii="Times New Roman" w:eastAsia="Times New Roman" w:hAnsi="Times New Roman" w:cs="Times New Roman"/>
-          <w:sz w:val="20"/>
-        </w:rPr>
-        <w:t xml:space="preserve"> </w:t>
-      </w:r>
-      <w:proofErr w:type="spellStart"/>
-      <w:r>
-        <w:rPr>
-          <w:rFonts w:ascii="Times New Roman" w:eastAsia="Times New Roman" w:hAnsi="Times New Roman" w:cs="Times New Roman"/>
-          <w:sz w:val="20"/>
-        </w:rPr>
-        <w:t>uticati</w:t>
-      </w:r>
-      <w:proofErr w:type="spellEnd"/>
-      <w:r>
-        <w:rPr>
-          <w:rFonts w:ascii="Times New Roman" w:eastAsia="Times New Roman" w:hAnsi="Times New Roman" w:cs="Times New Roman"/>
-          <w:sz w:val="20"/>
-        </w:rPr>
-        <w:t xml:space="preserve"> </w:t>
-      </w:r>
-      <w:proofErr w:type="spellStart"/>
-      <w:r>
-        <w:rPr>
-          <w:rFonts w:ascii="Times New Roman" w:eastAsia="Times New Roman" w:hAnsi="Times New Roman" w:cs="Times New Roman"/>
-          <w:sz w:val="20"/>
-        </w:rPr>
-        <w:t>na</w:t>
-      </w:r>
-      <w:proofErr w:type="spellEnd"/>
-      <w:r>
-        <w:rPr>
-          <w:rFonts w:ascii="Times New Roman" w:eastAsia="Times New Roman" w:hAnsi="Times New Roman" w:cs="Times New Roman"/>
-          <w:sz w:val="20"/>
-        </w:rPr>
-        <w:t xml:space="preserve"> </w:t>
-      </w:r>
-      <w:proofErr w:type="spellStart"/>
-      <w:r>
-        <w:rPr>
-          <w:rFonts w:ascii="Times New Roman" w:eastAsia="Times New Roman" w:hAnsi="Times New Roman" w:cs="Times New Roman"/>
-          <w:sz w:val="20"/>
-        </w:rPr>
-        <w:t>prikazivanje</w:t>
-      </w:r>
-      <w:proofErr w:type="spellEnd"/>
-      <w:r>
-        <w:rPr>
-          <w:rFonts w:ascii="Times New Roman" w:eastAsia="Times New Roman" w:hAnsi="Times New Roman" w:cs="Times New Roman"/>
-          <w:sz w:val="20"/>
-        </w:rPr>
-        <w:t xml:space="preserve"> </w:t>
-      </w:r>
-      <w:proofErr w:type="spellStart"/>
-      <w:r>
-        <w:rPr>
-          <w:rFonts w:ascii="Times New Roman" w:eastAsia="Times New Roman" w:hAnsi="Times New Roman" w:cs="Times New Roman"/>
-          <w:sz w:val="20"/>
-        </w:rPr>
-        <w:t>izložbi</w:t>
-      </w:r>
-      <w:proofErr w:type="spellEnd"/>
-      <w:r>
-        <w:rPr>
-          <w:rFonts w:ascii="Times New Roman" w:eastAsia="Times New Roman" w:hAnsi="Times New Roman" w:cs="Times New Roman"/>
-          <w:sz w:val="20"/>
-        </w:rPr>
-        <w:t xml:space="preserve"> </w:t>
-      </w:r>
-      <w:proofErr w:type="spellStart"/>
-      <w:r>
-        <w:rPr>
-          <w:rFonts w:ascii="Times New Roman" w:eastAsia="Times New Roman" w:hAnsi="Times New Roman" w:cs="Times New Roman"/>
-          <w:sz w:val="20"/>
-        </w:rPr>
-        <w:t>na</w:t>
-      </w:r>
-      <w:proofErr w:type="spellEnd"/>
-      <w:r>
-        <w:rPr>
-          <w:rFonts w:ascii="Times New Roman" w:eastAsia="Times New Roman" w:hAnsi="Times New Roman" w:cs="Times New Roman"/>
-          <w:sz w:val="20"/>
-        </w:rPr>
-        <w:t xml:space="preserve"> </w:t>
-      </w:r>
-      <w:proofErr w:type="spellStart"/>
-      <w:r>
-        <w:rPr>
-          <w:rFonts w:ascii="Times New Roman" w:eastAsia="Times New Roman" w:hAnsi="Times New Roman" w:cs="Times New Roman"/>
-          <w:sz w:val="20"/>
-        </w:rPr>
-        <w:t>početnoj</w:t>
-      </w:r>
-      <w:proofErr w:type="spellEnd"/>
-      <w:r>
-        <w:rPr>
-          <w:rFonts w:ascii="Times New Roman" w:eastAsia="Times New Roman" w:hAnsi="Times New Roman" w:cs="Times New Roman"/>
-          <w:sz w:val="20"/>
-        </w:rPr>
-        <w:t xml:space="preserve"> </w:t>
-      </w:r>
-      <w:proofErr w:type="spellStart"/>
-      <w:r>
-        <w:rPr>
-          <w:rFonts w:ascii="Times New Roman" w:eastAsia="Times New Roman" w:hAnsi="Times New Roman" w:cs="Times New Roman"/>
-          <w:sz w:val="20"/>
-        </w:rPr>
-        <w:t>stranici</w:t>
-      </w:r>
-      <w:proofErr w:type="spellEnd"/>
-      <w:r>
-        <w:rPr>
-          <w:rFonts w:ascii="Times New Roman" w:eastAsia="Times New Roman" w:hAnsi="Times New Roman" w:cs="Times New Roman"/>
-          <w:sz w:val="20"/>
-        </w:rPr>
-        <w:t xml:space="preserve"> </w:t>
-      </w:r>
-      <w:proofErr w:type="spellStart"/>
-      <w:r>
-        <w:rPr>
-          <w:rFonts w:ascii="Times New Roman" w:eastAsia="Times New Roman" w:hAnsi="Times New Roman" w:cs="Times New Roman"/>
-          <w:sz w:val="20"/>
-        </w:rPr>
-        <w:t>ili</w:t>
-      </w:r>
-      <w:proofErr w:type="spellEnd"/>
-      <w:r>
-        <w:rPr>
-          <w:rFonts w:ascii="Times New Roman" w:eastAsia="Times New Roman" w:hAnsi="Times New Roman" w:cs="Times New Roman"/>
-          <w:sz w:val="20"/>
-        </w:rPr>
-        <w:t xml:space="preserve"> </w:t>
-      </w:r>
-      <w:proofErr w:type="spellStart"/>
-      <w:r>
-        <w:rPr>
-          <w:rFonts w:ascii="Times New Roman" w:eastAsia="Times New Roman" w:hAnsi="Times New Roman" w:cs="Times New Roman"/>
-          <w:sz w:val="20"/>
-        </w:rPr>
-        <w:t>listi</w:t>
-      </w:r>
-      <w:proofErr w:type="spellEnd"/>
-      <w:r>
-        <w:rPr>
-          <w:rFonts w:ascii="Times New Roman" w:eastAsia="Times New Roman" w:hAnsi="Times New Roman" w:cs="Times New Roman"/>
-          <w:sz w:val="20"/>
-        </w:rPr>
-        <w:t xml:space="preserve"> </w:t>
-      </w:r>
-      <w:proofErr w:type="spellStart"/>
-      <w:r>
-        <w:rPr>
-          <w:rFonts w:ascii="Times New Roman" w:eastAsia="Times New Roman" w:hAnsi="Times New Roman" w:cs="Times New Roman"/>
-          <w:sz w:val="20"/>
-        </w:rPr>
-        <w:t>aktivnih</w:t>
-      </w:r>
-      <w:proofErr w:type="spellEnd"/>
-      <w:r>
-        <w:rPr>
-          <w:rFonts w:ascii="Times New Roman" w:eastAsia="Times New Roman" w:hAnsi="Times New Roman" w:cs="Times New Roman"/>
-          <w:sz w:val="20"/>
-        </w:rPr>
-        <w:t xml:space="preserve"> </w:t>
-      </w:r>
-      <w:proofErr w:type="spellStart"/>
-      <w:r>
-        <w:rPr>
-          <w:rFonts w:ascii="Times New Roman" w:eastAsia="Times New Roman" w:hAnsi="Times New Roman" w:cs="Times New Roman"/>
-          <w:sz w:val="20"/>
-        </w:rPr>
-        <w:t>izložbi</w:t>
-      </w:r>
-      <w:proofErr w:type="spellEnd"/>
-      <w:r>
-        <w:rPr>
-          <w:rFonts w:ascii="Times New Roman" w:eastAsia="Times New Roman" w:hAnsi="Times New Roman" w:cs="Times New Roman"/>
-          <w:sz w:val="20"/>
-        </w:rPr>
-        <w:t>.</w:t>
+      <w:r>
+        <w:rPr>
+          <w:rFonts w:ascii="Times New Roman" w:eastAsia="Times New Roman" w:hAnsi="Times New Roman" w:cs="Times New Roman"/>
+          <w:sz w:val="20"/>
+        </w:rPr>
+        <w:t>Kreiranje izložbe može uticati na prikazivanje izložbi na početnoj stranici ili listi aktivnih izložbi.</w:t>
       </w:r>
     </w:p>
     <w:p>
@@ -9286,69 +4000,12 @@
           <w:sz w:val="20"/>
         </w:rPr>
       </w:pPr>
-      <w:proofErr w:type="spellStart"/>
-      <w:r>
-        <w:rPr>
-          <w:rFonts w:ascii="Times New Roman" w:eastAsia="Times New Roman" w:hAnsi="Times New Roman" w:cs="Times New Roman"/>
-          <w:sz w:val="20"/>
-        </w:rPr>
-        <w:t>Korisnik</w:t>
-      </w:r>
-      <w:proofErr w:type="spellEnd"/>
-      <w:r>
-        <w:rPr>
-          <w:rFonts w:ascii="Times New Roman" w:eastAsia="Times New Roman" w:hAnsi="Times New Roman" w:cs="Times New Roman"/>
-          <w:sz w:val="20"/>
-        </w:rPr>
-        <w:t xml:space="preserve"> koji je </w:t>
-      </w:r>
-      <w:proofErr w:type="spellStart"/>
-      <w:r>
-        <w:rPr>
-          <w:rFonts w:ascii="Times New Roman" w:eastAsia="Times New Roman" w:hAnsi="Times New Roman" w:cs="Times New Roman"/>
-          <w:sz w:val="20"/>
-        </w:rPr>
-        <w:t>kreirao</w:t>
-      </w:r>
-      <w:proofErr w:type="spellEnd"/>
-      <w:r>
-        <w:rPr>
-          <w:rFonts w:ascii="Times New Roman" w:eastAsia="Times New Roman" w:hAnsi="Times New Roman" w:cs="Times New Roman"/>
-          <w:sz w:val="20"/>
-        </w:rPr>
-        <w:t xml:space="preserve"> </w:t>
-      </w:r>
-      <w:proofErr w:type="spellStart"/>
-      <w:r>
-        <w:rPr>
-          <w:rFonts w:ascii="Times New Roman" w:eastAsia="Times New Roman" w:hAnsi="Times New Roman" w:cs="Times New Roman"/>
-          <w:sz w:val="20"/>
-        </w:rPr>
-        <w:t>izložbu</w:t>
-      </w:r>
-      <w:proofErr w:type="spellEnd"/>
-      <w:r>
-        <w:rPr>
-          <w:rFonts w:ascii="Times New Roman" w:eastAsia="Times New Roman" w:hAnsi="Times New Roman" w:cs="Times New Roman"/>
-          <w:sz w:val="20"/>
-        </w:rPr>
-        <w:t xml:space="preserve"> </w:t>
-      </w:r>
-      <w:proofErr w:type="spellStart"/>
-      <w:r>
-        <w:rPr>
-          <w:rFonts w:ascii="Times New Roman" w:eastAsia="Times New Roman" w:hAnsi="Times New Roman" w:cs="Times New Roman"/>
-          <w:sz w:val="20"/>
-        </w:rPr>
-        <w:t>postaje</w:t>
-      </w:r>
-      <w:proofErr w:type="spellEnd"/>
-      <w:r>
-        <w:rPr>
-          <w:rFonts w:ascii="Times New Roman" w:eastAsia="Times New Roman" w:hAnsi="Times New Roman" w:cs="Times New Roman"/>
-          <w:sz w:val="20"/>
-        </w:rPr>
-        <w:t xml:space="preserve"> njen vlasnik.</w:t>
+      <w:r>
+        <w:rPr>
+          <w:rFonts w:ascii="Times New Roman" w:eastAsia="Times New Roman" w:hAnsi="Times New Roman" w:cs="Times New Roman"/>
+          <w:sz w:val="20"/>
+        </w:rPr>
+        <w:t>Korisnik koji je kreirao izložbu postaje njen vlasnik.</w:t>
       </w:r>
     </w:p>
     <w:p>
@@ -9658,7 +4315,6 @@
       </w:tabs>
       <w:spacing w:after="0"/>
     </w:pPr>
-    <w:proofErr w:type="spellStart"/>
     <w:r>
       <w:rPr>
         <w:rFonts w:ascii="Times New Roman" w:eastAsia="Times New Roman" w:hAnsi="Times New Roman" w:cs="Times New Roman"/>
@@ -9666,17 +4322,7 @@
         <w:sz w:val="20"/>
         <w:u w:val="single" w:color="000000"/>
       </w:rPr>
-      <w:t>RealArt</w:t>
-    </w:r>
-    <w:proofErr w:type="spellEnd"/>
-    <w:r>
-      <w:rPr>
-        <w:rFonts w:ascii="Times New Roman" w:eastAsia="Times New Roman" w:hAnsi="Times New Roman" w:cs="Times New Roman"/>
-        <w:b/>
-        <w:sz w:val="20"/>
-        <w:u w:val="single" w:color="000000"/>
-      </w:rPr>
-      <w:t xml:space="preserve"> </w:t>
+      <w:t xml:space="preserve">RealArt </w:t>
     </w:r>
     <w:r>
       <w:rPr>
@@ -12299,6 +6945,7 @@
   <w:style w:type="character" w:default="1" w:styleId="DefaultParagraphFont">
     <w:name w:val="Default Paragraph Font"/>
     <w:uiPriority w:val="1"/>
+    <w:semiHidden/>
     <w:unhideWhenUsed/>
   </w:style>
   <w:style w:type="table" w:default="1" w:styleId="TableNormal">

--- a/SSU/Pravljenje_Izlozbi.docx
+++ b/SSU/Pravljenje_Izlozbi.docx
@@ -8,12 +8,53 @@
         <w:ind w:left="426" w:hanging="10"/>
         <w:jc w:val="center"/>
       </w:pPr>
+      <w:proofErr w:type="spellStart"/>
       <w:r>
         <w:rPr>
           <w:rFonts w:ascii="Arial" w:eastAsia="Arial" w:hAnsi="Arial" w:cs="Arial"/>
           <w:sz w:val="24"/>
         </w:rPr>
-        <w:t xml:space="preserve">Elektrotehnički fakultet u Beogradu </w:t>
+        <w:t>Elektrotehnički</w:t>
+      </w:r>
+      <w:proofErr w:type="spellEnd"/>
+      <w:r>
+        <w:rPr>
+          <w:rFonts w:ascii="Arial" w:eastAsia="Arial" w:hAnsi="Arial" w:cs="Arial"/>
+          <w:sz w:val="24"/>
+        </w:rPr>
+        <w:t xml:space="preserve"> </w:t>
+      </w:r>
+      <w:proofErr w:type="spellStart"/>
+      <w:r>
+        <w:rPr>
+          <w:rFonts w:ascii="Arial" w:eastAsia="Arial" w:hAnsi="Arial" w:cs="Arial"/>
+          <w:sz w:val="24"/>
+        </w:rPr>
+        <w:t>fakultet</w:t>
+      </w:r>
+      <w:proofErr w:type="spellEnd"/>
+      <w:r>
+        <w:rPr>
+          <w:rFonts w:ascii="Arial" w:eastAsia="Arial" w:hAnsi="Arial" w:cs="Arial"/>
+          <w:sz w:val="24"/>
+        </w:rPr>
+        <w:t xml:space="preserve"> u </w:t>
+      </w:r>
+      <w:proofErr w:type="spellStart"/>
+      <w:r>
+        <w:rPr>
+          <w:rFonts w:ascii="Arial" w:eastAsia="Arial" w:hAnsi="Arial" w:cs="Arial"/>
+          <w:sz w:val="24"/>
+        </w:rPr>
+        <w:t>Beogradu</w:t>
+      </w:r>
+      <w:proofErr w:type="spellEnd"/>
+      <w:r>
+        <w:rPr>
+          <w:rFonts w:ascii="Arial" w:eastAsia="Arial" w:hAnsi="Arial" w:cs="Arial"/>
+          <w:sz w:val="24"/>
+        </w:rPr>
+        <w:t xml:space="preserve"> </w:t>
       </w:r>
     </w:p>
     <w:p>
@@ -41,7 +82,39 @@
           <w:rFonts w:ascii="Arial" w:eastAsia="Arial" w:hAnsi="Arial" w:cs="Arial"/>
           <w:sz w:val="24"/>
         </w:rPr>
-        <w:t xml:space="preserve">SI3PSI Principi Softverskog Inženjerstva </w:t>
+        <w:t xml:space="preserve">SI3PSI Principi </w:t>
+      </w:r>
+      <w:proofErr w:type="spellStart"/>
+      <w:r>
+        <w:rPr>
+          <w:rFonts w:ascii="Arial" w:eastAsia="Arial" w:hAnsi="Arial" w:cs="Arial"/>
+          <w:sz w:val="24"/>
+        </w:rPr>
+        <w:t>Softverskog</w:t>
+      </w:r>
+      <w:proofErr w:type="spellEnd"/>
+      <w:r>
+        <w:rPr>
+          <w:rFonts w:ascii="Arial" w:eastAsia="Arial" w:hAnsi="Arial" w:cs="Arial"/>
+          <w:sz w:val="24"/>
+        </w:rPr>
+        <w:t xml:space="preserve"> </w:t>
+      </w:r>
+      <w:proofErr w:type="spellStart"/>
+      <w:r>
+        <w:rPr>
+          <w:rFonts w:ascii="Arial" w:eastAsia="Arial" w:hAnsi="Arial" w:cs="Arial"/>
+          <w:sz w:val="24"/>
+        </w:rPr>
+        <w:t>Inženjerstva</w:t>
+      </w:r>
+      <w:proofErr w:type="spellEnd"/>
+      <w:r>
+        <w:rPr>
+          <w:rFonts w:ascii="Arial" w:eastAsia="Arial" w:hAnsi="Arial" w:cs="Arial"/>
+          <w:sz w:val="24"/>
+        </w:rPr>
+        <w:t xml:space="preserve"> </w:t>
       </w:r>
     </w:p>
     <w:p>
@@ -148,20 +221,31 @@
         <w:ind w:left="414"/>
         <w:jc w:val="center"/>
       </w:pPr>
+      <w:proofErr w:type="spellStart"/>
       <w:r>
         <w:rPr>
           <w:rFonts w:ascii="Arial" w:eastAsia="Arial" w:hAnsi="Arial" w:cs="Arial"/>
           <w:sz w:val="36"/>
         </w:rPr>
-        <w:t xml:space="preserve">Projekat </w:t>
-      </w:r>
+        <w:t>Projekat</w:t>
+      </w:r>
+      <w:proofErr w:type="spellEnd"/>
       <w:r>
         <w:rPr>
           <w:rFonts w:ascii="Arial" w:eastAsia="Arial" w:hAnsi="Arial" w:cs="Arial"/>
           <w:sz w:val="36"/>
         </w:rPr>
+        <w:t xml:space="preserve"> </w:t>
+      </w:r>
+      <w:proofErr w:type="spellStart"/>
+      <w:r>
+        <w:rPr>
+          <w:rFonts w:ascii="Arial" w:eastAsia="Arial" w:hAnsi="Arial" w:cs="Arial"/>
+          <w:sz w:val="36"/>
+        </w:rPr>
         <w:t>RealArt</w:t>
       </w:r>
+      <w:proofErr w:type="spellEnd"/>
       <w:r>
         <w:rPr>
           <w:rFonts w:ascii="Arial" w:eastAsia="Arial" w:hAnsi="Arial" w:cs="Arial"/>
@@ -291,21 +375,49 @@
         <w:pStyle w:val="Title"/>
         <w:jc w:val="center"/>
       </w:pPr>
-      <w:r>
-        <w:t>Specifikacija scenarija upotrebe</w:t>
-      </w:r>
+      <w:proofErr w:type="spellStart"/>
+      <w:r>
+        <w:t>Specifikacija</w:t>
+      </w:r>
+      <w:proofErr w:type="spellEnd"/>
+      <w:r>
+        <w:t xml:space="preserve"> </w:t>
+      </w:r>
+      <w:proofErr w:type="spellStart"/>
+      <w:r>
+        <w:t>scenarija</w:t>
+      </w:r>
+      <w:proofErr w:type="spellEnd"/>
+      <w:r>
+        <w:t xml:space="preserve"> </w:t>
+      </w:r>
+      <w:proofErr w:type="spellStart"/>
+      <w:r>
+        <w:t>upotrebe</w:t>
+      </w:r>
+      <w:proofErr w:type="spellEnd"/>
     </w:p>
     <w:p>
       <w:pPr>
         <w:pStyle w:val="Title"/>
         <w:jc w:val="center"/>
       </w:pPr>
+      <w:proofErr w:type="spellStart"/>
       <w:r>
         <w:t>P</w:t>
       </w:r>
       <w:r>
-        <w:t>ravljenje izložbi</w:t>
-      </w:r>
+        <w:t>ravljenje</w:t>
+      </w:r>
+      <w:proofErr w:type="spellEnd"/>
+      <w:r>
+        <w:t xml:space="preserve"> </w:t>
+      </w:r>
+      <w:proofErr w:type="spellStart"/>
+      <w:r>
+        <w:t>izložbi</w:t>
+      </w:r>
+      <w:proofErr w:type="spellEnd"/>
     </w:p>
     <w:p/>
     <w:p/>
@@ -315,13 +427,23 @@
         <w:ind w:left="417"/>
         <w:jc w:val="center"/>
       </w:pPr>
+      <w:proofErr w:type="spellStart"/>
       <w:r>
         <w:rPr>
           <w:rFonts w:ascii="Arial" w:eastAsia="Arial" w:hAnsi="Arial" w:cs="Arial"/>
           <w:b/>
           <w:sz w:val="28"/>
         </w:rPr>
-        <w:t xml:space="preserve">Verzija 1.0 </w:t>
+        <w:t>Verzija</w:t>
+      </w:r>
+      <w:proofErr w:type="spellEnd"/>
+      <w:r>
+        <w:rPr>
+          <w:rFonts w:ascii="Arial" w:eastAsia="Arial" w:hAnsi="Arial" w:cs="Arial"/>
+          <w:b/>
+          <w:sz w:val="28"/>
+        </w:rPr>
+        <w:t xml:space="preserve"> 1.0 </w:t>
       </w:r>
     </w:p>
     <w:p>
@@ -340,6 +462,7 @@
         <w:ind w:right="3702"/>
         <w:jc w:val="right"/>
       </w:pPr>
+      <w:proofErr w:type="spellStart"/>
       <w:r>
         <w:rPr>
           <w:rFonts w:ascii="Arial" w:eastAsia="Arial" w:hAnsi="Arial" w:cs="Arial"/>
@@ -347,7 +470,34 @@
           <w:sz w:val="36"/>
         </w:rPr>
         <w:lastRenderedPageBreak/>
-        <w:t xml:space="preserve">Istorija izmena </w:t>
+        <w:t>Istorija</w:t>
+      </w:r>
+      <w:proofErr w:type="spellEnd"/>
+      <w:r>
+        <w:rPr>
+          <w:rFonts w:ascii="Arial" w:eastAsia="Arial" w:hAnsi="Arial" w:cs="Arial"/>
+          <w:b/>
+          <w:sz w:val="36"/>
+        </w:rPr>
+        <w:t xml:space="preserve"> </w:t>
+      </w:r>
+      <w:proofErr w:type="spellStart"/>
+      <w:r>
+        <w:rPr>
+          <w:rFonts w:ascii="Arial" w:eastAsia="Arial" w:hAnsi="Arial" w:cs="Arial"/>
+          <w:b/>
+          <w:sz w:val="36"/>
+        </w:rPr>
+        <w:t>izmena</w:t>
+      </w:r>
+      <w:proofErr w:type="spellEnd"/>
+      <w:r>
+        <w:rPr>
+          <w:rFonts w:ascii="Arial" w:eastAsia="Arial" w:hAnsi="Arial" w:cs="Arial"/>
+          <w:b/>
+          <w:sz w:val="36"/>
+        </w:rPr>
+        <w:t xml:space="preserve"> </w:t>
       </w:r>
     </w:p>
     <w:tbl>
@@ -412,13 +562,23 @@
               <w:ind w:left="5"/>
               <w:jc w:val="center"/>
             </w:pPr>
+            <w:proofErr w:type="spellStart"/>
             <w:r>
               <w:rPr>
                 <w:rFonts w:ascii="Times New Roman" w:eastAsia="Times New Roman" w:hAnsi="Times New Roman" w:cs="Times New Roman"/>
                 <w:b/>
                 <w:sz w:val="20"/>
               </w:rPr>
-              <w:t xml:space="preserve">Verzija </w:t>
+              <w:t>Verzija</w:t>
+            </w:r>
+            <w:proofErr w:type="spellEnd"/>
+            <w:r>
+              <w:rPr>
+                <w:rFonts w:ascii="Times New Roman" w:eastAsia="Times New Roman" w:hAnsi="Times New Roman" w:cs="Times New Roman"/>
+                <w:b/>
+                <w:sz w:val="20"/>
+              </w:rPr>
+              <w:t xml:space="preserve"> </w:t>
             </w:r>
           </w:p>
         </w:tc>
@@ -437,13 +597,41 @@
               <w:ind w:left="5"/>
               <w:jc w:val="center"/>
             </w:pPr>
+            <w:proofErr w:type="spellStart"/>
             <w:r>
               <w:rPr>
                 <w:rFonts w:ascii="Times New Roman" w:eastAsia="Times New Roman" w:hAnsi="Times New Roman" w:cs="Times New Roman"/>
                 <w:b/>
                 <w:sz w:val="20"/>
               </w:rPr>
-              <w:t xml:space="preserve">Kratak opis </w:t>
+              <w:t>Kratak</w:t>
+            </w:r>
+            <w:proofErr w:type="spellEnd"/>
+            <w:r>
+              <w:rPr>
+                <w:rFonts w:ascii="Times New Roman" w:eastAsia="Times New Roman" w:hAnsi="Times New Roman" w:cs="Times New Roman"/>
+                <w:b/>
+                <w:sz w:val="20"/>
+              </w:rPr>
+              <w:t xml:space="preserve"> </w:t>
+            </w:r>
+            <w:proofErr w:type="spellStart"/>
+            <w:r>
+              <w:rPr>
+                <w:rFonts w:ascii="Times New Roman" w:eastAsia="Times New Roman" w:hAnsi="Times New Roman" w:cs="Times New Roman"/>
+                <w:b/>
+                <w:sz w:val="20"/>
+              </w:rPr>
+              <w:t>opis</w:t>
+            </w:r>
+            <w:proofErr w:type="spellEnd"/>
+            <w:r>
+              <w:rPr>
+                <w:rFonts w:ascii="Times New Roman" w:eastAsia="Times New Roman" w:hAnsi="Times New Roman" w:cs="Times New Roman"/>
+                <w:b/>
+                <w:sz w:val="20"/>
+              </w:rPr>
+              <w:t xml:space="preserve"> </w:t>
             </w:r>
           </w:p>
         </w:tc>
@@ -560,12 +748,37 @@
                 <w:szCs w:val="22"/>
               </w:rPr>
             </w:pPr>
+            <w:proofErr w:type="spellStart"/>
             <w:r>
               <w:rPr>
                 <w:rFonts w:ascii="Times New Roman" w:eastAsia="Times New Roman" w:hAnsi="Times New Roman" w:cs="Times New Roman"/>
                 <w:szCs w:val="22"/>
               </w:rPr>
-              <w:t xml:space="preserve">inicijalna verzija </w:t>
+              <w:t>inicijalna</w:t>
+            </w:r>
+            <w:proofErr w:type="spellEnd"/>
+            <w:r>
+              <w:rPr>
+                <w:rFonts w:ascii="Times New Roman" w:eastAsia="Times New Roman" w:hAnsi="Times New Roman" w:cs="Times New Roman"/>
+                <w:szCs w:val="22"/>
+              </w:rPr>
+              <w:t xml:space="preserve"> </w:t>
+            </w:r>
+            <w:proofErr w:type="spellStart"/>
+            <w:r>
+              <w:rPr>
+                <w:rFonts w:ascii="Times New Roman" w:eastAsia="Times New Roman" w:hAnsi="Times New Roman" w:cs="Times New Roman"/>
+                <w:szCs w:val="22"/>
+              </w:rPr>
+              <w:t>verzija</w:t>
+            </w:r>
+            <w:proofErr w:type="spellEnd"/>
+            <w:r>
+              <w:rPr>
+                <w:rFonts w:ascii="Times New Roman" w:eastAsia="Times New Roman" w:hAnsi="Times New Roman" w:cs="Times New Roman"/>
+                <w:szCs w:val="22"/>
+              </w:rPr>
+              <w:t xml:space="preserve"> </w:t>
             </w:r>
           </w:p>
         </w:tc>
@@ -890,13 +1103,23 @@
         <w:ind w:right="2"/>
         <w:jc w:val="center"/>
       </w:pPr>
+      <w:proofErr w:type="spellStart"/>
       <w:r>
         <w:rPr>
           <w:rFonts w:ascii="Arial" w:eastAsia="Arial" w:hAnsi="Arial" w:cs="Arial"/>
           <w:b/>
           <w:sz w:val="36"/>
         </w:rPr>
-        <w:t xml:space="preserve">Sadržaj  </w:t>
+        <w:t>Sadržaj</w:t>
+      </w:r>
+      <w:proofErr w:type="spellEnd"/>
+      <w:r>
+        <w:rPr>
+          <w:rFonts w:ascii="Arial" w:eastAsia="Arial" w:hAnsi="Arial" w:cs="Arial"/>
+          <w:b/>
+          <w:sz w:val="36"/>
+        </w:rPr>
+        <w:t xml:space="preserve">  </w:t>
       </w:r>
     </w:p>
     <w:sdt>
@@ -1197,77 +1420,6 @@
           <w:pPr>
             <w:pStyle w:val="TOC2"/>
             <w:tabs>
-              <w:tab w:val="right" w:pos="9894"/>
-            </w:tabs>
-            <w:rPr>
-              <w:rFonts w:asciiTheme="minorHAnsi" w:eastAsiaTheme="minorEastAsia" w:hAnsiTheme="minorHAnsi" w:cstheme="minorBidi"/>
-              <w:noProof/>
-              <w:color w:val="auto"/>
-              <w:sz w:val="24"/>
-            </w:rPr>
-          </w:pPr>
-          <w:hyperlink w:anchor="_Toc205762426" w:history="1">
-            <w:r>
-              <w:rPr>
-                <w:rStyle w:val="Hyperlink"/>
-                <w:noProof/>
-              </w:rPr>
-              <w:t>Dokument će koristiti svi članovi projektnog tima u razvoju i testiranju funkcionalnosti prijave, a može se koristiti i pri pisanju uputstva za korisnike.</w:t>
-            </w:r>
-            <w:r>
-              <w:rPr>
-                <w:noProof/>
-                <w:webHidden/>
-              </w:rPr>
-              <w:tab/>
-            </w:r>
-            <w:r>
-              <w:rPr>
-                <w:noProof/>
-                <w:webHidden/>
-              </w:rPr>
-              <w:fldChar w:fldCharType="begin"/>
-            </w:r>
-            <w:r>
-              <w:rPr>
-                <w:noProof/>
-                <w:webHidden/>
-              </w:rPr>
-              <w:instrText xml:space="preserve"> PAGEREF _Toc205762426 \h </w:instrText>
-            </w:r>
-            <w:r>
-              <w:rPr>
-                <w:noProof/>
-                <w:webHidden/>
-              </w:rPr>
-            </w:r>
-            <w:r>
-              <w:rPr>
-                <w:noProof/>
-                <w:webHidden/>
-              </w:rPr>
-              <w:fldChar w:fldCharType="separate"/>
-            </w:r>
-            <w:r>
-              <w:rPr>
-                <w:noProof/>
-                <w:webHidden/>
-              </w:rPr>
-              <w:t>4</w:t>
-            </w:r>
-            <w:r>
-              <w:rPr>
-                <w:noProof/>
-                <w:webHidden/>
-              </w:rPr>
-              <w:fldChar w:fldCharType="end"/>
-            </w:r>
-          </w:hyperlink>
-        </w:p>
-        <w:p>
-          <w:pPr>
-            <w:pStyle w:val="TOC2"/>
-            <w:tabs>
               <w:tab w:val="left" w:pos="960"/>
               <w:tab w:val="right" w:pos="9894"/>
             </w:tabs>
@@ -2355,10 +2507,12 @@
         <w:ind w:left="705" w:hanging="720"/>
       </w:pPr>
       <w:bookmarkStart w:id="0" w:name="_Toc205762423"/>
+      <w:proofErr w:type="spellStart"/>
       <w:r>
         <w:t>Uvod</w:t>
       </w:r>
       <w:bookmarkEnd w:id="0"/>
+      <w:proofErr w:type="spellEnd"/>
       <w:r>
         <w:t xml:space="preserve"> </w:t>
       </w:r>
@@ -2369,10 +2523,12 @@
         <w:ind w:left="705" w:hanging="720"/>
       </w:pPr>
       <w:bookmarkStart w:id="1" w:name="_Toc205762424"/>
+      <w:proofErr w:type="spellStart"/>
       <w:r>
         <w:t>Rezime</w:t>
       </w:r>
       <w:bookmarkEnd w:id="1"/>
+      <w:proofErr w:type="spellEnd"/>
       <w:r>
         <w:t xml:space="preserve"> </w:t>
       </w:r>
@@ -2386,12 +2542,309 @@
           <w:sz w:val="20"/>
         </w:rPr>
       </w:pPr>
-      <w:r>
-        <w:rPr>
-          <w:rFonts w:ascii="Times New Roman" w:eastAsia="Times New Roman" w:hAnsi="Times New Roman" w:cs="Times New Roman"/>
-          <w:sz w:val="20"/>
-        </w:rPr>
-        <w:t>Definisanje scenarija upotrebe za funkcionalnost kreiranja nove izložbe, sa primerima unosa potrebnih podataka kao što su naziv, tema i trajanje.</w:t>
+      <w:proofErr w:type="spellStart"/>
+      <w:r>
+        <w:rPr>
+          <w:rFonts w:ascii="Times New Roman" w:eastAsia="Times New Roman" w:hAnsi="Times New Roman" w:cs="Times New Roman"/>
+          <w:sz w:val="20"/>
+        </w:rPr>
+        <w:t>Definisanje</w:t>
+      </w:r>
+      <w:proofErr w:type="spellEnd"/>
+      <w:r>
+        <w:rPr>
+          <w:rFonts w:ascii="Times New Roman" w:eastAsia="Times New Roman" w:hAnsi="Times New Roman" w:cs="Times New Roman"/>
+          <w:sz w:val="20"/>
+        </w:rPr>
+        <w:t xml:space="preserve"> </w:t>
+      </w:r>
+      <w:proofErr w:type="spellStart"/>
+      <w:r>
+        <w:rPr>
+          <w:rFonts w:ascii="Times New Roman" w:eastAsia="Times New Roman" w:hAnsi="Times New Roman" w:cs="Times New Roman"/>
+          <w:sz w:val="20"/>
+        </w:rPr>
+        <w:t>scenarija</w:t>
+      </w:r>
+      <w:proofErr w:type="spellEnd"/>
+      <w:r>
+        <w:rPr>
+          <w:rFonts w:ascii="Times New Roman" w:eastAsia="Times New Roman" w:hAnsi="Times New Roman" w:cs="Times New Roman"/>
+          <w:sz w:val="20"/>
+        </w:rPr>
+        <w:t xml:space="preserve"> </w:t>
+      </w:r>
+      <w:proofErr w:type="spellStart"/>
+      <w:r>
+        <w:rPr>
+          <w:rFonts w:ascii="Times New Roman" w:eastAsia="Times New Roman" w:hAnsi="Times New Roman" w:cs="Times New Roman"/>
+          <w:sz w:val="20"/>
+        </w:rPr>
+        <w:t>upotrebe</w:t>
+      </w:r>
+      <w:proofErr w:type="spellEnd"/>
+      <w:r>
+        <w:rPr>
+          <w:rFonts w:ascii="Times New Roman" w:eastAsia="Times New Roman" w:hAnsi="Times New Roman" w:cs="Times New Roman"/>
+          <w:sz w:val="20"/>
+        </w:rPr>
+        <w:t xml:space="preserve"> za </w:t>
+      </w:r>
+      <w:proofErr w:type="spellStart"/>
+      <w:r>
+        <w:rPr>
+          <w:rFonts w:ascii="Times New Roman" w:eastAsia="Times New Roman" w:hAnsi="Times New Roman" w:cs="Times New Roman"/>
+          <w:sz w:val="20"/>
+        </w:rPr>
+        <w:t>funkcionalnost</w:t>
+      </w:r>
+      <w:proofErr w:type="spellEnd"/>
+      <w:r>
+        <w:rPr>
+          <w:rFonts w:ascii="Times New Roman" w:eastAsia="Times New Roman" w:hAnsi="Times New Roman" w:cs="Times New Roman"/>
+          <w:sz w:val="20"/>
+        </w:rPr>
+        <w:t xml:space="preserve"> </w:t>
+      </w:r>
+      <w:proofErr w:type="spellStart"/>
+      <w:r>
+        <w:rPr>
+          <w:rFonts w:ascii="Times New Roman" w:eastAsia="Times New Roman" w:hAnsi="Times New Roman" w:cs="Times New Roman"/>
+          <w:sz w:val="20"/>
+        </w:rPr>
+        <w:t>kreiranja</w:t>
+      </w:r>
+      <w:proofErr w:type="spellEnd"/>
+      <w:r>
+        <w:rPr>
+          <w:rFonts w:ascii="Times New Roman" w:eastAsia="Times New Roman" w:hAnsi="Times New Roman" w:cs="Times New Roman"/>
+          <w:sz w:val="20"/>
+        </w:rPr>
+        <w:t xml:space="preserve"> </w:t>
+      </w:r>
+      <w:proofErr w:type="spellStart"/>
+      <w:r>
+        <w:rPr>
+          <w:rFonts w:ascii="Times New Roman" w:eastAsia="Times New Roman" w:hAnsi="Times New Roman" w:cs="Times New Roman"/>
+          <w:sz w:val="20"/>
+        </w:rPr>
+        <w:t>nove</w:t>
+      </w:r>
+      <w:proofErr w:type="spellEnd"/>
+      <w:r>
+        <w:rPr>
+          <w:rFonts w:ascii="Times New Roman" w:eastAsia="Times New Roman" w:hAnsi="Times New Roman" w:cs="Times New Roman"/>
+          <w:sz w:val="20"/>
+        </w:rPr>
+        <w:t xml:space="preserve"> </w:t>
+      </w:r>
+      <w:proofErr w:type="spellStart"/>
+      <w:r>
+        <w:rPr>
+          <w:rFonts w:ascii="Times New Roman" w:eastAsia="Times New Roman" w:hAnsi="Times New Roman" w:cs="Times New Roman"/>
+          <w:sz w:val="20"/>
+        </w:rPr>
+        <w:t>izložbe</w:t>
+      </w:r>
+      <w:proofErr w:type="spellEnd"/>
+      <w:r>
+        <w:rPr>
+          <w:rFonts w:ascii="Times New Roman" w:eastAsia="Times New Roman" w:hAnsi="Times New Roman" w:cs="Times New Roman"/>
+          <w:sz w:val="20"/>
+        </w:rPr>
+        <w:t xml:space="preserve">, </w:t>
+      </w:r>
+      <w:proofErr w:type="spellStart"/>
+      <w:r>
+        <w:rPr>
+          <w:rFonts w:ascii="Times New Roman" w:eastAsia="Times New Roman" w:hAnsi="Times New Roman" w:cs="Times New Roman"/>
+          <w:sz w:val="20"/>
+        </w:rPr>
+        <w:t>sa</w:t>
+      </w:r>
+      <w:proofErr w:type="spellEnd"/>
+      <w:r>
+        <w:rPr>
+          <w:rFonts w:ascii="Times New Roman" w:eastAsia="Times New Roman" w:hAnsi="Times New Roman" w:cs="Times New Roman"/>
+          <w:sz w:val="20"/>
+        </w:rPr>
+        <w:t xml:space="preserve"> </w:t>
+      </w:r>
+      <w:proofErr w:type="spellStart"/>
+      <w:r>
+        <w:rPr>
+          <w:rFonts w:ascii="Times New Roman" w:eastAsia="Times New Roman" w:hAnsi="Times New Roman" w:cs="Times New Roman"/>
+          <w:sz w:val="20"/>
+        </w:rPr>
+        <w:t>primerima</w:t>
+      </w:r>
+      <w:proofErr w:type="spellEnd"/>
+      <w:r>
+        <w:rPr>
+          <w:rFonts w:ascii="Times New Roman" w:eastAsia="Times New Roman" w:hAnsi="Times New Roman" w:cs="Times New Roman"/>
+          <w:sz w:val="20"/>
+        </w:rPr>
+        <w:t xml:space="preserve"> </w:t>
+      </w:r>
+      <w:proofErr w:type="spellStart"/>
+      <w:r>
+        <w:rPr>
+          <w:rFonts w:ascii="Times New Roman" w:eastAsia="Times New Roman" w:hAnsi="Times New Roman" w:cs="Times New Roman"/>
+          <w:sz w:val="20"/>
+        </w:rPr>
+        <w:t>unosa</w:t>
+      </w:r>
+      <w:proofErr w:type="spellEnd"/>
+      <w:r>
+        <w:rPr>
+          <w:rFonts w:ascii="Times New Roman" w:eastAsia="Times New Roman" w:hAnsi="Times New Roman" w:cs="Times New Roman"/>
+          <w:sz w:val="20"/>
+        </w:rPr>
+        <w:t xml:space="preserve"> </w:t>
+      </w:r>
+      <w:proofErr w:type="spellStart"/>
+      <w:r>
+        <w:rPr>
+          <w:rFonts w:ascii="Times New Roman" w:eastAsia="Times New Roman" w:hAnsi="Times New Roman" w:cs="Times New Roman"/>
+          <w:sz w:val="20"/>
+        </w:rPr>
+        <w:t>potrebnih</w:t>
+      </w:r>
+      <w:proofErr w:type="spellEnd"/>
+      <w:r>
+        <w:rPr>
+          <w:rFonts w:ascii="Times New Roman" w:eastAsia="Times New Roman" w:hAnsi="Times New Roman" w:cs="Times New Roman"/>
+          <w:sz w:val="20"/>
+        </w:rPr>
+        <w:t xml:space="preserve"> </w:t>
+      </w:r>
+      <w:proofErr w:type="spellStart"/>
+      <w:r>
+        <w:rPr>
+          <w:rFonts w:ascii="Times New Roman" w:eastAsia="Times New Roman" w:hAnsi="Times New Roman" w:cs="Times New Roman"/>
+          <w:sz w:val="20"/>
+        </w:rPr>
+        <w:t>podataka</w:t>
+      </w:r>
+      <w:proofErr w:type="spellEnd"/>
+      <w:r>
+        <w:rPr>
+          <w:rFonts w:ascii="Times New Roman" w:eastAsia="Times New Roman" w:hAnsi="Times New Roman" w:cs="Times New Roman"/>
+          <w:sz w:val="20"/>
+        </w:rPr>
+        <w:t xml:space="preserve"> </w:t>
+      </w:r>
+      <w:proofErr w:type="spellStart"/>
+      <w:r>
+        <w:rPr>
+          <w:rFonts w:ascii="Times New Roman" w:eastAsia="Times New Roman" w:hAnsi="Times New Roman" w:cs="Times New Roman"/>
+          <w:sz w:val="20"/>
+        </w:rPr>
+        <w:t>kao</w:t>
+      </w:r>
+      <w:proofErr w:type="spellEnd"/>
+      <w:r>
+        <w:rPr>
+          <w:rFonts w:ascii="Times New Roman" w:eastAsia="Times New Roman" w:hAnsi="Times New Roman" w:cs="Times New Roman"/>
+          <w:sz w:val="20"/>
+        </w:rPr>
+        <w:t xml:space="preserve"> </w:t>
+      </w:r>
+      <w:proofErr w:type="spellStart"/>
+      <w:r>
+        <w:rPr>
+          <w:rFonts w:ascii="Times New Roman" w:eastAsia="Times New Roman" w:hAnsi="Times New Roman" w:cs="Times New Roman"/>
+          <w:sz w:val="20"/>
+        </w:rPr>
+        <w:t>što</w:t>
+      </w:r>
+      <w:proofErr w:type="spellEnd"/>
+      <w:r>
+        <w:rPr>
+          <w:rFonts w:ascii="Times New Roman" w:eastAsia="Times New Roman" w:hAnsi="Times New Roman" w:cs="Times New Roman"/>
+          <w:sz w:val="20"/>
+        </w:rPr>
+        <w:t xml:space="preserve"> </w:t>
+      </w:r>
+      <w:proofErr w:type="spellStart"/>
+      <w:r>
+        <w:rPr>
+          <w:rFonts w:ascii="Times New Roman" w:eastAsia="Times New Roman" w:hAnsi="Times New Roman" w:cs="Times New Roman"/>
+          <w:sz w:val="20"/>
+        </w:rPr>
+        <w:t>su</w:t>
+      </w:r>
+      <w:proofErr w:type="spellEnd"/>
+      <w:r>
+        <w:rPr>
+          <w:rFonts w:ascii="Times New Roman" w:eastAsia="Times New Roman" w:hAnsi="Times New Roman" w:cs="Times New Roman"/>
+          <w:sz w:val="20"/>
+        </w:rPr>
+        <w:t xml:space="preserve"> </w:t>
+      </w:r>
+      <w:proofErr w:type="spellStart"/>
+      <w:r>
+        <w:rPr>
+          <w:rFonts w:ascii="Times New Roman" w:eastAsia="Times New Roman" w:hAnsi="Times New Roman" w:cs="Times New Roman"/>
+          <w:sz w:val="20"/>
+        </w:rPr>
+        <w:t>naziv</w:t>
+      </w:r>
+      <w:proofErr w:type="spellEnd"/>
+      <w:r>
+        <w:rPr>
+          <w:rFonts w:ascii="Times New Roman" w:eastAsia="Times New Roman" w:hAnsi="Times New Roman" w:cs="Times New Roman"/>
+          <w:sz w:val="20"/>
+        </w:rPr>
+        <w:t xml:space="preserve">, </w:t>
+      </w:r>
+      <w:proofErr w:type="spellStart"/>
+      <w:r>
+        <w:rPr>
+          <w:rFonts w:ascii="Times New Roman" w:eastAsia="Times New Roman" w:hAnsi="Times New Roman" w:cs="Times New Roman"/>
+          <w:sz w:val="20"/>
+        </w:rPr>
+        <w:t>tema</w:t>
+      </w:r>
+      <w:proofErr w:type="spellEnd"/>
+      <w:r>
+        <w:rPr>
+          <w:rFonts w:ascii="Times New Roman" w:eastAsia="Times New Roman" w:hAnsi="Times New Roman" w:cs="Times New Roman"/>
+          <w:sz w:val="20"/>
+        </w:rPr>
+        <w:t xml:space="preserve"> </w:t>
+      </w:r>
+      <w:proofErr w:type="spellStart"/>
+      <w:r>
+        <w:rPr>
+          <w:rFonts w:ascii="Times New Roman" w:eastAsia="Times New Roman" w:hAnsi="Times New Roman" w:cs="Times New Roman"/>
+          <w:sz w:val="20"/>
+        </w:rPr>
+        <w:t>i</w:t>
+      </w:r>
+      <w:proofErr w:type="spellEnd"/>
+      <w:r>
+        <w:rPr>
+          <w:rFonts w:ascii="Times New Roman" w:eastAsia="Times New Roman" w:hAnsi="Times New Roman" w:cs="Times New Roman"/>
+          <w:sz w:val="20"/>
+        </w:rPr>
+        <w:t xml:space="preserve"> </w:t>
+      </w:r>
+      <w:proofErr w:type="spellStart"/>
+      <w:r>
+        <w:rPr>
+          <w:rFonts w:ascii="Times New Roman" w:eastAsia="Times New Roman" w:hAnsi="Times New Roman" w:cs="Times New Roman"/>
+          <w:sz w:val="20"/>
+        </w:rPr>
+        <w:t>trajanje</w:t>
+      </w:r>
+      <w:proofErr w:type="spellEnd"/>
+      <w:r>
+        <w:rPr>
+          <w:rFonts w:ascii="Times New Roman" w:eastAsia="Times New Roman" w:hAnsi="Times New Roman" w:cs="Times New Roman"/>
+          <w:sz w:val="20"/>
+        </w:rPr>
+        <w:t>.</w:t>
       </w:r>
     </w:p>
     <w:p>
@@ -2411,10 +2864,44 @@
         <w:ind w:left="705" w:hanging="720"/>
       </w:pPr>
       <w:bookmarkStart w:id="2" w:name="_Toc205762425"/>
-      <w:r>
-        <w:t>Namena dokumenta i ciljne grupe</w:t>
+      <w:proofErr w:type="spellStart"/>
+      <w:r>
+        <w:t>Namena</w:t>
+      </w:r>
+      <w:proofErr w:type="spellEnd"/>
+      <w:r>
+        <w:t xml:space="preserve"> </w:t>
+      </w:r>
+      <w:proofErr w:type="spellStart"/>
+      <w:r>
+        <w:t>dokumenta</w:t>
+      </w:r>
+      <w:proofErr w:type="spellEnd"/>
+      <w:r>
+        <w:t xml:space="preserve"> </w:t>
+      </w:r>
+      <w:proofErr w:type="spellStart"/>
+      <w:r>
+        <w:t>i</w:t>
+      </w:r>
+      <w:proofErr w:type="spellEnd"/>
+      <w:r>
+        <w:t xml:space="preserve"> </w:t>
+      </w:r>
+      <w:proofErr w:type="spellStart"/>
+      <w:r>
+        <w:t>ciljne</w:t>
+      </w:r>
+      <w:proofErr w:type="spellEnd"/>
+      <w:r>
+        <w:t xml:space="preserve"> </w:t>
+      </w:r>
+      <w:proofErr w:type="spellStart"/>
+      <w:r>
+        <w:t>grupe</w:t>
       </w:r>
       <w:bookmarkEnd w:id="2"/>
+      <w:proofErr w:type="spellEnd"/>
       <w:r>
         <w:t xml:space="preserve"> </w:t>
       </w:r>
@@ -2429,12 +2916,309 @@
         <w:ind w:left="705"/>
       </w:pPr>
       <w:bookmarkStart w:id="3" w:name="_Toc205762426"/>
+      <w:proofErr w:type="spellStart"/>
       <w:r>
         <w:rPr>
           <w:rFonts w:ascii="Times New Roman" w:eastAsia="Times New Roman" w:hAnsi="Times New Roman" w:cs="Times New Roman"/>
           <w:b w:val="0"/>
         </w:rPr>
-        <w:t>Dokument će koristiti svi članovi projektnog tima u razvoju i testiranju funkcionalnosti prijave, a može se koristiti i pri pisanju uputstva za korisnike.</w:t>
+        <w:t>Dokument</w:t>
+      </w:r>
+      <w:proofErr w:type="spellEnd"/>
+      <w:r>
+        <w:rPr>
+          <w:rFonts w:ascii="Times New Roman" w:eastAsia="Times New Roman" w:hAnsi="Times New Roman" w:cs="Times New Roman"/>
+          <w:b w:val="0"/>
+        </w:rPr>
+        <w:t xml:space="preserve"> </w:t>
+      </w:r>
+      <w:proofErr w:type="spellStart"/>
+      <w:r>
+        <w:rPr>
+          <w:rFonts w:ascii="Times New Roman" w:eastAsia="Times New Roman" w:hAnsi="Times New Roman" w:cs="Times New Roman"/>
+          <w:b w:val="0"/>
+        </w:rPr>
+        <w:t>će</w:t>
+      </w:r>
+      <w:proofErr w:type="spellEnd"/>
+      <w:r>
+        <w:rPr>
+          <w:rFonts w:ascii="Times New Roman" w:eastAsia="Times New Roman" w:hAnsi="Times New Roman" w:cs="Times New Roman"/>
+          <w:b w:val="0"/>
+        </w:rPr>
+        <w:t xml:space="preserve"> </w:t>
+      </w:r>
+      <w:proofErr w:type="spellStart"/>
+      <w:r>
+        <w:rPr>
+          <w:rFonts w:ascii="Times New Roman" w:eastAsia="Times New Roman" w:hAnsi="Times New Roman" w:cs="Times New Roman"/>
+          <w:b w:val="0"/>
+        </w:rPr>
+        <w:t>koristiti</w:t>
+      </w:r>
+      <w:proofErr w:type="spellEnd"/>
+      <w:r>
+        <w:rPr>
+          <w:rFonts w:ascii="Times New Roman" w:eastAsia="Times New Roman" w:hAnsi="Times New Roman" w:cs="Times New Roman"/>
+          <w:b w:val="0"/>
+        </w:rPr>
+        <w:t xml:space="preserve"> </w:t>
+      </w:r>
+      <w:proofErr w:type="spellStart"/>
+      <w:r>
+        <w:rPr>
+          <w:rFonts w:ascii="Times New Roman" w:eastAsia="Times New Roman" w:hAnsi="Times New Roman" w:cs="Times New Roman"/>
+          <w:b w:val="0"/>
+        </w:rPr>
+        <w:t>svi</w:t>
+      </w:r>
+      <w:proofErr w:type="spellEnd"/>
+      <w:r>
+        <w:rPr>
+          <w:rFonts w:ascii="Times New Roman" w:eastAsia="Times New Roman" w:hAnsi="Times New Roman" w:cs="Times New Roman"/>
+          <w:b w:val="0"/>
+        </w:rPr>
+        <w:t xml:space="preserve"> </w:t>
+      </w:r>
+      <w:proofErr w:type="spellStart"/>
+      <w:r>
+        <w:rPr>
+          <w:rFonts w:ascii="Times New Roman" w:eastAsia="Times New Roman" w:hAnsi="Times New Roman" w:cs="Times New Roman"/>
+          <w:b w:val="0"/>
+        </w:rPr>
+        <w:t>članovi</w:t>
+      </w:r>
+      <w:proofErr w:type="spellEnd"/>
+      <w:r>
+        <w:rPr>
+          <w:rFonts w:ascii="Times New Roman" w:eastAsia="Times New Roman" w:hAnsi="Times New Roman" w:cs="Times New Roman"/>
+          <w:b w:val="0"/>
+        </w:rPr>
+        <w:t xml:space="preserve"> </w:t>
+      </w:r>
+      <w:proofErr w:type="spellStart"/>
+      <w:r>
+        <w:rPr>
+          <w:rFonts w:ascii="Times New Roman" w:eastAsia="Times New Roman" w:hAnsi="Times New Roman" w:cs="Times New Roman"/>
+          <w:b w:val="0"/>
+        </w:rPr>
+        <w:t>projektnog</w:t>
+      </w:r>
+      <w:proofErr w:type="spellEnd"/>
+      <w:r>
+        <w:rPr>
+          <w:rFonts w:ascii="Times New Roman" w:eastAsia="Times New Roman" w:hAnsi="Times New Roman" w:cs="Times New Roman"/>
+          <w:b w:val="0"/>
+        </w:rPr>
+        <w:t xml:space="preserve"> </w:t>
+      </w:r>
+      <w:proofErr w:type="spellStart"/>
+      <w:r>
+        <w:rPr>
+          <w:rFonts w:ascii="Times New Roman" w:eastAsia="Times New Roman" w:hAnsi="Times New Roman" w:cs="Times New Roman"/>
+          <w:b w:val="0"/>
+        </w:rPr>
+        <w:t>tima</w:t>
+      </w:r>
+      <w:proofErr w:type="spellEnd"/>
+      <w:r>
+        <w:rPr>
+          <w:rFonts w:ascii="Times New Roman" w:eastAsia="Times New Roman" w:hAnsi="Times New Roman" w:cs="Times New Roman"/>
+          <w:b w:val="0"/>
+        </w:rPr>
+        <w:t xml:space="preserve"> u </w:t>
+      </w:r>
+      <w:proofErr w:type="spellStart"/>
+      <w:r>
+        <w:rPr>
+          <w:rFonts w:ascii="Times New Roman" w:eastAsia="Times New Roman" w:hAnsi="Times New Roman" w:cs="Times New Roman"/>
+          <w:b w:val="0"/>
+        </w:rPr>
+        <w:t>razvoju</w:t>
+      </w:r>
+      <w:proofErr w:type="spellEnd"/>
+      <w:r>
+        <w:rPr>
+          <w:rFonts w:ascii="Times New Roman" w:eastAsia="Times New Roman" w:hAnsi="Times New Roman" w:cs="Times New Roman"/>
+          <w:b w:val="0"/>
+        </w:rPr>
+        <w:t xml:space="preserve"> </w:t>
+      </w:r>
+      <w:proofErr w:type="spellStart"/>
+      <w:r>
+        <w:rPr>
+          <w:rFonts w:ascii="Times New Roman" w:eastAsia="Times New Roman" w:hAnsi="Times New Roman" w:cs="Times New Roman"/>
+          <w:b w:val="0"/>
+        </w:rPr>
+        <w:t>i</w:t>
+      </w:r>
+      <w:proofErr w:type="spellEnd"/>
+      <w:r>
+        <w:rPr>
+          <w:rFonts w:ascii="Times New Roman" w:eastAsia="Times New Roman" w:hAnsi="Times New Roman" w:cs="Times New Roman"/>
+          <w:b w:val="0"/>
+        </w:rPr>
+        <w:t xml:space="preserve"> </w:t>
+      </w:r>
+      <w:proofErr w:type="spellStart"/>
+      <w:r>
+        <w:rPr>
+          <w:rFonts w:ascii="Times New Roman" w:eastAsia="Times New Roman" w:hAnsi="Times New Roman" w:cs="Times New Roman"/>
+          <w:b w:val="0"/>
+        </w:rPr>
+        <w:t>testiranju</w:t>
+      </w:r>
+      <w:proofErr w:type="spellEnd"/>
+      <w:r>
+        <w:rPr>
+          <w:rFonts w:ascii="Times New Roman" w:eastAsia="Times New Roman" w:hAnsi="Times New Roman" w:cs="Times New Roman"/>
+          <w:b w:val="0"/>
+        </w:rPr>
+        <w:t xml:space="preserve"> </w:t>
+      </w:r>
+      <w:proofErr w:type="spellStart"/>
+      <w:r>
+        <w:rPr>
+          <w:rFonts w:ascii="Times New Roman" w:eastAsia="Times New Roman" w:hAnsi="Times New Roman" w:cs="Times New Roman"/>
+          <w:b w:val="0"/>
+        </w:rPr>
+        <w:t>funkcionalnosti</w:t>
+      </w:r>
+      <w:proofErr w:type="spellEnd"/>
+      <w:r>
+        <w:rPr>
+          <w:rFonts w:ascii="Times New Roman" w:eastAsia="Times New Roman" w:hAnsi="Times New Roman" w:cs="Times New Roman"/>
+          <w:b w:val="0"/>
+        </w:rPr>
+        <w:t xml:space="preserve"> </w:t>
+      </w:r>
+      <w:proofErr w:type="spellStart"/>
+      <w:r>
+        <w:rPr>
+          <w:rFonts w:ascii="Times New Roman" w:eastAsia="Times New Roman" w:hAnsi="Times New Roman" w:cs="Times New Roman"/>
+          <w:b w:val="0"/>
+        </w:rPr>
+        <w:t>prijave</w:t>
+      </w:r>
+      <w:proofErr w:type="spellEnd"/>
+      <w:r>
+        <w:rPr>
+          <w:rFonts w:ascii="Times New Roman" w:eastAsia="Times New Roman" w:hAnsi="Times New Roman" w:cs="Times New Roman"/>
+          <w:b w:val="0"/>
+        </w:rPr>
+        <w:t xml:space="preserve">, a </w:t>
+      </w:r>
+      <w:proofErr w:type="spellStart"/>
+      <w:r>
+        <w:rPr>
+          <w:rFonts w:ascii="Times New Roman" w:eastAsia="Times New Roman" w:hAnsi="Times New Roman" w:cs="Times New Roman"/>
+          <w:b w:val="0"/>
+        </w:rPr>
+        <w:t>može</w:t>
+      </w:r>
+      <w:proofErr w:type="spellEnd"/>
+      <w:r>
+        <w:rPr>
+          <w:rFonts w:ascii="Times New Roman" w:eastAsia="Times New Roman" w:hAnsi="Times New Roman" w:cs="Times New Roman"/>
+          <w:b w:val="0"/>
+        </w:rPr>
+        <w:t xml:space="preserve"> se </w:t>
+      </w:r>
+      <w:proofErr w:type="spellStart"/>
+      <w:r>
+        <w:rPr>
+          <w:rFonts w:ascii="Times New Roman" w:eastAsia="Times New Roman" w:hAnsi="Times New Roman" w:cs="Times New Roman"/>
+          <w:b w:val="0"/>
+        </w:rPr>
+        <w:t>koristiti</w:t>
+      </w:r>
+      <w:proofErr w:type="spellEnd"/>
+      <w:r>
+        <w:rPr>
+          <w:rFonts w:ascii="Times New Roman" w:eastAsia="Times New Roman" w:hAnsi="Times New Roman" w:cs="Times New Roman"/>
+          <w:b w:val="0"/>
+        </w:rPr>
+        <w:t xml:space="preserve"> </w:t>
+      </w:r>
+      <w:proofErr w:type="spellStart"/>
+      <w:r>
+        <w:rPr>
+          <w:rFonts w:ascii="Times New Roman" w:eastAsia="Times New Roman" w:hAnsi="Times New Roman" w:cs="Times New Roman"/>
+          <w:b w:val="0"/>
+        </w:rPr>
+        <w:t>i</w:t>
+      </w:r>
+      <w:proofErr w:type="spellEnd"/>
+      <w:r>
+        <w:rPr>
+          <w:rFonts w:ascii="Times New Roman" w:eastAsia="Times New Roman" w:hAnsi="Times New Roman" w:cs="Times New Roman"/>
+          <w:b w:val="0"/>
+        </w:rPr>
+        <w:t xml:space="preserve"> </w:t>
+      </w:r>
+      <w:proofErr w:type="spellStart"/>
+      <w:r>
+        <w:rPr>
+          <w:rFonts w:ascii="Times New Roman" w:eastAsia="Times New Roman" w:hAnsi="Times New Roman" w:cs="Times New Roman"/>
+          <w:b w:val="0"/>
+        </w:rPr>
+        <w:t>pri</w:t>
+      </w:r>
+      <w:proofErr w:type="spellEnd"/>
+      <w:r>
+        <w:rPr>
+          <w:rFonts w:ascii="Times New Roman" w:eastAsia="Times New Roman" w:hAnsi="Times New Roman" w:cs="Times New Roman"/>
+          <w:b w:val="0"/>
+        </w:rPr>
+        <w:t xml:space="preserve"> </w:t>
+      </w:r>
+      <w:proofErr w:type="spellStart"/>
+      <w:r>
+        <w:rPr>
+          <w:rFonts w:ascii="Times New Roman" w:eastAsia="Times New Roman" w:hAnsi="Times New Roman" w:cs="Times New Roman"/>
+          <w:b w:val="0"/>
+        </w:rPr>
+        <w:t>pisanju</w:t>
+      </w:r>
+      <w:proofErr w:type="spellEnd"/>
+      <w:r>
+        <w:rPr>
+          <w:rFonts w:ascii="Times New Roman" w:eastAsia="Times New Roman" w:hAnsi="Times New Roman" w:cs="Times New Roman"/>
+          <w:b w:val="0"/>
+        </w:rPr>
+        <w:t xml:space="preserve"> </w:t>
+      </w:r>
+      <w:proofErr w:type="spellStart"/>
+      <w:r>
+        <w:rPr>
+          <w:rFonts w:ascii="Times New Roman" w:eastAsia="Times New Roman" w:hAnsi="Times New Roman" w:cs="Times New Roman"/>
+          <w:b w:val="0"/>
+        </w:rPr>
+        <w:t>uputstva</w:t>
+      </w:r>
+      <w:proofErr w:type="spellEnd"/>
+      <w:r>
+        <w:rPr>
+          <w:rFonts w:ascii="Times New Roman" w:eastAsia="Times New Roman" w:hAnsi="Times New Roman" w:cs="Times New Roman"/>
+          <w:b w:val="0"/>
+        </w:rPr>
+        <w:t xml:space="preserve"> za </w:t>
+      </w:r>
+      <w:proofErr w:type="spellStart"/>
+      <w:r>
+        <w:rPr>
+          <w:rFonts w:ascii="Times New Roman" w:eastAsia="Times New Roman" w:hAnsi="Times New Roman" w:cs="Times New Roman"/>
+          <w:b w:val="0"/>
+        </w:rPr>
+        <w:t>korisnike</w:t>
+      </w:r>
+      <w:proofErr w:type="spellEnd"/>
+      <w:r>
+        <w:rPr>
+          <w:rFonts w:ascii="Times New Roman" w:eastAsia="Times New Roman" w:hAnsi="Times New Roman" w:cs="Times New Roman"/>
+          <w:b w:val="0"/>
+        </w:rPr>
+        <w:t>.</w:t>
       </w:r>
       <w:bookmarkEnd w:id="3"/>
     </w:p>
@@ -2461,12 +3245,37 @@
         <w:spacing w:after="3" w:line="252" w:lineRule="auto"/>
         <w:ind w:hanging="360"/>
       </w:pPr>
-      <w:r>
-        <w:rPr>
-          <w:rFonts w:ascii="Times New Roman" w:eastAsia="Times New Roman" w:hAnsi="Times New Roman" w:cs="Times New Roman"/>
-          <w:sz w:val="20"/>
-        </w:rPr>
-        <w:t xml:space="preserve">Projektni zadatak </w:t>
+      <w:proofErr w:type="spellStart"/>
+      <w:r>
+        <w:rPr>
+          <w:rFonts w:ascii="Times New Roman" w:eastAsia="Times New Roman" w:hAnsi="Times New Roman" w:cs="Times New Roman"/>
+          <w:sz w:val="20"/>
+        </w:rPr>
+        <w:t>Projektni</w:t>
+      </w:r>
+      <w:proofErr w:type="spellEnd"/>
+      <w:r>
+        <w:rPr>
+          <w:rFonts w:ascii="Times New Roman" w:eastAsia="Times New Roman" w:hAnsi="Times New Roman" w:cs="Times New Roman"/>
+          <w:sz w:val="20"/>
+        </w:rPr>
+        <w:t xml:space="preserve"> </w:t>
+      </w:r>
+      <w:proofErr w:type="spellStart"/>
+      <w:r>
+        <w:rPr>
+          <w:rFonts w:ascii="Times New Roman" w:eastAsia="Times New Roman" w:hAnsi="Times New Roman" w:cs="Times New Roman"/>
+          <w:sz w:val="20"/>
+        </w:rPr>
+        <w:t>zadatak</w:t>
+      </w:r>
+      <w:proofErr w:type="spellEnd"/>
+      <w:r>
+        <w:rPr>
+          <w:rFonts w:ascii="Times New Roman" w:eastAsia="Times New Roman" w:hAnsi="Times New Roman" w:cs="Times New Roman"/>
+          <w:sz w:val="20"/>
+        </w:rPr>
+        <w:t xml:space="preserve"> </w:t>
       </w:r>
     </w:p>
     <w:p>
@@ -2478,12 +3287,101 @@
         <w:spacing w:after="3" w:line="252" w:lineRule="auto"/>
         <w:ind w:hanging="360"/>
       </w:pPr>
-      <w:r>
-        <w:rPr>
-          <w:rFonts w:ascii="Times New Roman" w:eastAsia="Times New Roman" w:hAnsi="Times New Roman" w:cs="Times New Roman"/>
-          <w:sz w:val="20"/>
-        </w:rPr>
-        <w:t xml:space="preserve">Uputstvo za pisanje specifikacije scenarija upotrebe funkcionalnosti  </w:t>
+      <w:proofErr w:type="spellStart"/>
+      <w:r>
+        <w:rPr>
+          <w:rFonts w:ascii="Times New Roman" w:eastAsia="Times New Roman" w:hAnsi="Times New Roman" w:cs="Times New Roman"/>
+          <w:sz w:val="20"/>
+        </w:rPr>
+        <w:t>Uputstvo</w:t>
+      </w:r>
+      <w:proofErr w:type="spellEnd"/>
+      <w:r>
+        <w:rPr>
+          <w:rFonts w:ascii="Times New Roman" w:eastAsia="Times New Roman" w:hAnsi="Times New Roman" w:cs="Times New Roman"/>
+          <w:sz w:val="20"/>
+        </w:rPr>
+        <w:t xml:space="preserve"> za </w:t>
+      </w:r>
+      <w:proofErr w:type="spellStart"/>
+      <w:r>
+        <w:rPr>
+          <w:rFonts w:ascii="Times New Roman" w:eastAsia="Times New Roman" w:hAnsi="Times New Roman" w:cs="Times New Roman"/>
+          <w:sz w:val="20"/>
+        </w:rPr>
+        <w:t>pisanje</w:t>
+      </w:r>
+      <w:proofErr w:type="spellEnd"/>
+      <w:r>
+        <w:rPr>
+          <w:rFonts w:ascii="Times New Roman" w:eastAsia="Times New Roman" w:hAnsi="Times New Roman" w:cs="Times New Roman"/>
+          <w:sz w:val="20"/>
+        </w:rPr>
+        <w:t xml:space="preserve"> </w:t>
+      </w:r>
+      <w:proofErr w:type="spellStart"/>
+      <w:r>
+        <w:rPr>
+          <w:rFonts w:ascii="Times New Roman" w:eastAsia="Times New Roman" w:hAnsi="Times New Roman" w:cs="Times New Roman"/>
+          <w:sz w:val="20"/>
+        </w:rPr>
+        <w:t>specifikacije</w:t>
+      </w:r>
+      <w:proofErr w:type="spellEnd"/>
+      <w:r>
+        <w:rPr>
+          <w:rFonts w:ascii="Times New Roman" w:eastAsia="Times New Roman" w:hAnsi="Times New Roman" w:cs="Times New Roman"/>
+          <w:sz w:val="20"/>
+        </w:rPr>
+        <w:t xml:space="preserve"> </w:t>
+      </w:r>
+      <w:proofErr w:type="spellStart"/>
+      <w:r>
+        <w:rPr>
+          <w:rFonts w:ascii="Times New Roman" w:eastAsia="Times New Roman" w:hAnsi="Times New Roman" w:cs="Times New Roman"/>
+          <w:sz w:val="20"/>
+        </w:rPr>
+        <w:t>scenarija</w:t>
+      </w:r>
+      <w:proofErr w:type="spellEnd"/>
+      <w:r>
+        <w:rPr>
+          <w:rFonts w:ascii="Times New Roman" w:eastAsia="Times New Roman" w:hAnsi="Times New Roman" w:cs="Times New Roman"/>
+          <w:sz w:val="20"/>
+        </w:rPr>
+        <w:t xml:space="preserve"> </w:t>
+      </w:r>
+      <w:proofErr w:type="spellStart"/>
+      <w:r>
+        <w:rPr>
+          <w:rFonts w:ascii="Times New Roman" w:eastAsia="Times New Roman" w:hAnsi="Times New Roman" w:cs="Times New Roman"/>
+          <w:sz w:val="20"/>
+        </w:rPr>
+        <w:t>upotrebe</w:t>
+      </w:r>
+      <w:proofErr w:type="spellEnd"/>
+      <w:r>
+        <w:rPr>
+          <w:rFonts w:ascii="Times New Roman" w:eastAsia="Times New Roman" w:hAnsi="Times New Roman" w:cs="Times New Roman"/>
+          <w:sz w:val="20"/>
+        </w:rPr>
+        <w:t xml:space="preserve"> </w:t>
+      </w:r>
+      <w:proofErr w:type="spellStart"/>
+      <w:r>
+        <w:rPr>
+          <w:rFonts w:ascii="Times New Roman" w:eastAsia="Times New Roman" w:hAnsi="Times New Roman" w:cs="Times New Roman"/>
+          <w:sz w:val="20"/>
+        </w:rPr>
+        <w:t>funkcionalnosti</w:t>
+      </w:r>
+      <w:proofErr w:type="spellEnd"/>
+      <w:r>
+        <w:rPr>
+          <w:rFonts w:ascii="Times New Roman" w:eastAsia="Times New Roman" w:hAnsi="Times New Roman" w:cs="Times New Roman"/>
+          <w:sz w:val="20"/>
+        </w:rPr>
+        <w:t xml:space="preserve">  </w:t>
       </w:r>
     </w:p>
     <w:p>
@@ -2528,9 +3426,14 @@
       </w:pPr>
       <w:bookmarkStart w:id="5" w:name="_Toc205762428"/>
       <w:r>
-        <w:t>Otvorena pitanja</w:t>
+        <w:t xml:space="preserve">Otvorena </w:t>
+      </w:r>
+      <w:proofErr w:type="spellStart"/>
+      <w:r>
+        <w:t>pitanja</w:t>
       </w:r>
       <w:bookmarkEnd w:id="5"/>
+      <w:proofErr w:type="spellEnd"/>
       <w:r>
         <w:t xml:space="preserve"> </w:t>
       </w:r>
@@ -2567,12 +3470,37 @@
             </w:tcBorders>
           </w:tcPr>
           <w:p>
+            <w:proofErr w:type="spellStart"/>
             <w:r>
               <w:rPr>
                 <w:rFonts w:ascii="Times New Roman" w:eastAsia="Times New Roman" w:hAnsi="Times New Roman" w:cs="Times New Roman"/>
                 <w:sz w:val="20"/>
               </w:rPr>
-              <w:t xml:space="preserve">Redni broj </w:t>
+              <w:t>Redni</w:t>
+            </w:r>
+            <w:proofErr w:type="spellEnd"/>
+            <w:r>
+              <w:rPr>
+                <w:rFonts w:ascii="Times New Roman" w:eastAsia="Times New Roman" w:hAnsi="Times New Roman" w:cs="Times New Roman"/>
+                <w:sz w:val="20"/>
+              </w:rPr>
+              <w:t xml:space="preserve"> </w:t>
+            </w:r>
+            <w:proofErr w:type="spellStart"/>
+            <w:r>
+              <w:rPr>
+                <w:rFonts w:ascii="Times New Roman" w:eastAsia="Times New Roman" w:hAnsi="Times New Roman" w:cs="Times New Roman"/>
+                <w:sz w:val="20"/>
+              </w:rPr>
+              <w:t>broj</w:t>
+            </w:r>
+            <w:proofErr w:type="spellEnd"/>
+            <w:r>
+              <w:rPr>
+                <w:rFonts w:ascii="Times New Roman" w:eastAsia="Times New Roman" w:hAnsi="Times New Roman" w:cs="Times New Roman"/>
+                <w:sz w:val="20"/>
+              </w:rPr>
+              <w:t xml:space="preserve"> </w:t>
             </w:r>
           </w:p>
         </w:tc>
@@ -2587,12 +3515,21 @@
             </w:tcBorders>
           </w:tcPr>
           <w:p>
+            <w:proofErr w:type="spellStart"/>
             <w:r>
               <w:rPr>
                 <w:rFonts w:ascii="Times New Roman" w:eastAsia="Times New Roman" w:hAnsi="Times New Roman" w:cs="Times New Roman"/>
                 <w:sz w:val="20"/>
               </w:rPr>
-              <w:t xml:space="preserve">Opis </w:t>
+              <w:t>Opis</w:t>
+            </w:r>
+            <w:proofErr w:type="spellEnd"/>
+            <w:r>
+              <w:rPr>
+                <w:rFonts w:ascii="Times New Roman" w:eastAsia="Times New Roman" w:hAnsi="Times New Roman" w:cs="Times New Roman"/>
+                <w:sz w:val="20"/>
+              </w:rPr>
+              <w:t xml:space="preserve"> </w:t>
             </w:r>
           </w:p>
         </w:tc>
@@ -2607,12 +3544,21 @@
             </w:tcBorders>
           </w:tcPr>
           <w:p>
+            <w:proofErr w:type="spellStart"/>
             <w:r>
               <w:rPr>
                 <w:rFonts w:ascii="Times New Roman" w:eastAsia="Times New Roman" w:hAnsi="Times New Roman" w:cs="Times New Roman"/>
                 <w:sz w:val="20"/>
               </w:rPr>
-              <w:t xml:space="preserve">Rešenje </w:t>
+              <w:t>Rešenje</w:t>
+            </w:r>
+            <w:proofErr w:type="spellEnd"/>
+            <w:r>
+              <w:rPr>
+                <w:rFonts w:ascii="Times New Roman" w:eastAsia="Times New Roman" w:hAnsi="Times New Roman" w:cs="Times New Roman"/>
+                <w:sz w:val="20"/>
+              </w:rPr>
+              <w:t xml:space="preserve"> </w:t>
             </w:r>
           </w:p>
         </w:tc>
@@ -2661,8 +3607,99 @@
                 <w:rFonts w:ascii="Times New Roman" w:eastAsia="Times New Roman" w:hAnsi="Times New Roman" w:cs="Times New Roman"/>
                 <w:sz w:val="20"/>
               </w:rPr>
-              <w:t>Da li postoji opcija za dodavanje slika odmah po kreiranju?S</w:t>
-            </w:r>
+              <w:t xml:space="preserve">Da li </w:t>
+            </w:r>
+            <w:proofErr w:type="spellStart"/>
+            <w:r>
+              <w:rPr>
+                <w:rFonts w:ascii="Times New Roman" w:eastAsia="Times New Roman" w:hAnsi="Times New Roman" w:cs="Times New Roman"/>
+                <w:sz w:val="20"/>
+              </w:rPr>
+              <w:t>postoji</w:t>
+            </w:r>
+            <w:proofErr w:type="spellEnd"/>
+            <w:r>
+              <w:rPr>
+                <w:rFonts w:ascii="Times New Roman" w:eastAsia="Times New Roman" w:hAnsi="Times New Roman" w:cs="Times New Roman"/>
+                <w:sz w:val="20"/>
+              </w:rPr>
+              <w:t xml:space="preserve"> </w:t>
+            </w:r>
+            <w:proofErr w:type="spellStart"/>
+            <w:r>
+              <w:rPr>
+                <w:rFonts w:ascii="Times New Roman" w:eastAsia="Times New Roman" w:hAnsi="Times New Roman" w:cs="Times New Roman"/>
+                <w:sz w:val="20"/>
+              </w:rPr>
+              <w:t>opcija</w:t>
+            </w:r>
+            <w:proofErr w:type="spellEnd"/>
+            <w:r>
+              <w:rPr>
+                <w:rFonts w:ascii="Times New Roman" w:eastAsia="Times New Roman" w:hAnsi="Times New Roman" w:cs="Times New Roman"/>
+                <w:sz w:val="20"/>
+              </w:rPr>
+              <w:t xml:space="preserve"> za </w:t>
+            </w:r>
+            <w:proofErr w:type="spellStart"/>
+            <w:r>
+              <w:rPr>
+                <w:rFonts w:ascii="Times New Roman" w:eastAsia="Times New Roman" w:hAnsi="Times New Roman" w:cs="Times New Roman"/>
+                <w:sz w:val="20"/>
+              </w:rPr>
+              <w:t>dodavanje</w:t>
+            </w:r>
+            <w:proofErr w:type="spellEnd"/>
+            <w:r>
+              <w:rPr>
+                <w:rFonts w:ascii="Times New Roman" w:eastAsia="Times New Roman" w:hAnsi="Times New Roman" w:cs="Times New Roman"/>
+                <w:sz w:val="20"/>
+              </w:rPr>
+              <w:t xml:space="preserve"> </w:t>
+            </w:r>
+            <w:proofErr w:type="spellStart"/>
+            <w:r>
+              <w:rPr>
+                <w:rFonts w:ascii="Times New Roman" w:eastAsia="Times New Roman" w:hAnsi="Times New Roman" w:cs="Times New Roman"/>
+                <w:sz w:val="20"/>
+              </w:rPr>
+              <w:t>slika</w:t>
+            </w:r>
+            <w:proofErr w:type="spellEnd"/>
+            <w:r>
+              <w:rPr>
+                <w:rFonts w:ascii="Times New Roman" w:eastAsia="Times New Roman" w:hAnsi="Times New Roman" w:cs="Times New Roman"/>
+                <w:sz w:val="20"/>
+              </w:rPr>
+              <w:t xml:space="preserve"> </w:t>
+            </w:r>
+            <w:proofErr w:type="spellStart"/>
+            <w:r>
+              <w:rPr>
+                <w:rFonts w:ascii="Times New Roman" w:eastAsia="Times New Roman" w:hAnsi="Times New Roman" w:cs="Times New Roman"/>
+                <w:sz w:val="20"/>
+              </w:rPr>
+              <w:t>odmah</w:t>
+            </w:r>
+            <w:proofErr w:type="spellEnd"/>
+            <w:r>
+              <w:rPr>
+                <w:rFonts w:ascii="Times New Roman" w:eastAsia="Times New Roman" w:hAnsi="Times New Roman" w:cs="Times New Roman"/>
+                <w:sz w:val="20"/>
+              </w:rPr>
+              <w:t xml:space="preserve"> po </w:t>
+            </w:r>
+            <w:proofErr w:type="spellStart"/>
+            <w:proofErr w:type="gramStart"/>
+            <w:r>
+              <w:rPr>
+                <w:rFonts w:ascii="Times New Roman" w:eastAsia="Times New Roman" w:hAnsi="Times New Roman" w:cs="Times New Roman"/>
+                <w:sz w:val="20"/>
+              </w:rPr>
+              <w:t>kreiranju?S</w:t>
+            </w:r>
+            <w:proofErr w:type="spellEnd"/>
+            <w:proofErr w:type="gramEnd"/>
           </w:p>
         </w:tc>
         <w:tc>
@@ -2812,12 +3849,133 @@
                     </w:rPr>
                     <w:t xml:space="preserve">Da li </w:t>
                   </w:r>
+                  <w:proofErr w:type="spellStart"/>
                   <w:r>
                     <w:rPr>
                       <w:rFonts w:ascii="Times New Roman" w:eastAsia="Times New Roman" w:hAnsi="Times New Roman" w:cs="Times New Roman"/>
                       <w:sz w:val="20"/>
                     </w:rPr>
-                    <w:t>korisnik može da menja trajanje izložbe nakon što je kreirana?</w:t>
+                    <w:t>korisnik</w:t>
+                  </w:r>
+                  <w:proofErr w:type="spellEnd"/>
+                  <w:r>
+                    <w:rPr>
+                      <w:rFonts w:ascii="Times New Roman" w:eastAsia="Times New Roman" w:hAnsi="Times New Roman" w:cs="Times New Roman"/>
+                      <w:sz w:val="20"/>
+                    </w:rPr>
+                    <w:t xml:space="preserve"> </w:t>
+                  </w:r>
+                  <w:proofErr w:type="spellStart"/>
+                  <w:r>
+                    <w:rPr>
+                      <w:rFonts w:ascii="Times New Roman" w:eastAsia="Times New Roman" w:hAnsi="Times New Roman" w:cs="Times New Roman"/>
+                      <w:sz w:val="20"/>
+                    </w:rPr>
+                    <w:t>može</w:t>
+                  </w:r>
+                  <w:proofErr w:type="spellEnd"/>
+                  <w:r>
+                    <w:rPr>
+                      <w:rFonts w:ascii="Times New Roman" w:eastAsia="Times New Roman" w:hAnsi="Times New Roman" w:cs="Times New Roman"/>
+                      <w:sz w:val="20"/>
+                    </w:rPr>
+                    <w:t xml:space="preserve"> da </w:t>
+                  </w:r>
+                  <w:proofErr w:type="spellStart"/>
+                  <w:r>
+                    <w:rPr>
+                      <w:rFonts w:ascii="Times New Roman" w:eastAsia="Times New Roman" w:hAnsi="Times New Roman" w:cs="Times New Roman"/>
+                      <w:sz w:val="20"/>
+                    </w:rPr>
+                    <w:t>menja</w:t>
+                  </w:r>
+                  <w:proofErr w:type="spellEnd"/>
+                  <w:r>
+                    <w:rPr>
+                      <w:rFonts w:ascii="Times New Roman" w:eastAsia="Times New Roman" w:hAnsi="Times New Roman" w:cs="Times New Roman"/>
+                      <w:sz w:val="20"/>
+                    </w:rPr>
+                    <w:t xml:space="preserve"> </w:t>
+                  </w:r>
+                  <w:proofErr w:type="spellStart"/>
+                  <w:r>
+                    <w:rPr>
+                      <w:rFonts w:ascii="Times New Roman" w:eastAsia="Times New Roman" w:hAnsi="Times New Roman" w:cs="Times New Roman"/>
+                      <w:sz w:val="20"/>
+                    </w:rPr>
+                    <w:t>trajanje</w:t>
+                  </w:r>
+                  <w:proofErr w:type="spellEnd"/>
+                  <w:r>
+                    <w:rPr>
+                      <w:rFonts w:ascii="Times New Roman" w:eastAsia="Times New Roman" w:hAnsi="Times New Roman" w:cs="Times New Roman"/>
+                      <w:sz w:val="20"/>
+                    </w:rPr>
+                    <w:t xml:space="preserve"> </w:t>
+                  </w:r>
+                  <w:proofErr w:type="spellStart"/>
+                  <w:r>
+                    <w:rPr>
+                      <w:rFonts w:ascii="Times New Roman" w:eastAsia="Times New Roman" w:hAnsi="Times New Roman" w:cs="Times New Roman"/>
+                      <w:sz w:val="20"/>
+                    </w:rPr>
+                    <w:t>izložbe</w:t>
+                  </w:r>
+                  <w:proofErr w:type="spellEnd"/>
+                  <w:r>
+                    <w:rPr>
+                      <w:rFonts w:ascii="Times New Roman" w:eastAsia="Times New Roman" w:hAnsi="Times New Roman" w:cs="Times New Roman"/>
+                      <w:sz w:val="20"/>
+                    </w:rPr>
+                    <w:t xml:space="preserve"> </w:t>
+                  </w:r>
+                  <w:proofErr w:type="spellStart"/>
+                  <w:r>
+                    <w:rPr>
+                      <w:rFonts w:ascii="Times New Roman" w:eastAsia="Times New Roman" w:hAnsi="Times New Roman" w:cs="Times New Roman"/>
+                      <w:sz w:val="20"/>
+                    </w:rPr>
+                    <w:t>nakon</w:t>
+                  </w:r>
+                  <w:proofErr w:type="spellEnd"/>
+                  <w:r>
+                    <w:rPr>
+                      <w:rFonts w:ascii="Times New Roman" w:eastAsia="Times New Roman" w:hAnsi="Times New Roman" w:cs="Times New Roman"/>
+                      <w:sz w:val="20"/>
+                    </w:rPr>
+                    <w:t xml:space="preserve"> </w:t>
+                  </w:r>
+                  <w:proofErr w:type="spellStart"/>
+                  <w:r>
+                    <w:rPr>
+                      <w:rFonts w:ascii="Times New Roman" w:eastAsia="Times New Roman" w:hAnsi="Times New Roman" w:cs="Times New Roman"/>
+                      <w:sz w:val="20"/>
+                    </w:rPr>
+                    <w:t>što</w:t>
+                  </w:r>
+                  <w:proofErr w:type="spellEnd"/>
+                  <w:r>
+                    <w:rPr>
+                      <w:rFonts w:ascii="Times New Roman" w:eastAsia="Times New Roman" w:hAnsi="Times New Roman" w:cs="Times New Roman"/>
+                      <w:sz w:val="20"/>
+                    </w:rPr>
+                    <w:t xml:space="preserve"> je </w:t>
+                  </w:r>
+                  <w:proofErr w:type="spellStart"/>
+                  <w:r>
+                    <w:rPr>
+                      <w:rFonts w:ascii="Times New Roman" w:eastAsia="Times New Roman" w:hAnsi="Times New Roman" w:cs="Times New Roman"/>
+                      <w:sz w:val="20"/>
+                    </w:rPr>
+                    <w:t>kreirana</w:t>
+                  </w:r>
+                  <w:proofErr w:type="spellEnd"/>
+                  <w:r>
+                    <w:rPr>
+                      <w:rFonts w:ascii="Times New Roman" w:eastAsia="Times New Roman" w:hAnsi="Times New Roman" w:cs="Times New Roman"/>
+                      <w:sz w:val="20"/>
+                    </w:rPr>
+                    <w:t>?</w:t>
                   </w:r>
                 </w:p>
               </w:tc>
@@ -2907,12 +4065,133 @@
               </w:rPr>
               <w:t xml:space="preserve">Da li </w:t>
             </w:r>
+            <w:proofErr w:type="spellStart"/>
             <w:r>
               <w:rPr>
                 <w:rFonts w:ascii="Times New Roman" w:eastAsia="Times New Roman" w:hAnsi="Times New Roman" w:cs="Times New Roman"/>
                 <w:sz w:val="20"/>
               </w:rPr>
-              <w:t>korisnik može da menja ime izložbe nakon što je kreirana?</w:t>
+              <w:t>korisnik</w:t>
+            </w:r>
+            <w:proofErr w:type="spellEnd"/>
+            <w:r>
+              <w:rPr>
+                <w:rFonts w:ascii="Times New Roman" w:eastAsia="Times New Roman" w:hAnsi="Times New Roman" w:cs="Times New Roman"/>
+                <w:sz w:val="20"/>
+              </w:rPr>
+              <w:t xml:space="preserve"> </w:t>
+            </w:r>
+            <w:proofErr w:type="spellStart"/>
+            <w:r>
+              <w:rPr>
+                <w:rFonts w:ascii="Times New Roman" w:eastAsia="Times New Roman" w:hAnsi="Times New Roman" w:cs="Times New Roman"/>
+                <w:sz w:val="20"/>
+              </w:rPr>
+              <w:t>može</w:t>
+            </w:r>
+            <w:proofErr w:type="spellEnd"/>
+            <w:r>
+              <w:rPr>
+                <w:rFonts w:ascii="Times New Roman" w:eastAsia="Times New Roman" w:hAnsi="Times New Roman" w:cs="Times New Roman"/>
+                <w:sz w:val="20"/>
+              </w:rPr>
+              <w:t xml:space="preserve"> da </w:t>
+            </w:r>
+            <w:proofErr w:type="spellStart"/>
+            <w:r>
+              <w:rPr>
+                <w:rFonts w:ascii="Times New Roman" w:eastAsia="Times New Roman" w:hAnsi="Times New Roman" w:cs="Times New Roman"/>
+                <w:sz w:val="20"/>
+              </w:rPr>
+              <w:t>menja</w:t>
+            </w:r>
+            <w:proofErr w:type="spellEnd"/>
+            <w:r>
+              <w:rPr>
+                <w:rFonts w:ascii="Times New Roman" w:eastAsia="Times New Roman" w:hAnsi="Times New Roman" w:cs="Times New Roman"/>
+                <w:sz w:val="20"/>
+              </w:rPr>
+              <w:t xml:space="preserve"> </w:t>
+            </w:r>
+            <w:proofErr w:type="spellStart"/>
+            <w:r>
+              <w:rPr>
+                <w:rFonts w:ascii="Times New Roman" w:eastAsia="Times New Roman" w:hAnsi="Times New Roman" w:cs="Times New Roman"/>
+                <w:sz w:val="20"/>
+              </w:rPr>
+              <w:t>ime</w:t>
+            </w:r>
+            <w:proofErr w:type="spellEnd"/>
+            <w:r>
+              <w:rPr>
+                <w:rFonts w:ascii="Times New Roman" w:eastAsia="Times New Roman" w:hAnsi="Times New Roman" w:cs="Times New Roman"/>
+                <w:sz w:val="20"/>
+              </w:rPr>
+              <w:t xml:space="preserve"> </w:t>
+            </w:r>
+            <w:proofErr w:type="spellStart"/>
+            <w:r>
+              <w:rPr>
+                <w:rFonts w:ascii="Times New Roman" w:eastAsia="Times New Roman" w:hAnsi="Times New Roman" w:cs="Times New Roman"/>
+                <w:sz w:val="20"/>
+              </w:rPr>
+              <w:t>izložbe</w:t>
+            </w:r>
+            <w:proofErr w:type="spellEnd"/>
+            <w:r>
+              <w:rPr>
+                <w:rFonts w:ascii="Times New Roman" w:eastAsia="Times New Roman" w:hAnsi="Times New Roman" w:cs="Times New Roman"/>
+                <w:sz w:val="20"/>
+              </w:rPr>
+              <w:t xml:space="preserve"> </w:t>
+            </w:r>
+            <w:proofErr w:type="spellStart"/>
+            <w:r>
+              <w:rPr>
+                <w:rFonts w:ascii="Times New Roman" w:eastAsia="Times New Roman" w:hAnsi="Times New Roman" w:cs="Times New Roman"/>
+                <w:sz w:val="20"/>
+              </w:rPr>
+              <w:t>nakon</w:t>
+            </w:r>
+            <w:proofErr w:type="spellEnd"/>
+            <w:r>
+              <w:rPr>
+                <w:rFonts w:ascii="Times New Roman" w:eastAsia="Times New Roman" w:hAnsi="Times New Roman" w:cs="Times New Roman"/>
+                <w:sz w:val="20"/>
+              </w:rPr>
+              <w:t xml:space="preserve"> </w:t>
+            </w:r>
+            <w:proofErr w:type="spellStart"/>
+            <w:r>
+              <w:rPr>
+                <w:rFonts w:ascii="Times New Roman" w:eastAsia="Times New Roman" w:hAnsi="Times New Roman" w:cs="Times New Roman"/>
+                <w:sz w:val="20"/>
+              </w:rPr>
+              <w:t>što</w:t>
+            </w:r>
+            <w:proofErr w:type="spellEnd"/>
+            <w:r>
+              <w:rPr>
+                <w:rFonts w:ascii="Times New Roman" w:eastAsia="Times New Roman" w:hAnsi="Times New Roman" w:cs="Times New Roman"/>
+                <w:sz w:val="20"/>
+              </w:rPr>
+              <w:t xml:space="preserve"> je </w:t>
+            </w:r>
+            <w:proofErr w:type="spellStart"/>
+            <w:r>
+              <w:rPr>
+                <w:rFonts w:ascii="Times New Roman" w:eastAsia="Times New Roman" w:hAnsi="Times New Roman" w:cs="Times New Roman"/>
+                <w:sz w:val="20"/>
+              </w:rPr>
+              <w:t>kreirana</w:t>
+            </w:r>
+            <w:proofErr w:type="spellEnd"/>
+            <w:r>
+              <w:rPr>
+                <w:rFonts w:ascii="Times New Roman" w:eastAsia="Times New Roman" w:hAnsi="Times New Roman" w:cs="Times New Roman"/>
+                <w:sz w:val="20"/>
+              </w:rPr>
+              <w:t>?</w:t>
             </w:r>
           </w:p>
         </w:tc>
@@ -2993,12 +4272,133 @@
               </w:rPr>
               <w:t xml:space="preserve">Da li </w:t>
             </w:r>
+            <w:proofErr w:type="spellStart"/>
             <w:r>
               <w:rPr>
                 <w:rFonts w:ascii="Times New Roman" w:eastAsia="Times New Roman" w:hAnsi="Times New Roman" w:cs="Times New Roman"/>
                 <w:sz w:val="20"/>
               </w:rPr>
-              <w:t>korisnik može da menja temu izložbe nakon što je kreirana?</w:t>
+              <w:t>korisnik</w:t>
+            </w:r>
+            <w:proofErr w:type="spellEnd"/>
+            <w:r>
+              <w:rPr>
+                <w:rFonts w:ascii="Times New Roman" w:eastAsia="Times New Roman" w:hAnsi="Times New Roman" w:cs="Times New Roman"/>
+                <w:sz w:val="20"/>
+              </w:rPr>
+              <w:t xml:space="preserve"> </w:t>
+            </w:r>
+            <w:proofErr w:type="spellStart"/>
+            <w:r>
+              <w:rPr>
+                <w:rFonts w:ascii="Times New Roman" w:eastAsia="Times New Roman" w:hAnsi="Times New Roman" w:cs="Times New Roman"/>
+                <w:sz w:val="20"/>
+              </w:rPr>
+              <w:t>može</w:t>
+            </w:r>
+            <w:proofErr w:type="spellEnd"/>
+            <w:r>
+              <w:rPr>
+                <w:rFonts w:ascii="Times New Roman" w:eastAsia="Times New Roman" w:hAnsi="Times New Roman" w:cs="Times New Roman"/>
+                <w:sz w:val="20"/>
+              </w:rPr>
+              <w:t xml:space="preserve"> da </w:t>
+            </w:r>
+            <w:proofErr w:type="spellStart"/>
+            <w:r>
+              <w:rPr>
+                <w:rFonts w:ascii="Times New Roman" w:eastAsia="Times New Roman" w:hAnsi="Times New Roman" w:cs="Times New Roman"/>
+                <w:sz w:val="20"/>
+              </w:rPr>
+              <w:t>menja</w:t>
+            </w:r>
+            <w:proofErr w:type="spellEnd"/>
+            <w:r>
+              <w:rPr>
+                <w:rFonts w:ascii="Times New Roman" w:eastAsia="Times New Roman" w:hAnsi="Times New Roman" w:cs="Times New Roman"/>
+                <w:sz w:val="20"/>
+              </w:rPr>
+              <w:t xml:space="preserve"> </w:t>
+            </w:r>
+            <w:proofErr w:type="spellStart"/>
+            <w:r>
+              <w:rPr>
+                <w:rFonts w:ascii="Times New Roman" w:eastAsia="Times New Roman" w:hAnsi="Times New Roman" w:cs="Times New Roman"/>
+                <w:sz w:val="20"/>
+              </w:rPr>
+              <w:t>temu</w:t>
+            </w:r>
+            <w:proofErr w:type="spellEnd"/>
+            <w:r>
+              <w:rPr>
+                <w:rFonts w:ascii="Times New Roman" w:eastAsia="Times New Roman" w:hAnsi="Times New Roman" w:cs="Times New Roman"/>
+                <w:sz w:val="20"/>
+              </w:rPr>
+              <w:t xml:space="preserve"> </w:t>
+            </w:r>
+            <w:proofErr w:type="spellStart"/>
+            <w:r>
+              <w:rPr>
+                <w:rFonts w:ascii="Times New Roman" w:eastAsia="Times New Roman" w:hAnsi="Times New Roman" w:cs="Times New Roman"/>
+                <w:sz w:val="20"/>
+              </w:rPr>
+              <w:t>izložbe</w:t>
+            </w:r>
+            <w:proofErr w:type="spellEnd"/>
+            <w:r>
+              <w:rPr>
+                <w:rFonts w:ascii="Times New Roman" w:eastAsia="Times New Roman" w:hAnsi="Times New Roman" w:cs="Times New Roman"/>
+                <w:sz w:val="20"/>
+              </w:rPr>
+              <w:t xml:space="preserve"> </w:t>
+            </w:r>
+            <w:proofErr w:type="spellStart"/>
+            <w:r>
+              <w:rPr>
+                <w:rFonts w:ascii="Times New Roman" w:eastAsia="Times New Roman" w:hAnsi="Times New Roman" w:cs="Times New Roman"/>
+                <w:sz w:val="20"/>
+              </w:rPr>
+              <w:t>nakon</w:t>
+            </w:r>
+            <w:proofErr w:type="spellEnd"/>
+            <w:r>
+              <w:rPr>
+                <w:rFonts w:ascii="Times New Roman" w:eastAsia="Times New Roman" w:hAnsi="Times New Roman" w:cs="Times New Roman"/>
+                <w:sz w:val="20"/>
+              </w:rPr>
+              <w:t xml:space="preserve"> </w:t>
+            </w:r>
+            <w:proofErr w:type="spellStart"/>
+            <w:r>
+              <w:rPr>
+                <w:rFonts w:ascii="Times New Roman" w:eastAsia="Times New Roman" w:hAnsi="Times New Roman" w:cs="Times New Roman"/>
+                <w:sz w:val="20"/>
+              </w:rPr>
+              <w:t>što</w:t>
+            </w:r>
+            <w:proofErr w:type="spellEnd"/>
+            <w:r>
+              <w:rPr>
+                <w:rFonts w:ascii="Times New Roman" w:eastAsia="Times New Roman" w:hAnsi="Times New Roman" w:cs="Times New Roman"/>
+                <w:sz w:val="20"/>
+              </w:rPr>
+              <w:t xml:space="preserve"> je </w:t>
+            </w:r>
+            <w:proofErr w:type="spellStart"/>
+            <w:r>
+              <w:rPr>
+                <w:rFonts w:ascii="Times New Roman" w:eastAsia="Times New Roman" w:hAnsi="Times New Roman" w:cs="Times New Roman"/>
+                <w:sz w:val="20"/>
+              </w:rPr>
+              <w:t>kreirana</w:t>
+            </w:r>
+            <w:proofErr w:type="spellEnd"/>
+            <w:r>
+              <w:rPr>
+                <w:rFonts w:ascii="Times New Roman" w:eastAsia="Times New Roman" w:hAnsi="Times New Roman" w:cs="Times New Roman"/>
+                <w:sz w:val="20"/>
+              </w:rPr>
+              <w:t>?</w:t>
             </w:r>
           </w:p>
         </w:tc>
@@ -3059,15 +4459,22 @@
         <w:t xml:space="preserve">Scenario </w:t>
       </w:r>
       <w:bookmarkEnd w:id="6"/>
+      <w:proofErr w:type="spellStart"/>
       <w:r>
         <w:t>pr</w:t>
       </w:r>
       <w:r>
         <w:t>avljenja</w:t>
       </w:r>
-      <w:r>
-        <w:t xml:space="preserve"> izložbi</w:t>
-      </w:r>
+      <w:proofErr w:type="spellEnd"/>
+      <w:r>
+        <w:t xml:space="preserve"> </w:t>
+      </w:r>
+      <w:proofErr w:type="spellStart"/>
+      <w:r>
+        <w:t>izložbi</w:t>
+      </w:r>
+      <w:proofErr w:type="spellEnd"/>
     </w:p>
     <w:p>
       <w:pPr>
@@ -3088,13 +4495,29 @@
         <w:ind w:left="705" w:hanging="720"/>
       </w:pPr>
       <w:bookmarkStart w:id="7" w:name="_Toc205762430"/>
+      <w:proofErr w:type="spellStart"/>
       <w:r>
         <w:rPr>
           <w:u w:val="single" w:color="000000"/>
         </w:rPr>
-        <w:t>Kratak opis</w:t>
+        <w:t>Kratak</w:t>
+      </w:r>
+      <w:proofErr w:type="spellEnd"/>
+      <w:r>
+        <w:rPr>
+          <w:u w:val="single" w:color="000000"/>
+        </w:rPr>
+        <w:t xml:space="preserve"> </w:t>
+      </w:r>
+      <w:proofErr w:type="spellStart"/>
+      <w:r>
+        <w:rPr>
+          <w:u w:val="single" w:color="000000"/>
+        </w:rPr>
+        <w:t>opis</w:t>
       </w:r>
       <w:bookmarkEnd w:id="7"/>
+      <w:proofErr w:type="spellEnd"/>
       <w:r>
         <w:t xml:space="preserve"> </w:t>
       </w:r>
@@ -3108,12 +4531,501 @@
           <w:sz w:val="20"/>
         </w:rPr>
       </w:pPr>
-      <w:r>
-        <w:rPr>
-          <w:rFonts w:ascii="Times New Roman" w:eastAsia="Times New Roman" w:hAnsi="Times New Roman" w:cs="Times New Roman"/>
-          <w:sz w:val="20"/>
-        </w:rPr>
-        <w:t>Korisnik ima mogućnost da kreira novu izložbu putem odgovarajuće forme. Tom prilikom unosi se naziv, bira tema iz unapred definisane liste (Priroda, Portret, Arhitektura, Slobodna tema) i unosi se trajanje izložbe u satima, sa maksimalnim trajanjem od 168 sati.</w:t>
+      <w:proofErr w:type="spellStart"/>
+      <w:r>
+        <w:rPr>
+          <w:rFonts w:ascii="Times New Roman" w:eastAsia="Times New Roman" w:hAnsi="Times New Roman" w:cs="Times New Roman"/>
+          <w:sz w:val="20"/>
+        </w:rPr>
+        <w:t>Korisnik</w:t>
+      </w:r>
+      <w:proofErr w:type="spellEnd"/>
+      <w:r>
+        <w:rPr>
+          <w:rFonts w:ascii="Times New Roman" w:eastAsia="Times New Roman" w:hAnsi="Times New Roman" w:cs="Times New Roman"/>
+          <w:sz w:val="20"/>
+        </w:rPr>
+        <w:t xml:space="preserve"> </w:t>
+      </w:r>
+      <w:proofErr w:type="spellStart"/>
+      <w:r>
+        <w:rPr>
+          <w:rFonts w:ascii="Times New Roman" w:eastAsia="Times New Roman" w:hAnsi="Times New Roman" w:cs="Times New Roman"/>
+          <w:sz w:val="20"/>
+        </w:rPr>
+        <w:t>ima</w:t>
+      </w:r>
+      <w:proofErr w:type="spellEnd"/>
+      <w:r>
+        <w:rPr>
+          <w:rFonts w:ascii="Times New Roman" w:eastAsia="Times New Roman" w:hAnsi="Times New Roman" w:cs="Times New Roman"/>
+          <w:sz w:val="20"/>
+        </w:rPr>
+        <w:t xml:space="preserve"> </w:t>
+      </w:r>
+      <w:proofErr w:type="spellStart"/>
+      <w:r>
+        <w:rPr>
+          <w:rFonts w:ascii="Times New Roman" w:eastAsia="Times New Roman" w:hAnsi="Times New Roman" w:cs="Times New Roman"/>
+          <w:sz w:val="20"/>
+        </w:rPr>
+        <w:t>mogućnost</w:t>
+      </w:r>
+      <w:proofErr w:type="spellEnd"/>
+      <w:r>
+        <w:rPr>
+          <w:rFonts w:ascii="Times New Roman" w:eastAsia="Times New Roman" w:hAnsi="Times New Roman" w:cs="Times New Roman"/>
+          <w:sz w:val="20"/>
+        </w:rPr>
+        <w:t xml:space="preserve"> da </w:t>
+      </w:r>
+      <w:proofErr w:type="spellStart"/>
+      <w:r>
+        <w:rPr>
+          <w:rFonts w:ascii="Times New Roman" w:eastAsia="Times New Roman" w:hAnsi="Times New Roman" w:cs="Times New Roman"/>
+          <w:sz w:val="20"/>
+        </w:rPr>
+        <w:t>kreira</w:t>
+      </w:r>
+      <w:proofErr w:type="spellEnd"/>
+      <w:r>
+        <w:rPr>
+          <w:rFonts w:ascii="Times New Roman" w:eastAsia="Times New Roman" w:hAnsi="Times New Roman" w:cs="Times New Roman"/>
+          <w:sz w:val="20"/>
+        </w:rPr>
+        <w:t xml:space="preserve"> </w:t>
+      </w:r>
+      <w:proofErr w:type="spellStart"/>
+      <w:r>
+        <w:rPr>
+          <w:rFonts w:ascii="Times New Roman" w:eastAsia="Times New Roman" w:hAnsi="Times New Roman" w:cs="Times New Roman"/>
+          <w:sz w:val="20"/>
+        </w:rPr>
+        <w:t>novu</w:t>
+      </w:r>
+      <w:proofErr w:type="spellEnd"/>
+      <w:r>
+        <w:rPr>
+          <w:rFonts w:ascii="Times New Roman" w:eastAsia="Times New Roman" w:hAnsi="Times New Roman" w:cs="Times New Roman"/>
+          <w:sz w:val="20"/>
+        </w:rPr>
+        <w:t xml:space="preserve"> </w:t>
+      </w:r>
+      <w:proofErr w:type="spellStart"/>
+      <w:r>
+        <w:rPr>
+          <w:rFonts w:ascii="Times New Roman" w:eastAsia="Times New Roman" w:hAnsi="Times New Roman" w:cs="Times New Roman"/>
+          <w:sz w:val="20"/>
+        </w:rPr>
+        <w:t>izložbu</w:t>
+      </w:r>
+      <w:proofErr w:type="spellEnd"/>
+      <w:r>
+        <w:rPr>
+          <w:rFonts w:ascii="Times New Roman" w:eastAsia="Times New Roman" w:hAnsi="Times New Roman" w:cs="Times New Roman"/>
+          <w:sz w:val="20"/>
+        </w:rPr>
+        <w:t xml:space="preserve"> </w:t>
+      </w:r>
+      <w:proofErr w:type="spellStart"/>
+      <w:r>
+        <w:rPr>
+          <w:rFonts w:ascii="Times New Roman" w:eastAsia="Times New Roman" w:hAnsi="Times New Roman" w:cs="Times New Roman"/>
+          <w:sz w:val="20"/>
+        </w:rPr>
+        <w:t>putem</w:t>
+      </w:r>
+      <w:proofErr w:type="spellEnd"/>
+      <w:r>
+        <w:rPr>
+          <w:rFonts w:ascii="Times New Roman" w:eastAsia="Times New Roman" w:hAnsi="Times New Roman" w:cs="Times New Roman"/>
+          <w:sz w:val="20"/>
+        </w:rPr>
+        <w:t xml:space="preserve"> </w:t>
+      </w:r>
+      <w:proofErr w:type="spellStart"/>
+      <w:r>
+        <w:rPr>
+          <w:rFonts w:ascii="Times New Roman" w:eastAsia="Times New Roman" w:hAnsi="Times New Roman" w:cs="Times New Roman"/>
+          <w:sz w:val="20"/>
+        </w:rPr>
+        <w:t>odgovarajuće</w:t>
+      </w:r>
+      <w:proofErr w:type="spellEnd"/>
+      <w:r>
+        <w:rPr>
+          <w:rFonts w:ascii="Times New Roman" w:eastAsia="Times New Roman" w:hAnsi="Times New Roman" w:cs="Times New Roman"/>
+          <w:sz w:val="20"/>
+        </w:rPr>
+        <w:t xml:space="preserve"> </w:t>
+      </w:r>
+      <w:proofErr w:type="spellStart"/>
+      <w:r>
+        <w:rPr>
+          <w:rFonts w:ascii="Times New Roman" w:eastAsia="Times New Roman" w:hAnsi="Times New Roman" w:cs="Times New Roman"/>
+          <w:sz w:val="20"/>
+        </w:rPr>
+        <w:t>forme</w:t>
+      </w:r>
+      <w:proofErr w:type="spellEnd"/>
+      <w:r>
+        <w:rPr>
+          <w:rFonts w:ascii="Times New Roman" w:eastAsia="Times New Roman" w:hAnsi="Times New Roman" w:cs="Times New Roman"/>
+          <w:sz w:val="20"/>
+        </w:rPr>
+        <w:t xml:space="preserve">. Tom </w:t>
+      </w:r>
+      <w:proofErr w:type="spellStart"/>
+      <w:r>
+        <w:rPr>
+          <w:rFonts w:ascii="Times New Roman" w:eastAsia="Times New Roman" w:hAnsi="Times New Roman" w:cs="Times New Roman"/>
+          <w:sz w:val="20"/>
+        </w:rPr>
+        <w:t>prilikom</w:t>
+      </w:r>
+      <w:proofErr w:type="spellEnd"/>
+      <w:r>
+        <w:rPr>
+          <w:rFonts w:ascii="Times New Roman" w:eastAsia="Times New Roman" w:hAnsi="Times New Roman" w:cs="Times New Roman"/>
+          <w:sz w:val="20"/>
+        </w:rPr>
+        <w:t xml:space="preserve"> </w:t>
+      </w:r>
+      <w:proofErr w:type="spellStart"/>
+      <w:r>
+        <w:rPr>
+          <w:rFonts w:ascii="Times New Roman" w:eastAsia="Times New Roman" w:hAnsi="Times New Roman" w:cs="Times New Roman"/>
+          <w:sz w:val="20"/>
+        </w:rPr>
+        <w:t>unosi</w:t>
+      </w:r>
+      <w:proofErr w:type="spellEnd"/>
+      <w:r>
+        <w:rPr>
+          <w:rFonts w:ascii="Times New Roman" w:eastAsia="Times New Roman" w:hAnsi="Times New Roman" w:cs="Times New Roman"/>
+          <w:sz w:val="20"/>
+        </w:rPr>
+        <w:t xml:space="preserve"> se </w:t>
+      </w:r>
+      <w:proofErr w:type="spellStart"/>
+      <w:r>
+        <w:rPr>
+          <w:rFonts w:ascii="Times New Roman" w:eastAsia="Times New Roman" w:hAnsi="Times New Roman" w:cs="Times New Roman"/>
+          <w:sz w:val="20"/>
+        </w:rPr>
+        <w:t>naziv</w:t>
+      </w:r>
+      <w:proofErr w:type="spellEnd"/>
+      <w:r>
+        <w:rPr>
+          <w:rFonts w:ascii="Times New Roman" w:eastAsia="Times New Roman" w:hAnsi="Times New Roman" w:cs="Times New Roman"/>
+          <w:sz w:val="20"/>
+        </w:rPr>
+        <w:t xml:space="preserve">, </w:t>
+      </w:r>
+      <w:proofErr w:type="spellStart"/>
+      <w:r>
+        <w:rPr>
+          <w:rFonts w:ascii="Times New Roman" w:eastAsia="Times New Roman" w:hAnsi="Times New Roman" w:cs="Times New Roman"/>
+          <w:sz w:val="20"/>
+        </w:rPr>
+        <w:t>bira</w:t>
+      </w:r>
+      <w:proofErr w:type="spellEnd"/>
+      <w:r>
+        <w:rPr>
+          <w:rFonts w:ascii="Times New Roman" w:eastAsia="Times New Roman" w:hAnsi="Times New Roman" w:cs="Times New Roman"/>
+          <w:sz w:val="20"/>
+        </w:rPr>
+        <w:t xml:space="preserve"> </w:t>
+      </w:r>
+      <w:proofErr w:type="spellStart"/>
+      <w:r>
+        <w:rPr>
+          <w:rFonts w:ascii="Times New Roman" w:eastAsia="Times New Roman" w:hAnsi="Times New Roman" w:cs="Times New Roman"/>
+          <w:sz w:val="20"/>
+        </w:rPr>
+        <w:t>tema</w:t>
+      </w:r>
+      <w:proofErr w:type="spellEnd"/>
+      <w:r>
+        <w:rPr>
+          <w:rFonts w:ascii="Times New Roman" w:eastAsia="Times New Roman" w:hAnsi="Times New Roman" w:cs="Times New Roman"/>
+          <w:sz w:val="20"/>
+        </w:rPr>
+        <w:t xml:space="preserve"> </w:t>
+      </w:r>
+      <w:proofErr w:type="spellStart"/>
+      <w:r>
+        <w:rPr>
+          <w:rFonts w:ascii="Times New Roman" w:eastAsia="Times New Roman" w:hAnsi="Times New Roman" w:cs="Times New Roman"/>
+          <w:sz w:val="20"/>
+        </w:rPr>
+        <w:t>iz</w:t>
+      </w:r>
+      <w:proofErr w:type="spellEnd"/>
+      <w:r>
+        <w:rPr>
+          <w:rFonts w:ascii="Times New Roman" w:eastAsia="Times New Roman" w:hAnsi="Times New Roman" w:cs="Times New Roman"/>
+          <w:sz w:val="20"/>
+        </w:rPr>
+        <w:t xml:space="preserve"> </w:t>
+      </w:r>
+      <w:proofErr w:type="spellStart"/>
+      <w:r>
+        <w:rPr>
+          <w:rFonts w:ascii="Times New Roman" w:eastAsia="Times New Roman" w:hAnsi="Times New Roman" w:cs="Times New Roman"/>
+          <w:sz w:val="20"/>
+        </w:rPr>
+        <w:t>unapred</w:t>
+      </w:r>
+      <w:proofErr w:type="spellEnd"/>
+      <w:r>
+        <w:rPr>
+          <w:rFonts w:ascii="Times New Roman" w:eastAsia="Times New Roman" w:hAnsi="Times New Roman" w:cs="Times New Roman"/>
+          <w:sz w:val="20"/>
+        </w:rPr>
+        <w:t xml:space="preserve"> </w:t>
+      </w:r>
+      <w:proofErr w:type="spellStart"/>
+      <w:r>
+        <w:rPr>
+          <w:rFonts w:ascii="Times New Roman" w:eastAsia="Times New Roman" w:hAnsi="Times New Roman" w:cs="Times New Roman"/>
+          <w:sz w:val="20"/>
+        </w:rPr>
+        <w:t>definisane</w:t>
+      </w:r>
+      <w:proofErr w:type="spellEnd"/>
+      <w:r>
+        <w:rPr>
+          <w:rFonts w:ascii="Times New Roman" w:eastAsia="Times New Roman" w:hAnsi="Times New Roman" w:cs="Times New Roman"/>
+          <w:sz w:val="20"/>
+        </w:rPr>
+        <w:t xml:space="preserve"> </w:t>
+      </w:r>
+      <w:proofErr w:type="spellStart"/>
+      <w:r>
+        <w:rPr>
+          <w:rFonts w:ascii="Times New Roman" w:eastAsia="Times New Roman" w:hAnsi="Times New Roman" w:cs="Times New Roman"/>
+          <w:sz w:val="20"/>
+        </w:rPr>
+        <w:t>liste</w:t>
+      </w:r>
+      <w:proofErr w:type="spellEnd"/>
+      <w:r>
+        <w:rPr>
+          <w:rFonts w:ascii="Times New Roman" w:eastAsia="Times New Roman" w:hAnsi="Times New Roman" w:cs="Times New Roman"/>
+          <w:sz w:val="20"/>
+        </w:rPr>
+        <w:t xml:space="preserve"> (</w:t>
+      </w:r>
+      <w:proofErr w:type="spellStart"/>
+      <w:r>
+        <w:rPr>
+          <w:rFonts w:ascii="Times New Roman" w:eastAsia="Times New Roman" w:hAnsi="Times New Roman" w:cs="Times New Roman"/>
+          <w:sz w:val="20"/>
+        </w:rPr>
+        <w:t>Priroda</w:t>
+      </w:r>
+      <w:proofErr w:type="spellEnd"/>
+      <w:r>
+        <w:rPr>
+          <w:rFonts w:ascii="Times New Roman" w:eastAsia="Times New Roman" w:hAnsi="Times New Roman" w:cs="Times New Roman"/>
+          <w:sz w:val="20"/>
+        </w:rPr>
+        <w:t xml:space="preserve">, </w:t>
+      </w:r>
+      <w:proofErr w:type="spellStart"/>
+      <w:r>
+        <w:rPr>
+          <w:rFonts w:ascii="Times New Roman" w:eastAsia="Times New Roman" w:hAnsi="Times New Roman" w:cs="Times New Roman"/>
+          <w:sz w:val="20"/>
+        </w:rPr>
+        <w:t>Portret</w:t>
+      </w:r>
+      <w:proofErr w:type="spellEnd"/>
+      <w:r>
+        <w:rPr>
+          <w:rFonts w:ascii="Times New Roman" w:eastAsia="Times New Roman" w:hAnsi="Times New Roman" w:cs="Times New Roman"/>
+          <w:sz w:val="20"/>
+        </w:rPr>
+        <w:t xml:space="preserve">, </w:t>
+      </w:r>
+      <w:proofErr w:type="spellStart"/>
+      <w:r>
+        <w:rPr>
+          <w:rFonts w:ascii="Times New Roman" w:eastAsia="Times New Roman" w:hAnsi="Times New Roman" w:cs="Times New Roman"/>
+          <w:sz w:val="20"/>
+        </w:rPr>
+        <w:t>Arhitektura</w:t>
+      </w:r>
+      <w:proofErr w:type="spellEnd"/>
+      <w:r>
+        <w:rPr>
+          <w:rFonts w:ascii="Times New Roman" w:eastAsia="Times New Roman" w:hAnsi="Times New Roman" w:cs="Times New Roman"/>
+          <w:sz w:val="20"/>
+        </w:rPr>
+        <w:t xml:space="preserve">, </w:t>
+      </w:r>
+      <w:proofErr w:type="spellStart"/>
+      <w:r>
+        <w:rPr>
+          <w:rFonts w:ascii="Times New Roman" w:eastAsia="Times New Roman" w:hAnsi="Times New Roman" w:cs="Times New Roman"/>
+          <w:sz w:val="20"/>
+        </w:rPr>
+        <w:t>Slobodna</w:t>
+      </w:r>
+      <w:proofErr w:type="spellEnd"/>
+      <w:r>
+        <w:rPr>
+          <w:rFonts w:ascii="Times New Roman" w:eastAsia="Times New Roman" w:hAnsi="Times New Roman" w:cs="Times New Roman"/>
+          <w:sz w:val="20"/>
+        </w:rPr>
+        <w:t xml:space="preserve"> </w:t>
+      </w:r>
+      <w:proofErr w:type="spellStart"/>
+      <w:r>
+        <w:rPr>
+          <w:rFonts w:ascii="Times New Roman" w:eastAsia="Times New Roman" w:hAnsi="Times New Roman" w:cs="Times New Roman"/>
+          <w:sz w:val="20"/>
+        </w:rPr>
+        <w:t>tema</w:t>
+      </w:r>
+      <w:proofErr w:type="spellEnd"/>
+      <w:r>
+        <w:rPr>
+          <w:rFonts w:ascii="Times New Roman" w:eastAsia="Times New Roman" w:hAnsi="Times New Roman" w:cs="Times New Roman"/>
+          <w:sz w:val="20"/>
+        </w:rPr>
+        <w:t xml:space="preserve">) </w:t>
+      </w:r>
+      <w:proofErr w:type="spellStart"/>
+      <w:r>
+        <w:rPr>
+          <w:rFonts w:ascii="Times New Roman" w:eastAsia="Times New Roman" w:hAnsi="Times New Roman" w:cs="Times New Roman"/>
+          <w:sz w:val="20"/>
+        </w:rPr>
+        <w:t>i</w:t>
+      </w:r>
+      <w:proofErr w:type="spellEnd"/>
+      <w:r>
+        <w:rPr>
+          <w:rFonts w:ascii="Times New Roman" w:eastAsia="Times New Roman" w:hAnsi="Times New Roman" w:cs="Times New Roman"/>
+          <w:sz w:val="20"/>
+        </w:rPr>
+        <w:t xml:space="preserve"> </w:t>
+      </w:r>
+      <w:proofErr w:type="spellStart"/>
+      <w:r>
+        <w:rPr>
+          <w:rFonts w:ascii="Times New Roman" w:eastAsia="Times New Roman" w:hAnsi="Times New Roman" w:cs="Times New Roman"/>
+          <w:sz w:val="20"/>
+        </w:rPr>
+        <w:t>unosi</w:t>
+      </w:r>
+      <w:proofErr w:type="spellEnd"/>
+      <w:r>
+        <w:rPr>
+          <w:rFonts w:ascii="Times New Roman" w:eastAsia="Times New Roman" w:hAnsi="Times New Roman" w:cs="Times New Roman"/>
+          <w:sz w:val="20"/>
+        </w:rPr>
+        <w:t xml:space="preserve"> se </w:t>
+      </w:r>
+      <w:proofErr w:type="spellStart"/>
+      <w:r>
+        <w:rPr>
+          <w:rFonts w:ascii="Times New Roman" w:eastAsia="Times New Roman" w:hAnsi="Times New Roman" w:cs="Times New Roman"/>
+          <w:sz w:val="20"/>
+        </w:rPr>
+        <w:t>trajanje</w:t>
+      </w:r>
+      <w:proofErr w:type="spellEnd"/>
+      <w:r>
+        <w:rPr>
+          <w:rFonts w:ascii="Times New Roman" w:eastAsia="Times New Roman" w:hAnsi="Times New Roman" w:cs="Times New Roman"/>
+          <w:sz w:val="20"/>
+        </w:rPr>
+        <w:t xml:space="preserve"> </w:t>
+      </w:r>
+      <w:proofErr w:type="spellStart"/>
+      <w:r>
+        <w:rPr>
+          <w:rFonts w:ascii="Times New Roman" w:eastAsia="Times New Roman" w:hAnsi="Times New Roman" w:cs="Times New Roman"/>
+          <w:sz w:val="20"/>
+        </w:rPr>
+        <w:t>izložbe</w:t>
+      </w:r>
+      <w:proofErr w:type="spellEnd"/>
+      <w:r>
+        <w:rPr>
+          <w:rFonts w:ascii="Times New Roman" w:eastAsia="Times New Roman" w:hAnsi="Times New Roman" w:cs="Times New Roman"/>
+          <w:sz w:val="20"/>
+        </w:rPr>
+        <w:t xml:space="preserve"> u </w:t>
+      </w:r>
+      <w:proofErr w:type="spellStart"/>
+      <w:r>
+        <w:rPr>
+          <w:rFonts w:ascii="Times New Roman" w:eastAsia="Times New Roman" w:hAnsi="Times New Roman" w:cs="Times New Roman"/>
+          <w:sz w:val="20"/>
+        </w:rPr>
+        <w:t>satima</w:t>
+      </w:r>
+      <w:proofErr w:type="spellEnd"/>
+      <w:r>
+        <w:rPr>
+          <w:rFonts w:ascii="Times New Roman" w:eastAsia="Times New Roman" w:hAnsi="Times New Roman" w:cs="Times New Roman"/>
+          <w:sz w:val="20"/>
+        </w:rPr>
+        <w:t xml:space="preserve">, </w:t>
+      </w:r>
+      <w:proofErr w:type="spellStart"/>
+      <w:r>
+        <w:rPr>
+          <w:rFonts w:ascii="Times New Roman" w:eastAsia="Times New Roman" w:hAnsi="Times New Roman" w:cs="Times New Roman"/>
+          <w:sz w:val="20"/>
+        </w:rPr>
+        <w:t>sa</w:t>
+      </w:r>
+      <w:proofErr w:type="spellEnd"/>
+      <w:r>
+        <w:rPr>
+          <w:rFonts w:ascii="Times New Roman" w:eastAsia="Times New Roman" w:hAnsi="Times New Roman" w:cs="Times New Roman"/>
+          <w:sz w:val="20"/>
+        </w:rPr>
+        <w:t xml:space="preserve"> </w:t>
+      </w:r>
+      <w:proofErr w:type="spellStart"/>
+      <w:r>
+        <w:rPr>
+          <w:rFonts w:ascii="Times New Roman" w:eastAsia="Times New Roman" w:hAnsi="Times New Roman" w:cs="Times New Roman"/>
+          <w:sz w:val="20"/>
+        </w:rPr>
+        <w:t>maksimalnim</w:t>
+      </w:r>
+      <w:proofErr w:type="spellEnd"/>
+      <w:r>
+        <w:rPr>
+          <w:rFonts w:ascii="Times New Roman" w:eastAsia="Times New Roman" w:hAnsi="Times New Roman" w:cs="Times New Roman"/>
+          <w:sz w:val="20"/>
+        </w:rPr>
+        <w:t xml:space="preserve"> </w:t>
+      </w:r>
+      <w:proofErr w:type="spellStart"/>
+      <w:r>
+        <w:rPr>
+          <w:rFonts w:ascii="Times New Roman" w:eastAsia="Times New Roman" w:hAnsi="Times New Roman" w:cs="Times New Roman"/>
+          <w:sz w:val="20"/>
+        </w:rPr>
+        <w:t>trajanjem</w:t>
+      </w:r>
+      <w:proofErr w:type="spellEnd"/>
+      <w:r>
+        <w:rPr>
+          <w:rFonts w:ascii="Times New Roman" w:eastAsia="Times New Roman" w:hAnsi="Times New Roman" w:cs="Times New Roman"/>
+          <w:sz w:val="20"/>
+        </w:rPr>
+        <w:t xml:space="preserve"> od 168 sati.</w:t>
       </w:r>
     </w:p>
     <w:p>
@@ -3133,9 +5045,17 @@
         <w:rPr>
           <w:u w:val="single" w:color="000000"/>
         </w:rPr>
-        <w:t>Tok dogadjaja</w:t>
+        <w:t xml:space="preserve">Tok </w:t>
+      </w:r>
+      <w:proofErr w:type="spellStart"/>
+      <w:r>
+        <w:rPr>
+          <w:u w:val="single" w:color="000000"/>
+        </w:rPr>
+        <w:t>dogadjaja</w:t>
       </w:r>
       <w:bookmarkEnd w:id="8"/>
+      <w:proofErr w:type="spellEnd"/>
       <w:r>
         <w:t xml:space="preserve"> </w:t>
       </w:r>
@@ -3147,19 +5067,57 @@
         <w:ind w:left="720" w:hanging="720"/>
       </w:pPr>
       <w:bookmarkStart w:id="9" w:name="_Toc205762432"/>
+      <w:proofErr w:type="spellStart"/>
       <w:r>
         <w:rPr>
           <w:i/>
         </w:rPr>
-        <w:t xml:space="preserve">Korisnik uspešno </w:t>
+        <w:t>Korisnik</w:t>
+      </w:r>
+      <w:proofErr w:type="spellEnd"/>
+      <w:r>
+        <w:rPr>
+          <w:i/>
+        </w:rPr>
+        <w:t xml:space="preserve"> </w:t>
+      </w:r>
+      <w:proofErr w:type="spellStart"/>
+      <w:r>
+        <w:rPr>
+          <w:i/>
+        </w:rPr>
+        <w:t>uspešno</w:t>
+      </w:r>
+      <w:proofErr w:type="spellEnd"/>
+      <w:r>
+        <w:rPr>
+          <w:i/>
+        </w:rPr>
+        <w:t xml:space="preserve"> </w:t>
       </w:r>
       <w:bookmarkEnd w:id="9"/>
+      <w:proofErr w:type="spellStart"/>
       <w:r>
         <w:rPr>
           <w:i/>
         </w:rPr>
-        <w:t>kreira izložbu</w:t>
-      </w:r>
+        <w:t>kreira</w:t>
+      </w:r>
+      <w:proofErr w:type="spellEnd"/>
+      <w:r>
+        <w:rPr>
+          <w:i/>
+        </w:rPr>
+        <w:t xml:space="preserve"> </w:t>
+      </w:r>
+      <w:proofErr w:type="spellStart"/>
+      <w:r>
+        <w:rPr>
+          <w:i/>
+        </w:rPr>
+        <w:t>izložbu</w:t>
+      </w:r>
+      <w:proofErr w:type="spellEnd"/>
     </w:p>
     <w:p>
       <w:pPr>
@@ -3175,19 +5133,133 @@
           <w:sz w:val="20"/>
         </w:rPr>
       </w:pPr>
-      <w:r>
-        <w:rPr>
-          <w:rFonts w:ascii="Times New Roman" w:eastAsia="Times New Roman" w:hAnsi="Times New Roman" w:cs="Times New Roman"/>
-          <w:sz w:val="20"/>
-        </w:rPr>
-        <w:t xml:space="preserve">Korisnik pritisne dugme "Napravi izložbu" na </w:t>
-      </w:r>
-      <w:r>
-        <w:rPr>
-          <w:rFonts w:ascii="Times New Roman" w:eastAsia="Times New Roman" w:hAnsi="Times New Roman" w:cs="Times New Roman"/>
-          <w:sz w:val="20"/>
-        </w:rPr>
-        <w:t>stranici za izložbe.</w:t>
+      <w:proofErr w:type="spellStart"/>
+      <w:r>
+        <w:rPr>
+          <w:rFonts w:ascii="Times New Roman" w:eastAsia="Times New Roman" w:hAnsi="Times New Roman" w:cs="Times New Roman"/>
+          <w:sz w:val="20"/>
+        </w:rPr>
+        <w:t>Korisnik</w:t>
+      </w:r>
+      <w:proofErr w:type="spellEnd"/>
+      <w:r>
+        <w:rPr>
+          <w:rFonts w:ascii="Times New Roman" w:eastAsia="Times New Roman" w:hAnsi="Times New Roman" w:cs="Times New Roman"/>
+          <w:sz w:val="20"/>
+        </w:rPr>
+        <w:t xml:space="preserve"> </w:t>
+      </w:r>
+      <w:proofErr w:type="spellStart"/>
+      <w:r>
+        <w:rPr>
+          <w:rFonts w:ascii="Times New Roman" w:eastAsia="Times New Roman" w:hAnsi="Times New Roman" w:cs="Times New Roman"/>
+          <w:sz w:val="20"/>
+        </w:rPr>
+        <w:t>pritisne</w:t>
+      </w:r>
+      <w:proofErr w:type="spellEnd"/>
+      <w:r>
+        <w:rPr>
+          <w:rFonts w:ascii="Times New Roman" w:eastAsia="Times New Roman" w:hAnsi="Times New Roman" w:cs="Times New Roman"/>
+          <w:sz w:val="20"/>
+        </w:rPr>
+        <w:t xml:space="preserve"> </w:t>
+      </w:r>
+      <w:proofErr w:type="spellStart"/>
+      <w:r>
+        <w:rPr>
+          <w:rFonts w:ascii="Times New Roman" w:eastAsia="Times New Roman" w:hAnsi="Times New Roman" w:cs="Times New Roman"/>
+          <w:sz w:val="20"/>
+        </w:rPr>
+        <w:t>dugme</w:t>
+      </w:r>
+      <w:proofErr w:type="spellEnd"/>
+      <w:r>
+        <w:rPr>
+          <w:rFonts w:ascii="Times New Roman" w:eastAsia="Times New Roman" w:hAnsi="Times New Roman" w:cs="Times New Roman"/>
+          <w:sz w:val="20"/>
+        </w:rPr>
+        <w:t xml:space="preserve"> "</w:t>
+      </w:r>
+      <w:proofErr w:type="spellStart"/>
+      <w:r>
+        <w:rPr>
+          <w:rFonts w:ascii="Times New Roman" w:eastAsia="Times New Roman" w:hAnsi="Times New Roman" w:cs="Times New Roman"/>
+          <w:sz w:val="20"/>
+        </w:rPr>
+        <w:t>Napravi</w:t>
+      </w:r>
+      <w:proofErr w:type="spellEnd"/>
+      <w:r>
+        <w:rPr>
+          <w:rFonts w:ascii="Times New Roman" w:eastAsia="Times New Roman" w:hAnsi="Times New Roman" w:cs="Times New Roman"/>
+          <w:sz w:val="20"/>
+        </w:rPr>
+        <w:t xml:space="preserve"> </w:t>
+      </w:r>
+      <w:proofErr w:type="spellStart"/>
+      <w:r>
+        <w:rPr>
+          <w:rFonts w:ascii="Times New Roman" w:eastAsia="Times New Roman" w:hAnsi="Times New Roman" w:cs="Times New Roman"/>
+          <w:sz w:val="20"/>
+        </w:rPr>
+        <w:t>izložbu</w:t>
+      </w:r>
+      <w:proofErr w:type="spellEnd"/>
+      <w:r>
+        <w:rPr>
+          <w:rFonts w:ascii="Times New Roman" w:eastAsia="Times New Roman" w:hAnsi="Times New Roman" w:cs="Times New Roman"/>
+          <w:sz w:val="20"/>
+        </w:rPr>
+        <w:t xml:space="preserve">" </w:t>
+      </w:r>
+      <w:proofErr w:type="spellStart"/>
+      <w:r>
+        <w:rPr>
+          <w:rFonts w:ascii="Times New Roman" w:eastAsia="Times New Roman" w:hAnsi="Times New Roman" w:cs="Times New Roman"/>
+          <w:sz w:val="20"/>
+        </w:rPr>
+        <w:t>na</w:t>
+      </w:r>
+      <w:proofErr w:type="spellEnd"/>
+      <w:r>
+        <w:rPr>
+          <w:rFonts w:ascii="Times New Roman" w:eastAsia="Times New Roman" w:hAnsi="Times New Roman" w:cs="Times New Roman"/>
+          <w:sz w:val="20"/>
+        </w:rPr>
+        <w:t xml:space="preserve"> </w:t>
+      </w:r>
+      <w:proofErr w:type="spellStart"/>
+      <w:r>
+        <w:rPr>
+          <w:rFonts w:ascii="Times New Roman" w:eastAsia="Times New Roman" w:hAnsi="Times New Roman" w:cs="Times New Roman"/>
+          <w:sz w:val="20"/>
+        </w:rPr>
+        <w:t>stranici</w:t>
+      </w:r>
+      <w:proofErr w:type="spellEnd"/>
+      <w:r>
+        <w:rPr>
+          <w:rFonts w:ascii="Times New Roman" w:eastAsia="Times New Roman" w:hAnsi="Times New Roman" w:cs="Times New Roman"/>
+          <w:sz w:val="20"/>
+        </w:rPr>
+        <w:t xml:space="preserve"> za </w:t>
+      </w:r>
+      <w:proofErr w:type="spellStart"/>
+      <w:r>
+        <w:rPr>
+          <w:rFonts w:ascii="Times New Roman" w:eastAsia="Times New Roman" w:hAnsi="Times New Roman" w:cs="Times New Roman"/>
+          <w:sz w:val="20"/>
+        </w:rPr>
+        <w:t>izložbe</w:t>
+      </w:r>
+      <w:proofErr w:type="spellEnd"/>
+      <w:r>
+        <w:rPr>
+          <w:rFonts w:ascii="Times New Roman" w:eastAsia="Times New Roman" w:hAnsi="Times New Roman" w:cs="Times New Roman"/>
+          <w:sz w:val="20"/>
+        </w:rPr>
+        <w:t>.</w:t>
       </w:r>
     </w:p>
     <w:p>
@@ -3204,12 +5276,229 @@
           <w:sz w:val="20"/>
         </w:rPr>
       </w:pPr>
-      <w:r>
-        <w:rPr>
-          <w:rFonts w:ascii="Times New Roman" w:eastAsia="Times New Roman" w:hAnsi="Times New Roman" w:cs="Times New Roman"/>
-          <w:sz w:val="20"/>
-        </w:rPr>
-        <w:t>Prikazuje se forma za kreiranje izložbe koja sadrži polja za: naziv, padajući meni za temu, i polje za unos trajanja u satima.</w:t>
+      <w:proofErr w:type="spellStart"/>
+      <w:r>
+        <w:rPr>
+          <w:rFonts w:ascii="Times New Roman" w:eastAsia="Times New Roman" w:hAnsi="Times New Roman" w:cs="Times New Roman"/>
+          <w:sz w:val="20"/>
+        </w:rPr>
+        <w:t>Prikazuje</w:t>
+      </w:r>
+      <w:proofErr w:type="spellEnd"/>
+      <w:r>
+        <w:rPr>
+          <w:rFonts w:ascii="Times New Roman" w:eastAsia="Times New Roman" w:hAnsi="Times New Roman" w:cs="Times New Roman"/>
+          <w:sz w:val="20"/>
+        </w:rPr>
+        <w:t xml:space="preserve"> se forma za </w:t>
+      </w:r>
+      <w:proofErr w:type="spellStart"/>
+      <w:r>
+        <w:rPr>
+          <w:rFonts w:ascii="Times New Roman" w:eastAsia="Times New Roman" w:hAnsi="Times New Roman" w:cs="Times New Roman"/>
+          <w:sz w:val="20"/>
+        </w:rPr>
+        <w:t>kreiranje</w:t>
+      </w:r>
+      <w:proofErr w:type="spellEnd"/>
+      <w:r>
+        <w:rPr>
+          <w:rFonts w:ascii="Times New Roman" w:eastAsia="Times New Roman" w:hAnsi="Times New Roman" w:cs="Times New Roman"/>
+          <w:sz w:val="20"/>
+        </w:rPr>
+        <w:t xml:space="preserve"> </w:t>
+      </w:r>
+      <w:proofErr w:type="spellStart"/>
+      <w:r>
+        <w:rPr>
+          <w:rFonts w:ascii="Times New Roman" w:eastAsia="Times New Roman" w:hAnsi="Times New Roman" w:cs="Times New Roman"/>
+          <w:sz w:val="20"/>
+        </w:rPr>
+        <w:t>izložbe</w:t>
+      </w:r>
+      <w:proofErr w:type="spellEnd"/>
+      <w:r>
+        <w:rPr>
+          <w:rFonts w:ascii="Times New Roman" w:eastAsia="Times New Roman" w:hAnsi="Times New Roman" w:cs="Times New Roman"/>
+          <w:sz w:val="20"/>
+        </w:rPr>
+        <w:t xml:space="preserve"> </w:t>
+      </w:r>
+      <w:proofErr w:type="spellStart"/>
+      <w:r>
+        <w:rPr>
+          <w:rFonts w:ascii="Times New Roman" w:eastAsia="Times New Roman" w:hAnsi="Times New Roman" w:cs="Times New Roman"/>
+          <w:sz w:val="20"/>
+        </w:rPr>
+        <w:t>koja</w:t>
+      </w:r>
+      <w:proofErr w:type="spellEnd"/>
+      <w:r>
+        <w:rPr>
+          <w:rFonts w:ascii="Times New Roman" w:eastAsia="Times New Roman" w:hAnsi="Times New Roman" w:cs="Times New Roman"/>
+          <w:sz w:val="20"/>
+        </w:rPr>
+        <w:t xml:space="preserve"> </w:t>
+      </w:r>
+      <w:proofErr w:type="spellStart"/>
+      <w:r>
+        <w:rPr>
+          <w:rFonts w:ascii="Times New Roman" w:eastAsia="Times New Roman" w:hAnsi="Times New Roman" w:cs="Times New Roman"/>
+          <w:sz w:val="20"/>
+        </w:rPr>
+        <w:t>sadrži</w:t>
+      </w:r>
+      <w:proofErr w:type="spellEnd"/>
+      <w:r>
+        <w:rPr>
+          <w:rFonts w:ascii="Times New Roman" w:eastAsia="Times New Roman" w:hAnsi="Times New Roman" w:cs="Times New Roman"/>
+          <w:sz w:val="20"/>
+        </w:rPr>
+        <w:t xml:space="preserve"> </w:t>
+      </w:r>
+      <w:proofErr w:type="spellStart"/>
+      <w:r>
+        <w:rPr>
+          <w:rFonts w:ascii="Times New Roman" w:eastAsia="Times New Roman" w:hAnsi="Times New Roman" w:cs="Times New Roman"/>
+          <w:sz w:val="20"/>
+        </w:rPr>
+        <w:t>polja</w:t>
+      </w:r>
+      <w:proofErr w:type="spellEnd"/>
+      <w:r>
+        <w:rPr>
+          <w:rFonts w:ascii="Times New Roman" w:eastAsia="Times New Roman" w:hAnsi="Times New Roman" w:cs="Times New Roman"/>
+          <w:sz w:val="20"/>
+        </w:rPr>
+        <w:t xml:space="preserve"> za: </w:t>
+      </w:r>
+      <w:proofErr w:type="spellStart"/>
+      <w:r>
+        <w:rPr>
+          <w:rFonts w:ascii="Times New Roman" w:eastAsia="Times New Roman" w:hAnsi="Times New Roman" w:cs="Times New Roman"/>
+          <w:sz w:val="20"/>
+        </w:rPr>
+        <w:t>naziv</w:t>
+      </w:r>
+      <w:proofErr w:type="spellEnd"/>
+      <w:r>
+        <w:rPr>
+          <w:rFonts w:ascii="Times New Roman" w:eastAsia="Times New Roman" w:hAnsi="Times New Roman" w:cs="Times New Roman"/>
+          <w:sz w:val="20"/>
+        </w:rPr>
+        <w:t xml:space="preserve">, </w:t>
+      </w:r>
+      <w:proofErr w:type="spellStart"/>
+      <w:r>
+        <w:rPr>
+          <w:rFonts w:ascii="Times New Roman" w:eastAsia="Times New Roman" w:hAnsi="Times New Roman" w:cs="Times New Roman"/>
+          <w:sz w:val="20"/>
+        </w:rPr>
+        <w:t>padajući</w:t>
+      </w:r>
+      <w:proofErr w:type="spellEnd"/>
+      <w:r>
+        <w:rPr>
+          <w:rFonts w:ascii="Times New Roman" w:eastAsia="Times New Roman" w:hAnsi="Times New Roman" w:cs="Times New Roman"/>
+          <w:sz w:val="20"/>
+        </w:rPr>
+        <w:t xml:space="preserve"> </w:t>
+      </w:r>
+      <w:proofErr w:type="spellStart"/>
+      <w:r>
+        <w:rPr>
+          <w:rFonts w:ascii="Times New Roman" w:eastAsia="Times New Roman" w:hAnsi="Times New Roman" w:cs="Times New Roman"/>
+          <w:sz w:val="20"/>
+        </w:rPr>
+        <w:t>meni</w:t>
+      </w:r>
+      <w:proofErr w:type="spellEnd"/>
+      <w:r>
+        <w:rPr>
+          <w:rFonts w:ascii="Times New Roman" w:eastAsia="Times New Roman" w:hAnsi="Times New Roman" w:cs="Times New Roman"/>
+          <w:sz w:val="20"/>
+        </w:rPr>
+        <w:t xml:space="preserve"> za </w:t>
+      </w:r>
+      <w:proofErr w:type="spellStart"/>
+      <w:r>
+        <w:rPr>
+          <w:rFonts w:ascii="Times New Roman" w:eastAsia="Times New Roman" w:hAnsi="Times New Roman" w:cs="Times New Roman"/>
+          <w:sz w:val="20"/>
+        </w:rPr>
+        <w:t>temu</w:t>
+      </w:r>
+      <w:proofErr w:type="spellEnd"/>
+      <w:r>
+        <w:rPr>
+          <w:rFonts w:ascii="Times New Roman" w:eastAsia="Times New Roman" w:hAnsi="Times New Roman" w:cs="Times New Roman"/>
+          <w:sz w:val="20"/>
+        </w:rPr>
+        <w:t xml:space="preserve">, </w:t>
+      </w:r>
+      <w:proofErr w:type="spellStart"/>
+      <w:r>
+        <w:rPr>
+          <w:rFonts w:ascii="Times New Roman" w:eastAsia="Times New Roman" w:hAnsi="Times New Roman" w:cs="Times New Roman"/>
+          <w:sz w:val="20"/>
+        </w:rPr>
+        <w:t>i</w:t>
+      </w:r>
+      <w:proofErr w:type="spellEnd"/>
+      <w:r>
+        <w:rPr>
+          <w:rFonts w:ascii="Times New Roman" w:eastAsia="Times New Roman" w:hAnsi="Times New Roman" w:cs="Times New Roman"/>
+          <w:sz w:val="20"/>
+        </w:rPr>
+        <w:t xml:space="preserve"> polje za </w:t>
+      </w:r>
+      <w:proofErr w:type="spellStart"/>
+      <w:r>
+        <w:rPr>
+          <w:rFonts w:ascii="Times New Roman" w:eastAsia="Times New Roman" w:hAnsi="Times New Roman" w:cs="Times New Roman"/>
+          <w:sz w:val="20"/>
+        </w:rPr>
+        <w:t>unos</w:t>
+      </w:r>
+      <w:proofErr w:type="spellEnd"/>
+      <w:r>
+        <w:rPr>
+          <w:rFonts w:ascii="Times New Roman" w:eastAsia="Times New Roman" w:hAnsi="Times New Roman" w:cs="Times New Roman"/>
+          <w:sz w:val="20"/>
+        </w:rPr>
+        <w:t xml:space="preserve"> </w:t>
+      </w:r>
+      <w:proofErr w:type="spellStart"/>
+      <w:r>
+        <w:rPr>
+          <w:rFonts w:ascii="Times New Roman" w:eastAsia="Times New Roman" w:hAnsi="Times New Roman" w:cs="Times New Roman"/>
+          <w:sz w:val="20"/>
+        </w:rPr>
+        <w:t>trajanja</w:t>
+      </w:r>
+      <w:proofErr w:type="spellEnd"/>
+      <w:r>
+        <w:rPr>
+          <w:rFonts w:ascii="Times New Roman" w:eastAsia="Times New Roman" w:hAnsi="Times New Roman" w:cs="Times New Roman"/>
+          <w:sz w:val="20"/>
+        </w:rPr>
+        <w:t xml:space="preserve"> u </w:t>
+      </w:r>
+      <w:proofErr w:type="spellStart"/>
+      <w:r>
+        <w:rPr>
+          <w:rFonts w:ascii="Times New Roman" w:eastAsia="Times New Roman" w:hAnsi="Times New Roman" w:cs="Times New Roman"/>
+          <w:sz w:val="20"/>
+        </w:rPr>
+        <w:t>satima</w:t>
+      </w:r>
+      <w:proofErr w:type="spellEnd"/>
+      <w:r>
+        <w:rPr>
+          <w:rFonts w:ascii="Times New Roman" w:eastAsia="Times New Roman" w:hAnsi="Times New Roman" w:cs="Times New Roman"/>
+          <w:sz w:val="20"/>
+        </w:rPr>
+        <w:t>.</w:t>
       </w:r>
     </w:p>
     <w:p>
@@ -3226,19 +5515,300 @@
           <w:sz w:val="20"/>
         </w:rPr>
       </w:pPr>
-      <w:r>
-        <w:rPr>
-          <w:rFonts w:ascii="Times New Roman" w:eastAsia="Times New Roman" w:hAnsi="Times New Roman" w:cs="Times New Roman"/>
-          <w:sz w:val="20"/>
-        </w:rPr>
-        <w:t>Korisnik unosi naziv izložbe (npr. "Jesen u Beogradu")</w:t>
-      </w:r>
-      <w:r>
-        <w:rPr>
-          <w:rFonts w:ascii="Times New Roman" w:eastAsia="Times New Roman" w:hAnsi="Times New Roman" w:cs="Times New Roman"/>
-          <w:sz w:val="20"/>
-        </w:rPr>
-        <w:t>, bira temu iz padajućeg menija (npr Priroda) I bira trajanje izložbe (npr 72 sata).</w:t>
+      <w:proofErr w:type="spellStart"/>
+      <w:r>
+        <w:rPr>
+          <w:rFonts w:ascii="Times New Roman" w:eastAsia="Times New Roman" w:hAnsi="Times New Roman" w:cs="Times New Roman"/>
+          <w:sz w:val="20"/>
+        </w:rPr>
+        <w:t>Korisnik</w:t>
+      </w:r>
+      <w:proofErr w:type="spellEnd"/>
+      <w:r>
+        <w:rPr>
+          <w:rFonts w:ascii="Times New Roman" w:eastAsia="Times New Roman" w:hAnsi="Times New Roman" w:cs="Times New Roman"/>
+          <w:sz w:val="20"/>
+        </w:rPr>
+        <w:t xml:space="preserve"> </w:t>
+      </w:r>
+      <w:proofErr w:type="spellStart"/>
+      <w:r>
+        <w:rPr>
+          <w:rFonts w:ascii="Times New Roman" w:eastAsia="Times New Roman" w:hAnsi="Times New Roman" w:cs="Times New Roman"/>
+          <w:sz w:val="20"/>
+        </w:rPr>
+        <w:t>unosi</w:t>
+      </w:r>
+      <w:proofErr w:type="spellEnd"/>
+      <w:r>
+        <w:rPr>
+          <w:rFonts w:ascii="Times New Roman" w:eastAsia="Times New Roman" w:hAnsi="Times New Roman" w:cs="Times New Roman"/>
+          <w:sz w:val="20"/>
+        </w:rPr>
+        <w:t xml:space="preserve"> </w:t>
+      </w:r>
+      <w:proofErr w:type="spellStart"/>
+      <w:r>
+        <w:rPr>
+          <w:rFonts w:ascii="Times New Roman" w:eastAsia="Times New Roman" w:hAnsi="Times New Roman" w:cs="Times New Roman"/>
+          <w:sz w:val="20"/>
+        </w:rPr>
+        <w:t>naziv</w:t>
+      </w:r>
+      <w:proofErr w:type="spellEnd"/>
+      <w:r>
+        <w:rPr>
+          <w:rFonts w:ascii="Times New Roman" w:eastAsia="Times New Roman" w:hAnsi="Times New Roman" w:cs="Times New Roman"/>
+          <w:sz w:val="20"/>
+        </w:rPr>
+        <w:t xml:space="preserve"> </w:t>
+      </w:r>
+      <w:proofErr w:type="spellStart"/>
+      <w:r>
+        <w:rPr>
+          <w:rFonts w:ascii="Times New Roman" w:eastAsia="Times New Roman" w:hAnsi="Times New Roman" w:cs="Times New Roman"/>
+          <w:sz w:val="20"/>
+        </w:rPr>
+        <w:t>izložbe</w:t>
+      </w:r>
+      <w:proofErr w:type="spellEnd"/>
+      <w:r>
+        <w:rPr>
+          <w:rFonts w:ascii="Times New Roman" w:eastAsia="Times New Roman" w:hAnsi="Times New Roman" w:cs="Times New Roman"/>
+          <w:sz w:val="20"/>
+        </w:rPr>
+        <w:t xml:space="preserve"> (</w:t>
+      </w:r>
+      <w:proofErr w:type="spellStart"/>
+      <w:r>
+        <w:rPr>
+          <w:rFonts w:ascii="Times New Roman" w:eastAsia="Times New Roman" w:hAnsi="Times New Roman" w:cs="Times New Roman"/>
+          <w:sz w:val="20"/>
+        </w:rPr>
+        <w:t>npr</w:t>
+      </w:r>
+      <w:proofErr w:type="spellEnd"/>
+      <w:r>
+        <w:rPr>
+          <w:rFonts w:ascii="Times New Roman" w:eastAsia="Times New Roman" w:hAnsi="Times New Roman" w:cs="Times New Roman"/>
+          <w:sz w:val="20"/>
+        </w:rPr>
+        <w:t xml:space="preserve">. "Jesen u </w:t>
+      </w:r>
+      <w:proofErr w:type="spellStart"/>
+      <w:r>
+        <w:rPr>
+          <w:rFonts w:ascii="Times New Roman" w:eastAsia="Times New Roman" w:hAnsi="Times New Roman" w:cs="Times New Roman"/>
+          <w:sz w:val="20"/>
+        </w:rPr>
+        <w:t>Beogradu</w:t>
+      </w:r>
+      <w:proofErr w:type="spellEnd"/>
+      <w:r>
+        <w:rPr>
+          <w:rFonts w:ascii="Times New Roman" w:eastAsia="Times New Roman" w:hAnsi="Times New Roman" w:cs="Times New Roman"/>
+          <w:sz w:val="20"/>
+        </w:rPr>
+        <w:t>")</w:t>
+      </w:r>
+      <w:r>
+        <w:rPr>
+          <w:rFonts w:ascii="Times New Roman" w:eastAsia="Times New Roman" w:hAnsi="Times New Roman" w:cs="Times New Roman"/>
+          <w:sz w:val="20"/>
+        </w:rPr>
+        <w:t xml:space="preserve">, </w:t>
+      </w:r>
+      <w:proofErr w:type="spellStart"/>
+      <w:r>
+        <w:rPr>
+          <w:rFonts w:ascii="Times New Roman" w:eastAsia="Times New Roman" w:hAnsi="Times New Roman" w:cs="Times New Roman"/>
+          <w:sz w:val="20"/>
+        </w:rPr>
+        <w:t>bira</w:t>
+      </w:r>
+      <w:proofErr w:type="spellEnd"/>
+      <w:r>
+        <w:rPr>
+          <w:rFonts w:ascii="Times New Roman" w:eastAsia="Times New Roman" w:hAnsi="Times New Roman" w:cs="Times New Roman"/>
+          <w:sz w:val="20"/>
+        </w:rPr>
+        <w:t xml:space="preserve"> </w:t>
+      </w:r>
+      <w:proofErr w:type="spellStart"/>
+      <w:r>
+        <w:rPr>
+          <w:rFonts w:ascii="Times New Roman" w:eastAsia="Times New Roman" w:hAnsi="Times New Roman" w:cs="Times New Roman"/>
+          <w:sz w:val="20"/>
+        </w:rPr>
+        <w:t>temu</w:t>
+      </w:r>
+      <w:proofErr w:type="spellEnd"/>
+      <w:r>
+        <w:rPr>
+          <w:rFonts w:ascii="Times New Roman" w:eastAsia="Times New Roman" w:hAnsi="Times New Roman" w:cs="Times New Roman"/>
+          <w:sz w:val="20"/>
+        </w:rPr>
+        <w:t xml:space="preserve"> </w:t>
+      </w:r>
+      <w:proofErr w:type="spellStart"/>
+      <w:r>
+        <w:rPr>
+          <w:rFonts w:ascii="Times New Roman" w:eastAsia="Times New Roman" w:hAnsi="Times New Roman" w:cs="Times New Roman"/>
+          <w:sz w:val="20"/>
+        </w:rPr>
+        <w:t>iz</w:t>
+      </w:r>
+      <w:proofErr w:type="spellEnd"/>
+      <w:r>
+        <w:rPr>
+          <w:rFonts w:ascii="Times New Roman" w:eastAsia="Times New Roman" w:hAnsi="Times New Roman" w:cs="Times New Roman"/>
+          <w:sz w:val="20"/>
+        </w:rPr>
+        <w:t xml:space="preserve"> </w:t>
+      </w:r>
+      <w:proofErr w:type="spellStart"/>
+      <w:r>
+        <w:rPr>
+          <w:rFonts w:ascii="Times New Roman" w:eastAsia="Times New Roman" w:hAnsi="Times New Roman" w:cs="Times New Roman"/>
+          <w:sz w:val="20"/>
+        </w:rPr>
+        <w:t>padajućeg</w:t>
+      </w:r>
+      <w:proofErr w:type="spellEnd"/>
+      <w:r>
+        <w:rPr>
+          <w:rFonts w:ascii="Times New Roman" w:eastAsia="Times New Roman" w:hAnsi="Times New Roman" w:cs="Times New Roman"/>
+          <w:sz w:val="20"/>
+        </w:rPr>
+        <w:t xml:space="preserve"> </w:t>
+      </w:r>
+      <w:proofErr w:type="spellStart"/>
+      <w:r>
+        <w:rPr>
+          <w:rFonts w:ascii="Times New Roman" w:eastAsia="Times New Roman" w:hAnsi="Times New Roman" w:cs="Times New Roman"/>
+          <w:sz w:val="20"/>
+        </w:rPr>
+        <w:t>menija</w:t>
+      </w:r>
+      <w:proofErr w:type="spellEnd"/>
+      <w:r>
+        <w:rPr>
+          <w:rFonts w:ascii="Times New Roman" w:eastAsia="Times New Roman" w:hAnsi="Times New Roman" w:cs="Times New Roman"/>
+          <w:sz w:val="20"/>
+        </w:rPr>
+        <w:t xml:space="preserve"> (</w:t>
+      </w:r>
+      <w:proofErr w:type="spellStart"/>
+      <w:r>
+        <w:rPr>
+          <w:rFonts w:ascii="Times New Roman" w:eastAsia="Times New Roman" w:hAnsi="Times New Roman" w:cs="Times New Roman"/>
+          <w:sz w:val="20"/>
+        </w:rPr>
+        <w:t>npr</w:t>
+      </w:r>
+      <w:proofErr w:type="spellEnd"/>
+      <w:r>
+        <w:rPr>
+          <w:rFonts w:ascii="Times New Roman" w:eastAsia="Times New Roman" w:hAnsi="Times New Roman" w:cs="Times New Roman"/>
+          <w:sz w:val="20"/>
+        </w:rPr>
+        <w:t xml:space="preserve"> </w:t>
+      </w:r>
+      <w:proofErr w:type="spellStart"/>
+      <w:r>
+        <w:rPr>
+          <w:rFonts w:ascii="Times New Roman" w:eastAsia="Times New Roman" w:hAnsi="Times New Roman" w:cs="Times New Roman"/>
+          <w:sz w:val="20"/>
+        </w:rPr>
+        <w:t>Priroda</w:t>
+      </w:r>
+      <w:proofErr w:type="spellEnd"/>
+      <w:r>
+        <w:rPr>
+          <w:rFonts w:ascii="Times New Roman" w:eastAsia="Times New Roman" w:hAnsi="Times New Roman" w:cs="Times New Roman"/>
+          <w:sz w:val="20"/>
+        </w:rPr>
+        <w:t xml:space="preserve">) I </w:t>
+      </w:r>
+      <w:proofErr w:type="spellStart"/>
+      <w:r>
+        <w:rPr>
+          <w:rFonts w:ascii="Times New Roman" w:eastAsia="Times New Roman" w:hAnsi="Times New Roman" w:cs="Times New Roman"/>
+          <w:sz w:val="20"/>
+        </w:rPr>
+        <w:t>bira</w:t>
+      </w:r>
+      <w:proofErr w:type="spellEnd"/>
+      <w:r>
+        <w:rPr>
+          <w:rFonts w:ascii="Times New Roman" w:eastAsia="Times New Roman" w:hAnsi="Times New Roman" w:cs="Times New Roman"/>
+          <w:sz w:val="20"/>
+        </w:rPr>
+        <w:t xml:space="preserve"> </w:t>
+      </w:r>
+      <w:proofErr w:type="spellStart"/>
+      <w:r>
+        <w:rPr>
+          <w:rFonts w:ascii="Times New Roman" w:eastAsia="Times New Roman" w:hAnsi="Times New Roman" w:cs="Times New Roman"/>
+          <w:sz w:val="20"/>
+        </w:rPr>
+        <w:t>trajanje</w:t>
+      </w:r>
+      <w:proofErr w:type="spellEnd"/>
+      <w:r>
+        <w:rPr>
+          <w:rFonts w:ascii="Times New Roman" w:eastAsia="Times New Roman" w:hAnsi="Times New Roman" w:cs="Times New Roman"/>
+          <w:sz w:val="20"/>
+        </w:rPr>
+        <w:t xml:space="preserve"> </w:t>
+      </w:r>
+      <w:proofErr w:type="spellStart"/>
+      <w:r>
+        <w:rPr>
+          <w:rFonts w:ascii="Times New Roman" w:eastAsia="Times New Roman" w:hAnsi="Times New Roman" w:cs="Times New Roman"/>
+          <w:sz w:val="20"/>
+        </w:rPr>
+        <w:t>izložbe</w:t>
+      </w:r>
+      <w:proofErr w:type="spellEnd"/>
+      <w:r>
+        <w:rPr>
+          <w:rFonts w:ascii="Times New Roman" w:eastAsia="Times New Roman" w:hAnsi="Times New Roman" w:cs="Times New Roman"/>
+          <w:sz w:val="20"/>
+        </w:rPr>
+        <w:t xml:space="preserve"> (</w:t>
+      </w:r>
+      <w:proofErr w:type="spellStart"/>
+      <w:r>
+        <w:rPr>
+          <w:rFonts w:ascii="Times New Roman" w:eastAsia="Times New Roman" w:hAnsi="Times New Roman" w:cs="Times New Roman"/>
+          <w:sz w:val="20"/>
+        </w:rPr>
+        <w:t>npr</w:t>
+      </w:r>
+      <w:proofErr w:type="spellEnd"/>
+      <w:r>
+        <w:rPr>
+          <w:rFonts w:ascii="Times New Roman" w:eastAsia="Times New Roman" w:hAnsi="Times New Roman" w:cs="Times New Roman"/>
+          <w:sz w:val="20"/>
+        </w:rPr>
+        <w:t xml:space="preserve"> 72 </w:t>
+      </w:r>
+      <w:proofErr w:type="spellStart"/>
+      <w:r>
+        <w:rPr>
+          <w:rFonts w:ascii="Times New Roman" w:eastAsia="Times New Roman" w:hAnsi="Times New Roman" w:cs="Times New Roman"/>
+          <w:sz w:val="20"/>
+        </w:rPr>
+        <w:t>sata</w:t>
+      </w:r>
+      <w:proofErr w:type="spellEnd"/>
+      <w:r>
+        <w:rPr>
+          <w:rFonts w:ascii="Times New Roman" w:eastAsia="Times New Roman" w:hAnsi="Times New Roman" w:cs="Times New Roman"/>
+          <w:sz w:val="20"/>
+        </w:rPr>
+        <w:t>).</w:t>
       </w:r>
     </w:p>
     <w:p>
@@ -3270,6 +5840,7 @@
         <w:lastRenderedPageBreak/>
         <w:t xml:space="preserve"> </w:t>
       </w:r>
+      <w:proofErr w:type="spellStart"/>
       <w:r>
         <w:rPr>
           <w:rFonts w:ascii="Times New Roman" w:eastAsia="Times New Roman" w:hAnsi="Times New Roman" w:cs="Times New Roman"/>
@@ -3280,7 +5851,306 @@
           <w:lang w:val="en-GB" w:eastAsia="en-GB"/>
           <w14:ligatures w14:val="none"/>
         </w:rPr>
-        <w:t>Sistem validira unete podatke i potvrđuje da je trajanje izložbe unutar dozvoljenih granica (maksimalno 168 sati).</w:t>
+        <w:t>Sistem</w:t>
+      </w:r>
+      <w:proofErr w:type="spellEnd"/>
+      <w:r>
+        <w:rPr>
+          <w:rFonts w:ascii="Times New Roman" w:eastAsia="Times New Roman" w:hAnsi="Times New Roman" w:cs="Times New Roman"/>
+          <w:color w:val="auto"/>
+          <w:kern w:val="0"/>
+          <w:sz w:val="20"/>
+          <w:szCs w:val="20"/>
+          <w:lang w:val="en-GB" w:eastAsia="en-GB"/>
+          <w14:ligatures w14:val="none"/>
+        </w:rPr>
+        <w:t xml:space="preserve"> </w:t>
+      </w:r>
+      <w:proofErr w:type="spellStart"/>
+      <w:r>
+        <w:rPr>
+          <w:rFonts w:ascii="Times New Roman" w:eastAsia="Times New Roman" w:hAnsi="Times New Roman" w:cs="Times New Roman"/>
+          <w:color w:val="auto"/>
+          <w:kern w:val="0"/>
+          <w:sz w:val="20"/>
+          <w:szCs w:val="20"/>
+          <w:lang w:val="en-GB" w:eastAsia="en-GB"/>
+          <w14:ligatures w14:val="none"/>
+        </w:rPr>
+        <w:t>validira</w:t>
+      </w:r>
+      <w:proofErr w:type="spellEnd"/>
+      <w:r>
+        <w:rPr>
+          <w:rFonts w:ascii="Times New Roman" w:eastAsia="Times New Roman" w:hAnsi="Times New Roman" w:cs="Times New Roman"/>
+          <w:color w:val="auto"/>
+          <w:kern w:val="0"/>
+          <w:sz w:val="20"/>
+          <w:szCs w:val="20"/>
+          <w:lang w:val="en-GB" w:eastAsia="en-GB"/>
+          <w14:ligatures w14:val="none"/>
+        </w:rPr>
+        <w:t xml:space="preserve"> </w:t>
+      </w:r>
+      <w:proofErr w:type="spellStart"/>
+      <w:r>
+        <w:rPr>
+          <w:rFonts w:ascii="Times New Roman" w:eastAsia="Times New Roman" w:hAnsi="Times New Roman" w:cs="Times New Roman"/>
+          <w:color w:val="auto"/>
+          <w:kern w:val="0"/>
+          <w:sz w:val="20"/>
+          <w:szCs w:val="20"/>
+          <w:lang w:val="en-GB" w:eastAsia="en-GB"/>
+          <w14:ligatures w14:val="none"/>
+        </w:rPr>
+        <w:t>unete</w:t>
+      </w:r>
+      <w:proofErr w:type="spellEnd"/>
+      <w:r>
+        <w:rPr>
+          <w:rFonts w:ascii="Times New Roman" w:eastAsia="Times New Roman" w:hAnsi="Times New Roman" w:cs="Times New Roman"/>
+          <w:color w:val="auto"/>
+          <w:kern w:val="0"/>
+          <w:sz w:val="20"/>
+          <w:szCs w:val="20"/>
+          <w:lang w:val="en-GB" w:eastAsia="en-GB"/>
+          <w14:ligatures w14:val="none"/>
+        </w:rPr>
+        <w:t xml:space="preserve"> </w:t>
+      </w:r>
+      <w:proofErr w:type="spellStart"/>
+      <w:r>
+        <w:rPr>
+          <w:rFonts w:ascii="Times New Roman" w:eastAsia="Times New Roman" w:hAnsi="Times New Roman" w:cs="Times New Roman"/>
+          <w:color w:val="auto"/>
+          <w:kern w:val="0"/>
+          <w:sz w:val="20"/>
+          <w:szCs w:val="20"/>
+          <w:lang w:val="en-GB" w:eastAsia="en-GB"/>
+          <w14:ligatures w14:val="none"/>
+        </w:rPr>
+        <w:t>podatke</w:t>
+      </w:r>
+      <w:proofErr w:type="spellEnd"/>
+      <w:r>
+        <w:rPr>
+          <w:rFonts w:ascii="Times New Roman" w:eastAsia="Times New Roman" w:hAnsi="Times New Roman" w:cs="Times New Roman"/>
+          <w:color w:val="auto"/>
+          <w:kern w:val="0"/>
+          <w:sz w:val="20"/>
+          <w:szCs w:val="20"/>
+          <w:lang w:val="en-GB" w:eastAsia="en-GB"/>
+          <w14:ligatures w14:val="none"/>
+        </w:rPr>
+        <w:t xml:space="preserve"> </w:t>
+      </w:r>
+      <w:proofErr w:type="spellStart"/>
+      <w:r>
+        <w:rPr>
+          <w:rFonts w:ascii="Times New Roman" w:eastAsia="Times New Roman" w:hAnsi="Times New Roman" w:cs="Times New Roman"/>
+          <w:color w:val="auto"/>
+          <w:kern w:val="0"/>
+          <w:sz w:val="20"/>
+          <w:szCs w:val="20"/>
+          <w:lang w:val="en-GB" w:eastAsia="en-GB"/>
+          <w14:ligatures w14:val="none"/>
+        </w:rPr>
+        <w:t>i</w:t>
+      </w:r>
+      <w:proofErr w:type="spellEnd"/>
+      <w:r>
+        <w:rPr>
+          <w:rFonts w:ascii="Times New Roman" w:eastAsia="Times New Roman" w:hAnsi="Times New Roman" w:cs="Times New Roman"/>
+          <w:color w:val="auto"/>
+          <w:kern w:val="0"/>
+          <w:sz w:val="20"/>
+          <w:szCs w:val="20"/>
+          <w:lang w:val="en-GB" w:eastAsia="en-GB"/>
+          <w14:ligatures w14:val="none"/>
+        </w:rPr>
+        <w:t xml:space="preserve"> </w:t>
+      </w:r>
+      <w:proofErr w:type="spellStart"/>
+      <w:r>
+        <w:rPr>
+          <w:rFonts w:ascii="Times New Roman" w:eastAsia="Times New Roman" w:hAnsi="Times New Roman" w:cs="Times New Roman"/>
+          <w:color w:val="auto"/>
+          <w:kern w:val="0"/>
+          <w:sz w:val="20"/>
+          <w:szCs w:val="20"/>
+          <w:lang w:val="en-GB" w:eastAsia="en-GB"/>
+          <w14:ligatures w14:val="none"/>
+        </w:rPr>
+        <w:t>potvrđuje</w:t>
+      </w:r>
+      <w:proofErr w:type="spellEnd"/>
+      <w:r>
+        <w:rPr>
+          <w:rFonts w:ascii="Times New Roman" w:eastAsia="Times New Roman" w:hAnsi="Times New Roman" w:cs="Times New Roman"/>
+          <w:color w:val="auto"/>
+          <w:kern w:val="0"/>
+          <w:sz w:val="20"/>
+          <w:szCs w:val="20"/>
+          <w:lang w:val="en-GB" w:eastAsia="en-GB"/>
+          <w14:ligatures w14:val="none"/>
+        </w:rPr>
+        <w:t xml:space="preserve"> da je </w:t>
+      </w:r>
+      <w:proofErr w:type="spellStart"/>
+      <w:r>
+        <w:rPr>
+          <w:rFonts w:ascii="Times New Roman" w:eastAsia="Times New Roman" w:hAnsi="Times New Roman" w:cs="Times New Roman"/>
+          <w:color w:val="auto"/>
+          <w:kern w:val="0"/>
+          <w:sz w:val="20"/>
+          <w:szCs w:val="20"/>
+          <w:lang w:val="en-GB" w:eastAsia="en-GB"/>
+          <w14:ligatures w14:val="none"/>
+        </w:rPr>
+        <w:t>trajanje</w:t>
+      </w:r>
+      <w:proofErr w:type="spellEnd"/>
+      <w:r>
+        <w:rPr>
+          <w:rFonts w:ascii="Times New Roman" w:eastAsia="Times New Roman" w:hAnsi="Times New Roman" w:cs="Times New Roman"/>
+          <w:color w:val="auto"/>
+          <w:kern w:val="0"/>
+          <w:sz w:val="20"/>
+          <w:szCs w:val="20"/>
+          <w:lang w:val="en-GB" w:eastAsia="en-GB"/>
+          <w14:ligatures w14:val="none"/>
+        </w:rPr>
+        <w:t xml:space="preserve"> </w:t>
+      </w:r>
+      <w:proofErr w:type="spellStart"/>
+      <w:r>
+        <w:rPr>
+          <w:rFonts w:ascii="Times New Roman" w:eastAsia="Times New Roman" w:hAnsi="Times New Roman" w:cs="Times New Roman"/>
+          <w:color w:val="auto"/>
+          <w:kern w:val="0"/>
+          <w:sz w:val="20"/>
+          <w:szCs w:val="20"/>
+          <w:lang w:val="en-GB" w:eastAsia="en-GB"/>
+          <w14:ligatures w14:val="none"/>
+        </w:rPr>
+        <w:t>izložbe</w:t>
+      </w:r>
+      <w:proofErr w:type="spellEnd"/>
+      <w:r>
+        <w:rPr>
+          <w:rFonts w:ascii="Times New Roman" w:eastAsia="Times New Roman" w:hAnsi="Times New Roman" w:cs="Times New Roman"/>
+          <w:color w:val="auto"/>
+          <w:kern w:val="0"/>
+          <w:sz w:val="20"/>
+          <w:szCs w:val="20"/>
+          <w:lang w:val="en-GB" w:eastAsia="en-GB"/>
+          <w14:ligatures w14:val="none"/>
+        </w:rPr>
+        <w:t xml:space="preserve"> </w:t>
+      </w:r>
+      <w:proofErr w:type="spellStart"/>
+      <w:r>
+        <w:rPr>
+          <w:rFonts w:ascii="Times New Roman" w:eastAsia="Times New Roman" w:hAnsi="Times New Roman" w:cs="Times New Roman"/>
+          <w:color w:val="auto"/>
+          <w:kern w:val="0"/>
+          <w:sz w:val="20"/>
+          <w:szCs w:val="20"/>
+          <w:lang w:val="en-GB" w:eastAsia="en-GB"/>
+          <w14:ligatures w14:val="none"/>
+        </w:rPr>
+        <w:t>unutar</w:t>
+      </w:r>
+      <w:proofErr w:type="spellEnd"/>
+      <w:r>
+        <w:rPr>
+          <w:rFonts w:ascii="Times New Roman" w:eastAsia="Times New Roman" w:hAnsi="Times New Roman" w:cs="Times New Roman"/>
+          <w:color w:val="auto"/>
+          <w:kern w:val="0"/>
+          <w:sz w:val="20"/>
+          <w:szCs w:val="20"/>
+          <w:lang w:val="en-GB" w:eastAsia="en-GB"/>
+          <w14:ligatures w14:val="none"/>
+        </w:rPr>
+        <w:t xml:space="preserve"> </w:t>
+      </w:r>
+      <w:proofErr w:type="spellStart"/>
+      <w:r>
+        <w:rPr>
+          <w:rFonts w:ascii="Times New Roman" w:eastAsia="Times New Roman" w:hAnsi="Times New Roman" w:cs="Times New Roman"/>
+          <w:color w:val="auto"/>
+          <w:kern w:val="0"/>
+          <w:sz w:val="20"/>
+          <w:szCs w:val="20"/>
+          <w:lang w:val="en-GB" w:eastAsia="en-GB"/>
+          <w14:ligatures w14:val="none"/>
+        </w:rPr>
+        <w:t>dozvoljenih</w:t>
+      </w:r>
+      <w:proofErr w:type="spellEnd"/>
+      <w:r>
+        <w:rPr>
+          <w:rFonts w:ascii="Times New Roman" w:eastAsia="Times New Roman" w:hAnsi="Times New Roman" w:cs="Times New Roman"/>
+          <w:color w:val="auto"/>
+          <w:kern w:val="0"/>
+          <w:sz w:val="20"/>
+          <w:szCs w:val="20"/>
+          <w:lang w:val="en-GB" w:eastAsia="en-GB"/>
+          <w14:ligatures w14:val="none"/>
+        </w:rPr>
+        <w:t xml:space="preserve"> </w:t>
+      </w:r>
+      <w:proofErr w:type="spellStart"/>
+      <w:r>
+        <w:rPr>
+          <w:rFonts w:ascii="Times New Roman" w:eastAsia="Times New Roman" w:hAnsi="Times New Roman" w:cs="Times New Roman"/>
+          <w:color w:val="auto"/>
+          <w:kern w:val="0"/>
+          <w:sz w:val="20"/>
+          <w:szCs w:val="20"/>
+          <w:lang w:val="en-GB" w:eastAsia="en-GB"/>
+          <w14:ligatures w14:val="none"/>
+        </w:rPr>
+        <w:t>granica</w:t>
+      </w:r>
+      <w:proofErr w:type="spellEnd"/>
+      <w:r>
+        <w:rPr>
+          <w:rFonts w:ascii="Times New Roman" w:eastAsia="Times New Roman" w:hAnsi="Times New Roman" w:cs="Times New Roman"/>
+          <w:color w:val="auto"/>
+          <w:kern w:val="0"/>
+          <w:sz w:val="20"/>
+          <w:szCs w:val="20"/>
+          <w:lang w:val="en-GB" w:eastAsia="en-GB"/>
+          <w14:ligatures w14:val="none"/>
+        </w:rPr>
+        <w:t xml:space="preserve"> (</w:t>
+      </w:r>
+      <w:proofErr w:type="spellStart"/>
+      <w:r>
+        <w:rPr>
+          <w:rFonts w:ascii="Times New Roman" w:eastAsia="Times New Roman" w:hAnsi="Times New Roman" w:cs="Times New Roman"/>
+          <w:color w:val="auto"/>
+          <w:kern w:val="0"/>
+          <w:sz w:val="20"/>
+          <w:szCs w:val="20"/>
+          <w:lang w:val="en-GB" w:eastAsia="en-GB"/>
+          <w14:ligatures w14:val="none"/>
+        </w:rPr>
+        <w:t>maksimalno</w:t>
+      </w:r>
+      <w:proofErr w:type="spellEnd"/>
+      <w:r>
+        <w:rPr>
+          <w:rFonts w:ascii="Times New Roman" w:eastAsia="Times New Roman" w:hAnsi="Times New Roman" w:cs="Times New Roman"/>
+          <w:color w:val="auto"/>
+          <w:kern w:val="0"/>
+          <w:sz w:val="20"/>
+          <w:szCs w:val="20"/>
+          <w:lang w:val="en-GB" w:eastAsia="en-GB"/>
+          <w14:ligatures w14:val="none"/>
+        </w:rPr>
+        <w:t xml:space="preserve"> 168 sati).</w:t>
       </w:r>
     </w:p>
     <w:p>
@@ -3297,12 +6167,117 @@
           <w:sz w:val="20"/>
         </w:rPr>
       </w:pPr>
-      <w:r>
-        <w:rPr>
-          <w:rFonts w:ascii="Times New Roman" w:eastAsia="Times New Roman" w:hAnsi="Times New Roman" w:cs="Times New Roman"/>
-          <w:sz w:val="20"/>
-        </w:rPr>
-        <w:t>Sistem kreira novu izložbu sa statusom "aktivna".</w:t>
+      <w:proofErr w:type="spellStart"/>
+      <w:r>
+        <w:rPr>
+          <w:rFonts w:ascii="Times New Roman" w:eastAsia="Times New Roman" w:hAnsi="Times New Roman" w:cs="Times New Roman"/>
+          <w:sz w:val="20"/>
+        </w:rPr>
+        <w:t>Sistem</w:t>
+      </w:r>
+      <w:proofErr w:type="spellEnd"/>
+      <w:r>
+        <w:rPr>
+          <w:rFonts w:ascii="Times New Roman" w:eastAsia="Times New Roman" w:hAnsi="Times New Roman" w:cs="Times New Roman"/>
+          <w:sz w:val="20"/>
+        </w:rPr>
+        <w:t xml:space="preserve"> </w:t>
+      </w:r>
+      <w:proofErr w:type="spellStart"/>
+      <w:r>
+        <w:rPr>
+          <w:rFonts w:ascii="Times New Roman" w:eastAsia="Times New Roman" w:hAnsi="Times New Roman" w:cs="Times New Roman"/>
+          <w:sz w:val="20"/>
+        </w:rPr>
+        <w:t>kreira</w:t>
+      </w:r>
+      <w:proofErr w:type="spellEnd"/>
+      <w:r>
+        <w:rPr>
+          <w:rFonts w:ascii="Times New Roman" w:eastAsia="Times New Roman" w:hAnsi="Times New Roman" w:cs="Times New Roman"/>
+          <w:sz w:val="20"/>
+        </w:rPr>
+        <w:t xml:space="preserve"> </w:t>
+      </w:r>
+      <w:proofErr w:type="spellStart"/>
+      <w:r>
+        <w:rPr>
+          <w:rFonts w:ascii="Times New Roman" w:eastAsia="Times New Roman" w:hAnsi="Times New Roman" w:cs="Times New Roman"/>
+          <w:sz w:val="20"/>
+        </w:rPr>
+        <w:t>novu</w:t>
+      </w:r>
+      <w:proofErr w:type="spellEnd"/>
+      <w:r>
+        <w:rPr>
+          <w:rFonts w:ascii="Times New Roman" w:eastAsia="Times New Roman" w:hAnsi="Times New Roman" w:cs="Times New Roman"/>
+          <w:sz w:val="20"/>
+        </w:rPr>
+        <w:t xml:space="preserve"> </w:t>
+      </w:r>
+      <w:proofErr w:type="spellStart"/>
+      <w:r>
+        <w:rPr>
+          <w:rFonts w:ascii="Times New Roman" w:eastAsia="Times New Roman" w:hAnsi="Times New Roman" w:cs="Times New Roman"/>
+          <w:sz w:val="20"/>
+        </w:rPr>
+        <w:t>izložbu</w:t>
+      </w:r>
+      <w:proofErr w:type="spellEnd"/>
+      <w:r>
+        <w:rPr>
+          <w:rFonts w:ascii="Times New Roman" w:eastAsia="Times New Roman" w:hAnsi="Times New Roman" w:cs="Times New Roman"/>
+          <w:sz w:val="20"/>
+        </w:rPr>
+        <w:t xml:space="preserve"> </w:t>
+      </w:r>
+      <w:proofErr w:type="spellStart"/>
+      <w:r>
+        <w:rPr>
+          <w:rFonts w:ascii="Times New Roman" w:eastAsia="Times New Roman" w:hAnsi="Times New Roman" w:cs="Times New Roman"/>
+          <w:sz w:val="20"/>
+        </w:rPr>
+        <w:t>sa</w:t>
+      </w:r>
+      <w:proofErr w:type="spellEnd"/>
+      <w:r>
+        <w:rPr>
+          <w:rFonts w:ascii="Times New Roman" w:eastAsia="Times New Roman" w:hAnsi="Times New Roman" w:cs="Times New Roman"/>
+          <w:sz w:val="20"/>
+        </w:rPr>
+        <w:t xml:space="preserve"> </w:t>
+      </w:r>
+      <w:proofErr w:type="spellStart"/>
+      <w:r>
+        <w:rPr>
+          <w:rFonts w:ascii="Times New Roman" w:eastAsia="Times New Roman" w:hAnsi="Times New Roman" w:cs="Times New Roman"/>
+          <w:sz w:val="20"/>
+        </w:rPr>
+        <w:t>statusom</w:t>
+      </w:r>
+      <w:proofErr w:type="spellEnd"/>
+      <w:r>
+        <w:rPr>
+          <w:rFonts w:ascii="Times New Roman" w:eastAsia="Times New Roman" w:hAnsi="Times New Roman" w:cs="Times New Roman"/>
+          <w:sz w:val="20"/>
+        </w:rPr>
+        <w:t xml:space="preserve"> "</w:t>
+      </w:r>
+      <w:proofErr w:type="spellStart"/>
+      <w:r>
+        <w:rPr>
+          <w:rFonts w:ascii="Times New Roman" w:eastAsia="Times New Roman" w:hAnsi="Times New Roman" w:cs="Times New Roman"/>
+          <w:sz w:val="20"/>
+        </w:rPr>
+        <w:t>aktivna</w:t>
+      </w:r>
+      <w:proofErr w:type="spellEnd"/>
+      <w:r>
+        <w:rPr>
+          <w:rFonts w:ascii="Times New Roman" w:eastAsia="Times New Roman" w:hAnsi="Times New Roman" w:cs="Times New Roman"/>
+          <w:sz w:val="20"/>
+        </w:rPr>
+        <w:t>".</w:t>
       </w:r>
     </w:p>
     <w:p>
@@ -3341,21 +6316,71 @@
         </w:rPr>
       </w:pPr>
       <w:bookmarkStart w:id="10" w:name="_Toc205762433"/>
+      <w:proofErr w:type="spellStart"/>
       <w:r>
         <w:rPr>
           <w:i/>
           <w:iCs/>
         </w:rPr>
-        <w:t xml:space="preserve">Korisnik </w:t>
-      </w:r>
-      <w:bookmarkEnd w:id="10"/>
+        <w:t>Korisnik</w:t>
+      </w:r>
+      <w:proofErr w:type="spellEnd"/>
       <w:r>
         <w:rPr>
           <w:i/>
           <w:iCs/>
         </w:rPr>
-        <w:t>ne unosi obavezna polja</w:t>
-      </w:r>
+        <w:t xml:space="preserve"> </w:t>
+      </w:r>
+      <w:bookmarkEnd w:id="10"/>
+      <w:r>
+        <w:rPr>
+          <w:i/>
+          <w:iCs/>
+        </w:rPr>
+        <w:t xml:space="preserve">ne </w:t>
+      </w:r>
+      <w:proofErr w:type="spellStart"/>
+      <w:r>
+        <w:rPr>
+          <w:i/>
+          <w:iCs/>
+        </w:rPr>
+        <w:t>unosi</w:t>
+      </w:r>
+      <w:proofErr w:type="spellEnd"/>
+      <w:r>
+        <w:rPr>
+          <w:i/>
+          <w:iCs/>
+        </w:rPr>
+        <w:t xml:space="preserve"> </w:t>
+      </w:r>
+      <w:proofErr w:type="spellStart"/>
+      <w:r>
+        <w:rPr>
+          <w:i/>
+          <w:iCs/>
+        </w:rPr>
+        <w:t>obavezna</w:t>
+      </w:r>
+      <w:proofErr w:type="spellEnd"/>
+      <w:r>
+        <w:rPr>
+          <w:i/>
+          <w:iCs/>
+        </w:rPr>
+        <w:t xml:space="preserve"> </w:t>
+      </w:r>
+      <w:proofErr w:type="spellStart"/>
+      <w:r>
+        <w:rPr>
+          <w:i/>
+          <w:iCs/>
+        </w:rPr>
+        <w:t>polja</w:t>
+      </w:r>
+      <w:proofErr w:type="spellEnd"/>
       <w:r>
         <w:rPr>
           <w:i/>
@@ -3378,12 +6403,53 @@
           <w:sz w:val="20"/>
         </w:rPr>
       </w:pPr>
-      <w:r>
-        <w:rPr>
-          <w:rFonts w:ascii="Times New Roman" w:eastAsia="Times New Roman" w:hAnsi="Times New Roman" w:cs="Times New Roman"/>
-          <w:sz w:val="20"/>
-        </w:rPr>
-        <w:t>Akcija 1 iz scenarija 2.2.1.</w:t>
+      <w:proofErr w:type="spellStart"/>
+      <w:r>
+        <w:rPr>
+          <w:rFonts w:ascii="Times New Roman" w:eastAsia="Times New Roman" w:hAnsi="Times New Roman" w:cs="Times New Roman"/>
+          <w:sz w:val="20"/>
+        </w:rPr>
+        <w:t>Akcija</w:t>
+      </w:r>
+      <w:proofErr w:type="spellEnd"/>
+      <w:r>
+        <w:rPr>
+          <w:rFonts w:ascii="Times New Roman" w:eastAsia="Times New Roman" w:hAnsi="Times New Roman" w:cs="Times New Roman"/>
+          <w:sz w:val="20"/>
+        </w:rPr>
+        <w:t xml:space="preserve"> 1 </w:t>
+      </w:r>
+      <w:proofErr w:type="spellStart"/>
+      <w:r>
+        <w:rPr>
+          <w:rFonts w:ascii="Times New Roman" w:eastAsia="Times New Roman" w:hAnsi="Times New Roman" w:cs="Times New Roman"/>
+          <w:sz w:val="20"/>
+        </w:rPr>
+        <w:t>iz</w:t>
+      </w:r>
+      <w:proofErr w:type="spellEnd"/>
+      <w:r>
+        <w:rPr>
+          <w:rFonts w:ascii="Times New Roman" w:eastAsia="Times New Roman" w:hAnsi="Times New Roman" w:cs="Times New Roman"/>
+          <w:sz w:val="20"/>
+        </w:rPr>
+        <w:t xml:space="preserve"> </w:t>
+      </w:r>
+      <w:proofErr w:type="spellStart"/>
+      <w:r>
+        <w:rPr>
+          <w:rFonts w:ascii="Times New Roman" w:eastAsia="Times New Roman" w:hAnsi="Times New Roman" w:cs="Times New Roman"/>
+          <w:sz w:val="20"/>
+        </w:rPr>
+        <w:t>scenarija</w:t>
+      </w:r>
+      <w:proofErr w:type="spellEnd"/>
+      <w:r>
+        <w:rPr>
+          <w:rFonts w:ascii="Times New Roman" w:eastAsia="Times New Roman" w:hAnsi="Times New Roman" w:cs="Times New Roman"/>
+          <w:sz w:val="20"/>
+        </w:rPr>
+        <w:t xml:space="preserve"> 2.2.1.</w:t>
       </w:r>
     </w:p>
     <w:p>
@@ -3400,12 +6466,101 @@
           <w:sz w:val="20"/>
         </w:rPr>
       </w:pPr>
-      <w:r>
-        <w:rPr>
-          <w:rFonts w:ascii="Times New Roman" w:eastAsia="Times New Roman" w:hAnsi="Times New Roman" w:cs="Times New Roman"/>
-          <w:sz w:val="20"/>
-        </w:rPr>
-        <w:t>Korisnik pokuša da kreira izložbu bez unosa naziva.</w:t>
+      <w:proofErr w:type="spellStart"/>
+      <w:r>
+        <w:rPr>
+          <w:rFonts w:ascii="Times New Roman" w:eastAsia="Times New Roman" w:hAnsi="Times New Roman" w:cs="Times New Roman"/>
+          <w:sz w:val="20"/>
+        </w:rPr>
+        <w:t>Korisnik</w:t>
+      </w:r>
+      <w:proofErr w:type="spellEnd"/>
+      <w:r>
+        <w:rPr>
+          <w:rFonts w:ascii="Times New Roman" w:eastAsia="Times New Roman" w:hAnsi="Times New Roman" w:cs="Times New Roman"/>
+          <w:sz w:val="20"/>
+        </w:rPr>
+        <w:t xml:space="preserve"> </w:t>
+      </w:r>
+      <w:proofErr w:type="spellStart"/>
+      <w:r>
+        <w:rPr>
+          <w:rFonts w:ascii="Times New Roman" w:eastAsia="Times New Roman" w:hAnsi="Times New Roman" w:cs="Times New Roman"/>
+          <w:sz w:val="20"/>
+        </w:rPr>
+        <w:t>pokuša</w:t>
+      </w:r>
+      <w:proofErr w:type="spellEnd"/>
+      <w:r>
+        <w:rPr>
+          <w:rFonts w:ascii="Times New Roman" w:eastAsia="Times New Roman" w:hAnsi="Times New Roman" w:cs="Times New Roman"/>
+          <w:sz w:val="20"/>
+        </w:rPr>
+        <w:t xml:space="preserve"> da </w:t>
+      </w:r>
+      <w:proofErr w:type="spellStart"/>
+      <w:r>
+        <w:rPr>
+          <w:rFonts w:ascii="Times New Roman" w:eastAsia="Times New Roman" w:hAnsi="Times New Roman" w:cs="Times New Roman"/>
+          <w:sz w:val="20"/>
+        </w:rPr>
+        <w:t>kreira</w:t>
+      </w:r>
+      <w:proofErr w:type="spellEnd"/>
+      <w:r>
+        <w:rPr>
+          <w:rFonts w:ascii="Times New Roman" w:eastAsia="Times New Roman" w:hAnsi="Times New Roman" w:cs="Times New Roman"/>
+          <w:sz w:val="20"/>
+        </w:rPr>
+        <w:t xml:space="preserve"> </w:t>
+      </w:r>
+      <w:proofErr w:type="spellStart"/>
+      <w:r>
+        <w:rPr>
+          <w:rFonts w:ascii="Times New Roman" w:eastAsia="Times New Roman" w:hAnsi="Times New Roman" w:cs="Times New Roman"/>
+          <w:sz w:val="20"/>
+        </w:rPr>
+        <w:t>izložbu</w:t>
+      </w:r>
+      <w:proofErr w:type="spellEnd"/>
+      <w:r>
+        <w:rPr>
+          <w:rFonts w:ascii="Times New Roman" w:eastAsia="Times New Roman" w:hAnsi="Times New Roman" w:cs="Times New Roman"/>
+          <w:sz w:val="20"/>
+        </w:rPr>
+        <w:t xml:space="preserve"> bez </w:t>
+      </w:r>
+      <w:proofErr w:type="spellStart"/>
+      <w:r>
+        <w:rPr>
+          <w:rFonts w:ascii="Times New Roman" w:eastAsia="Times New Roman" w:hAnsi="Times New Roman" w:cs="Times New Roman"/>
+          <w:sz w:val="20"/>
+        </w:rPr>
+        <w:t>unosa</w:t>
+      </w:r>
+      <w:proofErr w:type="spellEnd"/>
+      <w:r>
+        <w:rPr>
+          <w:rFonts w:ascii="Times New Roman" w:eastAsia="Times New Roman" w:hAnsi="Times New Roman" w:cs="Times New Roman"/>
+          <w:sz w:val="20"/>
+        </w:rPr>
+        <w:t xml:space="preserve"> </w:t>
+      </w:r>
+      <w:proofErr w:type="spellStart"/>
+      <w:r>
+        <w:rPr>
+          <w:rFonts w:ascii="Times New Roman" w:eastAsia="Times New Roman" w:hAnsi="Times New Roman" w:cs="Times New Roman"/>
+          <w:sz w:val="20"/>
+        </w:rPr>
+        <w:t>naziva</w:t>
+      </w:r>
+      <w:proofErr w:type="spellEnd"/>
+      <w:r>
+        <w:rPr>
+          <w:rFonts w:ascii="Times New Roman" w:eastAsia="Times New Roman" w:hAnsi="Times New Roman" w:cs="Times New Roman"/>
+          <w:sz w:val="20"/>
+        </w:rPr>
+        <w:t>.</w:t>
       </w:r>
     </w:p>
     <w:p>
@@ -3422,19 +6577,133 @@
           <w:sz w:val="20"/>
         </w:rPr>
       </w:pPr>
-      <w:r>
-        <w:rPr>
-          <w:rFonts w:ascii="Times New Roman" w:eastAsia="Times New Roman" w:hAnsi="Times New Roman" w:cs="Times New Roman"/>
-          <w:sz w:val="20"/>
-        </w:rPr>
-        <w:t>Sistem vraća formu sa porukom "</w:t>
-      </w:r>
-      <w:r>
-        <w:rPr>
-          <w:rFonts w:ascii="Times New Roman" w:eastAsia="Times New Roman" w:hAnsi="Times New Roman" w:cs="Times New Roman"/>
-          <w:sz w:val="20"/>
-        </w:rPr>
-        <w:t>Molim Vas popunite ovo polje</w:t>
+      <w:proofErr w:type="spellStart"/>
+      <w:r>
+        <w:rPr>
+          <w:rFonts w:ascii="Times New Roman" w:eastAsia="Times New Roman" w:hAnsi="Times New Roman" w:cs="Times New Roman"/>
+          <w:sz w:val="20"/>
+        </w:rPr>
+        <w:t>Sistem</w:t>
+      </w:r>
+      <w:proofErr w:type="spellEnd"/>
+      <w:r>
+        <w:rPr>
+          <w:rFonts w:ascii="Times New Roman" w:eastAsia="Times New Roman" w:hAnsi="Times New Roman" w:cs="Times New Roman"/>
+          <w:sz w:val="20"/>
+        </w:rPr>
+        <w:t xml:space="preserve"> </w:t>
+      </w:r>
+      <w:proofErr w:type="spellStart"/>
+      <w:r>
+        <w:rPr>
+          <w:rFonts w:ascii="Times New Roman" w:eastAsia="Times New Roman" w:hAnsi="Times New Roman" w:cs="Times New Roman"/>
+          <w:sz w:val="20"/>
+        </w:rPr>
+        <w:t>vraća</w:t>
+      </w:r>
+      <w:proofErr w:type="spellEnd"/>
+      <w:r>
+        <w:rPr>
+          <w:rFonts w:ascii="Times New Roman" w:eastAsia="Times New Roman" w:hAnsi="Times New Roman" w:cs="Times New Roman"/>
+          <w:sz w:val="20"/>
+        </w:rPr>
+        <w:t xml:space="preserve"> </w:t>
+      </w:r>
+      <w:proofErr w:type="spellStart"/>
+      <w:r>
+        <w:rPr>
+          <w:rFonts w:ascii="Times New Roman" w:eastAsia="Times New Roman" w:hAnsi="Times New Roman" w:cs="Times New Roman"/>
+          <w:sz w:val="20"/>
+        </w:rPr>
+        <w:t>formu</w:t>
+      </w:r>
+      <w:proofErr w:type="spellEnd"/>
+      <w:r>
+        <w:rPr>
+          <w:rFonts w:ascii="Times New Roman" w:eastAsia="Times New Roman" w:hAnsi="Times New Roman" w:cs="Times New Roman"/>
+          <w:sz w:val="20"/>
+        </w:rPr>
+        <w:t xml:space="preserve"> </w:t>
+      </w:r>
+      <w:proofErr w:type="spellStart"/>
+      <w:r>
+        <w:rPr>
+          <w:rFonts w:ascii="Times New Roman" w:eastAsia="Times New Roman" w:hAnsi="Times New Roman" w:cs="Times New Roman"/>
+          <w:sz w:val="20"/>
+        </w:rPr>
+        <w:t>sa</w:t>
+      </w:r>
+      <w:proofErr w:type="spellEnd"/>
+      <w:r>
+        <w:rPr>
+          <w:rFonts w:ascii="Times New Roman" w:eastAsia="Times New Roman" w:hAnsi="Times New Roman" w:cs="Times New Roman"/>
+          <w:sz w:val="20"/>
+        </w:rPr>
+        <w:t xml:space="preserve"> </w:t>
+      </w:r>
+      <w:proofErr w:type="spellStart"/>
+      <w:r>
+        <w:rPr>
+          <w:rFonts w:ascii="Times New Roman" w:eastAsia="Times New Roman" w:hAnsi="Times New Roman" w:cs="Times New Roman"/>
+          <w:sz w:val="20"/>
+        </w:rPr>
+        <w:t>porukom</w:t>
+      </w:r>
+      <w:proofErr w:type="spellEnd"/>
+      <w:r>
+        <w:rPr>
+          <w:rFonts w:ascii="Times New Roman" w:eastAsia="Times New Roman" w:hAnsi="Times New Roman" w:cs="Times New Roman"/>
+          <w:sz w:val="20"/>
+        </w:rPr>
+        <w:t xml:space="preserve"> "</w:t>
+      </w:r>
+      <w:proofErr w:type="spellStart"/>
+      <w:r>
+        <w:rPr>
+          <w:rFonts w:ascii="Times New Roman" w:eastAsia="Times New Roman" w:hAnsi="Times New Roman" w:cs="Times New Roman"/>
+          <w:sz w:val="20"/>
+        </w:rPr>
+        <w:t>Molim</w:t>
+      </w:r>
+      <w:proofErr w:type="spellEnd"/>
+      <w:r>
+        <w:rPr>
+          <w:rFonts w:ascii="Times New Roman" w:eastAsia="Times New Roman" w:hAnsi="Times New Roman" w:cs="Times New Roman"/>
+          <w:sz w:val="20"/>
+        </w:rPr>
+        <w:t xml:space="preserve"> Vas </w:t>
+      </w:r>
+      <w:proofErr w:type="spellStart"/>
+      <w:r>
+        <w:rPr>
+          <w:rFonts w:ascii="Times New Roman" w:eastAsia="Times New Roman" w:hAnsi="Times New Roman" w:cs="Times New Roman"/>
+          <w:sz w:val="20"/>
+        </w:rPr>
+        <w:t>popunite</w:t>
+      </w:r>
+      <w:proofErr w:type="spellEnd"/>
+      <w:r>
+        <w:rPr>
+          <w:rFonts w:ascii="Times New Roman" w:eastAsia="Times New Roman" w:hAnsi="Times New Roman" w:cs="Times New Roman"/>
+          <w:sz w:val="20"/>
+        </w:rPr>
+        <w:t xml:space="preserve"> </w:t>
+      </w:r>
+      <w:proofErr w:type="spellStart"/>
+      <w:r>
+        <w:rPr>
+          <w:rFonts w:ascii="Times New Roman" w:eastAsia="Times New Roman" w:hAnsi="Times New Roman" w:cs="Times New Roman"/>
+          <w:sz w:val="20"/>
+        </w:rPr>
+        <w:t>ovo</w:t>
+      </w:r>
+      <w:proofErr w:type="spellEnd"/>
+      <w:r>
+        <w:rPr>
+          <w:rFonts w:ascii="Times New Roman" w:eastAsia="Times New Roman" w:hAnsi="Times New Roman" w:cs="Times New Roman"/>
+          <w:sz w:val="20"/>
+        </w:rPr>
+        <w:t xml:space="preserve"> polje</w:t>
       </w:r>
       <w:r>
         <w:rPr>
@@ -3458,13 +6727,127 @@
           <w:sz w:val="20"/>
         </w:rPr>
       </w:pPr>
-      <w:r>
-        <w:rPr>
-          <w:rFonts w:ascii="Times New Roman" w:eastAsia="Times New Roman" w:hAnsi="Times New Roman" w:cs="Times New Roman"/>
-          <w:sz w:val="20"/>
-        </w:rPr>
-        <w:t>Korisnik pokuša da napravi izložbu pre nego što je odabrao temu</w:t>
-      </w:r>
+      <w:proofErr w:type="spellStart"/>
+      <w:r>
+        <w:rPr>
+          <w:rFonts w:ascii="Times New Roman" w:eastAsia="Times New Roman" w:hAnsi="Times New Roman" w:cs="Times New Roman"/>
+          <w:sz w:val="20"/>
+        </w:rPr>
+        <w:t>Korisnik</w:t>
+      </w:r>
+      <w:proofErr w:type="spellEnd"/>
+      <w:r>
+        <w:rPr>
+          <w:rFonts w:ascii="Times New Roman" w:eastAsia="Times New Roman" w:hAnsi="Times New Roman" w:cs="Times New Roman"/>
+          <w:sz w:val="20"/>
+        </w:rPr>
+        <w:t xml:space="preserve"> </w:t>
+      </w:r>
+      <w:proofErr w:type="spellStart"/>
+      <w:r>
+        <w:rPr>
+          <w:rFonts w:ascii="Times New Roman" w:eastAsia="Times New Roman" w:hAnsi="Times New Roman" w:cs="Times New Roman"/>
+          <w:sz w:val="20"/>
+        </w:rPr>
+        <w:t>pokuša</w:t>
+      </w:r>
+      <w:proofErr w:type="spellEnd"/>
+      <w:r>
+        <w:rPr>
+          <w:rFonts w:ascii="Times New Roman" w:eastAsia="Times New Roman" w:hAnsi="Times New Roman" w:cs="Times New Roman"/>
+          <w:sz w:val="20"/>
+        </w:rPr>
+        <w:t xml:space="preserve"> da </w:t>
+      </w:r>
+      <w:proofErr w:type="spellStart"/>
+      <w:r>
+        <w:rPr>
+          <w:rFonts w:ascii="Times New Roman" w:eastAsia="Times New Roman" w:hAnsi="Times New Roman" w:cs="Times New Roman"/>
+          <w:sz w:val="20"/>
+        </w:rPr>
+        <w:t>napravi</w:t>
+      </w:r>
+      <w:proofErr w:type="spellEnd"/>
+      <w:r>
+        <w:rPr>
+          <w:rFonts w:ascii="Times New Roman" w:eastAsia="Times New Roman" w:hAnsi="Times New Roman" w:cs="Times New Roman"/>
+          <w:sz w:val="20"/>
+        </w:rPr>
+        <w:t xml:space="preserve"> </w:t>
+      </w:r>
+      <w:proofErr w:type="spellStart"/>
+      <w:r>
+        <w:rPr>
+          <w:rFonts w:ascii="Times New Roman" w:eastAsia="Times New Roman" w:hAnsi="Times New Roman" w:cs="Times New Roman"/>
+          <w:sz w:val="20"/>
+        </w:rPr>
+        <w:t>izložbu</w:t>
+      </w:r>
+      <w:proofErr w:type="spellEnd"/>
+      <w:r>
+        <w:rPr>
+          <w:rFonts w:ascii="Times New Roman" w:eastAsia="Times New Roman" w:hAnsi="Times New Roman" w:cs="Times New Roman"/>
+          <w:sz w:val="20"/>
+        </w:rPr>
+        <w:t xml:space="preserve"> pre </w:t>
+      </w:r>
+      <w:proofErr w:type="spellStart"/>
+      <w:r>
+        <w:rPr>
+          <w:rFonts w:ascii="Times New Roman" w:eastAsia="Times New Roman" w:hAnsi="Times New Roman" w:cs="Times New Roman"/>
+          <w:sz w:val="20"/>
+        </w:rPr>
+        <w:t>nego</w:t>
+      </w:r>
+      <w:proofErr w:type="spellEnd"/>
+      <w:r>
+        <w:rPr>
+          <w:rFonts w:ascii="Times New Roman" w:eastAsia="Times New Roman" w:hAnsi="Times New Roman" w:cs="Times New Roman"/>
+          <w:sz w:val="20"/>
+        </w:rPr>
+        <w:t xml:space="preserve"> </w:t>
+      </w:r>
+      <w:proofErr w:type="spellStart"/>
+      <w:r>
+        <w:rPr>
+          <w:rFonts w:ascii="Times New Roman" w:eastAsia="Times New Roman" w:hAnsi="Times New Roman" w:cs="Times New Roman"/>
+          <w:sz w:val="20"/>
+        </w:rPr>
+        <w:t>što</w:t>
+      </w:r>
+      <w:proofErr w:type="spellEnd"/>
+      <w:r>
+        <w:rPr>
+          <w:rFonts w:ascii="Times New Roman" w:eastAsia="Times New Roman" w:hAnsi="Times New Roman" w:cs="Times New Roman"/>
+          <w:sz w:val="20"/>
+        </w:rPr>
+        <w:t xml:space="preserve"> je </w:t>
+      </w:r>
+      <w:proofErr w:type="spellStart"/>
+      <w:r>
+        <w:rPr>
+          <w:rFonts w:ascii="Times New Roman" w:eastAsia="Times New Roman" w:hAnsi="Times New Roman" w:cs="Times New Roman"/>
+          <w:sz w:val="20"/>
+        </w:rPr>
+        <w:t>odabrao</w:t>
+      </w:r>
+      <w:proofErr w:type="spellEnd"/>
+      <w:r>
+        <w:rPr>
+          <w:rFonts w:ascii="Times New Roman" w:eastAsia="Times New Roman" w:hAnsi="Times New Roman" w:cs="Times New Roman"/>
+          <w:sz w:val="20"/>
+        </w:rPr>
+        <w:t xml:space="preserve"> </w:t>
+      </w:r>
+      <w:proofErr w:type="spellStart"/>
+      <w:r>
+        <w:rPr>
+          <w:rFonts w:ascii="Times New Roman" w:eastAsia="Times New Roman" w:hAnsi="Times New Roman" w:cs="Times New Roman"/>
+          <w:sz w:val="20"/>
+        </w:rPr>
+        <w:t>temu</w:t>
+      </w:r>
+      <w:proofErr w:type="spellEnd"/>
     </w:p>
     <w:p>
       <w:pPr>
@@ -3480,12 +6863,101 @@
           <w:sz w:val="20"/>
         </w:rPr>
       </w:pPr>
-      <w:r>
-        <w:rPr>
-          <w:rFonts w:ascii="Times New Roman" w:eastAsia="Times New Roman" w:hAnsi="Times New Roman" w:cs="Times New Roman"/>
-          <w:sz w:val="20"/>
-        </w:rPr>
-        <w:t xml:space="preserve">Sistem vraća formu sa porukom “Molim Vas </w:t>
+      <w:proofErr w:type="spellStart"/>
+      <w:r>
+        <w:rPr>
+          <w:rFonts w:ascii="Times New Roman" w:eastAsia="Times New Roman" w:hAnsi="Times New Roman" w:cs="Times New Roman"/>
+          <w:sz w:val="20"/>
+        </w:rPr>
+        <w:t>Sistem</w:t>
+      </w:r>
+      <w:proofErr w:type="spellEnd"/>
+      <w:r>
+        <w:rPr>
+          <w:rFonts w:ascii="Times New Roman" w:eastAsia="Times New Roman" w:hAnsi="Times New Roman" w:cs="Times New Roman"/>
+          <w:sz w:val="20"/>
+        </w:rPr>
+        <w:t xml:space="preserve"> </w:t>
+      </w:r>
+      <w:proofErr w:type="spellStart"/>
+      <w:r>
+        <w:rPr>
+          <w:rFonts w:ascii="Times New Roman" w:eastAsia="Times New Roman" w:hAnsi="Times New Roman" w:cs="Times New Roman"/>
+          <w:sz w:val="20"/>
+        </w:rPr>
+        <w:t>vraća</w:t>
+      </w:r>
+      <w:proofErr w:type="spellEnd"/>
+      <w:r>
+        <w:rPr>
+          <w:rFonts w:ascii="Times New Roman" w:eastAsia="Times New Roman" w:hAnsi="Times New Roman" w:cs="Times New Roman"/>
+          <w:sz w:val="20"/>
+        </w:rPr>
+        <w:t xml:space="preserve"> </w:t>
+      </w:r>
+      <w:proofErr w:type="spellStart"/>
+      <w:r>
+        <w:rPr>
+          <w:rFonts w:ascii="Times New Roman" w:eastAsia="Times New Roman" w:hAnsi="Times New Roman" w:cs="Times New Roman"/>
+          <w:sz w:val="20"/>
+        </w:rPr>
+        <w:t>formu</w:t>
+      </w:r>
+      <w:proofErr w:type="spellEnd"/>
+      <w:r>
+        <w:rPr>
+          <w:rFonts w:ascii="Times New Roman" w:eastAsia="Times New Roman" w:hAnsi="Times New Roman" w:cs="Times New Roman"/>
+          <w:sz w:val="20"/>
+        </w:rPr>
+        <w:t xml:space="preserve"> </w:t>
+      </w:r>
+      <w:proofErr w:type="spellStart"/>
+      <w:r>
+        <w:rPr>
+          <w:rFonts w:ascii="Times New Roman" w:eastAsia="Times New Roman" w:hAnsi="Times New Roman" w:cs="Times New Roman"/>
+          <w:sz w:val="20"/>
+        </w:rPr>
+        <w:t>sa</w:t>
+      </w:r>
+      <w:proofErr w:type="spellEnd"/>
+      <w:r>
+        <w:rPr>
+          <w:rFonts w:ascii="Times New Roman" w:eastAsia="Times New Roman" w:hAnsi="Times New Roman" w:cs="Times New Roman"/>
+          <w:sz w:val="20"/>
+        </w:rPr>
+        <w:t xml:space="preserve"> </w:t>
+      </w:r>
+      <w:proofErr w:type="spellStart"/>
+      <w:r>
+        <w:rPr>
+          <w:rFonts w:ascii="Times New Roman" w:eastAsia="Times New Roman" w:hAnsi="Times New Roman" w:cs="Times New Roman"/>
+          <w:sz w:val="20"/>
+        </w:rPr>
+        <w:t>porukom</w:t>
+      </w:r>
+      <w:proofErr w:type="spellEnd"/>
+      <w:r>
+        <w:rPr>
+          <w:rFonts w:ascii="Times New Roman" w:eastAsia="Times New Roman" w:hAnsi="Times New Roman" w:cs="Times New Roman"/>
+          <w:sz w:val="20"/>
+        </w:rPr>
+        <w:t xml:space="preserve"> “</w:t>
+      </w:r>
+      <w:proofErr w:type="spellStart"/>
+      <w:r>
+        <w:rPr>
+          <w:rFonts w:ascii="Times New Roman" w:eastAsia="Times New Roman" w:hAnsi="Times New Roman" w:cs="Times New Roman"/>
+          <w:sz w:val="20"/>
+        </w:rPr>
+        <w:t>Molim</w:t>
+      </w:r>
+      <w:proofErr w:type="spellEnd"/>
+      <w:r>
+        <w:rPr>
+          <w:rFonts w:ascii="Times New Roman" w:eastAsia="Times New Roman" w:hAnsi="Times New Roman" w:cs="Times New Roman"/>
+          <w:sz w:val="20"/>
+        </w:rPr>
+        <w:t xml:space="preserve"> Vas </w:t>
       </w:r>
       <w:r>
         <w:rPr>
@@ -3493,7 +6965,16 @@
           <w:sz w:val="20"/>
           <w:lang w:val="sr-Latn-RS"/>
         </w:rPr>
-        <w:t>izaberite stvar u ovoj listi</w:t>
+        <w:t xml:space="preserve">izaberite stvar u ovoj </w:t>
+      </w:r>
+      <w:proofErr w:type="gramStart"/>
+      <w:r>
+        <w:rPr>
+          <w:rFonts w:ascii="Times New Roman" w:eastAsia="Times New Roman" w:hAnsi="Times New Roman" w:cs="Times New Roman"/>
+          <w:sz w:val="20"/>
+          <w:lang w:val="sr-Latn-RS"/>
+        </w:rPr>
+        <w:t>listi</w:t>
       </w:r>
       <w:r>
         <w:rPr>
@@ -3502,6 +6983,7 @@
         </w:rPr>
         <w:t>“</w:t>
       </w:r>
+      <w:proofErr w:type="gramEnd"/>
     </w:p>
     <w:p>
       <w:pPr>
@@ -3517,12 +6999,101 @@
           <w:sz w:val="20"/>
         </w:rPr>
       </w:pPr>
-      <w:r>
-        <w:rPr>
-          <w:rFonts w:ascii="Times New Roman" w:eastAsia="Times New Roman" w:hAnsi="Times New Roman" w:cs="Times New Roman"/>
-          <w:sz w:val="20"/>
-        </w:rPr>
-        <w:t>Korisnik pokuša da kreira izložbu bez unosa trajanja.</w:t>
+      <w:proofErr w:type="spellStart"/>
+      <w:r>
+        <w:rPr>
+          <w:rFonts w:ascii="Times New Roman" w:eastAsia="Times New Roman" w:hAnsi="Times New Roman" w:cs="Times New Roman"/>
+          <w:sz w:val="20"/>
+        </w:rPr>
+        <w:t>Korisnik</w:t>
+      </w:r>
+      <w:proofErr w:type="spellEnd"/>
+      <w:r>
+        <w:rPr>
+          <w:rFonts w:ascii="Times New Roman" w:eastAsia="Times New Roman" w:hAnsi="Times New Roman" w:cs="Times New Roman"/>
+          <w:sz w:val="20"/>
+        </w:rPr>
+        <w:t xml:space="preserve"> </w:t>
+      </w:r>
+      <w:proofErr w:type="spellStart"/>
+      <w:r>
+        <w:rPr>
+          <w:rFonts w:ascii="Times New Roman" w:eastAsia="Times New Roman" w:hAnsi="Times New Roman" w:cs="Times New Roman"/>
+          <w:sz w:val="20"/>
+        </w:rPr>
+        <w:t>pokuša</w:t>
+      </w:r>
+      <w:proofErr w:type="spellEnd"/>
+      <w:r>
+        <w:rPr>
+          <w:rFonts w:ascii="Times New Roman" w:eastAsia="Times New Roman" w:hAnsi="Times New Roman" w:cs="Times New Roman"/>
+          <w:sz w:val="20"/>
+        </w:rPr>
+        <w:t xml:space="preserve"> da </w:t>
+      </w:r>
+      <w:proofErr w:type="spellStart"/>
+      <w:r>
+        <w:rPr>
+          <w:rFonts w:ascii="Times New Roman" w:eastAsia="Times New Roman" w:hAnsi="Times New Roman" w:cs="Times New Roman"/>
+          <w:sz w:val="20"/>
+        </w:rPr>
+        <w:t>kreira</w:t>
+      </w:r>
+      <w:proofErr w:type="spellEnd"/>
+      <w:r>
+        <w:rPr>
+          <w:rFonts w:ascii="Times New Roman" w:eastAsia="Times New Roman" w:hAnsi="Times New Roman" w:cs="Times New Roman"/>
+          <w:sz w:val="20"/>
+        </w:rPr>
+        <w:t xml:space="preserve"> </w:t>
+      </w:r>
+      <w:proofErr w:type="spellStart"/>
+      <w:r>
+        <w:rPr>
+          <w:rFonts w:ascii="Times New Roman" w:eastAsia="Times New Roman" w:hAnsi="Times New Roman" w:cs="Times New Roman"/>
+          <w:sz w:val="20"/>
+        </w:rPr>
+        <w:t>izložbu</w:t>
+      </w:r>
+      <w:proofErr w:type="spellEnd"/>
+      <w:r>
+        <w:rPr>
+          <w:rFonts w:ascii="Times New Roman" w:eastAsia="Times New Roman" w:hAnsi="Times New Roman" w:cs="Times New Roman"/>
+          <w:sz w:val="20"/>
+        </w:rPr>
+        <w:t xml:space="preserve"> bez </w:t>
+      </w:r>
+      <w:proofErr w:type="spellStart"/>
+      <w:r>
+        <w:rPr>
+          <w:rFonts w:ascii="Times New Roman" w:eastAsia="Times New Roman" w:hAnsi="Times New Roman" w:cs="Times New Roman"/>
+          <w:sz w:val="20"/>
+        </w:rPr>
+        <w:t>unosa</w:t>
+      </w:r>
+      <w:proofErr w:type="spellEnd"/>
+      <w:r>
+        <w:rPr>
+          <w:rFonts w:ascii="Times New Roman" w:eastAsia="Times New Roman" w:hAnsi="Times New Roman" w:cs="Times New Roman"/>
+          <w:sz w:val="20"/>
+        </w:rPr>
+        <w:t xml:space="preserve"> </w:t>
+      </w:r>
+      <w:proofErr w:type="spellStart"/>
+      <w:r>
+        <w:rPr>
+          <w:rFonts w:ascii="Times New Roman" w:eastAsia="Times New Roman" w:hAnsi="Times New Roman" w:cs="Times New Roman"/>
+          <w:sz w:val="20"/>
+        </w:rPr>
+        <w:t>trajanja</w:t>
+      </w:r>
+      <w:proofErr w:type="spellEnd"/>
+      <w:r>
+        <w:rPr>
+          <w:rFonts w:ascii="Times New Roman" w:eastAsia="Times New Roman" w:hAnsi="Times New Roman" w:cs="Times New Roman"/>
+          <w:sz w:val="20"/>
+        </w:rPr>
+        <w:t>.</w:t>
       </w:r>
     </w:p>
     <w:p>
@@ -3539,19 +7110,133 @@
           <w:sz w:val="20"/>
         </w:rPr>
       </w:pPr>
-      <w:r>
-        <w:rPr>
-          <w:rFonts w:ascii="Times New Roman" w:eastAsia="Times New Roman" w:hAnsi="Times New Roman" w:cs="Times New Roman"/>
-          <w:sz w:val="20"/>
-        </w:rPr>
-        <w:t>Sistem vraća formu sa porukom "</w:t>
-      </w:r>
-      <w:r>
-        <w:rPr>
-          <w:rFonts w:ascii="Times New Roman" w:eastAsia="Times New Roman" w:hAnsi="Times New Roman" w:cs="Times New Roman"/>
-          <w:sz w:val="20"/>
-        </w:rPr>
-        <w:t>Molim Vas popunite ovo polje</w:t>
+      <w:proofErr w:type="spellStart"/>
+      <w:r>
+        <w:rPr>
+          <w:rFonts w:ascii="Times New Roman" w:eastAsia="Times New Roman" w:hAnsi="Times New Roman" w:cs="Times New Roman"/>
+          <w:sz w:val="20"/>
+        </w:rPr>
+        <w:t>Sistem</w:t>
+      </w:r>
+      <w:proofErr w:type="spellEnd"/>
+      <w:r>
+        <w:rPr>
+          <w:rFonts w:ascii="Times New Roman" w:eastAsia="Times New Roman" w:hAnsi="Times New Roman" w:cs="Times New Roman"/>
+          <w:sz w:val="20"/>
+        </w:rPr>
+        <w:t xml:space="preserve"> </w:t>
+      </w:r>
+      <w:proofErr w:type="spellStart"/>
+      <w:r>
+        <w:rPr>
+          <w:rFonts w:ascii="Times New Roman" w:eastAsia="Times New Roman" w:hAnsi="Times New Roman" w:cs="Times New Roman"/>
+          <w:sz w:val="20"/>
+        </w:rPr>
+        <w:t>vraća</w:t>
+      </w:r>
+      <w:proofErr w:type="spellEnd"/>
+      <w:r>
+        <w:rPr>
+          <w:rFonts w:ascii="Times New Roman" w:eastAsia="Times New Roman" w:hAnsi="Times New Roman" w:cs="Times New Roman"/>
+          <w:sz w:val="20"/>
+        </w:rPr>
+        <w:t xml:space="preserve"> </w:t>
+      </w:r>
+      <w:proofErr w:type="spellStart"/>
+      <w:r>
+        <w:rPr>
+          <w:rFonts w:ascii="Times New Roman" w:eastAsia="Times New Roman" w:hAnsi="Times New Roman" w:cs="Times New Roman"/>
+          <w:sz w:val="20"/>
+        </w:rPr>
+        <w:t>formu</w:t>
+      </w:r>
+      <w:proofErr w:type="spellEnd"/>
+      <w:r>
+        <w:rPr>
+          <w:rFonts w:ascii="Times New Roman" w:eastAsia="Times New Roman" w:hAnsi="Times New Roman" w:cs="Times New Roman"/>
+          <w:sz w:val="20"/>
+        </w:rPr>
+        <w:t xml:space="preserve"> </w:t>
+      </w:r>
+      <w:proofErr w:type="spellStart"/>
+      <w:r>
+        <w:rPr>
+          <w:rFonts w:ascii="Times New Roman" w:eastAsia="Times New Roman" w:hAnsi="Times New Roman" w:cs="Times New Roman"/>
+          <w:sz w:val="20"/>
+        </w:rPr>
+        <w:t>sa</w:t>
+      </w:r>
+      <w:proofErr w:type="spellEnd"/>
+      <w:r>
+        <w:rPr>
+          <w:rFonts w:ascii="Times New Roman" w:eastAsia="Times New Roman" w:hAnsi="Times New Roman" w:cs="Times New Roman"/>
+          <w:sz w:val="20"/>
+        </w:rPr>
+        <w:t xml:space="preserve"> </w:t>
+      </w:r>
+      <w:proofErr w:type="spellStart"/>
+      <w:r>
+        <w:rPr>
+          <w:rFonts w:ascii="Times New Roman" w:eastAsia="Times New Roman" w:hAnsi="Times New Roman" w:cs="Times New Roman"/>
+          <w:sz w:val="20"/>
+        </w:rPr>
+        <w:t>porukom</w:t>
+      </w:r>
+      <w:proofErr w:type="spellEnd"/>
+      <w:r>
+        <w:rPr>
+          <w:rFonts w:ascii="Times New Roman" w:eastAsia="Times New Roman" w:hAnsi="Times New Roman" w:cs="Times New Roman"/>
+          <w:sz w:val="20"/>
+        </w:rPr>
+        <w:t xml:space="preserve"> "</w:t>
+      </w:r>
+      <w:proofErr w:type="spellStart"/>
+      <w:r>
+        <w:rPr>
+          <w:rFonts w:ascii="Times New Roman" w:eastAsia="Times New Roman" w:hAnsi="Times New Roman" w:cs="Times New Roman"/>
+          <w:sz w:val="20"/>
+        </w:rPr>
+        <w:t>Molim</w:t>
+      </w:r>
+      <w:proofErr w:type="spellEnd"/>
+      <w:r>
+        <w:rPr>
+          <w:rFonts w:ascii="Times New Roman" w:eastAsia="Times New Roman" w:hAnsi="Times New Roman" w:cs="Times New Roman"/>
+          <w:sz w:val="20"/>
+        </w:rPr>
+        <w:t xml:space="preserve"> Vas </w:t>
+      </w:r>
+      <w:proofErr w:type="spellStart"/>
+      <w:r>
+        <w:rPr>
+          <w:rFonts w:ascii="Times New Roman" w:eastAsia="Times New Roman" w:hAnsi="Times New Roman" w:cs="Times New Roman"/>
+          <w:sz w:val="20"/>
+        </w:rPr>
+        <w:t>popunite</w:t>
+      </w:r>
+      <w:proofErr w:type="spellEnd"/>
+      <w:r>
+        <w:rPr>
+          <w:rFonts w:ascii="Times New Roman" w:eastAsia="Times New Roman" w:hAnsi="Times New Roman" w:cs="Times New Roman"/>
+          <w:sz w:val="20"/>
+        </w:rPr>
+        <w:t xml:space="preserve"> </w:t>
+      </w:r>
+      <w:proofErr w:type="spellStart"/>
+      <w:r>
+        <w:rPr>
+          <w:rFonts w:ascii="Times New Roman" w:eastAsia="Times New Roman" w:hAnsi="Times New Roman" w:cs="Times New Roman"/>
+          <w:sz w:val="20"/>
+        </w:rPr>
+        <w:t>ovo</w:t>
+      </w:r>
+      <w:proofErr w:type="spellEnd"/>
+      <w:r>
+        <w:rPr>
+          <w:rFonts w:ascii="Times New Roman" w:eastAsia="Times New Roman" w:hAnsi="Times New Roman" w:cs="Times New Roman"/>
+          <w:sz w:val="20"/>
+        </w:rPr>
+        <w:t xml:space="preserve"> polje</w:t>
       </w:r>
       <w:r>
         <w:rPr>
@@ -3582,21 +7267,80 @@
         </w:rPr>
       </w:pPr>
       <w:bookmarkStart w:id="11" w:name="_Toc205762434"/>
+      <w:proofErr w:type="spellStart"/>
       <w:r>
         <w:rPr>
           <w:i/>
           <w:iCs/>
         </w:rPr>
-        <w:t xml:space="preserve">Korisnik </w:t>
-      </w:r>
-      <w:bookmarkEnd w:id="11"/>
+        <w:t>Korisnik</w:t>
+      </w:r>
+      <w:proofErr w:type="spellEnd"/>
       <w:r>
         <w:rPr>
           <w:i/>
           <w:iCs/>
         </w:rPr>
-        <w:t>unosi neispravno trajanje izložbe</w:t>
-      </w:r>
+        <w:t xml:space="preserve"> </w:t>
+      </w:r>
+      <w:bookmarkEnd w:id="11"/>
+      <w:proofErr w:type="spellStart"/>
+      <w:r>
+        <w:rPr>
+          <w:i/>
+          <w:iCs/>
+        </w:rPr>
+        <w:t>unosi</w:t>
+      </w:r>
+      <w:proofErr w:type="spellEnd"/>
+      <w:r>
+        <w:rPr>
+          <w:i/>
+          <w:iCs/>
+        </w:rPr>
+        <w:t xml:space="preserve"> </w:t>
+      </w:r>
+      <w:proofErr w:type="spellStart"/>
+      <w:r>
+        <w:rPr>
+          <w:i/>
+          <w:iCs/>
+        </w:rPr>
+        <w:t>neispravno</w:t>
+      </w:r>
+      <w:proofErr w:type="spellEnd"/>
+      <w:r>
+        <w:rPr>
+          <w:i/>
+          <w:iCs/>
+        </w:rPr>
+        <w:t xml:space="preserve"> </w:t>
+      </w:r>
+      <w:proofErr w:type="spellStart"/>
+      <w:r>
+        <w:rPr>
+          <w:i/>
+          <w:iCs/>
+        </w:rPr>
+        <w:t>trajanje</w:t>
+      </w:r>
+      <w:proofErr w:type="spellEnd"/>
+      <w:r>
+        <w:rPr>
+          <w:i/>
+          <w:iCs/>
+        </w:rPr>
+        <w:t xml:space="preserve"> </w:t>
+      </w:r>
+      <w:proofErr w:type="spellStart"/>
+      <w:r>
+        <w:rPr>
+          <w:i/>
+          <w:iCs/>
+        </w:rPr>
+        <w:t>izložbe</w:t>
+      </w:r>
+      <w:proofErr w:type="spellEnd"/>
     </w:p>
     <w:p>
       <w:pPr>
@@ -3612,12 +7356,53 @@
           <w:sz w:val="20"/>
         </w:rPr>
       </w:pPr>
-      <w:r>
-        <w:rPr>
-          <w:rFonts w:ascii="Times New Roman" w:eastAsia="Times New Roman" w:hAnsi="Times New Roman" w:cs="Times New Roman"/>
-          <w:sz w:val="20"/>
-        </w:rPr>
-        <w:t>Akcija 1 iz scenarija 2.2.1.</w:t>
+      <w:proofErr w:type="spellStart"/>
+      <w:r>
+        <w:rPr>
+          <w:rFonts w:ascii="Times New Roman" w:eastAsia="Times New Roman" w:hAnsi="Times New Roman" w:cs="Times New Roman"/>
+          <w:sz w:val="20"/>
+        </w:rPr>
+        <w:t>Akcija</w:t>
+      </w:r>
+      <w:proofErr w:type="spellEnd"/>
+      <w:r>
+        <w:rPr>
+          <w:rFonts w:ascii="Times New Roman" w:eastAsia="Times New Roman" w:hAnsi="Times New Roman" w:cs="Times New Roman"/>
+          <w:sz w:val="20"/>
+        </w:rPr>
+        <w:t xml:space="preserve"> 1 </w:t>
+      </w:r>
+      <w:proofErr w:type="spellStart"/>
+      <w:r>
+        <w:rPr>
+          <w:rFonts w:ascii="Times New Roman" w:eastAsia="Times New Roman" w:hAnsi="Times New Roman" w:cs="Times New Roman"/>
+          <w:sz w:val="20"/>
+        </w:rPr>
+        <w:t>iz</w:t>
+      </w:r>
+      <w:proofErr w:type="spellEnd"/>
+      <w:r>
+        <w:rPr>
+          <w:rFonts w:ascii="Times New Roman" w:eastAsia="Times New Roman" w:hAnsi="Times New Roman" w:cs="Times New Roman"/>
+          <w:sz w:val="20"/>
+        </w:rPr>
+        <w:t xml:space="preserve"> </w:t>
+      </w:r>
+      <w:proofErr w:type="spellStart"/>
+      <w:r>
+        <w:rPr>
+          <w:rFonts w:ascii="Times New Roman" w:eastAsia="Times New Roman" w:hAnsi="Times New Roman" w:cs="Times New Roman"/>
+          <w:sz w:val="20"/>
+        </w:rPr>
+        <w:t>scenarija</w:t>
+      </w:r>
+      <w:proofErr w:type="spellEnd"/>
+      <w:r>
+        <w:rPr>
+          <w:rFonts w:ascii="Times New Roman" w:eastAsia="Times New Roman" w:hAnsi="Times New Roman" w:cs="Times New Roman"/>
+          <w:sz w:val="20"/>
+        </w:rPr>
+        <w:t xml:space="preserve"> 2.2.1.</w:t>
       </w:r>
     </w:p>
     <w:p>
@@ -3634,12 +7419,101 @@
           <w:sz w:val="20"/>
         </w:rPr>
       </w:pPr>
-      <w:r>
-        <w:rPr>
-          <w:rFonts w:ascii="Times New Roman" w:eastAsia="Times New Roman" w:hAnsi="Times New Roman" w:cs="Times New Roman"/>
-          <w:sz w:val="20"/>
-        </w:rPr>
-        <w:t>Korisnik unosi naziv i bira temu.</w:t>
+      <w:proofErr w:type="spellStart"/>
+      <w:r>
+        <w:rPr>
+          <w:rFonts w:ascii="Times New Roman" w:eastAsia="Times New Roman" w:hAnsi="Times New Roman" w:cs="Times New Roman"/>
+          <w:sz w:val="20"/>
+        </w:rPr>
+        <w:t>Korisnik</w:t>
+      </w:r>
+      <w:proofErr w:type="spellEnd"/>
+      <w:r>
+        <w:rPr>
+          <w:rFonts w:ascii="Times New Roman" w:eastAsia="Times New Roman" w:hAnsi="Times New Roman" w:cs="Times New Roman"/>
+          <w:sz w:val="20"/>
+        </w:rPr>
+        <w:t xml:space="preserve"> </w:t>
+      </w:r>
+      <w:proofErr w:type="spellStart"/>
+      <w:r>
+        <w:rPr>
+          <w:rFonts w:ascii="Times New Roman" w:eastAsia="Times New Roman" w:hAnsi="Times New Roman" w:cs="Times New Roman"/>
+          <w:sz w:val="20"/>
+        </w:rPr>
+        <w:t>unosi</w:t>
+      </w:r>
+      <w:proofErr w:type="spellEnd"/>
+      <w:r>
+        <w:rPr>
+          <w:rFonts w:ascii="Times New Roman" w:eastAsia="Times New Roman" w:hAnsi="Times New Roman" w:cs="Times New Roman"/>
+          <w:sz w:val="20"/>
+        </w:rPr>
+        <w:t xml:space="preserve"> </w:t>
+      </w:r>
+      <w:proofErr w:type="spellStart"/>
+      <w:r>
+        <w:rPr>
+          <w:rFonts w:ascii="Times New Roman" w:eastAsia="Times New Roman" w:hAnsi="Times New Roman" w:cs="Times New Roman"/>
+          <w:sz w:val="20"/>
+        </w:rPr>
+        <w:t>naziv</w:t>
+      </w:r>
+      <w:proofErr w:type="spellEnd"/>
+      <w:r>
+        <w:rPr>
+          <w:rFonts w:ascii="Times New Roman" w:eastAsia="Times New Roman" w:hAnsi="Times New Roman" w:cs="Times New Roman"/>
+          <w:sz w:val="20"/>
+        </w:rPr>
+        <w:t xml:space="preserve"> </w:t>
+      </w:r>
+      <w:proofErr w:type="spellStart"/>
+      <w:r>
+        <w:rPr>
+          <w:rFonts w:ascii="Times New Roman" w:eastAsia="Times New Roman" w:hAnsi="Times New Roman" w:cs="Times New Roman"/>
+          <w:sz w:val="20"/>
+        </w:rPr>
+        <w:t>i</w:t>
+      </w:r>
+      <w:proofErr w:type="spellEnd"/>
+      <w:r>
+        <w:rPr>
+          <w:rFonts w:ascii="Times New Roman" w:eastAsia="Times New Roman" w:hAnsi="Times New Roman" w:cs="Times New Roman"/>
+          <w:sz w:val="20"/>
+        </w:rPr>
+        <w:t xml:space="preserve"> </w:t>
+      </w:r>
+      <w:proofErr w:type="spellStart"/>
+      <w:r>
+        <w:rPr>
+          <w:rFonts w:ascii="Times New Roman" w:eastAsia="Times New Roman" w:hAnsi="Times New Roman" w:cs="Times New Roman"/>
+          <w:sz w:val="20"/>
+        </w:rPr>
+        <w:t>bira</w:t>
+      </w:r>
+      <w:proofErr w:type="spellEnd"/>
+      <w:r>
+        <w:rPr>
+          <w:rFonts w:ascii="Times New Roman" w:eastAsia="Times New Roman" w:hAnsi="Times New Roman" w:cs="Times New Roman"/>
+          <w:sz w:val="20"/>
+        </w:rPr>
+        <w:t xml:space="preserve"> </w:t>
+      </w:r>
+      <w:proofErr w:type="spellStart"/>
+      <w:r>
+        <w:rPr>
+          <w:rFonts w:ascii="Times New Roman" w:eastAsia="Times New Roman" w:hAnsi="Times New Roman" w:cs="Times New Roman"/>
+          <w:sz w:val="20"/>
+        </w:rPr>
+        <w:t>temu</w:t>
+      </w:r>
+      <w:proofErr w:type="spellEnd"/>
+      <w:r>
+        <w:rPr>
+          <w:rFonts w:ascii="Times New Roman" w:eastAsia="Times New Roman" w:hAnsi="Times New Roman" w:cs="Times New Roman"/>
+          <w:sz w:val="20"/>
+        </w:rPr>
+        <w:t>.</w:t>
       </w:r>
     </w:p>
     <w:p>
@@ -3656,19 +7530,172 @@
           <w:sz w:val="20"/>
         </w:rPr>
       </w:pPr>
-      <w:r>
-        <w:rPr>
-          <w:rFonts w:ascii="Times New Roman" w:eastAsia="Times New Roman" w:hAnsi="Times New Roman" w:cs="Times New Roman"/>
-          <w:sz w:val="20"/>
-        </w:rPr>
-        <w:t>Korisnik unosi trajanje izložbe koje je veće od 168 sati (npr. "200")</w:t>
-      </w:r>
-      <w:r>
-        <w:rPr>
-          <w:rFonts w:ascii="Times New Roman" w:eastAsia="Times New Roman" w:hAnsi="Times New Roman" w:cs="Times New Roman"/>
-          <w:sz w:val="20"/>
-        </w:rPr>
-        <w:t xml:space="preserve"> ili manje od 1 (npr -1)</w:t>
+      <w:proofErr w:type="spellStart"/>
+      <w:r>
+        <w:rPr>
+          <w:rFonts w:ascii="Times New Roman" w:eastAsia="Times New Roman" w:hAnsi="Times New Roman" w:cs="Times New Roman"/>
+          <w:sz w:val="20"/>
+        </w:rPr>
+        <w:t>Korisnik</w:t>
+      </w:r>
+      <w:proofErr w:type="spellEnd"/>
+      <w:r>
+        <w:rPr>
+          <w:rFonts w:ascii="Times New Roman" w:eastAsia="Times New Roman" w:hAnsi="Times New Roman" w:cs="Times New Roman"/>
+          <w:sz w:val="20"/>
+        </w:rPr>
+        <w:t xml:space="preserve"> </w:t>
+      </w:r>
+      <w:proofErr w:type="spellStart"/>
+      <w:r>
+        <w:rPr>
+          <w:rFonts w:ascii="Times New Roman" w:eastAsia="Times New Roman" w:hAnsi="Times New Roman" w:cs="Times New Roman"/>
+          <w:sz w:val="20"/>
+        </w:rPr>
+        <w:t>unosi</w:t>
+      </w:r>
+      <w:proofErr w:type="spellEnd"/>
+      <w:r>
+        <w:rPr>
+          <w:rFonts w:ascii="Times New Roman" w:eastAsia="Times New Roman" w:hAnsi="Times New Roman" w:cs="Times New Roman"/>
+          <w:sz w:val="20"/>
+        </w:rPr>
+        <w:t xml:space="preserve"> </w:t>
+      </w:r>
+      <w:proofErr w:type="spellStart"/>
+      <w:r>
+        <w:rPr>
+          <w:rFonts w:ascii="Times New Roman" w:eastAsia="Times New Roman" w:hAnsi="Times New Roman" w:cs="Times New Roman"/>
+          <w:sz w:val="20"/>
+        </w:rPr>
+        <w:t>trajanje</w:t>
+      </w:r>
+      <w:proofErr w:type="spellEnd"/>
+      <w:r>
+        <w:rPr>
+          <w:rFonts w:ascii="Times New Roman" w:eastAsia="Times New Roman" w:hAnsi="Times New Roman" w:cs="Times New Roman"/>
+          <w:sz w:val="20"/>
+        </w:rPr>
+        <w:t xml:space="preserve"> </w:t>
+      </w:r>
+      <w:proofErr w:type="spellStart"/>
+      <w:r>
+        <w:rPr>
+          <w:rFonts w:ascii="Times New Roman" w:eastAsia="Times New Roman" w:hAnsi="Times New Roman" w:cs="Times New Roman"/>
+          <w:sz w:val="20"/>
+        </w:rPr>
+        <w:t>izložbe</w:t>
+      </w:r>
+      <w:proofErr w:type="spellEnd"/>
+      <w:r>
+        <w:rPr>
+          <w:rFonts w:ascii="Times New Roman" w:eastAsia="Times New Roman" w:hAnsi="Times New Roman" w:cs="Times New Roman"/>
+          <w:sz w:val="20"/>
+        </w:rPr>
+        <w:t xml:space="preserve"> </w:t>
+      </w:r>
+      <w:proofErr w:type="spellStart"/>
+      <w:r>
+        <w:rPr>
+          <w:rFonts w:ascii="Times New Roman" w:eastAsia="Times New Roman" w:hAnsi="Times New Roman" w:cs="Times New Roman"/>
+          <w:sz w:val="20"/>
+        </w:rPr>
+        <w:t>koje</w:t>
+      </w:r>
+      <w:proofErr w:type="spellEnd"/>
+      <w:r>
+        <w:rPr>
+          <w:rFonts w:ascii="Times New Roman" w:eastAsia="Times New Roman" w:hAnsi="Times New Roman" w:cs="Times New Roman"/>
+          <w:sz w:val="20"/>
+        </w:rPr>
+        <w:t xml:space="preserve"> je </w:t>
+      </w:r>
+      <w:proofErr w:type="spellStart"/>
+      <w:r>
+        <w:rPr>
+          <w:rFonts w:ascii="Times New Roman" w:eastAsia="Times New Roman" w:hAnsi="Times New Roman" w:cs="Times New Roman"/>
+          <w:sz w:val="20"/>
+        </w:rPr>
+        <w:t>veće</w:t>
+      </w:r>
+      <w:proofErr w:type="spellEnd"/>
+      <w:r>
+        <w:rPr>
+          <w:rFonts w:ascii="Times New Roman" w:eastAsia="Times New Roman" w:hAnsi="Times New Roman" w:cs="Times New Roman"/>
+          <w:sz w:val="20"/>
+        </w:rPr>
+        <w:t xml:space="preserve"> od 168 sati (</w:t>
+      </w:r>
+      <w:proofErr w:type="spellStart"/>
+      <w:r>
+        <w:rPr>
+          <w:rFonts w:ascii="Times New Roman" w:eastAsia="Times New Roman" w:hAnsi="Times New Roman" w:cs="Times New Roman"/>
+          <w:sz w:val="20"/>
+        </w:rPr>
+        <w:t>npr</w:t>
+      </w:r>
+      <w:proofErr w:type="spellEnd"/>
+      <w:r>
+        <w:rPr>
+          <w:rFonts w:ascii="Times New Roman" w:eastAsia="Times New Roman" w:hAnsi="Times New Roman" w:cs="Times New Roman"/>
+          <w:sz w:val="20"/>
+        </w:rPr>
+        <w:t>. "200")</w:t>
+      </w:r>
+      <w:r>
+        <w:rPr>
+          <w:rFonts w:ascii="Times New Roman" w:eastAsia="Times New Roman" w:hAnsi="Times New Roman" w:cs="Times New Roman"/>
+          <w:sz w:val="20"/>
+        </w:rPr>
+        <w:t xml:space="preserve"> </w:t>
+      </w:r>
+      <w:proofErr w:type="spellStart"/>
+      <w:r>
+        <w:rPr>
+          <w:rFonts w:ascii="Times New Roman" w:eastAsia="Times New Roman" w:hAnsi="Times New Roman" w:cs="Times New Roman"/>
+          <w:sz w:val="20"/>
+        </w:rPr>
+        <w:t>ili</w:t>
+      </w:r>
+      <w:proofErr w:type="spellEnd"/>
+      <w:r>
+        <w:rPr>
+          <w:rFonts w:ascii="Times New Roman" w:eastAsia="Times New Roman" w:hAnsi="Times New Roman" w:cs="Times New Roman"/>
+          <w:sz w:val="20"/>
+        </w:rPr>
+        <w:t xml:space="preserve"> </w:t>
+      </w:r>
+      <w:proofErr w:type="spellStart"/>
+      <w:r>
+        <w:rPr>
+          <w:rFonts w:ascii="Times New Roman" w:eastAsia="Times New Roman" w:hAnsi="Times New Roman" w:cs="Times New Roman"/>
+          <w:sz w:val="20"/>
+        </w:rPr>
+        <w:t>manje</w:t>
+      </w:r>
+      <w:proofErr w:type="spellEnd"/>
+      <w:r>
+        <w:rPr>
+          <w:rFonts w:ascii="Times New Roman" w:eastAsia="Times New Roman" w:hAnsi="Times New Roman" w:cs="Times New Roman"/>
+          <w:sz w:val="20"/>
+        </w:rPr>
+        <w:t xml:space="preserve"> od 1 (</w:t>
+      </w:r>
+      <w:proofErr w:type="spellStart"/>
+      <w:r>
+        <w:rPr>
+          <w:rFonts w:ascii="Times New Roman" w:eastAsia="Times New Roman" w:hAnsi="Times New Roman" w:cs="Times New Roman"/>
+          <w:sz w:val="20"/>
+        </w:rPr>
+        <w:t>npr</w:t>
+      </w:r>
+      <w:proofErr w:type="spellEnd"/>
+      <w:r>
+        <w:rPr>
+          <w:rFonts w:ascii="Times New Roman" w:eastAsia="Times New Roman" w:hAnsi="Times New Roman" w:cs="Times New Roman"/>
+          <w:sz w:val="20"/>
+        </w:rPr>
+        <w:t xml:space="preserve"> -1)</w:t>
       </w:r>
     </w:p>
     <w:p>
@@ -3685,12 +7712,117 @@
           <w:sz w:val="20"/>
         </w:rPr>
       </w:pPr>
-      <w:r>
-        <w:rPr>
-          <w:rFonts w:ascii="Times New Roman" w:eastAsia="Times New Roman" w:hAnsi="Times New Roman" w:cs="Times New Roman"/>
-          <w:sz w:val="20"/>
-        </w:rPr>
-        <w:t xml:space="preserve">Sistem validira trajanje I vraća formu sa proukom </w:t>
+      <w:proofErr w:type="spellStart"/>
+      <w:r>
+        <w:rPr>
+          <w:rFonts w:ascii="Times New Roman" w:eastAsia="Times New Roman" w:hAnsi="Times New Roman" w:cs="Times New Roman"/>
+          <w:sz w:val="20"/>
+        </w:rPr>
+        <w:t>Sistem</w:t>
+      </w:r>
+      <w:proofErr w:type="spellEnd"/>
+      <w:r>
+        <w:rPr>
+          <w:rFonts w:ascii="Times New Roman" w:eastAsia="Times New Roman" w:hAnsi="Times New Roman" w:cs="Times New Roman"/>
+          <w:sz w:val="20"/>
+        </w:rPr>
+        <w:t xml:space="preserve"> </w:t>
+      </w:r>
+      <w:proofErr w:type="spellStart"/>
+      <w:r>
+        <w:rPr>
+          <w:rFonts w:ascii="Times New Roman" w:eastAsia="Times New Roman" w:hAnsi="Times New Roman" w:cs="Times New Roman"/>
+          <w:sz w:val="20"/>
+        </w:rPr>
+        <w:t>validira</w:t>
+      </w:r>
+      <w:proofErr w:type="spellEnd"/>
+      <w:r>
+        <w:rPr>
+          <w:rFonts w:ascii="Times New Roman" w:eastAsia="Times New Roman" w:hAnsi="Times New Roman" w:cs="Times New Roman"/>
+          <w:sz w:val="20"/>
+        </w:rPr>
+        <w:t xml:space="preserve"> </w:t>
+      </w:r>
+      <w:proofErr w:type="spellStart"/>
+      <w:r>
+        <w:rPr>
+          <w:rFonts w:ascii="Times New Roman" w:eastAsia="Times New Roman" w:hAnsi="Times New Roman" w:cs="Times New Roman"/>
+          <w:sz w:val="20"/>
+        </w:rPr>
+        <w:t>trajanje</w:t>
+      </w:r>
+      <w:proofErr w:type="spellEnd"/>
+      <w:r>
+        <w:rPr>
+          <w:rFonts w:ascii="Times New Roman" w:eastAsia="Times New Roman" w:hAnsi="Times New Roman" w:cs="Times New Roman"/>
+          <w:sz w:val="20"/>
+        </w:rPr>
+        <w:t xml:space="preserve"> I </w:t>
+      </w:r>
+      <w:proofErr w:type="spellStart"/>
+      <w:r>
+        <w:rPr>
+          <w:rFonts w:ascii="Times New Roman" w:eastAsia="Times New Roman" w:hAnsi="Times New Roman" w:cs="Times New Roman"/>
+          <w:sz w:val="20"/>
+        </w:rPr>
+        <w:t>vraća</w:t>
+      </w:r>
+      <w:proofErr w:type="spellEnd"/>
+      <w:r>
+        <w:rPr>
+          <w:rFonts w:ascii="Times New Roman" w:eastAsia="Times New Roman" w:hAnsi="Times New Roman" w:cs="Times New Roman"/>
+          <w:sz w:val="20"/>
+        </w:rPr>
+        <w:t xml:space="preserve"> </w:t>
+      </w:r>
+      <w:proofErr w:type="spellStart"/>
+      <w:r>
+        <w:rPr>
+          <w:rFonts w:ascii="Times New Roman" w:eastAsia="Times New Roman" w:hAnsi="Times New Roman" w:cs="Times New Roman"/>
+          <w:sz w:val="20"/>
+        </w:rPr>
+        <w:t>formu</w:t>
+      </w:r>
+      <w:proofErr w:type="spellEnd"/>
+      <w:r>
+        <w:rPr>
+          <w:rFonts w:ascii="Times New Roman" w:eastAsia="Times New Roman" w:hAnsi="Times New Roman" w:cs="Times New Roman"/>
+          <w:sz w:val="20"/>
+        </w:rPr>
+        <w:t xml:space="preserve"> </w:t>
+      </w:r>
+      <w:proofErr w:type="spellStart"/>
+      <w:r>
+        <w:rPr>
+          <w:rFonts w:ascii="Times New Roman" w:eastAsia="Times New Roman" w:hAnsi="Times New Roman" w:cs="Times New Roman"/>
+          <w:sz w:val="20"/>
+        </w:rPr>
+        <w:t>sa</w:t>
+      </w:r>
+      <w:proofErr w:type="spellEnd"/>
+      <w:r>
+        <w:rPr>
+          <w:rFonts w:ascii="Times New Roman" w:eastAsia="Times New Roman" w:hAnsi="Times New Roman" w:cs="Times New Roman"/>
+          <w:sz w:val="20"/>
+        </w:rPr>
+        <w:t xml:space="preserve"> </w:t>
+      </w:r>
+      <w:proofErr w:type="spellStart"/>
+      <w:r>
+        <w:rPr>
+          <w:rFonts w:ascii="Times New Roman" w:eastAsia="Times New Roman" w:hAnsi="Times New Roman" w:cs="Times New Roman"/>
+          <w:sz w:val="20"/>
+        </w:rPr>
+        <w:t>proukom</w:t>
+      </w:r>
+      <w:proofErr w:type="spellEnd"/>
+      <w:r>
+        <w:rPr>
+          <w:rFonts w:ascii="Times New Roman" w:eastAsia="Times New Roman" w:hAnsi="Times New Roman" w:cs="Times New Roman"/>
+          <w:sz w:val="20"/>
+        </w:rPr>
+        <w:t xml:space="preserve"> </w:t>
       </w:r>
       <w:r>
         <w:rPr>
@@ -3699,20 +7831,102 @@
         </w:rPr>
         <w:t>"</w:t>
       </w:r>
-      <w:r>
-        <w:rPr>
-          <w:rFonts w:ascii="Times New Roman" w:eastAsia="Times New Roman" w:hAnsi="Times New Roman" w:cs="Times New Roman"/>
-          <w:sz w:val="20"/>
-        </w:rPr>
-        <w:t xml:space="preserve">Vrednost ovoga </w:t>
-      </w:r>
-      <w:r>
-        <w:rPr>
-          <w:rFonts w:ascii="Times New Roman" w:eastAsia="Times New Roman" w:hAnsi="Times New Roman" w:cs="Times New Roman"/>
-          <w:sz w:val="20"/>
-        </w:rPr>
-        <w:t>mora biti jednaka ili manja</w:t>
-      </w:r>
+      <w:proofErr w:type="spellStart"/>
+      <w:r>
+        <w:rPr>
+          <w:rFonts w:ascii="Times New Roman" w:eastAsia="Times New Roman" w:hAnsi="Times New Roman" w:cs="Times New Roman"/>
+          <w:sz w:val="20"/>
+        </w:rPr>
+        <w:t>Vrednost</w:t>
+      </w:r>
+      <w:proofErr w:type="spellEnd"/>
+      <w:r>
+        <w:rPr>
+          <w:rFonts w:ascii="Times New Roman" w:eastAsia="Times New Roman" w:hAnsi="Times New Roman" w:cs="Times New Roman"/>
+          <w:sz w:val="20"/>
+        </w:rPr>
+        <w:t xml:space="preserve"> </w:t>
+      </w:r>
+      <w:proofErr w:type="spellStart"/>
+      <w:r>
+        <w:rPr>
+          <w:rFonts w:ascii="Times New Roman" w:eastAsia="Times New Roman" w:hAnsi="Times New Roman" w:cs="Times New Roman"/>
+          <w:sz w:val="20"/>
+        </w:rPr>
+        <w:t>ovoga</w:t>
+      </w:r>
+      <w:proofErr w:type="spellEnd"/>
+      <w:r>
+        <w:rPr>
+          <w:rFonts w:ascii="Times New Roman" w:eastAsia="Times New Roman" w:hAnsi="Times New Roman" w:cs="Times New Roman"/>
+          <w:sz w:val="20"/>
+        </w:rPr>
+        <w:t xml:space="preserve"> </w:t>
+      </w:r>
+      <w:r>
+        <w:rPr>
+          <w:rFonts w:ascii="Times New Roman" w:eastAsia="Times New Roman" w:hAnsi="Times New Roman" w:cs="Times New Roman"/>
+          <w:sz w:val="20"/>
+        </w:rPr>
+        <w:t xml:space="preserve">mora </w:t>
+      </w:r>
+      <w:proofErr w:type="spellStart"/>
+      <w:r>
+        <w:rPr>
+          <w:rFonts w:ascii="Times New Roman" w:eastAsia="Times New Roman" w:hAnsi="Times New Roman" w:cs="Times New Roman"/>
+          <w:sz w:val="20"/>
+        </w:rPr>
+        <w:t>biti</w:t>
+      </w:r>
+      <w:proofErr w:type="spellEnd"/>
+      <w:r>
+        <w:rPr>
+          <w:rFonts w:ascii="Times New Roman" w:eastAsia="Times New Roman" w:hAnsi="Times New Roman" w:cs="Times New Roman"/>
+          <w:sz w:val="20"/>
+        </w:rPr>
+        <w:t xml:space="preserve"> </w:t>
+      </w:r>
+      <w:proofErr w:type="spellStart"/>
+      <w:r>
+        <w:rPr>
+          <w:rFonts w:ascii="Times New Roman" w:eastAsia="Times New Roman" w:hAnsi="Times New Roman" w:cs="Times New Roman"/>
+          <w:sz w:val="20"/>
+        </w:rPr>
+        <w:t>jednaka</w:t>
+      </w:r>
+      <w:proofErr w:type="spellEnd"/>
+      <w:r>
+        <w:rPr>
+          <w:rFonts w:ascii="Times New Roman" w:eastAsia="Times New Roman" w:hAnsi="Times New Roman" w:cs="Times New Roman"/>
+          <w:sz w:val="20"/>
+        </w:rPr>
+        <w:t xml:space="preserve"> </w:t>
+      </w:r>
+      <w:proofErr w:type="spellStart"/>
+      <w:r>
+        <w:rPr>
+          <w:rFonts w:ascii="Times New Roman" w:eastAsia="Times New Roman" w:hAnsi="Times New Roman" w:cs="Times New Roman"/>
+          <w:sz w:val="20"/>
+        </w:rPr>
+        <w:t>ili</w:t>
+      </w:r>
+      <w:proofErr w:type="spellEnd"/>
+      <w:r>
+        <w:rPr>
+          <w:rFonts w:ascii="Times New Roman" w:eastAsia="Times New Roman" w:hAnsi="Times New Roman" w:cs="Times New Roman"/>
+          <w:sz w:val="20"/>
+        </w:rPr>
+        <w:t xml:space="preserve"> </w:t>
+      </w:r>
+      <w:proofErr w:type="spellStart"/>
+      <w:r>
+        <w:rPr>
+          <w:rFonts w:ascii="Times New Roman" w:eastAsia="Times New Roman" w:hAnsi="Times New Roman" w:cs="Times New Roman"/>
+          <w:sz w:val="20"/>
+        </w:rPr>
+        <w:t>manja</w:t>
+      </w:r>
+      <w:proofErr w:type="spellEnd"/>
       <w:r>
         <w:rPr>
           <w:rFonts w:ascii="Times New Roman" w:eastAsia="Times New Roman" w:hAnsi="Times New Roman" w:cs="Times New Roman"/>
@@ -3741,12 +7955,101 @@
         </w:rPr>
         <w:t>"</w:t>
       </w:r>
-      <w:r>
-        <w:rPr>
-          <w:rFonts w:ascii="Times New Roman" w:eastAsia="Times New Roman" w:hAnsi="Times New Roman" w:cs="Times New Roman"/>
-          <w:sz w:val="20"/>
-        </w:rPr>
-        <w:t>Vrednost ovoga mora da buda veća ili jednaka 1</w:t>
+      <w:proofErr w:type="spellStart"/>
+      <w:r>
+        <w:rPr>
+          <w:rFonts w:ascii="Times New Roman" w:eastAsia="Times New Roman" w:hAnsi="Times New Roman" w:cs="Times New Roman"/>
+          <w:sz w:val="20"/>
+        </w:rPr>
+        <w:t>Vrednost</w:t>
+      </w:r>
+      <w:proofErr w:type="spellEnd"/>
+      <w:r>
+        <w:rPr>
+          <w:rFonts w:ascii="Times New Roman" w:eastAsia="Times New Roman" w:hAnsi="Times New Roman" w:cs="Times New Roman"/>
+          <w:sz w:val="20"/>
+        </w:rPr>
+        <w:t xml:space="preserve"> </w:t>
+      </w:r>
+      <w:proofErr w:type="spellStart"/>
+      <w:r>
+        <w:rPr>
+          <w:rFonts w:ascii="Times New Roman" w:eastAsia="Times New Roman" w:hAnsi="Times New Roman" w:cs="Times New Roman"/>
+          <w:sz w:val="20"/>
+        </w:rPr>
+        <w:t>ovoga</w:t>
+      </w:r>
+      <w:proofErr w:type="spellEnd"/>
+      <w:r>
+        <w:rPr>
+          <w:rFonts w:ascii="Times New Roman" w:eastAsia="Times New Roman" w:hAnsi="Times New Roman" w:cs="Times New Roman"/>
+          <w:sz w:val="20"/>
+        </w:rPr>
+        <w:t xml:space="preserve"> mora da </w:t>
+      </w:r>
+      <w:proofErr w:type="spellStart"/>
+      <w:r>
+        <w:rPr>
+          <w:rFonts w:ascii="Times New Roman" w:eastAsia="Times New Roman" w:hAnsi="Times New Roman" w:cs="Times New Roman"/>
+          <w:sz w:val="20"/>
+        </w:rPr>
+        <w:t>buda</w:t>
+      </w:r>
+      <w:proofErr w:type="spellEnd"/>
+      <w:r>
+        <w:rPr>
+          <w:rFonts w:ascii="Times New Roman" w:eastAsia="Times New Roman" w:hAnsi="Times New Roman" w:cs="Times New Roman"/>
+          <w:sz w:val="20"/>
+        </w:rPr>
+        <w:t xml:space="preserve"> </w:t>
+      </w:r>
+      <w:proofErr w:type="spellStart"/>
+      <w:r>
+        <w:rPr>
+          <w:rFonts w:ascii="Times New Roman" w:eastAsia="Times New Roman" w:hAnsi="Times New Roman" w:cs="Times New Roman"/>
+          <w:sz w:val="20"/>
+        </w:rPr>
+        <w:t>veća</w:t>
+      </w:r>
+      <w:proofErr w:type="spellEnd"/>
+      <w:r>
+        <w:rPr>
+          <w:rFonts w:ascii="Times New Roman" w:eastAsia="Times New Roman" w:hAnsi="Times New Roman" w:cs="Times New Roman"/>
+          <w:sz w:val="20"/>
+        </w:rPr>
+        <w:t xml:space="preserve"> </w:t>
+      </w:r>
+      <w:proofErr w:type="spellStart"/>
+      <w:r>
+        <w:rPr>
+          <w:rFonts w:ascii="Times New Roman" w:eastAsia="Times New Roman" w:hAnsi="Times New Roman" w:cs="Times New Roman"/>
+          <w:sz w:val="20"/>
+        </w:rPr>
+        <w:t>ili</w:t>
+      </w:r>
+      <w:proofErr w:type="spellEnd"/>
+      <w:r>
+        <w:rPr>
+          <w:rFonts w:ascii="Times New Roman" w:eastAsia="Times New Roman" w:hAnsi="Times New Roman" w:cs="Times New Roman"/>
+          <w:sz w:val="20"/>
+        </w:rPr>
+        <w:t xml:space="preserve"> </w:t>
+      </w:r>
+      <w:proofErr w:type="spellStart"/>
+      <w:r>
+        <w:rPr>
+          <w:rFonts w:ascii="Times New Roman" w:eastAsia="Times New Roman" w:hAnsi="Times New Roman" w:cs="Times New Roman"/>
+          <w:sz w:val="20"/>
+        </w:rPr>
+        <w:t>jednaka</w:t>
+      </w:r>
+      <w:proofErr w:type="spellEnd"/>
+      <w:r>
+        <w:rPr>
+          <w:rFonts w:ascii="Times New Roman" w:eastAsia="Times New Roman" w:hAnsi="Times New Roman" w:cs="Times New Roman"/>
+          <w:sz w:val="20"/>
+        </w:rPr>
+        <w:t xml:space="preserve"> 1</w:t>
       </w:r>
       <w:r>
         <w:rPr>
@@ -3776,10 +8079,20 @@
         <w:ind w:left="705" w:hanging="720"/>
       </w:pPr>
       <w:bookmarkStart w:id="12" w:name="_Toc205762436"/>
-      <w:r>
-        <w:t>Posebni zahtevi</w:t>
+      <w:proofErr w:type="spellStart"/>
+      <w:r>
+        <w:t>Posebni</w:t>
+      </w:r>
+      <w:proofErr w:type="spellEnd"/>
+      <w:r>
+        <w:t xml:space="preserve"> </w:t>
+      </w:r>
+      <w:proofErr w:type="spellStart"/>
+      <w:r>
+        <w:t>zahtevi</w:t>
       </w:r>
       <w:bookmarkEnd w:id="12"/>
+      <w:proofErr w:type="spellEnd"/>
       <w:r>
         <w:t xml:space="preserve"> </w:t>
       </w:r>
@@ -3798,12 +8111,165 @@
           <w:sz w:val="20"/>
         </w:rPr>
       </w:pPr>
-      <w:r>
-        <w:rPr>
-          <w:rFonts w:ascii="Times New Roman" w:eastAsia="Times New Roman" w:hAnsi="Times New Roman" w:cs="Times New Roman"/>
-          <w:sz w:val="20"/>
-        </w:rPr>
-        <w:t>Proces kreiranja izložbe mora biti brz i jednostavan, sa jasnim instrukcijama.</w:t>
+      <w:proofErr w:type="spellStart"/>
+      <w:r>
+        <w:rPr>
+          <w:rFonts w:ascii="Times New Roman" w:eastAsia="Times New Roman" w:hAnsi="Times New Roman" w:cs="Times New Roman"/>
+          <w:sz w:val="20"/>
+        </w:rPr>
+        <w:t>Proces</w:t>
+      </w:r>
+      <w:proofErr w:type="spellEnd"/>
+      <w:r>
+        <w:rPr>
+          <w:rFonts w:ascii="Times New Roman" w:eastAsia="Times New Roman" w:hAnsi="Times New Roman" w:cs="Times New Roman"/>
+          <w:sz w:val="20"/>
+        </w:rPr>
+        <w:t xml:space="preserve"> </w:t>
+      </w:r>
+      <w:proofErr w:type="spellStart"/>
+      <w:r>
+        <w:rPr>
+          <w:rFonts w:ascii="Times New Roman" w:eastAsia="Times New Roman" w:hAnsi="Times New Roman" w:cs="Times New Roman"/>
+          <w:sz w:val="20"/>
+        </w:rPr>
+        <w:t>kreiranja</w:t>
+      </w:r>
+      <w:proofErr w:type="spellEnd"/>
+      <w:r>
+        <w:rPr>
+          <w:rFonts w:ascii="Times New Roman" w:eastAsia="Times New Roman" w:hAnsi="Times New Roman" w:cs="Times New Roman"/>
+          <w:sz w:val="20"/>
+        </w:rPr>
+        <w:t xml:space="preserve"> </w:t>
+      </w:r>
+      <w:proofErr w:type="spellStart"/>
+      <w:r>
+        <w:rPr>
+          <w:rFonts w:ascii="Times New Roman" w:eastAsia="Times New Roman" w:hAnsi="Times New Roman" w:cs="Times New Roman"/>
+          <w:sz w:val="20"/>
+        </w:rPr>
+        <w:t>izložbe</w:t>
+      </w:r>
+      <w:proofErr w:type="spellEnd"/>
+      <w:r>
+        <w:rPr>
+          <w:rFonts w:ascii="Times New Roman" w:eastAsia="Times New Roman" w:hAnsi="Times New Roman" w:cs="Times New Roman"/>
+          <w:sz w:val="20"/>
+        </w:rPr>
+        <w:t xml:space="preserve"> mora </w:t>
+      </w:r>
+      <w:proofErr w:type="spellStart"/>
+      <w:r>
+        <w:rPr>
+          <w:rFonts w:ascii="Times New Roman" w:eastAsia="Times New Roman" w:hAnsi="Times New Roman" w:cs="Times New Roman"/>
+          <w:sz w:val="20"/>
+        </w:rPr>
+        <w:t>biti</w:t>
+      </w:r>
+      <w:proofErr w:type="spellEnd"/>
+      <w:r>
+        <w:rPr>
+          <w:rFonts w:ascii="Times New Roman" w:eastAsia="Times New Roman" w:hAnsi="Times New Roman" w:cs="Times New Roman"/>
+          <w:sz w:val="20"/>
+        </w:rPr>
+        <w:t xml:space="preserve"> </w:t>
+      </w:r>
+      <w:proofErr w:type="spellStart"/>
+      <w:r>
+        <w:rPr>
+          <w:rFonts w:ascii="Times New Roman" w:eastAsia="Times New Roman" w:hAnsi="Times New Roman" w:cs="Times New Roman"/>
+          <w:sz w:val="20"/>
+        </w:rPr>
+        <w:t>brz</w:t>
+      </w:r>
+      <w:proofErr w:type="spellEnd"/>
+      <w:r>
+        <w:rPr>
+          <w:rFonts w:ascii="Times New Roman" w:eastAsia="Times New Roman" w:hAnsi="Times New Roman" w:cs="Times New Roman"/>
+          <w:sz w:val="20"/>
+        </w:rPr>
+        <w:t xml:space="preserve"> </w:t>
+      </w:r>
+      <w:proofErr w:type="spellStart"/>
+      <w:r>
+        <w:rPr>
+          <w:rFonts w:ascii="Times New Roman" w:eastAsia="Times New Roman" w:hAnsi="Times New Roman" w:cs="Times New Roman"/>
+          <w:sz w:val="20"/>
+        </w:rPr>
+        <w:t>i</w:t>
+      </w:r>
+      <w:proofErr w:type="spellEnd"/>
+      <w:r>
+        <w:rPr>
+          <w:rFonts w:ascii="Times New Roman" w:eastAsia="Times New Roman" w:hAnsi="Times New Roman" w:cs="Times New Roman"/>
+          <w:sz w:val="20"/>
+        </w:rPr>
+        <w:t xml:space="preserve"> </w:t>
+      </w:r>
+      <w:proofErr w:type="spellStart"/>
+      <w:r>
+        <w:rPr>
+          <w:rFonts w:ascii="Times New Roman" w:eastAsia="Times New Roman" w:hAnsi="Times New Roman" w:cs="Times New Roman"/>
+          <w:sz w:val="20"/>
+        </w:rPr>
+        <w:t>jednostavan</w:t>
+      </w:r>
+      <w:proofErr w:type="spellEnd"/>
+      <w:r>
+        <w:rPr>
+          <w:rFonts w:ascii="Times New Roman" w:eastAsia="Times New Roman" w:hAnsi="Times New Roman" w:cs="Times New Roman"/>
+          <w:sz w:val="20"/>
+        </w:rPr>
+        <w:t xml:space="preserve">, </w:t>
+      </w:r>
+      <w:proofErr w:type="spellStart"/>
+      <w:r>
+        <w:rPr>
+          <w:rFonts w:ascii="Times New Roman" w:eastAsia="Times New Roman" w:hAnsi="Times New Roman" w:cs="Times New Roman"/>
+          <w:sz w:val="20"/>
+        </w:rPr>
+        <w:t>sa</w:t>
+      </w:r>
+      <w:proofErr w:type="spellEnd"/>
+      <w:r>
+        <w:rPr>
+          <w:rFonts w:ascii="Times New Roman" w:eastAsia="Times New Roman" w:hAnsi="Times New Roman" w:cs="Times New Roman"/>
+          <w:sz w:val="20"/>
+        </w:rPr>
+        <w:t xml:space="preserve"> </w:t>
+      </w:r>
+      <w:proofErr w:type="spellStart"/>
+      <w:r>
+        <w:rPr>
+          <w:rFonts w:ascii="Times New Roman" w:eastAsia="Times New Roman" w:hAnsi="Times New Roman" w:cs="Times New Roman"/>
+          <w:sz w:val="20"/>
+        </w:rPr>
+        <w:t>jasnim</w:t>
+      </w:r>
+      <w:proofErr w:type="spellEnd"/>
+      <w:r>
+        <w:rPr>
+          <w:rFonts w:ascii="Times New Roman" w:eastAsia="Times New Roman" w:hAnsi="Times New Roman" w:cs="Times New Roman"/>
+          <w:sz w:val="20"/>
+        </w:rPr>
+        <w:t xml:space="preserve"> </w:t>
+      </w:r>
+      <w:proofErr w:type="spellStart"/>
+      <w:r>
+        <w:rPr>
+          <w:rFonts w:ascii="Times New Roman" w:eastAsia="Times New Roman" w:hAnsi="Times New Roman" w:cs="Times New Roman"/>
+          <w:sz w:val="20"/>
+        </w:rPr>
+        <w:t>instrukcijama</w:t>
+      </w:r>
+      <w:proofErr w:type="spellEnd"/>
+      <w:r>
+        <w:rPr>
+          <w:rFonts w:ascii="Times New Roman" w:eastAsia="Times New Roman" w:hAnsi="Times New Roman" w:cs="Times New Roman"/>
+          <w:sz w:val="20"/>
+        </w:rPr>
+        <w:t>.</w:t>
       </w:r>
     </w:p>
     <w:p>
@@ -3820,12 +8286,133 @@
           <w:sz w:val="20"/>
         </w:rPr>
       </w:pPr>
-      <w:r>
-        <w:rPr>
-          <w:rFonts w:ascii="Times New Roman" w:eastAsia="Times New Roman" w:hAnsi="Times New Roman" w:cs="Times New Roman"/>
-          <w:sz w:val="20"/>
-        </w:rPr>
-        <w:t>Validacija unosa mora se vršiti na klijentskoj i serverskoj strani.</w:t>
+      <w:proofErr w:type="spellStart"/>
+      <w:r>
+        <w:rPr>
+          <w:rFonts w:ascii="Times New Roman" w:eastAsia="Times New Roman" w:hAnsi="Times New Roman" w:cs="Times New Roman"/>
+          <w:sz w:val="20"/>
+        </w:rPr>
+        <w:t>Validacija</w:t>
+      </w:r>
+      <w:proofErr w:type="spellEnd"/>
+      <w:r>
+        <w:rPr>
+          <w:rFonts w:ascii="Times New Roman" w:eastAsia="Times New Roman" w:hAnsi="Times New Roman" w:cs="Times New Roman"/>
+          <w:sz w:val="20"/>
+        </w:rPr>
+        <w:t xml:space="preserve"> </w:t>
+      </w:r>
+      <w:proofErr w:type="spellStart"/>
+      <w:r>
+        <w:rPr>
+          <w:rFonts w:ascii="Times New Roman" w:eastAsia="Times New Roman" w:hAnsi="Times New Roman" w:cs="Times New Roman"/>
+          <w:sz w:val="20"/>
+        </w:rPr>
+        <w:t>unosa</w:t>
+      </w:r>
+      <w:proofErr w:type="spellEnd"/>
+      <w:r>
+        <w:rPr>
+          <w:rFonts w:ascii="Times New Roman" w:eastAsia="Times New Roman" w:hAnsi="Times New Roman" w:cs="Times New Roman"/>
+          <w:sz w:val="20"/>
+        </w:rPr>
+        <w:t xml:space="preserve"> mora se </w:t>
+      </w:r>
+      <w:proofErr w:type="spellStart"/>
+      <w:r>
+        <w:rPr>
+          <w:rFonts w:ascii="Times New Roman" w:eastAsia="Times New Roman" w:hAnsi="Times New Roman" w:cs="Times New Roman"/>
+          <w:sz w:val="20"/>
+        </w:rPr>
+        <w:t>vršiti</w:t>
+      </w:r>
+      <w:proofErr w:type="spellEnd"/>
+      <w:r>
+        <w:rPr>
+          <w:rFonts w:ascii="Times New Roman" w:eastAsia="Times New Roman" w:hAnsi="Times New Roman" w:cs="Times New Roman"/>
+          <w:sz w:val="20"/>
+        </w:rPr>
+        <w:t xml:space="preserve"> </w:t>
+      </w:r>
+      <w:proofErr w:type="spellStart"/>
+      <w:r>
+        <w:rPr>
+          <w:rFonts w:ascii="Times New Roman" w:eastAsia="Times New Roman" w:hAnsi="Times New Roman" w:cs="Times New Roman"/>
+          <w:sz w:val="20"/>
+        </w:rPr>
+        <w:t>na</w:t>
+      </w:r>
+      <w:proofErr w:type="spellEnd"/>
+      <w:r>
+        <w:rPr>
+          <w:rFonts w:ascii="Times New Roman" w:eastAsia="Times New Roman" w:hAnsi="Times New Roman" w:cs="Times New Roman"/>
+          <w:sz w:val="20"/>
+        </w:rPr>
+        <w:t xml:space="preserve"> </w:t>
+      </w:r>
+      <w:proofErr w:type="spellStart"/>
+      <w:r>
+        <w:rPr>
+          <w:rFonts w:ascii="Times New Roman" w:eastAsia="Times New Roman" w:hAnsi="Times New Roman" w:cs="Times New Roman"/>
+          <w:sz w:val="20"/>
+        </w:rPr>
+        <w:t>klijentskoj</w:t>
+      </w:r>
+      <w:proofErr w:type="spellEnd"/>
+      <w:r>
+        <w:rPr>
+          <w:rFonts w:ascii="Times New Roman" w:eastAsia="Times New Roman" w:hAnsi="Times New Roman" w:cs="Times New Roman"/>
+          <w:sz w:val="20"/>
+        </w:rPr>
+        <w:t xml:space="preserve"> </w:t>
+      </w:r>
+      <w:proofErr w:type="spellStart"/>
+      <w:r>
+        <w:rPr>
+          <w:rFonts w:ascii="Times New Roman" w:eastAsia="Times New Roman" w:hAnsi="Times New Roman" w:cs="Times New Roman"/>
+          <w:sz w:val="20"/>
+        </w:rPr>
+        <w:t>i</w:t>
+      </w:r>
+      <w:proofErr w:type="spellEnd"/>
+      <w:r>
+        <w:rPr>
+          <w:rFonts w:ascii="Times New Roman" w:eastAsia="Times New Roman" w:hAnsi="Times New Roman" w:cs="Times New Roman"/>
+          <w:sz w:val="20"/>
+        </w:rPr>
+        <w:t xml:space="preserve"> </w:t>
+      </w:r>
+      <w:proofErr w:type="spellStart"/>
+      <w:r>
+        <w:rPr>
+          <w:rFonts w:ascii="Times New Roman" w:eastAsia="Times New Roman" w:hAnsi="Times New Roman" w:cs="Times New Roman"/>
+          <w:sz w:val="20"/>
+        </w:rPr>
+        <w:t>serverskoj</w:t>
+      </w:r>
+      <w:proofErr w:type="spellEnd"/>
+      <w:r>
+        <w:rPr>
+          <w:rFonts w:ascii="Times New Roman" w:eastAsia="Times New Roman" w:hAnsi="Times New Roman" w:cs="Times New Roman"/>
+          <w:sz w:val="20"/>
+        </w:rPr>
+        <w:t xml:space="preserve"> </w:t>
+      </w:r>
+      <w:proofErr w:type="spellStart"/>
+      <w:r>
+        <w:rPr>
+          <w:rFonts w:ascii="Times New Roman" w:eastAsia="Times New Roman" w:hAnsi="Times New Roman" w:cs="Times New Roman"/>
+          <w:sz w:val="20"/>
+        </w:rPr>
+        <w:t>strani</w:t>
+      </w:r>
+      <w:proofErr w:type="spellEnd"/>
+      <w:r>
+        <w:rPr>
+          <w:rFonts w:ascii="Times New Roman" w:eastAsia="Times New Roman" w:hAnsi="Times New Roman" w:cs="Times New Roman"/>
+          <w:sz w:val="20"/>
+        </w:rPr>
+        <w:t>.</w:t>
       </w:r>
     </w:p>
     <w:p>
@@ -3846,10 +8433,12 @@
         <w:ind w:left="705" w:hanging="720"/>
       </w:pPr>
       <w:bookmarkStart w:id="13" w:name="_Toc205762437"/>
+      <w:proofErr w:type="spellStart"/>
       <w:r>
         <w:t>Preduslovi</w:t>
       </w:r>
       <w:bookmarkEnd w:id="13"/>
+      <w:proofErr w:type="spellEnd"/>
       <w:r>
         <w:t xml:space="preserve">  </w:t>
       </w:r>
@@ -3868,12 +8457,85 @@
           <w:sz w:val="20"/>
         </w:rPr>
       </w:pPr>
-      <w:r>
-        <w:rPr>
-          <w:rFonts w:ascii="Times New Roman" w:eastAsia="Times New Roman" w:hAnsi="Times New Roman" w:cs="Times New Roman"/>
-          <w:sz w:val="20"/>
-        </w:rPr>
-        <w:t>Korisnik mora biti prijavljen na sistem.</w:t>
+      <w:proofErr w:type="spellStart"/>
+      <w:r>
+        <w:rPr>
+          <w:rFonts w:ascii="Times New Roman" w:eastAsia="Times New Roman" w:hAnsi="Times New Roman" w:cs="Times New Roman"/>
+          <w:sz w:val="20"/>
+        </w:rPr>
+        <w:t>Korisnik</w:t>
+      </w:r>
+      <w:proofErr w:type="spellEnd"/>
+      <w:r>
+        <w:rPr>
+          <w:rFonts w:ascii="Times New Roman" w:eastAsia="Times New Roman" w:hAnsi="Times New Roman" w:cs="Times New Roman"/>
+          <w:sz w:val="20"/>
+        </w:rPr>
+        <w:t xml:space="preserve"> mora </w:t>
+      </w:r>
+      <w:proofErr w:type="spellStart"/>
+      <w:r>
+        <w:rPr>
+          <w:rFonts w:ascii="Times New Roman" w:eastAsia="Times New Roman" w:hAnsi="Times New Roman" w:cs="Times New Roman"/>
+          <w:sz w:val="20"/>
+        </w:rPr>
+        <w:t>biti</w:t>
+      </w:r>
+      <w:proofErr w:type="spellEnd"/>
+      <w:r>
+        <w:rPr>
+          <w:rFonts w:ascii="Times New Roman" w:eastAsia="Times New Roman" w:hAnsi="Times New Roman" w:cs="Times New Roman"/>
+          <w:sz w:val="20"/>
+        </w:rPr>
+        <w:t xml:space="preserve"> </w:t>
+      </w:r>
+      <w:proofErr w:type="spellStart"/>
+      <w:r>
+        <w:rPr>
+          <w:rFonts w:ascii="Times New Roman" w:eastAsia="Times New Roman" w:hAnsi="Times New Roman" w:cs="Times New Roman"/>
+          <w:sz w:val="20"/>
+        </w:rPr>
+        <w:t>prijavljen</w:t>
+      </w:r>
+      <w:proofErr w:type="spellEnd"/>
+      <w:r>
+        <w:rPr>
+          <w:rFonts w:ascii="Times New Roman" w:eastAsia="Times New Roman" w:hAnsi="Times New Roman" w:cs="Times New Roman"/>
+          <w:sz w:val="20"/>
+        </w:rPr>
+        <w:t xml:space="preserve"> </w:t>
+      </w:r>
+      <w:proofErr w:type="spellStart"/>
+      <w:r>
+        <w:rPr>
+          <w:rFonts w:ascii="Times New Roman" w:eastAsia="Times New Roman" w:hAnsi="Times New Roman" w:cs="Times New Roman"/>
+          <w:sz w:val="20"/>
+        </w:rPr>
+        <w:t>na</w:t>
+      </w:r>
+      <w:proofErr w:type="spellEnd"/>
+      <w:r>
+        <w:rPr>
+          <w:rFonts w:ascii="Times New Roman" w:eastAsia="Times New Roman" w:hAnsi="Times New Roman" w:cs="Times New Roman"/>
+          <w:sz w:val="20"/>
+        </w:rPr>
+        <w:t xml:space="preserve"> </w:t>
+      </w:r>
+      <w:proofErr w:type="spellStart"/>
+      <w:r>
+        <w:rPr>
+          <w:rFonts w:ascii="Times New Roman" w:eastAsia="Times New Roman" w:hAnsi="Times New Roman" w:cs="Times New Roman"/>
+          <w:sz w:val="20"/>
+        </w:rPr>
+        <w:t>sistem</w:t>
+      </w:r>
+      <w:proofErr w:type="spellEnd"/>
+      <w:r>
+        <w:rPr>
+          <w:rFonts w:ascii="Times New Roman" w:eastAsia="Times New Roman" w:hAnsi="Times New Roman" w:cs="Times New Roman"/>
+          <w:sz w:val="20"/>
+        </w:rPr>
+        <w:t>.</w:t>
       </w:r>
     </w:p>
     <w:p>
@@ -3890,12 +8552,133 @@
           <w:sz w:val="20"/>
         </w:rPr>
       </w:pPr>
-      <w:r>
-        <w:rPr>
-          <w:rFonts w:ascii="Times New Roman" w:eastAsia="Times New Roman" w:hAnsi="Times New Roman" w:cs="Times New Roman"/>
-          <w:sz w:val="20"/>
-        </w:rPr>
-        <w:t>Korisnik mora biti žiri, običan korisnik ne može da napravi izložbu.</w:t>
+      <w:proofErr w:type="spellStart"/>
+      <w:r>
+        <w:rPr>
+          <w:rFonts w:ascii="Times New Roman" w:eastAsia="Times New Roman" w:hAnsi="Times New Roman" w:cs="Times New Roman"/>
+          <w:sz w:val="20"/>
+        </w:rPr>
+        <w:t>Korisnik</w:t>
+      </w:r>
+      <w:proofErr w:type="spellEnd"/>
+      <w:r>
+        <w:rPr>
+          <w:rFonts w:ascii="Times New Roman" w:eastAsia="Times New Roman" w:hAnsi="Times New Roman" w:cs="Times New Roman"/>
+          <w:sz w:val="20"/>
+        </w:rPr>
+        <w:t xml:space="preserve"> mora </w:t>
+      </w:r>
+      <w:proofErr w:type="spellStart"/>
+      <w:r>
+        <w:rPr>
+          <w:rFonts w:ascii="Times New Roman" w:eastAsia="Times New Roman" w:hAnsi="Times New Roman" w:cs="Times New Roman"/>
+          <w:sz w:val="20"/>
+        </w:rPr>
+        <w:t>biti</w:t>
+      </w:r>
+      <w:proofErr w:type="spellEnd"/>
+      <w:r>
+        <w:rPr>
+          <w:rFonts w:ascii="Times New Roman" w:eastAsia="Times New Roman" w:hAnsi="Times New Roman" w:cs="Times New Roman"/>
+          <w:sz w:val="20"/>
+        </w:rPr>
+        <w:t xml:space="preserve"> </w:t>
+      </w:r>
+      <w:proofErr w:type="spellStart"/>
+      <w:r>
+        <w:rPr>
+          <w:rFonts w:ascii="Times New Roman" w:eastAsia="Times New Roman" w:hAnsi="Times New Roman" w:cs="Times New Roman"/>
+          <w:sz w:val="20"/>
+        </w:rPr>
+        <w:t>žiri</w:t>
+      </w:r>
+      <w:proofErr w:type="spellEnd"/>
+      <w:r>
+        <w:rPr>
+          <w:rFonts w:ascii="Times New Roman" w:eastAsia="Times New Roman" w:hAnsi="Times New Roman" w:cs="Times New Roman"/>
+          <w:sz w:val="20"/>
+        </w:rPr>
+        <w:t xml:space="preserve">, </w:t>
+      </w:r>
+      <w:proofErr w:type="spellStart"/>
+      <w:r>
+        <w:rPr>
+          <w:rFonts w:ascii="Times New Roman" w:eastAsia="Times New Roman" w:hAnsi="Times New Roman" w:cs="Times New Roman"/>
+          <w:sz w:val="20"/>
+        </w:rPr>
+        <w:t>običan</w:t>
+      </w:r>
+      <w:proofErr w:type="spellEnd"/>
+      <w:r>
+        <w:rPr>
+          <w:rFonts w:ascii="Times New Roman" w:eastAsia="Times New Roman" w:hAnsi="Times New Roman" w:cs="Times New Roman"/>
+          <w:sz w:val="20"/>
+        </w:rPr>
+        <w:t xml:space="preserve"> </w:t>
+      </w:r>
+      <w:proofErr w:type="spellStart"/>
+      <w:r>
+        <w:rPr>
+          <w:rFonts w:ascii="Times New Roman" w:eastAsia="Times New Roman" w:hAnsi="Times New Roman" w:cs="Times New Roman"/>
+          <w:sz w:val="20"/>
+        </w:rPr>
+        <w:t>korisnik</w:t>
+      </w:r>
+      <w:proofErr w:type="spellEnd"/>
+      <w:r>
+        <w:rPr>
+          <w:rFonts w:ascii="Times New Roman" w:eastAsia="Times New Roman" w:hAnsi="Times New Roman" w:cs="Times New Roman"/>
+          <w:sz w:val="20"/>
+        </w:rPr>
+        <w:t xml:space="preserve"> ne </w:t>
+      </w:r>
+      <w:proofErr w:type="spellStart"/>
+      <w:r>
+        <w:rPr>
+          <w:rFonts w:ascii="Times New Roman" w:eastAsia="Times New Roman" w:hAnsi="Times New Roman" w:cs="Times New Roman"/>
+          <w:sz w:val="20"/>
+        </w:rPr>
+        <w:t>može</w:t>
+      </w:r>
+      <w:proofErr w:type="spellEnd"/>
+      <w:r>
+        <w:rPr>
+          <w:rFonts w:ascii="Times New Roman" w:eastAsia="Times New Roman" w:hAnsi="Times New Roman" w:cs="Times New Roman"/>
+          <w:sz w:val="20"/>
+        </w:rPr>
+        <w:t xml:space="preserve"> da </w:t>
+      </w:r>
+      <w:proofErr w:type="spellStart"/>
+      <w:r>
+        <w:rPr>
+          <w:rFonts w:ascii="Times New Roman" w:eastAsia="Times New Roman" w:hAnsi="Times New Roman" w:cs="Times New Roman"/>
+          <w:sz w:val="20"/>
+        </w:rPr>
+        <w:t>napravi</w:t>
+      </w:r>
+      <w:proofErr w:type="spellEnd"/>
+      <w:r>
+        <w:rPr>
+          <w:rFonts w:ascii="Times New Roman" w:eastAsia="Times New Roman" w:hAnsi="Times New Roman" w:cs="Times New Roman"/>
+          <w:sz w:val="20"/>
+        </w:rPr>
+        <w:t xml:space="preserve"> </w:t>
+      </w:r>
+      <w:proofErr w:type="spellStart"/>
+      <w:r>
+        <w:rPr>
+          <w:rFonts w:ascii="Times New Roman" w:eastAsia="Times New Roman" w:hAnsi="Times New Roman" w:cs="Times New Roman"/>
+          <w:sz w:val="20"/>
+        </w:rPr>
+        <w:t>izložbu</w:t>
+      </w:r>
+      <w:proofErr w:type="spellEnd"/>
+      <w:r>
+        <w:rPr>
+          <w:rFonts w:ascii="Times New Roman" w:eastAsia="Times New Roman" w:hAnsi="Times New Roman" w:cs="Times New Roman"/>
+          <w:sz w:val="20"/>
+        </w:rPr>
+        <w:t>.</w:t>
       </w:r>
     </w:p>
     <w:p>
@@ -3908,12 +8691,85 @@
           <w:sz w:val="20"/>
         </w:rPr>
       </w:pPr>
-      <w:r>
-        <w:rPr>
-          <w:rFonts w:ascii="Times New Roman" w:eastAsia="Times New Roman" w:hAnsi="Times New Roman" w:cs="Times New Roman"/>
-          <w:sz w:val="20"/>
-        </w:rPr>
-        <w:t>Korisnik mora imati dozvolu za kreiranje izložbi.</w:t>
+      <w:proofErr w:type="spellStart"/>
+      <w:r>
+        <w:rPr>
+          <w:rFonts w:ascii="Times New Roman" w:eastAsia="Times New Roman" w:hAnsi="Times New Roman" w:cs="Times New Roman"/>
+          <w:sz w:val="20"/>
+        </w:rPr>
+        <w:t>Korisnik</w:t>
+      </w:r>
+      <w:proofErr w:type="spellEnd"/>
+      <w:r>
+        <w:rPr>
+          <w:rFonts w:ascii="Times New Roman" w:eastAsia="Times New Roman" w:hAnsi="Times New Roman" w:cs="Times New Roman"/>
+          <w:sz w:val="20"/>
+        </w:rPr>
+        <w:t xml:space="preserve"> mora </w:t>
+      </w:r>
+      <w:proofErr w:type="spellStart"/>
+      <w:r>
+        <w:rPr>
+          <w:rFonts w:ascii="Times New Roman" w:eastAsia="Times New Roman" w:hAnsi="Times New Roman" w:cs="Times New Roman"/>
+          <w:sz w:val="20"/>
+        </w:rPr>
+        <w:t>imati</w:t>
+      </w:r>
+      <w:proofErr w:type="spellEnd"/>
+      <w:r>
+        <w:rPr>
+          <w:rFonts w:ascii="Times New Roman" w:eastAsia="Times New Roman" w:hAnsi="Times New Roman" w:cs="Times New Roman"/>
+          <w:sz w:val="20"/>
+        </w:rPr>
+        <w:t xml:space="preserve"> </w:t>
+      </w:r>
+      <w:proofErr w:type="spellStart"/>
+      <w:r>
+        <w:rPr>
+          <w:rFonts w:ascii="Times New Roman" w:eastAsia="Times New Roman" w:hAnsi="Times New Roman" w:cs="Times New Roman"/>
+          <w:sz w:val="20"/>
+        </w:rPr>
+        <w:t>dozvolu</w:t>
+      </w:r>
+      <w:proofErr w:type="spellEnd"/>
+      <w:r>
+        <w:rPr>
+          <w:rFonts w:ascii="Times New Roman" w:eastAsia="Times New Roman" w:hAnsi="Times New Roman" w:cs="Times New Roman"/>
+          <w:sz w:val="20"/>
+        </w:rPr>
+        <w:t xml:space="preserve"> za </w:t>
+      </w:r>
+      <w:proofErr w:type="spellStart"/>
+      <w:r>
+        <w:rPr>
+          <w:rFonts w:ascii="Times New Roman" w:eastAsia="Times New Roman" w:hAnsi="Times New Roman" w:cs="Times New Roman"/>
+          <w:sz w:val="20"/>
+        </w:rPr>
+        <w:t>kreiranje</w:t>
+      </w:r>
+      <w:proofErr w:type="spellEnd"/>
+      <w:r>
+        <w:rPr>
+          <w:rFonts w:ascii="Times New Roman" w:eastAsia="Times New Roman" w:hAnsi="Times New Roman" w:cs="Times New Roman"/>
+          <w:sz w:val="20"/>
+        </w:rPr>
+        <w:t xml:space="preserve"> </w:t>
+      </w:r>
+      <w:proofErr w:type="spellStart"/>
+      <w:r>
+        <w:rPr>
+          <w:rFonts w:ascii="Times New Roman" w:eastAsia="Times New Roman" w:hAnsi="Times New Roman" w:cs="Times New Roman"/>
+          <w:sz w:val="20"/>
+        </w:rPr>
+        <w:t>izložbi</w:t>
+      </w:r>
+      <w:proofErr w:type="spellEnd"/>
+      <w:r>
+        <w:rPr>
+          <w:rFonts w:ascii="Times New Roman" w:eastAsia="Times New Roman" w:hAnsi="Times New Roman" w:cs="Times New Roman"/>
+          <w:sz w:val="20"/>
+        </w:rPr>
+        <w:t>.</w:t>
       </w:r>
     </w:p>
     <w:p>
@@ -3934,10 +8790,12 @@
         <w:ind w:left="705" w:hanging="720"/>
       </w:pPr>
       <w:bookmarkStart w:id="14" w:name="_Toc205762438"/>
+      <w:proofErr w:type="spellStart"/>
       <w:r>
         <w:t>Posledice</w:t>
       </w:r>
       <w:bookmarkEnd w:id="14"/>
+      <w:proofErr w:type="spellEnd"/>
       <w:r>
         <w:t xml:space="preserve"> </w:t>
       </w:r>
@@ -3961,7 +8819,183 @@
           <w:rFonts w:ascii="Times New Roman" w:eastAsia="Times New Roman" w:hAnsi="Times New Roman" w:cs="Times New Roman"/>
           <w:sz w:val="20"/>
         </w:rPr>
-        <w:t>U slučaju uspešnog kreiranja, nova izložba se dodaje u bazu podataka sa svim unetim informacijama.</w:t>
+        <w:t xml:space="preserve">U </w:t>
+      </w:r>
+      <w:proofErr w:type="spellStart"/>
+      <w:r>
+        <w:rPr>
+          <w:rFonts w:ascii="Times New Roman" w:eastAsia="Times New Roman" w:hAnsi="Times New Roman" w:cs="Times New Roman"/>
+          <w:sz w:val="20"/>
+        </w:rPr>
+        <w:t>slučaju</w:t>
+      </w:r>
+      <w:proofErr w:type="spellEnd"/>
+      <w:r>
+        <w:rPr>
+          <w:rFonts w:ascii="Times New Roman" w:eastAsia="Times New Roman" w:hAnsi="Times New Roman" w:cs="Times New Roman"/>
+          <w:sz w:val="20"/>
+        </w:rPr>
+        <w:t xml:space="preserve"> </w:t>
+      </w:r>
+      <w:proofErr w:type="spellStart"/>
+      <w:r>
+        <w:rPr>
+          <w:rFonts w:ascii="Times New Roman" w:eastAsia="Times New Roman" w:hAnsi="Times New Roman" w:cs="Times New Roman"/>
+          <w:sz w:val="20"/>
+        </w:rPr>
+        <w:t>uspešnog</w:t>
+      </w:r>
+      <w:proofErr w:type="spellEnd"/>
+      <w:r>
+        <w:rPr>
+          <w:rFonts w:ascii="Times New Roman" w:eastAsia="Times New Roman" w:hAnsi="Times New Roman" w:cs="Times New Roman"/>
+          <w:sz w:val="20"/>
+        </w:rPr>
+        <w:t xml:space="preserve"> </w:t>
+      </w:r>
+      <w:proofErr w:type="spellStart"/>
+      <w:r>
+        <w:rPr>
+          <w:rFonts w:ascii="Times New Roman" w:eastAsia="Times New Roman" w:hAnsi="Times New Roman" w:cs="Times New Roman"/>
+          <w:sz w:val="20"/>
+        </w:rPr>
+        <w:t>kreiranja</w:t>
+      </w:r>
+      <w:proofErr w:type="spellEnd"/>
+      <w:r>
+        <w:rPr>
+          <w:rFonts w:ascii="Times New Roman" w:eastAsia="Times New Roman" w:hAnsi="Times New Roman" w:cs="Times New Roman"/>
+          <w:sz w:val="20"/>
+        </w:rPr>
+        <w:t xml:space="preserve">, nova </w:t>
+      </w:r>
+      <w:proofErr w:type="spellStart"/>
+      <w:r>
+        <w:rPr>
+          <w:rFonts w:ascii="Times New Roman" w:eastAsia="Times New Roman" w:hAnsi="Times New Roman" w:cs="Times New Roman"/>
+          <w:sz w:val="20"/>
+        </w:rPr>
+        <w:t>izložba</w:t>
+      </w:r>
+      <w:proofErr w:type="spellEnd"/>
+      <w:r>
+        <w:rPr>
+          <w:rFonts w:ascii="Times New Roman" w:eastAsia="Times New Roman" w:hAnsi="Times New Roman" w:cs="Times New Roman"/>
+          <w:sz w:val="20"/>
+        </w:rPr>
+        <w:t xml:space="preserve"> se </w:t>
+      </w:r>
+      <w:proofErr w:type="spellStart"/>
+      <w:r>
+        <w:rPr>
+          <w:rFonts w:ascii="Times New Roman" w:eastAsia="Times New Roman" w:hAnsi="Times New Roman" w:cs="Times New Roman"/>
+          <w:sz w:val="20"/>
+        </w:rPr>
+        <w:t>dodaje</w:t>
+      </w:r>
+      <w:proofErr w:type="spellEnd"/>
+      <w:r>
+        <w:rPr>
+          <w:rFonts w:ascii="Times New Roman" w:eastAsia="Times New Roman" w:hAnsi="Times New Roman" w:cs="Times New Roman"/>
+          <w:sz w:val="20"/>
+        </w:rPr>
+        <w:t xml:space="preserve"> u </w:t>
+      </w:r>
+      <w:proofErr w:type="spellStart"/>
+      <w:r>
+        <w:rPr>
+          <w:rFonts w:ascii="Times New Roman" w:eastAsia="Times New Roman" w:hAnsi="Times New Roman" w:cs="Times New Roman"/>
+          <w:sz w:val="20"/>
+        </w:rPr>
+        <w:t>bazu</w:t>
+      </w:r>
+      <w:proofErr w:type="spellEnd"/>
+      <w:r>
+        <w:rPr>
+          <w:rFonts w:ascii="Times New Roman" w:eastAsia="Times New Roman" w:hAnsi="Times New Roman" w:cs="Times New Roman"/>
+          <w:sz w:val="20"/>
+        </w:rPr>
+        <w:t xml:space="preserve"> </w:t>
+      </w:r>
+      <w:proofErr w:type="spellStart"/>
+      <w:r>
+        <w:rPr>
+          <w:rFonts w:ascii="Times New Roman" w:eastAsia="Times New Roman" w:hAnsi="Times New Roman" w:cs="Times New Roman"/>
+          <w:sz w:val="20"/>
+        </w:rPr>
+        <w:t>podataka</w:t>
+      </w:r>
+      <w:proofErr w:type="spellEnd"/>
+      <w:r>
+        <w:rPr>
+          <w:rFonts w:ascii="Times New Roman" w:eastAsia="Times New Roman" w:hAnsi="Times New Roman" w:cs="Times New Roman"/>
+          <w:sz w:val="20"/>
+        </w:rPr>
+        <w:t xml:space="preserve"> </w:t>
+      </w:r>
+      <w:proofErr w:type="spellStart"/>
+      <w:r>
+        <w:rPr>
+          <w:rFonts w:ascii="Times New Roman" w:eastAsia="Times New Roman" w:hAnsi="Times New Roman" w:cs="Times New Roman"/>
+          <w:sz w:val="20"/>
+        </w:rPr>
+        <w:t>sa</w:t>
+      </w:r>
+      <w:proofErr w:type="spellEnd"/>
+      <w:r>
+        <w:rPr>
+          <w:rFonts w:ascii="Times New Roman" w:eastAsia="Times New Roman" w:hAnsi="Times New Roman" w:cs="Times New Roman"/>
+          <w:sz w:val="20"/>
+        </w:rPr>
+        <w:t xml:space="preserve"> </w:t>
+      </w:r>
+      <w:proofErr w:type="spellStart"/>
+      <w:r>
+        <w:rPr>
+          <w:rFonts w:ascii="Times New Roman" w:eastAsia="Times New Roman" w:hAnsi="Times New Roman" w:cs="Times New Roman"/>
+          <w:sz w:val="20"/>
+        </w:rPr>
+        <w:t>svim</w:t>
+      </w:r>
+      <w:proofErr w:type="spellEnd"/>
+      <w:r>
+        <w:rPr>
+          <w:rFonts w:ascii="Times New Roman" w:eastAsia="Times New Roman" w:hAnsi="Times New Roman" w:cs="Times New Roman"/>
+          <w:sz w:val="20"/>
+        </w:rPr>
+        <w:t xml:space="preserve"> </w:t>
+      </w:r>
+      <w:proofErr w:type="spellStart"/>
+      <w:r>
+        <w:rPr>
+          <w:rFonts w:ascii="Times New Roman" w:eastAsia="Times New Roman" w:hAnsi="Times New Roman" w:cs="Times New Roman"/>
+          <w:sz w:val="20"/>
+        </w:rPr>
+        <w:t>unetim</w:t>
+      </w:r>
+      <w:proofErr w:type="spellEnd"/>
+      <w:r>
+        <w:rPr>
+          <w:rFonts w:ascii="Times New Roman" w:eastAsia="Times New Roman" w:hAnsi="Times New Roman" w:cs="Times New Roman"/>
+          <w:sz w:val="20"/>
+        </w:rPr>
+        <w:t xml:space="preserve"> </w:t>
+      </w:r>
+      <w:proofErr w:type="spellStart"/>
+      <w:r>
+        <w:rPr>
+          <w:rFonts w:ascii="Times New Roman" w:eastAsia="Times New Roman" w:hAnsi="Times New Roman" w:cs="Times New Roman"/>
+          <w:sz w:val="20"/>
+        </w:rPr>
+        <w:t>informacijama</w:t>
+      </w:r>
+      <w:proofErr w:type="spellEnd"/>
+      <w:r>
+        <w:rPr>
+          <w:rFonts w:ascii="Times New Roman" w:eastAsia="Times New Roman" w:hAnsi="Times New Roman" w:cs="Times New Roman"/>
+          <w:sz w:val="20"/>
+        </w:rPr>
+        <w:t>.</w:t>
       </w:r>
     </w:p>
     <w:p>
@@ -3978,12 +9012,229 @@
           <w:sz w:val="20"/>
         </w:rPr>
       </w:pPr>
-      <w:r>
-        <w:rPr>
-          <w:rFonts w:ascii="Times New Roman" w:eastAsia="Times New Roman" w:hAnsi="Times New Roman" w:cs="Times New Roman"/>
-          <w:sz w:val="20"/>
-        </w:rPr>
-        <w:t>Kreiranje izložbe može uticati na prikazivanje izložbi na početnoj stranici ili listi aktivnih izložbi.</w:t>
+      <w:proofErr w:type="spellStart"/>
+      <w:r>
+        <w:rPr>
+          <w:rFonts w:ascii="Times New Roman" w:eastAsia="Times New Roman" w:hAnsi="Times New Roman" w:cs="Times New Roman"/>
+          <w:sz w:val="20"/>
+        </w:rPr>
+        <w:t>Kreiranje</w:t>
+      </w:r>
+      <w:proofErr w:type="spellEnd"/>
+      <w:r>
+        <w:rPr>
+          <w:rFonts w:ascii="Times New Roman" w:eastAsia="Times New Roman" w:hAnsi="Times New Roman" w:cs="Times New Roman"/>
+          <w:sz w:val="20"/>
+        </w:rPr>
+        <w:t xml:space="preserve"> </w:t>
+      </w:r>
+      <w:proofErr w:type="spellStart"/>
+      <w:r>
+        <w:rPr>
+          <w:rFonts w:ascii="Times New Roman" w:eastAsia="Times New Roman" w:hAnsi="Times New Roman" w:cs="Times New Roman"/>
+          <w:sz w:val="20"/>
+        </w:rPr>
+        <w:t>izložbe</w:t>
+      </w:r>
+      <w:proofErr w:type="spellEnd"/>
+      <w:r>
+        <w:rPr>
+          <w:rFonts w:ascii="Times New Roman" w:eastAsia="Times New Roman" w:hAnsi="Times New Roman" w:cs="Times New Roman"/>
+          <w:sz w:val="20"/>
+        </w:rPr>
+        <w:t xml:space="preserve"> </w:t>
+      </w:r>
+      <w:proofErr w:type="spellStart"/>
+      <w:r>
+        <w:rPr>
+          <w:rFonts w:ascii="Times New Roman" w:eastAsia="Times New Roman" w:hAnsi="Times New Roman" w:cs="Times New Roman"/>
+          <w:sz w:val="20"/>
+        </w:rPr>
+        <w:t>može</w:t>
+      </w:r>
+      <w:proofErr w:type="spellEnd"/>
+      <w:r>
+        <w:rPr>
+          <w:rFonts w:ascii="Times New Roman" w:eastAsia="Times New Roman" w:hAnsi="Times New Roman" w:cs="Times New Roman"/>
+          <w:sz w:val="20"/>
+        </w:rPr>
+        <w:t xml:space="preserve"> </w:t>
+      </w:r>
+      <w:proofErr w:type="spellStart"/>
+      <w:r>
+        <w:rPr>
+          <w:rFonts w:ascii="Times New Roman" w:eastAsia="Times New Roman" w:hAnsi="Times New Roman" w:cs="Times New Roman"/>
+          <w:sz w:val="20"/>
+        </w:rPr>
+        <w:t>uticati</w:t>
+      </w:r>
+      <w:proofErr w:type="spellEnd"/>
+      <w:r>
+        <w:rPr>
+          <w:rFonts w:ascii="Times New Roman" w:eastAsia="Times New Roman" w:hAnsi="Times New Roman" w:cs="Times New Roman"/>
+          <w:sz w:val="20"/>
+        </w:rPr>
+        <w:t xml:space="preserve"> </w:t>
+      </w:r>
+      <w:proofErr w:type="spellStart"/>
+      <w:r>
+        <w:rPr>
+          <w:rFonts w:ascii="Times New Roman" w:eastAsia="Times New Roman" w:hAnsi="Times New Roman" w:cs="Times New Roman"/>
+          <w:sz w:val="20"/>
+        </w:rPr>
+        <w:t>na</w:t>
+      </w:r>
+      <w:proofErr w:type="spellEnd"/>
+      <w:r>
+        <w:rPr>
+          <w:rFonts w:ascii="Times New Roman" w:eastAsia="Times New Roman" w:hAnsi="Times New Roman" w:cs="Times New Roman"/>
+          <w:sz w:val="20"/>
+        </w:rPr>
+        <w:t xml:space="preserve"> </w:t>
+      </w:r>
+      <w:proofErr w:type="spellStart"/>
+      <w:r>
+        <w:rPr>
+          <w:rFonts w:ascii="Times New Roman" w:eastAsia="Times New Roman" w:hAnsi="Times New Roman" w:cs="Times New Roman"/>
+          <w:sz w:val="20"/>
+        </w:rPr>
+        <w:t>prikazivanje</w:t>
+      </w:r>
+      <w:proofErr w:type="spellEnd"/>
+      <w:r>
+        <w:rPr>
+          <w:rFonts w:ascii="Times New Roman" w:eastAsia="Times New Roman" w:hAnsi="Times New Roman" w:cs="Times New Roman"/>
+          <w:sz w:val="20"/>
+        </w:rPr>
+        <w:t xml:space="preserve"> </w:t>
+      </w:r>
+      <w:proofErr w:type="spellStart"/>
+      <w:r>
+        <w:rPr>
+          <w:rFonts w:ascii="Times New Roman" w:eastAsia="Times New Roman" w:hAnsi="Times New Roman" w:cs="Times New Roman"/>
+          <w:sz w:val="20"/>
+        </w:rPr>
+        <w:t>izložbi</w:t>
+      </w:r>
+      <w:proofErr w:type="spellEnd"/>
+      <w:r>
+        <w:rPr>
+          <w:rFonts w:ascii="Times New Roman" w:eastAsia="Times New Roman" w:hAnsi="Times New Roman" w:cs="Times New Roman"/>
+          <w:sz w:val="20"/>
+        </w:rPr>
+        <w:t xml:space="preserve"> </w:t>
+      </w:r>
+      <w:proofErr w:type="spellStart"/>
+      <w:r>
+        <w:rPr>
+          <w:rFonts w:ascii="Times New Roman" w:eastAsia="Times New Roman" w:hAnsi="Times New Roman" w:cs="Times New Roman"/>
+          <w:sz w:val="20"/>
+        </w:rPr>
+        <w:t>na</w:t>
+      </w:r>
+      <w:proofErr w:type="spellEnd"/>
+      <w:r>
+        <w:rPr>
+          <w:rFonts w:ascii="Times New Roman" w:eastAsia="Times New Roman" w:hAnsi="Times New Roman" w:cs="Times New Roman"/>
+          <w:sz w:val="20"/>
+        </w:rPr>
+        <w:t xml:space="preserve"> </w:t>
+      </w:r>
+      <w:proofErr w:type="spellStart"/>
+      <w:r>
+        <w:rPr>
+          <w:rFonts w:ascii="Times New Roman" w:eastAsia="Times New Roman" w:hAnsi="Times New Roman" w:cs="Times New Roman"/>
+          <w:sz w:val="20"/>
+        </w:rPr>
+        <w:t>početnoj</w:t>
+      </w:r>
+      <w:proofErr w:type="spellEnd"/>
+      <w:r>
+        <w:rPr>
+          <w:rFonts w:ascii="Times New Roman" w:eastAsia="Times New Roman" w:hAnsi="Times New Roman" w:cs="Times New Roman"/>
+          <w:sz w:val="20"/>
+        </w:rPr>
+        <w:t xml:space="preserve"> </w:t>
+      </w:r>
+      <w:proofErr w:type="spellStart"/>
+      <w:r>
+        <w:rPr>
+          <w:rFonts w:ascii="Times New Roman" w:eastAsia="Times New Roman" w:hAnsi="Times New Roman" w:cs="Times New Roman"/>
+          <w:sz w:val="20"/>
+        </w:rPr>
+        <w:t>stranici</w:t>
+      </w:r>
+      <w:proofErr w:type="spellEnd"/>
+      <w:r>
+        <w:rPr>
+          <w:rFonts w:ascii="Times New Roman" w:eastAsia="Times New Roman" w:hAnsi="Times New Roman" w:cs="Times New Roman"/>
+          <w:sz w:val="20"/>
+        </w:rPr>
+        <w:t xml:space="preserve"> </w:t>
+      </w:r>
+      <w:proofErr w:type="spellStart"/>
+      <w:r>
+        <w:rPr>
+          <w:rFonts w:ascii="Times New Roman" w:eastAsia="Times New Roman" w:hAnsi="Times New Roman" w:cs="Times New Roman"/>
+          <w:sz w:val="20"/>
+        </w:rPr>
+        <w:t>ili</w:t>
+      </w:r>
+      <w:proofErr w:type="spellEnd"/>
+      <w:r>
+        <w:rPr>
+          <w:rFonts w:ascii="Times New Roman" w:eastAsia="Times New Roman" w:hAnsi="Times New Roman" w:cs="Times New Roman"/>
+          <w:sz w:val="20"/>
+        </w:rPr>
+        <w:t xml:space="preserve"> </w:t>
+      </w:r>
+      <w:proofErr w:type="spellStart"/>
+      <w:r>
+        <w:rPr>
+          <w:rFonts w:ascii="Times New Roman" w:eastAsia="Times New Roman" w:hAnsi="Times New Roman" w:cs="Times New Roman"/>
+          <w:sz w:val="20"/>
+        </w:rPr>
+        <w:t>listi</w:t>
+      </w:r>
+      <w:proofErr w:type="spellEnd"/>
+      <w:r>
+        <w:rPr>
+          <w:rFonts w:ascii="Times New Roman" w:eastAsia="Times New Roman" w:hAnsi="Times New Roman" w:cs="Times New Roman"/>
+          <w:sz w:val="20"/>
+        </w:rPr>
+        <w:t xml:space="preserve"> </w:t>
+      </w:r>
+      <w:proofErr w:type="spellStart"/>
+      <w:r>
+        <w:rPr>
+          <w:rFonts w:ascii="Times New Roman" w:eastAsia="Times New Roman" w:hAnsi="Times New Roman" w:cs="Times New Roman"/>
+          <w:sz w:val="20"/>
+        </w:rPr>
+        <w:t>aktivnih</w:t>
+      </w:r>
+      <w:proofErr w:type="spellEnd"/>
+      <w:r>
+        <w:rPr>
+          <w:rFonts w:ascii="Times New Roman" w:eastAsia="Times New Roman" w:hAnsi="Times New Roman" w:cs="Times New Roman"/>
+          <w:sz w:val="20"/>
+        </w:rPr>
+        <w:t xml:space="preserve"> </w:t>
+      </w:r>
+      <w:proofErr w:type="spellStart"/>
+      <w:r>
+        <w:rPr>
+          <w:rFonts w:ascii="Times New Roman" w:eastAsia="Times New Roman" w:hAnsi="Times New Roman" w:cs="Times New Roman"/>
+          <w:sz w:val="20"/>
+        </w:rPr>
+        <w:t>izložbi</w:t>
+      </w:r>
+      <w:proofErr w:type="spellEnd"/>
+      <w:r>
+        <w:rPr>
+          <w:rFonts w:ascii="Times New Roman" w:eastAsia="Times New Roman" w:hAnsi="Times New Roman" w:cs="Times New Roman"/>
+          <w:sz w:val="20"/>
+        </w:rPr>
+        <w:t>.</w:t>
       </w:r>
     </w:p>
     <w:p>
@@ -4000,12 +9251,101 @@
           <w:sz w:val="20"/>
         </w:rPr>
       </w:pPr>
-      <w:r>
-        <w:rPr>
-          <w:rFonts w:ascii="Times New Roman" w:eastAsia="Times New Roman" w:hAnsi="Times New Roman" w:cs="Times New Roman"/>
-          <w:sz w:val="20"/>
-        </w:rPr>
-        <w:t>Korisnik koji je kreirao izložbu postaje njen vlasnik.</w:t>
+      <w:proofErr w:type="spellStart"/>
+      <w:r>
+        <w:rPr>
+          <w:rFonts w:ascii="Times New Roman" w:eastAsia="Times New Roman" w:hAnsi="Times New Roman" w:cs="Times New Roman"/>
+          <w:sz w:val="20"/>
+        </w:rPr>
+        <w:t>Korisnik</w:t>
+      </w:r>
+      <w:proofErr w:type="spellEnd"/>
+      <w:r>
+        <w:rPr>
+          <w:rFonts w:ascii="Times New Roman" w:eastAsia="Times New Roman" w:hAnsi="Times New Roman" w:cs="Times New Roman"/>
+          <w:sz w:val="20"/>
+        </w:rPr>
+        <w:t xml:space="preserve"> koji je </w:t>
+      </w:r>
+      <w:proofErr w:type="spellStart"/>
+      <w:r>
+        <w:rPr>
+          <w:rFonts w:ascii="Times New Roman" w:eastAsia="Times New Roman" w:hAnsi="Times New Roman" w:cs="Times New Roman"/>
+          <w:sz w:val="20"/>
+        </w:rPr>
+        <w:t>kreirao</w:t>
+      </w:r>
+      <w:proofErr w:type="spellEnd"/>
+      <w:r>
+        <w:rPr>
+          <w:rFonts w:ascii="Times New Roman" w:eastAsia="Times New Roman" w:hAnsi="Times New Roman" w:cs="Times New Roman"/>
+          <w:sz w:val="20"/>
+        </w:rPr>
+        <w:t xml:space="preserve"> </w:t>
+      </w:r>
+      <w:proofErr w:type="spellStart"/>
+      <w:r>
+        <w:rPr>
+          <w:rFonts w:ascii="Times New Roman" w:eastAsia="Times New Roman" w:hAnsi="Times New Roman" w:cs="Times New Roman"/>
+          <w:sz w:val="20"/>
+        </w:rPr>
+        <w:t>izložbu</w:t>
+      </w:r>
+      <w:proofErr w:type="spellEnd"/>
+      <w:r>
+        <w:rPr>
+          <w:rFonts w:ascii="Times New Roman" w:eastAsia="Times New Roman" w:hAnsi="Times New Roman" w:cs="Times New Roman"/>
+          <w:sz w:val="20"/>
+        </w:rPr>
+        <w:t xml:space="preserve"> </w:t>
+      </w:r>
+      <w:proofErr w:type="spellStart"/>
+      <w:r>
+        <w:rPr>
+          <w:rFonts w:ascii="Times New Roman" w:eastAsia="Times New Roman" w:hAnsi="Times New Roman" w:cs="Times New Roman"/>
+          <w:sz w:val="20"/>
+        </w:rPr>
+        <w:t>postaje</w:t>
+      </w:r>
+      <w:proofErr w:type="spellEnd"/>
+      <w:r>
+        <w:rPr>
+          <w:rFonts w:ascii="Times New Roman" w:eastAsia="Times New Roman" w:hAnsi="Times New Roman" w:cs="Times New Roman"/>
+          <w:sz w:val="20"/>
+        </w:rPr>
+        <w:t xml:space="preserve"> </w:t>
+      </w:r>
+      <w:proofErr w:type="spellStart"/>
+      <w:r>
+        <w:rPr>
+          <w:rFonts w:ascii="Times New Roman" w:eastAsia="Times New Roman" w:hAnsi="Times New Roman" w:cs="Times New Roman"/>
+          <w:sz w:val="20"/>
+        </w:rPr>
+        <w:t>njen</w:t>
+      </w:r>
+      <w:proofErr w:type="spellEnd"/>
+      <w:r>
+        <w:rPr>
+          <w:rFonts w:ascii="Times New Roman" w:eastAsia="Times New Roman" w:hAnsi="Times New Roman" w:cs="Times New Roman"/>
+          <w:sz w:val="20"/>
+        </w:rPr>
+        <w:t xml:space="preserve"> </w:t>
+      </w:r>
+      <w:proofErr w:type="spellStart"/>
+      <w:r>
+        <w:rPr>
+          <w:rFonts w:ascii="Times New Roman" w:eastAsia="Times New Roman" w:hAnsi="Times New Roman" w:cs="Times New Roman"/>
+          <w:sz w:val="20"/>
+        </w:rPr>
+        <w:t>vlasnik</w:t>
+      </w:r>
+      <w:proofErr w:type="spellEnd"/>
+      <w:r>
+        <w:rPr>
+          <w:rFonts w:ascii="Times New Roman" w:eastAsia="Times New Roman" w:hAnsi="Times New Roman" w:cs="Times New Roman"/>
+          <w:sz w:val="20"/>
+        </w:rPr>
+        <w:t>.</w:t>
       </w:r>
     </w:p>
     <w:p>
@@ -4315,6 +9655,7 @@
       </w:tabs>
       <w:spacing w:after="0"/>
     </w:pPr>
+    <w:proofErr w:type="spellStart"/>
     <w:r>
       <w:rPr>
         <w:rFonts w:ascii="Times New Roman" w:eastAsia="Times New Roman" w:hAnsi="Times New Roman" w:cs="Times New Roman"/>
@@ -4322,7 +9663,17 @@
         <w:sz w:val="20"/>
         <w:u w:val="single" w:color="000000"/>
       </w:rPr>
-      <w:t xml:space="preserve">RealArt </w:t>
+      <w:t>RealArt</w:t>
+    </w:r>
+    <w:proofErr w:type="spellEnd"/>
+    <w:r>
+      <w:rPr>
+        <w:rFonts w:ascii="Times New Roman" w:eastAsia="Times New Roman" w:hAnsi="Times New Roman" w:cs="Times New Roman"/>
+        <w:b/>
+        <w:sz w:val="20"/>
+        <w:u w:val="single" w:color="000000"/>
+      </w:rPr>
+      <w:t xml:space="preserve"> </w:t>
     </w:r>
     <w:r>
       <w:rPr>
